--- a/00-首页/题组Word/习题书/第三篇-有机化学/10-有机合成设计-教师版.docx
+++ b/00-首页/题组Word/习题书/第三篇-有机化学/10-有机合成设计-教师版.docx
@@ -2,7 +2,7 @@
 <file path=word/document.xml><?xml version="1.0" encoding="utf-8"?>
 <w:document xmlns:w="http://schemas.openxmlformats.org/wordprocessingml/2006/main" xmlns:m="http://schemas.openxmlformats.org/officeDocument/2006/math" xmlns:r="http://schemas.openxmlformats.org/officeDocument/2006/relationships" xmlns:o="urn:schemas-microsoft-com:office:office" xmlns:v="urn:schemas-microsoft-com:vml" xmlns:w10="urn:schemas-microsoft-com:office:word" xmlns:a="http://schemas.openxmlformats.org/drawingml/2006/main" xmlns:pic="http://schemas.openxmlformats.org/drawingml/2006/picture" xmlns:wp="http://schemas.openxmlformats.org/drawingml/2006/wordprocessingDrawing">
   <w:body>
-    <w:bookmarkStart w:id="348" w:name="第-10-章-有机合成设计"/>
+    <w:bookmarkStart w:id="370" w:name="第-10-章-有机合成设计"/>
     <w:p>
       <w:pPr>
         <w:pStyle w:val="Heading1"/>
@@ -32612,7 +32612,7 @@
       </w:r>
     </w:p>
     <w:bookmarkEnd w:id="294"/>
-    <w:bookmarkStart w:id="322" w:name="有机合成与机理第35届初赛"/>
+    <w:bookmarkStart w:id="316" w:name="环辛四烯与假石榴碱生物合成"/>
     <w:p>
       <w:pPr>
         <w:pStyle w:val="Heading2"/>
@@ -32628,37 +32628,7 @@
         <w:rPr>
           <w:rFonts w:hint="eastAsia" w:ascii="Times New Roman" w:hAnsi="Times New Roman" w:eastAsia="SimHei" w:cs="Times New Roman"/>
         </w:rPr>
-        <w:t>有机合成与机理</w:t>
-      </w:r>
-      <w:r>
-        <w:rPr>
-          <w:rFonts w:hint="eastAsia" w:ascii="Times New Roman" w:hAnsi="Times New Roman" w:eastAsia="Times New Roman" w:cs="Times New Roman"/>
-        </w:rPr>
-        <w:t>（</w:t>
-      </w:r>
-      <w:r>
-        <w:rPr>
-          <w:rFonts w:hint="eastAsia" w:ascii="Times New Roman" w:hAnsi="Times New Roman" w:eastAsia="SimHei" w:cs="Times New Roman"/>
-        </w:rPr>
-        <w:t>第</w:t>
-      </w:r>
-      <w:r>
-        <w:rPr>
-          <w:rFonts w:hint="eastAsia" w:ascii="Times New Roman" w:hAnsi="Times New Roman" w:eastAsia="Times New Roman" w:cs="Times New Roman"/>
-        </w:rPr>
-        <w:t>35</w:t>
-      </w:r>
-      <w:r>
-        <w:rPr>
-          <w:rFonts w:hint="eastAsia" w:ascii="Times New Roman" w:hAnsi="Times New Roman" w:eastAsia="SimHei" w:cs="Times New Roman"/>
-        </w:rPr>
-        <w:t>届初赛</w:t>
-      </w:r>
-      <w:r>
-        <w:rPr>
-          <w:rFonts w:hint="eastAsia" w:ascii="Times New Roman" w:hAnsi="Times New Roman" w:eastAsia="Times New Roman" w:cs="Times New Roman"/>
-        </w:rPr>
-        <w:t>）</w:t>
+        <w:t xml:space="preserve">环辛四烯与假石榴碱生物合成</w:t>
       </w:r>
     </w:p>
     <w:p>
@@ -32667,35 +32637,153 @@
       </w:pPr>
       <w:r>
         <w:rPr>
-          <w:rFonts w:ascii="Times New Roman" w:hAnsi="Times New Roman" w:eastAsia="Times New Roman" w:cs="Times New Roman"/>
-          <w:b/>
-          <w:bCs/>
-        </w:rPr>
-        <w:t xml:space="preserve">10-1</w:t>
-      </w:r>
-      <w:r>
-        <w:rPr>
-          <w:rFonts w:ascii="Times New Roman" w:hAnsi="Times New Roman" w:eastAsia="Times New Roman" w:cs="Times New Roman"/>
-        </w:rPr>
-        <w:t xml:space="preserve"> </w:t>
-      </w:r>
-      <w:r>
-        <w:rPr>
-          <w:rFonts w:hint="eastAsia" w:ascii="Times New Roman" w:hAnsi="Times New Roman" w:eastAsia="FangSong" w:cs="Times New Roman"/>
-        </w:rPr>
-        <w:t xml:space="preserve">画出酰胺</w:t>
-      </w:r>
-      <w:r>
-        <w:rPr>
-          <w:rFonts w:ascii="Times New Roman" w:hAnsi="Times New Roman" w:eastAsia="Times New Roman" w:cs="Times New Roman"/>
-        </w:rPr>
-        <w:t xml:space="preserve"> A </w:t>
-      </w:r>
-      <w:r>
-        <w:rPr>
-          <w:rFonts w:hint="eastAsia" w:ascii="Times New Roman" w:hAnsi="Times New Roman" w:eastAsia="FangSong" w:cs="Times New Roman"/>
-        </w:rPr>
-        <w:t>的共振式</w:t>
+          <w:rFonts w:hint="eastAsia" w:ascii="Times New Roman" w:hAnsi="Times New Roman" w:eastAsia="FangSong" w:cs="Times New Roman"/>
+        </w:rPr>
+        <w:t xml:space="preserve">环辛四烯</w:t>
+      </w:r>
+      <w:r>
+        <w:rPr>
+          <w:rFonts w:ascii="Times New Roman" w:hAnsi="Times New Roman" w:eastAsia="Times New Roman" w:cs="Times New Roman"/>
+        </w:rPr>
+        <w:t xml:space="preserve"> H </w:t>
+      </w:r>
+      <w:r>
+        <w:rPr>
+          <w:rFonts w:hint="eastAsia" w:ascii="Times New Roman" w:hAnsi="Times New Roman" w:eastAsia="FangSong" w:cs="Times New Roman"/>
+        </w:rPr>
+        <w:t>是一个对于有机化学理论发展非常重要的分子</w:t>
+      </w:r>
+      <w:r>
+        <w:rPr>
+          <w:rFonts w:hint="eastAsia" w:ascii="Times New Roman" w:hAnsi="Times New Roman" w:eastAsia="Times New Roman" w:cs="Times New Roman"/>
+        </w:rPr>
+        <w:t>。</w:t>
+      </w:r>
+      <w:r>
+        <w:rPr>
+          <w:rFonts w:hint="eastAsia" w:ascii="Times New Roman" w:hAnsi="Times New Roman" w:eastAsia="FangSong" w:cs="Times New Roman"/>
+        </w:rPr>
+        <w:t>它属于这样一类化合物</w:t>
+      </w:r>
+      <w:r>
+        <w:rPr>
+          <w:rFonts w:hint="eastAsia" w:ascii="Times New Roman" w:hAnsi="Times New Roman" w:eastAsia="Times New Roman" w:cs="Times New Roman"/>
+        </w:rPr>
+        <w:t>，</w:t>
+      </w:r>
+      <w:r>
+        <w:rPr>
+          <w:rFonts w:hint="eastAsia" w:ascii="Times New Roman" w:hAnsi="Times New Roman" w:eastAsia="FangSong" w:cs="Times New Roman"/>
+        </w:rPr>
+        <w:t>虽然它们环内有交错的单双键</w:t>
+      </w:r>
+      <w:r>
+        <w:rPr>
+          <w:rFonts w:hint="eastAsia" w:ascii="Times New Roman" w:hAnsi="Times New Roman" w:eastAsia="Times New Roman" w:cs="Times New Roman"/>
+        </w:rPr>
+        <w:t>，</w:t>
+      </w:r>
+      <w:r>
+        <w:rPr>
+          <w:rFonts w:hint="eastAsia" w:ascii="Times New Roman" w:hAnsi="Times New Roman" w:eastAsia="FangSong" w:cs="Times New Roman"/>
+        </w:rPr>
+        <w:t>但并不像苯这类芳香分子一样受益于此而获得更大的稳定性</w:t>
+      </w:r>
+      <w:r>
+        <w:rPr>
+          <w:rFonts w:hint="eastAsia" w:ascii="Times New Roman" w:hAnsi="Times New Roman" w:eastAsia="Times New Roman" w:cs="Times New Roman"/>
+        </w:rPr>
+        <w:t>。</w:t>
+      </w:r>
+      <w:r>
+        <w:rPr>
+          <w:rFonts w:hint="eastAsia" w:ascii="Times New Roman" w:hAnsi="Times New Roman" w:eastAsia="FangSong" w:cs="Times New Roman"/>
+        </w:rPr>
+        <w:t>环辛四烯最早由维尔斯泰特</w:t>
+      </w:r>
+      <w:r>
+        <w:rPr>
+          <w:rFonts w:hint="eastAsia" w:ascii="Times New Roman" w:hAnsi="Times New Roman" w:eastAsia="Times New Roman" w:cs="Times New Roman"/>
+        </w:rPr>
+        <w:t>（Willstätter）</w:t>
+      </w:r>
+      <w:r>
+        <w:rPr>
+          <w:rFonts w:hint="eastAsia" w:ascii="Times New Roman" w:hAnsi="Times New Roman" w:eastAsia="FangSong" w:cs="Times New Roman"/>
+        </w:rPr>
+        <w:t>从天然化合物假石榴碱</w:t>
+      </w:r>
+      <w:r>
+        <w:rPr>
+          <w:rFonts w:hint="eastAsia" w:ascii="Times New Roman" w:hAnsi="Times New Roman" w:eastAsia="Times New Roman" w:cs="Times New Roman"/>
+        </w:rPr>
+        <w:t>（pseudopelletierine）A</w:t>
+      </w:r>
+      <w:r>
+        <w:rPr>
+          <w:rFonts w:ascii="Times New Roman" w:hAnsi="Times New Roman" w:eastAsia="Times New Roman" w:cs="Times New Roman"/>
+        </w:rPr>
+        <w:t xml:space="preserve"> </w:t>
+      </w:r>
+      <w:r>
+        <w:rPr>
+          <w:rFonts w:hint="eastAsia" w:ascii="Times New Roman" w:hAnsi="Times New Roman" w:eastAsia="FangSong" w:cs="Times New Roman"/>
+        </w:rPr>
+        <w:t>开始根据下图合成</w:t>
+      </w:r>
+      <w:r>
+        <w:rPr>
+          <w:rFonts w:hint="eastAsia" w:ascii="Times New Roman" w:hAnsi="Times New Roman" w:eastAsia="Times New Roman" w:cs="Times New Roman"/>
+        </w:rPr>
+        <w:t>。1940</w:t>
+      </w:r>
+      <w:r>
+        <w:rPr>
+          <w:rFonts w:ascii="Times New Roman" w:hAnsi="Times New Roman" w:eastAsia="Times New Roman" w:cs="Times New Roman"/>
+        </w:rPr>
+        <w:t xml:space="preserve"> </w:t>
+      </w:r>
+      <w:r>
+        <w:rPr>
+          <w:rFonts w:hint="eastAsia" w:ascii="Times New Roman" w:hAnsi="Times New Roman" w:eastAsia="FangSong" w:cs="Times New Roman"/>
+        </w:rPr>
+        <w:t>年</w:t>
+      </w:r>
+      <w:r>
+        <w:rPr>
+          <w:rFonts w:hint="eastAsia" w:ascii="Times New Roman" w:hAnsi="Times New Roman" w:eastAsia="Times New Roman" w:cs="Times New Roman"/>
+        </w:rPr>
+        <w:t>，</w:t>
+      </w:r>
+      <w:r>
+        <w:rPr>
+          <w:rFonts w:hint="eastAsia" w:ascii="Times New Roman" w:hAnsi="Times New Roman" w:eastAsia="FangSong" w:cs="Times New Roman"/>
+        </w:rPr>
+        <w:t>雷比</w:t>
+      </w:r>
+      <w:r>
+        <w:rPr>
+          <w:rFonts w:hint="eastAsia" w:ascii="Times New Roman" w:hAnsi="Times New Roman" w:eastAsia="Times New Roman" w:cs="Times New Roman"/>
+        </w:rPr>
+        <w:t>（Reppe）</w:t>
+      </w:r>
+      <w:r>
+        <w:rPr>
+          <w:rFonts w:hint="eastAsia" w:ascii="Times New Roman" w:hAnsi="Times New Roman" w:eastAsia="FangSong" w:cs="Times New Roman"/>
+        </w:rPr>
+        <w:t>报道了一种由乙炔一步合成环辛四烯的方法</w:t>
+      </w:r>
+      <w:r>
+        <w:rPr>
+          <w:rFonts w:hint="eastAsia" w:ascii="Times New Roman" w:hAnsi="Times New Roman" w:eastAsia="Times New Roman" w:cs="Times New Roman"/>
+        </w:rPr>
+        <w:t>，</w:t>
+      </w:r>
+      <w:r>
+        <w:rPr>
+          <w:rFonts w:hint="eastAsia" w:ascii="Times New Roman" w:hAnsi="Times New Roman" w:eastAsia="FangSong" w:cs="Times New Roman"/>
+        </w:rPr>
+        <w:t>从而使这种昂贵的实验室药品成为商业原料</w:t>
       </w:r>
       <w:r>
         <w:rPr>
@@ -32716,20 +32804,3277 @@
         </w:rPr>
         <w:drawing>
           <wp:inline>
-            <wp:extent cx="1625600" cy="1587500"/>
+            <wp:extent cx="3600000" cy="1613043"/>
             <wp:effectExtent b="0" l="0" r="0" t="0"/>
             <wp:docPr descr="" title="" id="296" name="Picture"/>
             <a:graphic>
               <a:graphicData uri="http://schemas.openxmlformats.org/drawingml/2006/picture">
                 <pic:pic>
                   <pic:nvPicPr>
-                    <pic:cNvPr descr="15158d8abc69b1f8a0127c1ef9f5dfb10dd5382e7847974ac3d0054d968df841.jpg" id="297" name="Picture"/>
+                    <pic:cNvPr descr="7ae391e542304d17194ad5b4a24fa75e8cda2fa6e9fe36815129d98e93fbe7ce.jpg" id="297" name="Picture"/>
                     <pic:cNvPicPr>
                       <a:picLocks noChangeArrowheads="1" noChangeAspect="1"/>
                     </pic:cNvPicPr>
                   </pic:nvPicPr>
                   <pic:blipFill>
                     <a:blip r:embed="rId295"/>
+                    <a:stretch>
+                      <a:fillRect/>
+                    </a:stretch>
+                  </pic:blipFill>
+                  <pic:spPr bwMode="auto">
+                    <a:xfrm>
+                      <a:off x="0" y="0"/>
+                      <a:ext cx="3600000" cy="1613043"/>
+                    </a:xfrm>
+                    <a:prstGeom prst="rect">
+                      <a:avLst/>
+                    </a:prstGeom>
+                    <a:noFill/>
+                    <a:ln w="9525">
+                      <a:noFill/>
+                      <a:headEnd/>
+                      <a:tailEnd/>
+                    </a:ln>
+                  </pic:spPr>
+                </pic:pic>
+              </a:graphicData>
+            </a:graphic>
+          </wp:inline>
+        </w:drawing>
+      </w:r>
+    </w:p>
+    <w:p>
+      <w:pPr>
+        <w:pStyle w:val="BodyText"/>
+      </w:pPr>
+      <w:r>
+        <w:rPr>
+          <w:rFonts w:ascii="Times New Roman" w:hAnsi="Times New Roman" w:eastAsia="Times New Roman" w:cs="Times New Roman"/>
+        </w:rPr>
+        <w:t xml:space="preserve">9-1. </w:t>
+      </w:r>
+      <w:r>
+        <w:rPr>
+          <w:rFonts w:hint="eastAsia" w:ascii="Times New Roman" w:hAnsi="Times New Roman" w:eastAsia="FangSong" w:cs="Times New Roman"/>
+        </w:rPr>
+        <w:t xml:space="preserve">判断中间体</w:t>
+      </w:r>
+      <w:r>
+        <w:rPr>
+          <w:rFonts w:ascii="Times New Roman" w:hAnsi="Times New Roman" w:eastAsia="Times New Roman" w:cs="Times New Roman"/>
+        </w:rPr>
+        <w:t xml:space="preserve"> B、C </w:t>
+      </w:r>
+      <w:r>
+        <w:rPr>
+          <w:rFonts w:hint="eastAsia" w:ascii="Times New Roman" w:hAnsi="Times New Roman" w:eastAsia="FangSong" w:cs="Times New Roman"/>
+        </w:rPr>
+        <w:t xml:space="preserve">和</w:t>
+      </w:r>
+      <w:r>
+        <w:rPr>
+          <w:rFonts w:ascii="Times New Roman" w:hAnsi="Times New Roman" w:eastAsia="Times New Roman" w:cs="Times New Roman"/>
+        </w:rPr>
+        <w:t xml:space="preserve"> D。</w:t>
+      </w:r>
+      <w:r>
+        <w:rPr>
+          <w:rFonts w:ascii="Times New Roman" w:hAnsi="Times New Roman" w:eastAsia="Times New Roman" w:cs="Times New Roman"/>
+        </w:rPr>
+        <w:t xml:space="preserve"> </w:t>
+      </w:r>
+      <w:r>
+        <w:rPr>
+          <w:rFonts w:ascii="Times New Roman" w:hAnsi="Times New Roman" w:eastAsia="Times New Roman" w:cs="Times New Roman"/>
+        </w:rPr>
+        <w:t xml:space="preserve">9-2. </w:t>
+      </w:r>
+      <w:r>
+        <w:rPr>
+          <w:rFonts w:hint="eastAsia" w:ascii="Times New Roman" w:hAnsi="Times New Roman" w:eastAsia="FangSong" w:cs="Times New Roman"/>
+        </w:rPr>
+        <w:t xml:space="preserve">写出</w:t>
+      </w:r>
+      <w:r>
+        <w:rPr>
+          <w:rFonts w:ascii="Times New Roman" w:hAnsi="Times New Roman" w:eastAsia="Times New Roman" w:cs="Times New Roman"/>
+        </w:rPr>
+        <w:t xml:space="preserve"> D </w:t>
+      </w:r>
+      <w:r>
+        <w:rPr>
+          <w:rFonts w:hint="eastAsia" w:ascii="Times New Roman" w:hAnsi="Times New Roman" w:eastAsia="FangSong" w:cs="Times New Roman"/>
+        </w:rPr>
+        <w:t xml:space="preserve">到</w:t>
+      </w:r>
+      <w:r>
+        <w:rPr>
+          <w:rFonts w:ascii="Times New Roman" w:hAnsi="Times New Roman" w:eastAsia="Times New Roman" w:cs="Times New Roman"/>
+        </w:rPr>
+        <w:t xml:space="preserve"> E、E </w:t>
+      </w:r>
+      <w:r>
+        <w:rPr>
+          <w:rFonts w:hint="eastAsia" w:ascii="Times New Roman" w:hAnsi="Times New Roman" w:eastAsia="FangSong" w:cs="Times New Roman"/>
+        </w:rPr>
+        <w:t xml:space="preserve">到</w:t>
+      </w:r>
+      <w:r>
+        <w:rPr>
+          <w:rFonts w:ascii="Times New Roman" w:hAnsi="Times New Roman" w:eastAsia="Times New Roman" w:cs="Times New Roman"/>
+        </w:rPr>
+        <w:t xml:space="preserve"> F、F </w:t>
+      </w:r>
+      <w:r>
+        <w:rPr>
+          <w:rFonts w:hint="eastAsia" w:ascii="Times New Roman" w:hAnsi="Times New Roman" w:eastAsia="FangSong" w:cs="Times New Roman"/>
+        </w:rPr>
+        <w:t xml:space="preserve">到</w:t>
+      </w:r>
+      <w:r>
+        <w:rPr>
+          <w:rFonts w:ascii="Times New Roman" w:hAnsi="Times New Roman" w:eastAsia="Times New Roman" w:cs="Times New Roman"/>
+        </w:rPr>
+        <w:t xml:space="preserve"> G </w:t>
+      </w:r>
+      <w:r>
+        <w:rPr>
+          <w:rFonts w:hint="eastAsia" w:ascii="Times New Roman" w:hAnsi="Times New Roman" w:eastAsia="FangSong" w:cs="Times New Roman"/>
+        </w:rPr>
+        <w:t xml:space="preserve">和</w:t>
+      </w:r>
+      <w:r>
+        <w:rPr>
+          <w:rFonts w:ascii="Times New Roman" w:hAnsi="Times New Roman" w:eastAsia="Times New Roman" w:cs="Times New Roman"/>
+        </w:rPr>
+        <w:t xml:space="preserve"> G </w:t>
+      </w:r>
+      <w:r>
+        <w:rPr>
+          <w:rFonts w:hint="eastAsia" w:ascii="Times New Roman" w:hAnsi="Times New Roman" w:eastAsia="FangSong" w:cs="Times New Roman"/>
+        </w:rPr>
+        <w:t>到环辛四烯所需试剂</w:t>
+      </w:r>
+      <w:r>
+        <w:rPr>
+          <w:rFonts w:hint="eastAsia" w:ascii="Times New Roman" w:hAnsi="Times New Roman" w:eastAsia="Times New Roman" w:cs="Times New Roman"/>
+        </w:rPr>
+        <w:t>。</w:t>
+      </w:r>
+    </w:p>
+    <w:p>
+      <w:pPr>
+        <w:pStyle w:val="BodyText"/>
+      </w:pPr>
+      <w:r>
+        <w:rPr>
+          <w:rFonts w:hint="eastAsia" w:ascii="Times New Roman" w:hAnsi="Times New Roman" w:eastAsia="FangSong" w:cs="Times New Roman"/>
+        </w:rPr>
+        <w:t xml:space="preserve">假石榴碱</w:t>
+      </w:r>
+      <w:r>
+        <w:rPr>
+          <w:rFonts w:ascii="Times New Roman" w:hAnsi="Times New Roman" w:eastAsia="Times New Roman" w:cs="Times New Roman"/>
+        </w:rPr>
+        <w:t xml:space="preserve"> A </w:t>
+      </w:r>
+      <w:r>
+        <w:rPr>
+          <w:rFonts w:hint="eastAsia" w:ascii="Times New Roman" w:hAnsi="Times New Roman" w:eastAsia="FangSong" w:cs="Times New Roman"/>
+        </w:rPr>
+        <w:t>是一种发现于石榴树皮的天然化合物</w:t>
+      </w:r>
+      <w:r>
+        <w:rPr>
+          <w:rFonts w:hint="eastAsia" w:ascii="Times New Roman" w:hAnsi="Times New Roman" w:eastAsia="Times New Roman" w:cs="Times New Roman"/>
+        </w:rPr>
+        <w:t>。</w:t>
+      </w:r>
+      <w:r>
+        <w:rPr>
+          <w:rFonts w:hint="eastAsia" w:ascii="Times New Roman" w:hAnsi="Times New Roman" w:eastAsia="FangSong" w:cs="Times New Roman"/>
+        </w:rPr>
+        <w:t>生物化学标记研究证实</w:t>
+      </w:r>
+      <w:r>
+        <w:rPr>
+          <w:rFonts w:hint="eastAsia" w:ascii="Times New Roman" w:hAnsi="Times New Roman" w:eastAsia="Times New Roman" w:cs="Times New Roman"/>
+        </w:rPr>
+        <w:t>，</w:t>
+      </w:r>
+      <w:r>
+        <w:rPr>
+          <w:rFonts w:hint="eastAsia" w:ascii="Times New Roman" w:hAnsi="Times New Roman" w:eastAsia="FangSong" w:cs="Times New Roman"/>
+        </w:rPr>
+        <w:t>它是由赖氨酸</w:t>
+      </w:r>
+      <w:r>
+        <w:rPr>
+          <w:rFonts w:ascii="Times New Roman" w:hAnsi="Times New Roman" w:eastAsia="Times New Roman" w:cs="Times New Roman"/>
+        </w:rPr>
+        <w:t xml:space="preserve"> W </w:t>
+      </w:r>
+      <w:r>
+        <w:rPr>
+          <w:rFonts w:hint="eastAsia" w:ascii="Times New Roman" w:hAnsi="Times New Roman" w:eastAsia="FangSong" w:cs="Times New Roman"/>
+        </w:rPr>
+        <w:t xml:space="preserve">和乙酸盐经过</w:t>
+      </w:r>
+      <w:r>
+        <w:rPr>
+          <w:rFonts w:ascii="Times New Roman" w:hAnsi="Times New Roman" w:eastAsia="Times New Roman" w:cs="Times New Roman"/>
+        </w:rPr>
+        <w:t xml:space="preserve"> </w:t>
+      </w:r>
+      <w:r>
+        <w:rPr>
+          <w:rFonts w:hint="eastAsia" w:ascii="Times New Roman" w:hAnsi="Times New Roman" w:eastAsia="Times New Roman" w:cs="Times New Roman"/>
+        </w:rPr>
+        <w:t>Δ</w:t>
+      </w:r>
+      <w:r>
+        <w:rPr>
+          <w:rFonts w:hint="eastAsia" w:ascii="Times New Roman" w:hAnsi="Times New Roman" w:eastAsia="Times New Roman" w:cs="Times New Roman"/>
+          <w:vertAlign w:val="superscript"/>
+        </w:rPr>
+        <w:t>1</w:t>
+      </w:r>
+      <w:r>
+        <w:rPr>
+          <w:rFonts w:hint="eastAsia" w:ascii="Times New Roman" w:hAnsi="Times New Roman" w:eastAsia="Times New Roman" w:cs="Times New Roman"/>
+        </w:rPr>
+        <w:t>-</w:t>
+      </w:r>
+      <w:r>
+        <w:rPr>
+          <w:rFonts w:hint="eastAsia" w:ascii="Times New Roman" w:hAnsi="Times New Roman" w:eastAsia="FangSong" w:cs="Times New Roman"/>
+        </w:rPr>
+        <w:t>哌烯啶</w:t>
+      </w:r>
+      <w:r>
+        <w:rPr>
+          <w:rFonts w:hint="eastAsia" w:ascii="Times New Roman" w:hAnsi="Times New Roman" w:eastAsia="Times New Roman" w:cs="Times New Roman"/>
+        </w:rPr>
+        <w:t>（Δ</w:t>
+      </w:r>
+      <w:r>
+        <w:rPr>
+          <w:rFonts w:hint="eastAsia" w:ascii="Times New Roman" w:hAnsi="Times New Roman" w:eastAsia="Times New Roman" w:cs="Times New Roman"/>
+          <w:vertAlign w:val="superscript"/>
+        </w:rPr>
+        <w:t>1</w:t>
+      </w:r>
+      <w:r>
+        <w:rPr>
+          <w:rFonts w:hint="eastAsia" w:ascii="Times New Roman" w:hAnsi="Times New Roman" w:eastAsia="Times New Roman" w:cs="Times New Roman"/>
+        </w:rPr>
+        <w:t>-piperideine）X、</w:t>
+      </w:r>
+      <w:r>
+        <w:rPr>
+          <w:rFonts w:hint="eastAsia" w:ascii="Times New Roman" w:hAnsi="Times New Roman" w:eastAsia="FangSong" w:cs="Times New Roman"/>
+        </w:rPr>
+        <w:t>石榴碱</w:t>
+      </w:r>
+      <w:r>
+        <w:rPr>
+          <w:rFonts w:hint="eastAsia" w:ascii="Times New Roman" w:hAnsi="Times New Roman" w:eastAsia="Times New Roman" w:cs="Times New Roman"/>
+        </w:rPr>
+        <w:t>（pelletierine）Y、N-</w:t>
+      </w:r>
+      <w:r>
+        <w:rPr>
+          <w:rFonts w:hint="eastAsia" w:ascii="Times New Roman" w:hAnsi="Times New Roman" w:eastAsia="FangSong" w:cs="Times New Roman"/>
+        </w:rPr>
+        <w:t>甲基石榴碱</w:t>
+      </w:r>
+      <w:r>
+        <w:rPr>
+          <w:rFonts w:ascii="Times New Roman" w:hAnsi="Times New Roman" w:eastAsia="Times New Roman" w:cs="Times New Roman"/>
+        </w:rPr>
+        <w:t xml:space="preserve"> Z </w:t>
+      </w:r>
+      <w:r>
+        <w:rPr>
+          <w:rFonts w:hint="eastAsia" w:ascii="Times New Roman" w:hAnsi="Times New Roman" w:eastAsia="FangSong" w:cs="Times New Roman"/>
+        </w:rPr>
+        <w:t>由生物合成得到的</w:t>
+      </w:r>
+      <w:r>
+        <w:rPr>
+          <w:rFonts w:hint="eastAsia" w:ascii="Times New Roman" w:hAnsi="Times New Roman" w:eastAsia="Times New Roman" w:cs="Times New Roman"/>
+        </w:rPr>
+        <w:t>：</w:t>
+      </w:r>
+    </w:p>
+    <w:p>
+      <w:pPr>
+        <w:pStyle w:val="BodyText"/>
+        <w:spacing w:before="160" w:after="80"/>
+        <w:jc w:val="center"/>
+      </w:pPr>
+      <w:r>
+        <w:rPr>
+          <w:rFonts w:ascii="Times New Roman" w:hAnsi="Times New Roman" w:eastAsia="Times New Roman" w:cs="Times New Roman"/>
+        </w:rPr>
+        <w:drawing>
+          <wp:inline>
+            <wp:extent cx="3600000" cy="628895"/>
+            <wp:effectExtent b="0" l="0" r="0" t="0"/>
+            <wp:docPr descr="" title="" id="299" name="Picture"/>
+            <a:graphic>
+              <a:graphicData uri="http://schemas.openxmlformats.org/drawingml/2006/picture">
+                <pic:pic>
+                  <pic:nvPicPr>
+                    <pic:cNvPr descr="8582211f428565f795c7227806dddc017188ed8dd78fce48422030c7ad2ea95f.jpg" id="300" name="Picture"/>
+                    <pic:cNvPicPr>
+                      <a:picLocks noChangeArrowheads="1" noChangeAspect="1"/>
+                    </pic:cNvPicPr>
+                  </pic:nvPicPr>
+                  <pic:blipFill>
+                    <a:blip r:embed="rId298"/>
+                    <a:stretch>
+                      <a:fillRect/>
+                    </a:stretch>
+                  </pic:blipFill>
+                  <pic:spPr bwMode="auto">
+                    <a:xfrm>
+                      <a:off x="0" y="0"/>
+                      <a:ext cx="3600000" cy="628895"/>
+                    </a:xfrm>
+                    <a:prstGeom prst="rect">
+                      <a:avLst/>
+                    </a:prstGeom>
+                    <a:noFill/>
+                    <a:ln w="9525">
+                      <a:noFill/>
+                      <a:headEnd/>
+                      <a:tailEnd/>
+                    </a:ln>
+                  </pic:spPr>
+                </pic:pic>
+              </a:graphicData>
+            </a:graphic>
+          </wp:inline>
+        </w:drawing>
+      </w:r>
+    </w:p>
+    <w:p>
+      <w:pPr>
+        <w:pStyle w:val="BodyText"/>
+      </w:pPr>
+      <w:r>
+        <w:rPr>
+          <w:rFonts w:hint="eastAsia" w:ascii="Times New Roman" w:hAnsi="Times New Roman" w:eastAsia="FangSong" w:cs="Times New Roman"/>
+        </w:rPr>
+        <w:t xml:space="preserve">从</w:t>
+      </w:r>
+      <w:r>
+        <w:rPr>
+          <w:rFonts w:ascii="Times New Roman" w:hAnsi="Times New Roman" w:eastAsia="Times New Roman" w:cs="Times New Roman"/>
+        </w:rPr>
+        <w:t xml:space="preserve"> </w:t>
+      </w:r>
+      <w:r>
+        <w:rPr>
+          <w:rFonts w:hint="eastAsia" w:ascii="Times New Roman" w:hAnsi="Times New Roman" w:eastAsia="Times New Roman" w:cs="Times New Roman"/>
+        </w:rPr>
+        <w:t>Δ</w:t>
+      </w:r>
+      <w:r>
+        <w:rPr>
+          <w:rFonts w:hint="eastAsia" w:ascii="Times New Roman" w:hAnsi="Times New Roman" w:eastAsia="Times New Roman" w:cs="Times New Roman"/>
+          <w:vertAlign w:val="superscript"/>
+        </w:rPr>
+        <w:t>1</w:t>
+      </w:r>
+      <w:r>
+        <w:rPr>
+          <w:rFonts w:hint="eastAsia" w:ascii="Times New Roman" w:hAnsi="Times New Roman" w:eastAsia="Times New Roman" w:cs="Times New Roman"/>
+        </w:rPr>
+        <w:t>-</w:t>
+      </w:r>
+      <w:r>
+        <w:rPr>
+          <w:rFonts w:hint="eastAsia" w:ascii="Times New Roman" w:hAnsi="Times New Roman" w:eastAsia="FangSong" w:cs="Times New Roman"/>
+        </w:rPr>
+        <w:t>哌烯啶和乙酸合成石榴碱的路线是</w:t>
+      </w:r>
+      <w:r>
+        <w:rPr>
+          <w:rFonts w:ascii="Times New Roman" w:hAnsi="Times New Roman" w:eastAsia="Times New Roman" w:cs="Times New Roman"/>
+        </w:rPr>
+        <w:t xml:space="preserve"> </w:t>
+      </w:r>
+      <w:r>
+        <w:rPr>
+          <w:rFonts w:ascii="Times New Roman" w:hAnsi="Times New Roman" w:eastAsia="Times New Roman" w:cs="Times New Roman"/>
+          <w:vertAlign w:val="superscript"/>
+        </w:rPr>
+        <w:t>13</w:t>
+      </w:r>
+      <w:r>
+        <w:rPr>
+          <w:rFonts w:ascii="Times New Roman" w:hAnsi="Times New Roman" w:eastAsia="Times New Roman" w:cs="Times New Roman"/>
+        </w:rPr>
+        <w:t xml:space="preserve">C </w:t>
+      </w:r>
+      <w:r>
+        <w:rPr>
+          <w:rFonts w:hint="eastAsia" w:ascii="Times New Roman" w:hAnsi="Times New Roman" w:eastAsia="FangSong" w:cs="Times New Roman"/>
+        </w:rPr>
+        <w:t>标记法研究的</w:t>
+      </w:r>
+      <w:r>
+        <w:rPr>
+          <w:rFonts w:hint="eastAsia" w:ascii="Times New Roman" w:hAnsi="Times New Roman" w:eastAsia="Times New Roman" w:cs="Times New Roman"/>
+        </w:rPr>
+        <w:t>。</w:t>
+      </w:r>
+      <w:r>
+        <w:rPr>
+          <w:rFonts w:hint="eastAsia" w:ascii="Times New Roman" w:hAnsi="Times New Roman" w:eastAsia="FangSong" w:cs="Times New Roman"/>
+        </w:rPr>
+        <w:t>假设有四条可能的路线</w:t>
+      </w:r>
+      <w:r>
+        <w:rPr>
+          <w:rFonts w:hint="eastAsia" w:ascii="Times New Roman" w:hAnsi="Times New Roman" w:eastAsia="Times New Roman" w:cs="Times New Roman"/>
+        </w:rPr>
+        <w:t>：</w:t>
+      </w:r>
+    </w:p>
+    <w:p>
+      <w:pPr>
+        <w:pStyle w:val="BodyText"/>
+        <w:spacing w:before="160" w:after="80"/>
+        <w:jc w:val="center"/>
+      </w:pPr>
+      <w:r>
+        <w:rPr>
+          <w:rFonts w:ascii="Times New Roman" w:hAnsi="Times New Roman" w:eastAsia="Times New Roman" w:cs="Times New Roman"/>
+        </w:rPr>
+        <w:drawing>
+          <wp:inline>
+            <wp:extent cx="3600000" cy="1856742"/>
+            <wp:effectExtent b="0" l="0" r="0" t="0"/>
+            <wp:docPr descr="" title="" id="302" name="Picture"/>
+            <a:graphic>
+              <a:graphicData uri="http://schemas.openxmlformats.org/drawingml/2006/picture">
+                <pic:pic>
+                  <pic:nvPicPr>
+                    <pic:cNvPr descr="3f52d44d97ea2287f1bb7ea7ade6aa167b9ae12da0206d05e6ad10d1286f76ff.jpg" id="303" name="Picture"/>
+                    <pic:cNvPicPr>
+                      <a:picLocks noChangeArrowheads="1" noChangeAspect="1"/>
+                    </pic:cNvPicPr>
+                  </pic:nvPicPr>
+                  <pic:blipFill>
+                    <a:blip r:embed="rId301"/>
+                    <a:stretch>
+                      <a:fillRect/>
+                    </a:stretch>
+                  </pic:blipFill>
+                  <pic:spPr bwMode="auto">
+                    <a:xfrm>
+                      <a:off x="0" y="0"/>
+                      <a:ext cx="3600000" cy="1856742"/>
+                    </a:xfrm>
+                    <a:prstGeom prst="rect">
+                      <a:avLst/>
+                    </a:prstGeom>
+                    <a:noFill/>
+                    <a:ln w="9525">
+                      <a:noFill/>
+                      <a:headEnd/>
+                      <a:tailEnd/>
+                    </a:ln>
+                  </pic:spPr>
+                </pic:pic>
+              </a:graphicData>
+            </a:graphic>
+          </wp:inline>
+        </w:drawing>
+      </w:r>
+    </w:p>
+    <w:p>
+      <w:pPr>
+        <w:pStyle w:val="BodyText"/>
+      </w:pPr>
+      <w:r>
+        <w:rPr>
+          <w:rFonts w:hint="eastAsia" w:ascii="Times New Roman" w:hAnsi="Times New Roman" w:eastAsia="FangSong" w:cs="Times New Roman"/>
+        </w:rPr>
+        <w:t>为了区分两种不同的生物合成路线</w:t>
+      </w:r>
+      <w:r>
+        <w:rPr>
+          <w:rFonts w:hint="eastAsia" w:ascii="Times New Roman" w:hAnsi="Times New Roman" w:eastAsia="Times New Roman" w:cs="Times New Roman"/>
+        </w:rPr>
+        <w:t>，</w:t>
+      </w:r>
+      <w:r>
+        <w:rPr>
+          <w:rFonts w:hint="eastAsia" w:ascii="Times New Roman" w:hAnsi="Times New Roman" w:eastAsia="FangSong" w:cs="Times New Roman"/>
+        </w:rPr>
+        <w:t>进行了两个实验</w:t>
+      </w:r>
+      <w:r>
+        <w:rPr>
+          <w:rFonts w:hint="eastAsia" w:ascii="Times New Roman" w:hAnsi="Times New Roman" w:eastAsia="Times New Roman" w:cs="Times New Roman"/>
+        </w:rPr>
+        <w:t>。</w:t>
+      </w:r>
+      <w:r>
+        <w:rPr>
+          <w:rFonts w:hint="eastAsia" w:ascii="Times New Roman" w:hAnsi="Times New Roman" w:eastAsia="FangSong" w:cs="Times New Roman"/>
+        </w:rPr>
+        <w:t>第一个实验中</w:t>
+      </w:r>
+      <w:r>
+        <w:rPr>
+          <w:rFonts w:hint="eastAsia" w:ascii="Times New Roman" w:hAnsi="Times New Roman" w:eastAsia="Times New Roman" w:cs="Times New Roman"/>
+        </w:rPr>
+        <w:t>，</w:t>
+      </w:r>
+      <w:r>
+        <w:rPr>
+          <w:rFonts w:hint="eastAsia" w:ascii="Times New Roman" w:hAnsi="Times New Roman" w:eastAsia="FangSong" w:cs="Times New Roman"/>
+        </w:rPr>
+        <w:t>给植物提供</w:t>
+      </w:r>
+      <w:r>
+        <w:rPr>
+          <w:rFonts w:ascii="Times New Roman" w:hAnsi="Times New Roman" w:eastAsia="Times New Roman" w:cs="Times New Roman"/>
+        </w:rPr>
+        <w:t xml:space="preserve"> </w:t>
+      </w:r>
+      <w:r>
+        <w:rPr>
+          <w:rFonts w:ascii="Times New Roman" w:hAnsi="Times New Roman" w:eastAsia="Times New Roman" w:cs="Times New Roman"/>
+          <w:vertAlign w:val="superscript"/>
+        </w:rPr>
+        <w:t>13</w:t>
+      </w:r>
+      <w:r>
+        <w:rPr>
+          <w:rFonts w:ascii="Times New Roman" w:hAnsi="Times New Roman" w:eastAsia="Times New Roman" w:cs="Times New Roman"/>
+        </w:rPr>
+        <w:t xml:space="preserve">C </w:t>
+      </w:r>
+      <w:r>
+        <w:rPr>
+          <w:rFonts w:hint="eastAsia" w:ascii="Times New Roman" w:hAnsi="Times New Roman" w:eastAsia="FangSong" w:cs="Times New Roman"/>
+        </w:rPr>
+        <w:t>标记了两个碳原子的乙酸钠</w:t>
+      </w:r>
+      <w:r>
+        <w:rPr>
+          <w:rFonts w:hint="eastAsia" w:ascii="Times New Roman" w:hAnsi="Times New Roman" w:eastAsia="Times New Roman" w:cs="Times New Roman"/>
+        </w:rPr>
+        <w:t>（[1,2-</w:t>
+      </w:r>
+      <w:r>
+        <w:rPr>
+          <w:rFonts w:hint="eastAsia" w:ascii="Times New Roman" w:hAnsi="Times New Roman" w:eastAsia="Times New Roman" w:cs="Times New Roman"/>
+          <w:vertAlign w:val="superscript"/>
+        </w:rPr>
+        <w:t>13</w:t>
+      </w:r>
+      <w:r>
+        <w:rPr>
+          <w:rFonts w:hint="eastAsia" w:ascii="Times New Roman" w:hAnsi="Times New Roman" w:eastAsia="Times New Roman" w:cs="Times New Roman"/>
+        </w:rPr>
+        <w:t>C</w:t>
+      </w:r>
+      <w:r>
+        <w:rPr>
+          <w:rFonts w:hint="eastAsia" w:ascii="Times New Roman" w:hAnsi="Times New Roman" w:eastAsia="Times New Roman" w:cs="Times New Roman"/>
+          <w:vertAlign w:val="subscript"/>
+        </w:rPr>
+        <w:t>2</w:t>
+      </w:r>
+      <w:r>
+        <w:rPr>
+          <w:rFonts w:hint="eastAsia" w:ascii="Times New Roman" w:hAnsi="Times New Roman" w:eastAsia="Times New Roman" w:cs="Times New Roman"/>
+        </w:rPr>
+        <w:t>]</w:t>
+      </w:r>
+      <w:r>
+        <w:rPr>
+          <w:rFonts w:hint="eastAsia" w:ascii="Times New Roman" w:hAnsi="Times New Roman" w:eastAsia="FangSong" w:cs="Times New Roman"/>
+        </w:rPr>
+        <w:t>乙酸钠</w:t>
+      </w:r>
+      <w:r>
+        <w:rPr>
+          <w:rFonts w:hint="eastAsia" w:ascii="Times New Roman" w:hAnsi="Times New Roman" w:eastAsia="Times New Roman" w:cs="Times New Roman"/>
+        </w:rPr>
+        <w:t>）</w:t>
+      </w:r>
+      <w:r>
+        <w:rPr>
+          <w:rFonts w:hint="eastAsia" w:ascii="Times New Roman" w:hAnsi="Times New Roman" w:eastAsia="FangSong" w:cs="Times New Roman"/>
+        </w:rPr>
+        <w:t>和未标记的乙酸钠</w:t>
+      </w:r>
+      <w:r>
+        <w:rPr>
+          <w:rFonts w:hint="eastAsia" w:ascii="Times New Roman" w:hAnsi="Times New Roman" w:eastAsia="Times New Roman" w:cs="Times New Roman"/>
+        </w:rPr>
+        <w:t>（</w:t>
+      </w:r>
+      <w:r>
+        <w:rPr>
+          <w:rFonts w:hint="eastAsia" w:ascii="Times New Roman" w:hAnsi="Times New Roman" w:eastAsia="FangSong" w:cs="Times New Roman"/>
+        </w:rPr>
+        <w:t>混合物用来提高每个石榴碱仅获得一个标记了的乙酸的可能性</w:t>
+      </w:r>
+      <w:r>
+        <w:rPr>
+          <w:rFonts w:hint="eastAsia" w:ascii="Times New Roman" w:hAnsi="Times New Roman" w:eastAsia="Times New Roman" w:cs="Times New Roman"/>
+        </w:rPr>
+        <w:t>）。</w:t>
+      </w:r>
+    </w:p>
+    <w:p>
+      <w:pPr>
+        <w:pStyle w:val="BodyText"/>
+      </w:pPr>
+      <w:r>
+        <w:rPr>
+          <w:rFonts w:ascii="Times New Roman" w:hAnsi="Times New Roman" w:eastAsia="Times New Roman" w:cs="Times New Roman"/>
+        </w:rPr>
+        <w:t xml:space="preserve">9-3. </w:t>
+      </w:r>
+      <w:r>
+        <w:rPr>
+          <w:rFonts w:hint="eastAsia" w:ascii="Times New Roman" w:hAnsi="Times New Roman" w:eastAsia="FangSong" w:cs="Times New Roman"/>
+        </w:rPr>
+        <w:t xml:space="preserve">分别画出每条生物合成路线可能使石榴碱上出现</w:t>
+      </w:r>
+      <w:r>
+        <w:rPr>
+          <w:rFonts w:ascii="Times New Roman" w:hAnsi="Times New Roman" w:eastAsia="Times New Roman" w:cs="Times New Roman"/>
+        </w:rPr>
+        <w:t xml:space="preserve"> </w:t>
+      </w:r>
+      <w:r>
+        <w:rPr>
+          <w:rFonts w:ascii="Times New Roman" w:hAnsi="Times New Roman" w:eastAsia="Times New Roman" w:cs="Times New Roman"/>
+          <w:vertAlign w:val="superscript"/>
+        </w:rPr>
+        <w:t>13</w:t>
+      </w:r>
+      <w:r>
+        <w:rPr>
+          <w:rFonts w:ascii="Times New Roman" w:hAnsi="Times New Roman" w:eastAsia="Times New Roman" w:cs="Times New Roman"/>
+        </w:rPr>
+        <w:t xml:space="preserve">C </w:t>
+      </w:r>
+      <w:r>
+        <w:rPr>
+          <w:rFonts w:hint="eastAsia" w:ascii="Times New Roman" w:hAnsi="Times New Roman" w:eastAsia="FangSong" w:cs="Times New Roman"/>
+        </w:rPr>
+        <w:t>标记的位置</w:t>
+      </w:r>
+      <w:r>
+        <w:rPr>
+          <w:rFonts w:hint="eastAsia" w:ascii="Times New Roman" w:hAnsi="Times New Roman" w:eastAsia="Times New Roman" w:cs="Times New Roman"/>
+        </w:rPr>
+        <w:t>。</w:t>
+      </w:r>
+      <w:r>
+        <w:rPr>
+          <w:rFonts w:hint="eastAsia" w:ascii="Times New Roman" w:hAnsi="Times New Roman" w:eastAsia="FangSong" w:cs="Times New Roman"/>
+        </w:rPr>
+        <w:t>假设每个石榴碱仅获得一个标记了的乙酸</w:t>
+      </w:r>
+      <w:r>
+        <w:rPr>
+          <w:rFonts w:hint="eastAsia" w:ascii="Times New Roman" w:hAnsi="Times New Roman" w:eastAsia="Times New Roman" w:cs="Times New Roman"/>
+        </w:rPr>
+        <w:t>。</w:t>
+      </w:r>
+      <w:r>
+        <w:rPr>
+          <w:rFonts w:ascii="Times New Roman" w:hAnsi="Times New Roman" w:eastAsia="Times New Roman" w:cs="Times New Roman"/>
+        </w:rPr>
+        <w:t xml:space="preserve"> </w:t>
+      </w:r>
+      <w:r>
+        <w:rPr>
+          <w:rFonts w:ascii="Times New Roman" w:hAnsi="Times New Roman" w:eastAsia="Times New Roman" w:cs="Times New Roman"/>
+        </w:rPr>
+        <w:t xml:space="preserve">9-4. </w:t>
+      </w:r>
+      <w:r>
+        <w:rPr>
+          <w:rFonts w:hint="eastAsia" w:ascii="Times New Roman" w:hAnsi="Times New Roman" w:eastAsia="FangSong" w:cs="Times New Roman"/>
+        </w:rPr>
+        <w:t>哪些生物合成路线能被区分出来</w:t>
+      </w:r>
+      <w:r>
+        <w:rPr>
+          <w:rFonts w:hint="eastAsia" w:ascii="Times New Roman" w:hAnsi="Times New Roman" w:eastAsia="Times New Roman" w:cs="Times New Roman"/>
+        </w:rPr>
+        <w:t>？</w:t>
+      </w:r>
+    </w:p>
+    <w:p>
+      <w:pPr>
+        <w:pStyle w:val="BodyText"/>
+      </w:pPr>
+      <w:r>
+        <w:rPr>
+          <w:rFonts w:hint="eastAsia" w:ascii="Times New Roman" w:hAnsi="Times New Roman" w:eastAsia="FangSong" w:cs="Times New Roman"/>
+        </w:rPr>
+        <w:t>第二个实验中</w:t>
+      </w:r>
+      <w:r>
+        <w:rPr>
+          <w:rFonts w:hint="eastAsia" w:ascii="Times New Roman" w:hAnsi="Times New Roman" w:eastAsia="Times New Roman" w:cs="Times New Roman"/>
+        </w:rPr>
+        <w:t>，</w:t>
+      </w:r>
+      <w:r>
+        <w:rPr>
+          <w:rFonts w:hint="eastAsia" w:ascii="Times New Roman" w:hAnsi="Times New Roman" w:eastAsia="FangSong" w:cs="Times New Roman"/>
+        </w:rPr>
+        <w:t>提供给植物标记了所有碳原子的</w:t>
+      </w:r>
+      <w:r>
+        <w:rPr>
+          <w:rFonts w:ascii="Times New Roman" w:hAnsi="Times New Roman" w:eastAsia="Times New Roman" w:cs="Times New Roman"/>
+        </w:rPr>
+        <w:t xml:space="preserve"> </w:t>
+      </w:r>
+      <w:r>
+        <w:rPr>
+          <w:rFonts w:hint="eastAsia" w:ascii="Times New Roman" w:hAnsi="Times New Roman" w:eastAsia="Times New Roman" w:cs="Times New Roman"/>
+        </w:rPr>
+        <w:t>3-</w:t>
+      </w:r>
+      <w:r>
+        <w:rPr>
+          <w:rFonts w:hint="eastAsia" w:ascii="Times New Roman" w:hAnsi="Times New Roman" w:eastAsia="FangSong" w:cs="Times New Roman"/>
+        </w:rPr>
+        <w:t>氧代丁酸钠</w:t>
+      </w:r>
+      <w:r>
+        <w:rPr>
+          <w:rFonts w:hint="eastAsia" w:ascii="Times New Roman" w:hAnsi="Times New Roman" w:eastAsia="Times New Roman" w:cs="Times New Roman"/>
+        </w:rPr>
+        <w:t>（[1,2,3,4-</w:t>
+      </w:r>
+      <w:r>
+        <w:rPr>
+          <w:rFonts w:hint="eastAsia" w:ascii="Times New Roman" w:hAnsi="Times New Roman" w:eastAsia="Times New Roman" w:cs="Times New Roman"/>
+          <w:vertAlign w:val="superscript"/>
+        </w:rPr>
+        <w:t>13</w:t>
+      </w:r>
+      <w:r>
+        <w:rPr>
+          <w:rFonts w:hint="eastAsia" w:ascii="Times New Roman" w:hAnsi="Times New Roman" w:eastAsia="Times New Roman" w:cs="Times New Roman"/>
+        </w:rPr>
+        <w:t>C</w:t>
+      </w:r>
+      <w:r>
+        <w:rPr>
+          <w:rFonts w:hint="eastAsia" w:ascii="Times New Roman" w:hAnsi="Times New Roman" w:eastAsia="Times New Roman" w:cs="Times New Roman"/>
+          <w:vertAlign w:val="subscript"/>
+        </w:rPr>
+        <w:t>4</w:t>
+      </w:r>
+      <w:r>
+        <w:rPr>
+          <w:rFonts w:hint="eastAsia" w:ascii="Times New Roman" w:hAnsi="Times New Roman" w:eastAsia="Times New Roman" w:cs="Times New Roman"/>
+        </w:rPr>
+        <w:t>]</w:t>
+      </w:r>
+      <w:r>
+        <w:rPr>
+          <w:rFonts w:hint="eastAsia" w:ascii="Times New Roman" w:hAnsi="Times New Roman" w:eastAsia="FangSong" w:cs="Times New Roman"/>
+        </w:rPr>
+        <w:t>丁酸钠</w:t>
+      </w:r>
+      <w:r>
+        <w:rPr>
+          <w:rFonts w:hint="eastAsia" w:ascii="Times New Roman" w:hAnsi="Times New Roman" w:eastAsia="Times New Roman" w:cs="Times New Roman"/>
+        </w:rPr>
+        <w:t>）</w:t>
+      </w:r>
+      <w:r>
+        <w:rPr>
+          <w:rFonts w:hint="eastAsia" w:ascii="Times New Roman" w:hAnsi="Times New Roman" w:eastAsia="FangSong" w:cs="Times New Roman"/>
+        </w:rPr>
+        <w:t>和未标记的</w:t>
+      </w:r>
+      <w:r>
+        <w:rPr>
+          <w:rFonts w:ascii="Times New Roman" w:hAnsi="Times New Roman" w:eastAsia="Times New Roman" w:cs="Times New Roman"/>
+        </w:rPr>
+        <w:t xml:space="preserve"> </w:t>
+      </w:r>
+      <w:r>
+        <w:rPr>
+          <w:rFonts w:hint="eastAsia" w:ascii="Times New Roman" w:hAnsi="Times New Roman" w:eastAsia="Times New Roman" w:cs="Times New Roman"/>
+        </w:rPr>
+        <w:t>3-</w:t>
+      </w:r>
+      <w:r>
+        <w:rPr>
+          <w:rFonts w:hint="eastAsia" w:ascii="Times New Roman" w:hAnsi="Times New Roman" w:eastAsia="FangSong" w:cs="Times New Roman"/>
+        </w:rPr>
+        <w:t>氧代丁酸钠</w:t>
+      </w:r>
+      <w:r>
+        <w:rPr>
+          <w:rFonts w:hint="eastAsia" w:ascii="Times New Roman" w:hAnsi="Times New Roman" w:eastAsia="Times New Roman" w:cs="Times New Roman"/>
+        </w:rPr>
+        <w:t>。</w:t>
+      </w:r>
+    </w:p>
+    <w:p>
+      <w:pPr>
+        <w:pStyle w:val="BodyText"/>
+      </w:pPr>
+      <w:r>
+        <w:rPr>
+          <w:rFonts w:ascii="Times New Roman" w:hAnsi="Times New Roman" w:eastAsia="Times New Roman" w:cs="Times New Roman"/>
+        </w:rPr>
+        <w:t xml:space="preserve">9-5. </w:t>
+      </w:r>
+      <w:r>
+        <w:rPr>
+          <w:rFonts w:hint="eastAsia" w:ascii="Times New Roman" w:hAnsi="Times New Roman" w:eastAsia="FangSong" w:cs="Times New Roman"/>
+        </w:rPr>
+        <w:t>哪些生物合成路线能够被区分出来</w:t>
+      </w:r>
+      <w:r>
+        <w:rPr>
+          <w:rFonts w:hint="eastAsia" w:ascii="Times New Roman" w:hAnsi="Times New Roman" w:eastAsia="Times New Roman" w:cs="Times New Roman"/>
+        </w:rPr>
+        <w:t>？</w:t>
+      </w:r>
+    </w:p>
+    <w:p>
+      <w:pPr>
+        <w:pStyle w:val="BodyText"/>
+      </w:pPr>
+      <w:r>
+        <w:rPr>
+          <w:rFonts w:hint="eastAsia" w:ascii="Times New Roman" w:hAnsi="Times New Roman" w:eastAsia="FangSong" w:cs="Times New Roman"/>
+        </w:rPr>
+        <w:t xml:space="preserve">每个实验中的植物体都分离出了</w:t>
+      </w:r>
+      <w:r>
+        <w:rPr>
+          <w:rFonts w:ascii="Times New Roman" w:hAnsi="Times New Roman" w:eastAsia="Times New Roman" w:cs="Times New Roman"/>
+        </w:rPr>
+        <w:t xml:space="preserve"> </w:t>
+      </w:r>
+      <w:r>
+        <w:rPr>
+          <w:rFonts w:hint="eastAsia" w:ascii="Times New Roman" w:hAnsi="Times New Roman" w:eastAsia="Times New Roman" w:cs="Times New Roman"/>
+        </w:rPr>
+        <w:t>N-</w:t>
+      </w:r>
+      <w:r>
+        <w:rPr>
+          <w:rFonts w:hint="eastAsia" w:ascii="Times New Roman" w:hAnsi="Times New Roman" w:eastAsia="FangSong" w:cs="Times New Roman"/>
+        </w:rPr>
+        <w:t>甲基石榴碱</w:t>
+      </w:r>
+      <w:r>
+        <w:rPr>
+          <w:rFonts w:hint="eastAsia" w:ascii="Times New Roman" w:hAnsi="Times New Roman" w:eastAsia="Times New Roman" w:cs="Times New Roman"/>
+        </w:rPr>
+        <w:t>，</w:t>
+      </w:r>
+      <w:r>
+        <w:rPr>
+          <w:rFonts w:hint="eastAsia" w:ascii="Times New Roman" w:hAnsi="Times New Roman" w:eastAsia="FangSong" w:cs="Times New Roman"/>
+        </w:rPr>
+        <w:t>并且在一个</w:t>
+      </w:r>
+      <w:r>
+        <w:rPr>
+          <w:rFonts w:ascii="Times New Roman" w:hAnsi="Times New Roman" w:eastAsia="Times New Roman" w:cs="Times New Roman"/>
+        </w:rPr>
+        <w:t xml:space="preserve"> </w:t>
+      </w:r>
+      <w:r>
+        <w:rPr>
+          <w:rFonts w:ascii="Times New Roman" w:hAnsi="Times New Roman" w:eastAsia="Times New Roman" w:cs="Times New Roman"/>
+          <w:vertAlign w:val="superscript"/>
+        </w:rPr>
+        <w:t>13</w:t>
+      </w:r>
+      <w:r>
+        <w:rPr>
+          <w:rFonts w:ascii="Times New Roman" w:hAnsi="Times New Roman" w:eastAsia="Times New Roman" w:cs="Times New Roman"/>
+        </w:rPr>
+        <w:t xml:space="preserve">C </w:t>
+      </w:r>
+      <w:r>
+        <w:rPr>
+          <w:rFonts w:hint="eastAsia" w:ascii="Times New Roman" w:hAnsi="Times New Roman" w:eastAsia="FangSong" w:cs="Times New Roman"/>
+        </w:rPr>
+        <w:t xml:space="preserve">为自然丰度的环境下生长的植物中也分离出了</w:t>
+      </w:r>
+      <w:r>
+        <w:rPr>
+          <w:rFonts w:ascii="Times New Roman" w:hAnsi="Times New Roman" w:eastAsia="Times New Roman" w:cs="Times New Roman"/>
+        </w:rPr>
+        <w:t xml:space="preserve"> </w:t>
+      </w:r>
+      <w:r>
+        <w:rPr>
+          <w:rFonts w:hint="eastAsia" w:ascii="Times New Roman" w:hAnsi="Times New Roman" w:eastAsia="Times New Roman" w:cs="Times New Roman"/>
+        </w:rPr>
+        <w:t>N-</w:t>
+      </w:r>
+      <w:r>
+        <w:rPr>
+          <w:rFonts w:hint="eastAsia" w:ascii="Times New Roman" w:hAnsi="Times New Roman" w:eastAsia="FangSong" w:cs="Times New Roman"/>
+        </w:rPr>
+        <w:t>甲基石榴碱</w:t>
+      </w:r>
+      <w:r>
+        <w:rPr>
+          <w:rFonts w:hint="eastAsia" w:ascii="Times New Roman" w:hAnsi="Times New Roman" w:eastAsia="Times New Roman" w:cs="Times New Roman"/>
+        </w:rPr>
+        <w:t>（</w:t>
+      </w:r>
+      <w:r>
+        <w:rPr>
+          <w:rFonts w:hint="eastAsia" w:ascii="Times New Roman" w:hAnsi="Times New Roman" w:eastAsia="FangSong" w:cs="Times New Roman"/>
+        </w:rPr>
+        <w:t>对照实验</w:t>
+      </w:r>
+      <w:r>
+        <w:rPr>
+          <w:rFonts w:hint="eastAsia" w:ascii="Times New Roman" w:hAnsi="Times New Roman" w:eastAsia="Times New Roman" w:cs="Times New Roman"/>
+        </w:rPr>
+        <w:t>）。</w:t>
+      </w:r>
+      <w:r>
+        <w:rPr>
+          <w:rFonts w:hint="eastAsia" w:ascii="Times New Roman" w:hAnsi="Times New Roman" w:eastAsia="FangSong" w:cs="Times New Roman"/>
+        </w:rPr>
+        <w:t>每个样品的</w:t>
+      </w:r>
+      <w:r>
+        <w:rPr>
+          <w:rFonts w:ascii="Times New Roman" w:hAnsi="Times New Roman" w:eastAsia="Times New Roman" w:cs="Times New Roman"/>
+        </w:rPr>
+        <w:t xml:space="preserve"> </w:t>
+      </w:r>
+      <w:r>
+        <w:rPr>
+          <w:rFonts w:ascii="Times New Roman" w:hAnsi="Times New Roman" w:eastAsia="Times New Roman" w:cs="Times New Roman"/>
+          <w:vertAlign w:val="superscript"/>
+        </w:rPr>
+        <w:t>13</w:t>
+      </w:r>
+      <w:r>
+        <w:rPr>
+          <w:rFonts w:ascii="Times New Roman" w:hAnsi="Times New Roman" w:eastAsia="Times New Roman" w:cs="Times New Roman"/>
+        </w:rPr>
+        <w:t xml:space="preserve">C NMR </w:t>
+      </w:r>
+      <w:r>
+        <w:rPr>
+          <w:rFonts w:hint="eastAsia" w:ascii="Times New Roman" w:hAnsi="Times New Roman" w:eastAsia="FangSong" w:cs="Times New Roman"/>
+        </w:rPr>
+        <w:t>都有记录</w:t>
+      </w:r>
+      <w:r>
+        <w:rPr>
+          <w:rFonts w:hint="eastAsia" w:ascii="Times New Roman" w:hAnsi="Times New Roman" w:eastAsia="Times New Roman" w:cs="Times New Roman"/>
+        </w:rPr>
+        <w:t>。</w:t>
+      </w:r>
+      <w:r>
+        <w:rPr>
+          <w:rFonts w:hint="eastAsia" w:ascii="Times New Roman" w:hAnsi="Times New Roman" w:eastAsia="FangSong" w:cs="Times New Roman"/>
+        </w:rPr>
+        <w:t>在对照实验中分离出的</w:t>
+      </w:r>
+      <w:r>
+        <w:rPr>
+          <w:rFonts w:ascii="Times New Roman" w:hAnsi="Times New Roman" w:eastAsia="Times New Roman" w:cs="Times New Roman"/>
+        </w:rPr>
+        <w:t xml:space="preserve"> </w:t>
+      </w:r>
+      <w:r>
+        <w:rPr>
+          <w:rFonts w:hint="eastAsia" w:ascii="Times New Roman" w:hAnsi="Times New Roman" w:eastAsia="Times New Roman" w:cs="Times New Roman"/>
+        </w:rPr>
+        <w:t>N-</w:t>
+      </w:r>
+      <w:r>
+        <w:rPr>
+          <w:rFonts w:hint="eastAsia" w:ascii="Times New Roman" w:hAnsi="Times New Roman" w:eastAsia="FangSong" w:cs="Times New Roman"/>
+        </w:rPr>
+        <w:t>甲基石榴碱中</w:t>
+      </w:r>
+      <w:r>
+        <w:rPr>
+          <w:rFonts w:hint="eastAsia" w:ascii="Times New Roman" w:hAnsi="Times New Roman" w:eastAsia="Times New Roman" w:cs="Times New Roman"/>
+        </w:rPr>
+        <w:t>，</w:t>
+      </w:r>
+      <w:r>
+        <w:rPr>
+          <w:rFonts w:hint="eastAsia" w:ascii="Times New Roman" w:hAnsi="Times New Roman" w:eastAsia="FangSong" w:cs="Times New Roman"/>
+        </w:rPr>
+        <w:t>标记为</w:t>
+      </w:r>
+      <w:r>
+        <w:rPr>
+          <w:rFonts w:ascii="Times New Roman" w:hAnsi="Times New Roman" w:eastAsia="Times New Roman" w:cs="Times New Roman"/>
+        </w:rPr>
+        <w:t xml:space="preserve"> j、k </w:t>
+      </w:r>
+      <w:r>
+        <w:rPr>
+          <w:rFonts w:hint="eastAsia" w:ascii="Times New Roman" w:hAnsi="Times New Roman" w:eastAsia="FangSong" w:cs="Times New Roman"/>
+        </w:rPr>
+        <w:t xml:space="preserve">和</w:t>
+      </w:r>
+      <w:r>
+        <w:rPr>
+          <w:rFonts w:ascii="Times New Roman" w:hAnsi="Times New Roman" w:eastAsia="Times New Roman" w:cs="Times New Roman"/>
+        </w:rPr>
+        <w:t xml:space="preserve"> l </w:t>
+      </w:r>
+      <w:r>
+        <w:rPr>
+          <w:rFonts w:hint="eastAsia" w:ascii="Times New Roman" w:hAnsi="Times New Roman" w:eastAsia="FangSong" w:cs="Times New Roman"/>
+        </w:rPr>
+        <w:t xml:space="preserve">的原子显示出的</w:t>
+      </w:r>
+      <w:r>
+        <w:rPr>
+          <w:rFonts w:ascii="Times New Roman" w:hAnsi="Times New Roman" w:eastAsia="Times New Roman" w:cs="Times New Roman"/>
+        </w:rPr>
+        <w:t xml:space="preserve"> </w:t>
+      </w:r>
+      <w:r>
+        <w:rPr>
+          <w:rFonts w:ascii="Times New Roman" w:hAnsi="Times New Roman" w:eastAsia="Times New Roman" w:cs="Times New Roman"/>
+          <w:vertAlign w:val="superscript"/>
+        </w:rPr>
+        <w:t>13</w:t>
+      </w:r>
+      <w:r>
+        <w:rPr>
+          <w:rFonts w:ascii="Times New Roman" w:hAnsi="Times New Roman" w:eastAsia="Times New Roman" w:cs="Times New Roman"/>
+        </w:rPr>
+        <w:t xml:space="preserve">C NMR </w:t>
+      </w:r>
+      <w:r>
+        <w:rPr>
+          <w:rFonts w:hint="eastAsia" w:ascii="Times New Roman" w:hAnsi="Times New Roman" w:eastAsia="FangSong" w:cs="Times New Roman"/>
+        </w:rPr>
+        <w:t xml:space="preserve">化学位移分别为</w:t>
+      </w:r>
+      <w:r>
+        <w:rPr>
+          <w:rFonts w:ascii="Times New Roman" w:hAnsi="Times New Roman" w:eastAsia="Times New Roman" w:cs="Times New Roman"/>
+        </w:rPr>
+        <w:t xml:space="preserve"> 31.0、207.8 </w:t>
+      </w:r>
+      <w:r>
+        <w:rPr>
+          <w:rFonts w:hint="eastAsia" w:ascii="Times New Roman" w:hAnsi="Times New Roman" w:eastAsia="FangSong" w:cs="Times New Roman"/>
+        </w:rPr>
+        <w:t xml:space="preserve">和</w:t>
+      </w:r>
+      <w:r>
+        <w:rPr>
+          <w:rFonts w:ascii="Times New Roman" w:hAnsi="Times New Roman" w:eastAsia="Times New Roman" w:cs="Times New Roman"/>
+        </w:rPr>
+        <w:t xml:space="preserve"> </w:t>
+      </w:r>
+      <w:r>
+        <w:rPr>
+          <w:rFonts w:hint="eastAsia" w:ascii="Times New Roman" w:hAnsi="Times New Roman" w:eastAsia="Times New Roman" w:cs="Times New Roman"/>
+        </w:rPr>
+        <w:t>47.1。</w:t>
+      </w:r>
+      <w:r>
+        <w:rPr>
+          <w:rFonts w:hint="eastAsia" w:ascii="Times New Roman" w:hAnsi="Times New Roman" w:eastAsia="FangSong" w:cs="Times New Roman"/>
+        </w:rPr>
+        <w:t>这些峰都是单峰</w:t>
+      </w:r>
+      <w:r>
+        <w:rPr>
+          <w:rFonts w:hint="eastAsia" w:ascii="Times New Roman" w:hAnsi="Times New Roman" w:eastAsia="Times New Roman" w:cs="Times New Roman"/>
+        </w:rPr>
+        <w:t>。</w:t>
+      </w:r>
+    </w:p>
+    <w:p>
+      <w:pPr>
+        <w:pStyle w:val="BodyText"/>
+        <w:spacing w:before="160" w:after="80"/>
+        <w:jc w:val="center"/>
+      </w:pPr>
+      <w:r>
+        <w:rPr>
+          <w:rFonts w:ascii="Times New Roman" w:hAnsi="Times New Roman" w:eastAsia="Times New Roman" w:cs="Times New Roman"/>
+        </w:rPr>
+        <w:drawing>
+          <wp:inline>
+            <wp:extent cx="1955800" cy="1485900"/>
+            <wp:effectExtent b="0" l="0" r="0" t="0"/>
+            <wp:docPr descr="" title="" id="305" name="Picture"/>
+            <a:graphic>
+              <a:graphicData uri="http://schemas.openxmlformats.org/drawingml/2006/picture">
+                <pic:pic>
+                  <pic:nvPicPr>
+                    <pic:cNvPr descr="1046a6a04080f86fa6529dda5352ddf5a6a852112bc00e34d9691730a8f8dc01.jpg" id="306" name="Picture"/>
+                    <pic:cNvPicPr>
+                      <a:picLocks noChangeArrowheads="1" noChangeAspect="1"/>
+                    </pic:cNvPicPr>
+                  </pic:nvPicPr>
+                  <pic:blipFill>
+                    <a:blip r:embed="rId304"/>
+                    <a:stretch>
+                      <a:fillRect/>
+                    </a:stretch>
+                  </pic:blipFill>
+                  <pic:spPr bwMode="auto">
+                    <a:xfrm>
+                      <a:off x="0" y="0"/>
+                      <a:ext cx="1955800" cy="1485900"/>
+                    </a:xfrm>
+                    <a:prstGeom prst="rect">
+                      <a:avLst/>
+                    </a:prstGeom>
+                    <a:noFill/>
+                    <a:ln w="9525">
+                      <a:noFill/>
+                      <a:headEnd/>
+                      <a:tailEnd/>
+                    </a:ln>
+                  </pic:spPr>
+                </pic:pic>
+              </a:graphicData>
+            </a:graphic>
+          </wp:inline>
+        </w:drawing>
+      </w:r>
+    </w:p>
+    <w:p>
+      <w:pPr>
+        <w:pStyle w:val="BodyText"/>
+        <w:spacing w:after="80"/>
+      </w:pPr>
+      <w:r>
+        <w:rPr>
+          <w:rFonts w:hint="eastAsia" w:ascii="Times New Roman" w:hAnsi="Times New Roman" w:eastAsia="FangSong" w:cs="Times New Roman"/>
+        </w:rPr>
+        <w:t xml:space="preserve">这些峰也出现在实验</w:t>
+      </w:r>
+      <w:r>
+        <w:rPr>
+          <w:rFonts w:ascii="Times New Roman" w:hAnsi="Times New Roman" w:eastAsia="Times New Roman" w:cs="Times New Roman"/>
+        </w:rPr>
+        <w:t xml:space="preserve"> 1 </w:t>
+      </w:r>
+      <w:r>
+        <w:rPr>
+          <w:rFonts w:hint="eastAsia" w:ascii="Times New Roman" w:hAnsi="Times New Roman" w:eastAsia="FangSong" w:cs="Times New Roman"/>
+        </w:rPr>
+        <w:t xml:space="preserve">和</w:t>
+      </w:r>
+      <w:r>
+        <w:rPr>
+          <w:rFonts w:ascii="Times New Roman" w:hAnsi="Times New Roman" w:eastAsia="Times New Roman" w:cs="Times New Roman"/>
+        </w:rPr>
+        <w:t xml:space="preserve"> 2 </w:t>
+      </w:r>
+      <w:r>
+        <w:rPr>
+          <w:rFonts w:hint="eastAsia" w:ascii="Times New Roman" w:hAnsi="Times New Roman" w:eastAsia="FangSong" w:cs="Times New Roman"/>
+        </w:rPr>
+        <w:t xml:space="preserve">中分离出的</w:t>
+      </w:r>
+      <w:r>
+        <w:rPr>
+          <w:rFonts w:ascii="Times New Roman" w:hAnsi="Times New Roman" w:eastAsia="Times New Roman" w:cs="Times New Roman"/>
+        </w:rPr>
+        <w:t xml:space="preserve"> </w:t>
+      </w:r>
+      <w:r>
+        <w:rPr>
+          <w:rFonts w:hint="eastAsia" w:ascii="Times New Roman" w:hAnsi="Times New Roman" w:eastAsia="Times New Roman" w:cs="Times New Roman"/>
+        </w:rPr>
+        <w:t>N-</w:t>
+      </w:r>
+      <w:r>
+        <w:rPr>
+          <w:rFonts w:hint="eastAsia" w:ascii="Times New Roman" w:hAnsi="Times New Roman" w:eastAsia="FangSong" w:cs="Times New Roman"/>
+        </w:rPr>
+        <w:t>甲基石榴碱的谱中</w:t>
+      </w:r>
+      <w:r>
+        <w:rPr>
+          <w:rFonts w:hint="eastAsia" w:ascii="Times New Roman" w:hAnsi="Times New Roman" w:eastAsia="Times New Roman" w:cs="Times New Roman"/>
+        </w:rPr>
+        <w:t>，</w:t>
+      </w:r>
+      <w:r>
+        <w:rPr>
+          <w:rFonts w:hint="eastAsia" w:ascii="Times New Roman" w:hAnsi="Times New Roman" w:eastAsia="FangSong" w:cs="Times New Roman"/>
+        </w:rPr>
+        <w:t>但是它们还有如下的其他峰</w:t>
+      </w:r>
+      <w:r>
+        <w:rPr>
+          <w:rFonts w:hint="eastAsia" w:ascii="Times New Roman" w:hAnsi="Times New Roman" w:eastAsia="Times New Roman" w:cs="Times New Roman"/>
+        </w:rPr>
+        <w:t>：</w:t>
+      </w:r>
+    </w:p>
+    <w:tbl>
+      <w:tblPr>
+        <w:tblStyle w:val="Table"/>
+        <w:tblW w:type="pct" w:w="5000"/>
+        <w:tblLayout w:type="fixed"/>
+        <w:tblLook w:firstRow="1" w:lastRow="0" w:firstColumn="0" w:lastColumn="0" w:noHBand="0" w:noVBand="0" w:val="0020"/>
+      </w:tblPr>
+      <w:tblGrid>
+        <w:gridCol w:w="1320"/>
+        <w:gridCol w:w="1320"/>
+        <w:gridCol w:w="1320"/>
+        <w:gridCol w:w="1320"/>
+        <w:gridCol w:w="1320"/>
+        <w:gridCol w:w="1320"/>
+      </w:tblGrid>
+      <w:tr>
+        <w:trPr>
+          <w:tblHeader w:val="on"/>
+        </w:trPr>
+        <w:tc>
+          <w:tcPr/>
+          <w:p>
+            <w:pPr>
+              <w:pStyle w:val="Compact"/>
+              <w:jc w:val="center"/>
+            </w:pPr>
+            <w:r>
+              <w:rPr>
+                <w:rFonts w:hint="eastAsia" w:ascii="Times New Roman" w:hAnsi="Times New Roman" w:eastAsia="SimHei" w:cs="Times New Roman"/>
+                <w:b/>
+              </w:rPr>
+              <w:t>实验</w:t>
+            </w:r>
+            <w:r>
+              <w:rPr>
+                <w:rFonts w:hint="eastAsia" w:ascii="Times New Roman" w:hAnsi="Times New Roman" w:eastAsia="Times New Roman" w:cs="Times New Roman"/>
+                <w:b/>
+              </w:rPr>
+              <w:t>1</w:t>
+            </w:r>
+          </w:p>
+        </w:tc>
+        <w:tc>
+          <w:tcPr/>
+          <w:p>
+            <w:pPr>
+              <w:pStyle w:val="Compact"/>
+              <w:jc w:val="center"/>
+            </w:pPr>
+            <w:r>
+              <w:rPr>
+                <w:rFonts w:hint="eastAsia" w:ascii="Times New Roman" w:hAnsi="Times New Roman" w:eastAsia="SimHei" w:cs="Times New Roman"/>
+                <w:b/>
+              </w:rPr>
+              <w:t>实验</w:t>
+            </w:r>
+            <w:r>
+              <w:rPr>
+                <w:rFonts w:hint="eastAsia" w:ascii="Times New Roman" w:hAnsi="Times New Roman" w:eastAsia="Times New Roman" w:cs="Times New Roman"/>
+                <w:b/>
+              </w:rPr>
+              <w:t>1</w:t>
+            </w:r>
+          </w:p>
+        </w:tc>
+        <w:tc>
+          <w:tcPr/>
+          <w:p>
+            <w:pPr>
+              <w:pStyle w:val="Compact"/>
+              <w:jc w:val="center"/>
+            </w:pPr>
+            <w:r>
+              <w:rPr>
+                <w:rFonts w:hint="eastAsia" w:ascii="Times New Roman" w:hAnsi="Times New Roman" w:eastAsia="SimHei" w:cs="Times New Roman"/>
+                <w:b/>
+              </w:rPr>
+              <w:t>实验</w:t>
+            </w:r>
+            <w:r>
+              <w:rPr>
+                <w:rFonts w:hint="eastAsia" w:ascii="Times New Roman" w:hAnsi="Times New Roman" w:eastAsia="Times New Roman" w:cs="Times New Roman"/>
+                <w:b/>
+              </w:rPr>
+              <w:t>1</w:t>
+            </w:r>
+          </w:p>
+        </w:tc>
+        <w:tc>
+          <w:tcPr/>
+          <w:p>
+            <w:pPr>
+              <w:pStyle w:val="Compact"/>
+              <w:jc w:val="center"/>
+            </w:pPr>
+            <w:r>
+              <w:rPr>
+                <w:rFonts w:hint="eastAsia" w:ascii="Times New Roman" w:hAnsi="Times New Roman" w:eastAsia="SimHei" w:cs="Times New Roman"/>
+                <w:b/>
+              </w:rPr>
+              <w:t>实验</w:t>
+            </w:r>
+            <w:r>
+              <w:rPr>
+                <w:rFonts w:hint="eastAsia" w:ascii="Times New Roman" w:hAnsi="Times New Roman" w:eastAsia="Times New Roman" w:cs="Times New Roman"/>
+                <w:b/>
+              </w:rPr>
+              <w:t>2</w:t>
+            </w:r>
+          </w:p>
+        </w:tc>
+        <w:tc>
+          <w:tcPr/>
+          <w:p>
+            <w:pPr>
+              <w:pStyle w:val="Compact"/>
+              <w:jc w:val="center"/>
+            </w:pPr>
+            <w:r>
+              <w:rPr>
+                <w:rFonts w:hint="eastAsia" w:ascii="Times New Roman" w:hAnsi="Times New Roman" w:eastAsia="SimHei" w:cs="Times New Roman"/>
+                <w:b/>
+              </w:rPr>
+              <w:t>实验</w:t>
+            </w:r>
+            <w:r>
+              <w:rPr>
+                <w:rFonts w:hint="eastAsia" w:ascii="Times New Roman" w:hAnsi="Times New Roman" w:eastAsia="Times New Roman" w:cs="Times New Roman"/>
+                <w:b/>
+              </w:rPr>
+              <w:t>2</w:t>
+            </w:r>
+          </w:p>
+        </w:tc>
+        <w:tc>
+          <w:tcPr/>
+          <w:p>
+            <w:pPr>
+              <w:pStyle w:val="Compact"/>
+              <w:jc w:val="center"/>
+            </w:pPr>
+            <w:r>
+              <w:rPr>
+                <w:rFonts w:hint="eastAsia" w:ascii="Times New Roman" w:hAnsi="Times New Roman" w:eastAsia="SimHei" w:cs="Times New Roman"/>
+                <w:b/>
+              </w:rPr>
+              <w:t>实验</w:t>
+            </w:r>
+            <w:r>
+              <w:rPr>
+                <w:rFonts w:hint="eastAsia" w:ascii="Times New Roman" w:hAnsi="Times New Roman" w:eastAsia="Times New Roman" w:cs="Times New Roman"/>
+                <w:b/>
+              </w:rPr>
+              <w:t>2</w:t>
+            </w:r>
+          </w:p>
+        </w:tc>
+      </w:tr>
+      <w:tr>
+        <w:tc>
+          <w:tcPr/>
+          <w:p>
+            <w:pPr>
+              <w:pStyle w:val="Compact"/>
+              <w:jc w:val="center"/>
+            </w:pPr>
+            <w:r>
+              <w:rPr>
+                <w:rFonts w:ascii="Times New Roman" w:hAnsi="Times New Roman" w:eastAsia="Times New Roman" w:cs="Times New Roman"/>
+                <w:vertAlign w:val="superscript"/>
+              </w:rPr>
+              <w:t>13</w:t>
+            </w:r>
+            <w:r>
+              <w:rPr>
+                <w:rFonts w:ascii="Times New Roman" w:hAnsi="Times New Roman" w:eastAsia="Times New Roman" w:cs="Times New Roman"/>
+              </w:rPr>
+              <w:t xml:space="preserve">C </w:t>
+            </w:r>
+            <w:r>
+              <w:rPr>
+                <w:rFonts w:hint="eastAsia" w:ascii="Times New Roman" w:hAnsi="Times New Roman" w:eastAsia="FangSong" w:cs="Times New Roman"/>
+              </w:rPr>
+              <w:t>位移</w:t>
+            </w:r>
+            <w:r>
+              <w:rPr>
+                <w:rFonts w:hint="eastAsia" w:ascii="Times New Roman" w:hAnsi="Times New Roman" w:eastAsia="Times New Roman" w:cs="Times New Roman"/>
+              </w:rPr>
+              <w:t>(ppm)</w:t>
+            </w:r>
+          </w:p>
+        </w:tc>
+        <w:tc>
+          <w:tcPr/>
+          <w:p>
+            <w:pPr>
+              <w:pStyle w:val="Compact"/>
+              <w:jc w:val="center"/>
+            </w:pPr>
+            <w:r>
+              <w:rPr>
+                <w:rFonts w:hint="eastAsia" w:ascii="Times New Roman" w:hAnsi="Times New Roman" w:eastAsia="FangSong" w:cs="Times New Roman"/>
+              </w:rPr>
+              <w:t xml:space="preserve">多重性</w:t>
+            </w:r>
+          </w:p>
+        </w:tc>
+        <w:tc>
+          <w:tcPr/>
+          <w:p>
+            <w:pPr>
+              <w:pStyle w:val="Compact"/>
+              <w:jc w:val="center"/>
+            </w:pPr>
+            <w:r>
+              <w:rPr>
+                <w:rFonts w:hint="eastAsia" w:ascii="Times New Roman" w:hAnsi="Times New Roman" w:eastAsia="FangSong" w:cs="Times New Roman"/>
+              </w:rPr>
+              <w:t>偶合常数</w:t>
+            </w:r>
+            <w:r>
+              <w:rPr>
+                <w:rFonts w:hint="eastAsia" w:ascii="Times New Roman" w:hAnsi="Times New Roman" w:eastAsia="Times New Roman" w:cs="Times New Roman"/>
+              </w:rPr>
+              <w:t>(Hz)</w:t>
+            </w:r>
+          </w:p>
+        </w:tc>
+        <w:tc>
+          <w:tcPr/>
+          <w:p>
+            <w:pPr>
+              <w:pStyle w:val="Compact"/>
+              <w:jc w:val="center"/>
+            </w:pPr>
+            <w:r>
+              <w:rPr>
+                <w:rFonts w:ascii="Times New Roman" w:hAnsi="Times New Roman" w:eastAsia="Times New Roman" w:cs="Times New Roman"/>
+                <w:vertAlign w:val="superscript"/>
+              </w:rPr>
+              <w:t>13</w:t>
+            </w:r>
+            <w:r>
+              <w:rPr>
+                <w:rFonts w:ascii="Times New Roman" w:hAnsi="Times New Roman" w:eastAsia="Times New Roman" w:cs="Times New Roman"/>
+              </w:rPr>
+              <w:t xml:space="preserve">C </w:t>
+            </w:r>
+            <w:r>
+              <w:rPr>
+                <w:rFonts w:hint="eastAsia" w:ascii="Times New Roman" w:hAnsi="Times New Roman" w:eastAsia="FangSong" w:cs="Times New Roman"/>
+              </w:rPr>
+              <w:t>位移</w:t>
+            </w:r>
+            <w:r>
+              <w:rPr>
+                <w:rFonts w:hint="eastAsia" w:ascii="Times New Roman" w:hAnsi="Times New Roman" w:eastAsia="Times New Roman" w:cs="Times New Roman"/>
+              </w:rPr>
+              <w:t>(ppm)</w:t>
+            </w:r>
+          </w:p>
+        </w:tc>
+        <w:tc>
+          <w:tcPr/>
+          <w:p>
+            <w:pPr>
+              <w:pStyle w:val="Compact"/>
+              <w:jc w:val="center"/>
+            </w:pPr>
+            <w:r>
+              <w:rPr>
+                <w:rFonts w:hint="eastAsia" w:ascii="Times New Roman" w:hAnsi="Times New Roman" w:eastAsia="FangSong" w:cs="Times New Roman"/>
+              </w:rPr>
+              <w:t xml:space="preserve">多重性</w:t>
+            </w:r>
+          </w:p>
+        </w:tc>
+        <w:tc>
+          <w:tcPr/>
+          <w:p>
+            <w:pPr>
+              <w:pStyle w:val="Compact"/>
+              <w:jc w:val="center"/>
+            </w:pPr>
+            <w:r>
+              <w:rPr>
+                <w:rFonts w:hint="eastAsia" w:ascii="Times New Roman" w:hAnsi="Times New Roman" w:eastAsia="FangSong" w:cs="Times New Roman"/>
+              </w:rPr>
+              <w:t>偶合常数</w:t>
+            </w:r>
+            <w:r>
+              <w:rPr>
+                <w:rFonts w:hint="eastAsia" w:ascii="Times New Roman" w:hAnsi="Times New Roman" w:eastAsia="Times New Roman" w:cs="Times New Roman"/>
+              </w:rPr>
+              <w:t>(Hz)</w:t>
+            </w:r>
+          </w:p>
+        </w:tc>
+      </w:tr>
+      <w:tr>
+        <w:tc>
+          <w:tcPr/>
+          <w:p>
+            <w:pPr>
+              <w:pStyle w:val="Compact"/>
+              <w:jc w:val="center"/>
+            </w:pPr>
+            <w:r>
+              <w:rPr>
+                <w:rFonts w:ascii="Times New Roman" w:hAnsi="Times New Roman" w:eastAsia="Times New Roman" w:cs="Times New Roman"/>
+              </w:rPr>
+              <w:t xml:space="preserve">31.0</w:t>
+            </w:r>
+          </w:p>
+        </w:tc>
+        <w:tc>
+          <w:tcPr/>
+          <w:p>
+            <w:pPr>
+              <w:pStyle w:val="Compact"/>
+              <w:jc w:val="center"/>
+            </w:pPr>
+            <w:r>
+              <w:rPr>
+                <w:rFonts w:hint="eastAsia" w:ascii="Times New Roman" w:hAnsi="Times New Roman" w:eastAsia="FangSong" w:cs="Times New Roman"/>
+              </w:rPr>
+              <w:t xml:space="preserve">双重峰</w:t>
+            </w:r>
+          </w:p>
+        </w:tc>
+        <w:tc>
+          <w:tcPr/>
+          <w:p>
+            <w:pPr>
+              <w:pStyle w:val="Compact"/>
+              <w:jc w:val="center"/>
+            </w:pPr>
+            <w:r>
+              <w:rPr>
+                <w:rFonts w:ascii="Times New Roman" w:hAnsi="Times New Roman" w:eastAsia="Times New Roman" w:cs="Times New Roman"/>
+              </w:rPr>
+              <w:t xml:space="preserve">40.4±1.8</w:t>
+            </w:r>
+          </w:p>
+        </w:tc>
+        <w:tc>
+          <w:tcPr/>
+          <w:p>
+            <w:pPr>
+              <w:pStyle w:val="Compact"/>
+              <w:jc w:val="center"/>
+            </w:pPr>
+            <w:r>
+              <w:rPr>
+                <w:rFonts w:ascii="Times New Roman" w:hAnsi="Times New Roman" w:eastAsia="Times New Roman" w:cs="Times New Roman"/>
+              </w:rPr>
+              <w:t xml:space="preserve">31.0</w:t>
+            </w:r>
+          </w:p>
+        </w:tc>
+        <w:tc>
+          <w:tcPr/>
+          <w:p>
+            <w:pPr>
+              <w:pStyle w:val="Compact"/>
+              <w:jc w:val="center"/>
+            </w:pPr>
+            <w:r>
+              <w:rPr>
+                <w:rFonts w:hint="eastAsia" w:ascii="Times New Roman" w:hAnsi="Times New Roman" w:eastAsia="FangSong" w:cs="Times New Roman"/>
+              </w:rPr>
+              <w:t xml:space="preserve">四重峰</w:t>
+            </w:r>
+          </w:p>
+        </w:tc>
+        <w:tc>
+          <w:tcPr/>
+          <w:p>
+            <w:pPr>
+              <w:pStyle w:val="Compact"/>
+              <w:jc w:val="center"/>
+            </w:pPr>
+            <w:r>
+              <w:rPr>
+                <w:rFonts w:hint="eastAsia" w:ascii="Times New Roman" w:hAnsi="Times New Roman" w:eastAsia="Times New Roman" w:cs="Times New Roman"/>
+              </w:rPr>
+              <w:t xml:space="preserve">39.8±1.8；14.4±1.8</w:t>
+            </w:r>
+          </w:p>
+        </w:tc>
+      </w:tr>
+      <w:tr>
+        <w:tc>
+          <w:tcPr/>
+          <w:p>
+            <w:pPr>
+              <w:pStyle w:val="Compact"/>
+              <w:jc w:val="center"/>
+            </w:pPr>
+            <w:r>
+              <w:rPr>
+                <w:rFonts w:ascii="Times New Roman" w:hAnsi="Times New Roman" w:eastAsia="Times New Roman" w:cs="Times New Roman"/>
+              </w:rPr>
+              <w:t xml:space="preserve">207.8</w:t>
+            </w:r>
+          </w:p>
+        </w:tc>
+        <w:tc>
+          <w:tcPr/>
+          <w:p>
+            <w:pPr>
+              <w:pStyle w:val="Compact"/>
+              <w:jc w:val="center"/>
+            </w:pPr>
+            <w:r>
+              <w:rPr>
+                <w:rFonts w:hint="eastAsia" w:ascii="Times New Roman" w:hAnsi="Times New Roman" w:eastAsia="FangSong" w:cs="Times New Roman"/>
+              </w:rPr>
+              <w:t xml:space="preserve">双重峰</w:t>
+            </w:r>
+          </w:p>
+        </w:tc>
+        <w:tc>
+          <w:tcPr/>
+          <w:p>
+            <w:pPr>
+              <w:pStyle w:val="Compact"/>
+              <w:jc w:val="center"/>
+            </w:pPr>
+            <w:r>
+              <w:rPr>
+                <w:rFonts w:ascii="Times New Roman" w:hAnsi="Times New Roman" w:eastAsia="Times New Roman" w:cs="Times New Roman"/>
+              </w:rPr>
+              <w:t xml:space="preserve">39.5±1.8</w:t>
+            </w:r>
+          </w:p>
+        </w:tc>
+        <w:tc>
+          <w:tcPr/>
+          <w:p>
+            <w:pPr>
+              <w:pStyle w:val="Compact"/>
+              <w:jc w:val="center"/>
+            </w:pPr>
+            <w:r>
+              <w:rPr>
+                <w:rFonts w:ascii="Times New Roman" w:hAnsi="Times New Roman" w:eastAsia="Times New Roman" w:cs="Times New Roman"/>
+              </w:rPr>
+              <w:t xml:space="preserve">47.1</w:t>
+            </w:r>
+          </w:p>
+        </w:tc>
+        <w:tc>
+          <w:tcPr/>
+          <w:p>
+            <w:pPr>
+              <w:pStyle w:val="Compact"/>
+              <w:jc w:val="center"/>
+            </w:pPr>
+            <w:r>
+              <w:rPr>
+                <w:rFonts w:hint="eastAsia" w:ascii="Times New Roman" w:hAnsi="Times New Roman" w:eastAsia="FangSong" w:cs="Times New Roman"/>
+              </w:rPr>
+              <w:t xml:space="preserve">四重峰</w:t>
+            </w:r>
+          </w:p>
+        </w:tc>
+        <w:tc>
+          <w:tcPr/>
+          <w:p>
+            <w:pPr>
+              <w:pStyle w:val="Compact"/>
+              <w:jc w:val="center"/>
+            </w:pPr>
+            <w:r>
+              <w:rPr>
+                <w:rFonts w:hint="eastAsia" w:ascii="Times New Roman" w:hAnsi="Times New Roman" w:eastAsia="Times New Roman" w:cs="Times New Roman"/>
+              </w:rPr>
+              <w:t xml:space="preserve">39.4±1.8；13.7±1.8</w:t>
+            </w:r>
+          </w:p>
+        </w:tc>
+      </w:tr>
+      <w:tr>
+        <w:tc>
+          <w:tcPr/>
+          <w:p>
+            <w:pPr>
+              <w:pStyle w:val="Compact"/>
+              <w:jc w:val="center"/>
+            </w:pPr>
+            <w:r>
+              <w:rPr>
+                <w:rFonts w:ascii="Times New Roman" w:hAnsi="Times New Roman" w:eastAsia="Times New Roman" w:cs="Times New Roman"/>
+              </w:rPr>
+              <w:t xml:space="preserve">—</w:t>
+            </w:r>
+          </w:p>
+        </w:tc>
+        <w:tc>
+          <w:tcPr/>
+          <w:p>
+            <w:pPr>
+              <w:pStyle w:val="Compact"/>
+              <w:jc w:val="center"/>
+            </w:pPr>
+            <w:r>
+              <w:rPr>
+                <w:rFonts w:ascii="Times New Roman" w:hAnsi="Times New Roman" w:eastAsia="Times New Roman" w:cs="Times New Roman"/>
+              </w:rPr>
+              <w:t xml:space="preserve">—</w:t>
+            </w:r>
+          </w:p>
+        </w:tc>
+        <w:tc>
+          <w:tcPr/>
+          <w:p>
+            <w:pPr>
+              <w:pStyle w:val="Compact"/>
+              <w:jc w:val="center"/>
+            </w:pPr>
+            <w:r>
+              <w:rPr>
+                <w:rFonts w:ascii="Times New Roman" w:hAnsi="Times New Roman" w:eastAsia="Times New Roman" w:cs="Times New Roman"/>
+              </w:rPr>
+              <w:t xml:space="preserve">—</w:t>
+            </w:r>
+          </w:p>
+        </w:tc>
+        <w:tc>
+          <w:tcPr/>
+          <w:p>
+            <w:pPr>
+              <w:pStyle w:val="Compact"/>
+              <w:jc w:val="center"/>
+            </w:pPr>
+            <w:r>
+              <w:rPr>
+                <w:rFonts w:ascii="Times New Roman" w:hAnsi="Times New Roman" w:eastAsia="Times New Roman" w:cs="Times New Roman"/>
+              </w:rPr>
+              <w:t xml:space="preserve">208.7</w:t>
+            </w:r>
+          </w:p>
+        </w:tc>
+        <w:tc>
+          <w:tcPr/>
+          <w:p>
+            <w:pPr>
+              <w:pStyle w:val="Compact"/>
+              <w:jc w:val="center"/>
+            </w:pPr>
+            <w:r>
+              <w:rPr>
+                <w:rFonts w:hint="eastAsia" w:ascii="Times New Roman" w:hAnsi="Times New Roman" w:eastAsia="FangSong" w:cs="Times New Roman"/>
+              </w:rPr>
+              <w:t xml:space="preserve">四重峰</w:t>
+            </w:r>
+          </w:p>
+        </w:tc>
+        <w:tc>
+          <w:tcPr/>
+          <w:p>
+            <w:pPr>
+              <w:pStyle w:val="Compact"/>
+              <w:jc w:val="center"/>
+            </w:pPr>
+            <w:r>
+              <w:rPr>
+                <w:rFonts w:hint="eastAsia" w:ascii="Times New Roman" w:hAnsi="Times New Roman" w:eastAsia="Times New Roman" w:cs="Times New Roman"/>
+              </w:rPr>
+              <w:t xml:space="preserve">39.4±1.8；39.5±1.8</w:t>
+            </w:r>
+          </w:p>
+        </w:tc>
+      </w:tr>
+    </w:tbl>
+    <w:p>
+      <w:pPr>
+        <w:pStyle w:val="BodyText"/>
+        <w:spacing w:before="120"/>
+      </w:pPr>
+      <w:r>
+        <w:rPr>
+          <w:rFonts w:ascii="Times New Roman" w:hAnsi="Times New Roman" w:eastAsia="Times New Roman" w:cs="Times New Roman"/>
+        </w:rPr>
+        <w:t xml:space="preserve">9-6. </w:t>
+      </w:r>
+      <w:r>
+        <w:rPr>
+          <w:rFonts w:hint="eastAsia" w:ascii="Times New Roman" w:hAnsi="Times New Roman" w:eastAsia="FangSong" w:cs="Times New Roman"/>
+        </w:rPr>
+        <w:t>石榴碱的生物合成采取哪条路线</w:t>
+      </w:r>
+      <w:r>
+        <w:rPr>
+          <w:rFonts w:hint="eastAsia" w:ascii="Times New Roman" w:hAnsi="Times New Roman" w:eastAsia="Times New Roman" w:cs="Times New Roman"/>
+        </w:rPr>
+        <w:t>？</w:t>
+      </w:r>
+    </w:p>
+    <w:p>
+      <w:pPr>
+        <w:pStyle w:val="BodyText"/>
+      </w:pPr>
+      <w:r>
+        <w:rPr>
+          <w:rFonts w:ascii="Times New Roman" w:hAnsi="Times New Roman" w:eastAsia="Times New Roman" w:cs="Times New Roman"/>
+        </w:rPr>
+        <w:t xml:space="preserve">📖 </w:t>
+      </w:r>
+      <w:r>
+        <w:rPr>
+          <w:rFonts w:hint="eastAsia" w:ascii="Times New Roman" w:hAnsi="Times New Roman" w:eastAsia="FangSong" w:cs="Times New Roman"/>
+        </w:rPr>
+        <w:t xml:space="preserve">查看答案</w:t>
+      </w:r>
+    </w:p>
+    <w:p>
+      <w:pPr>
+        <w:pStyle w:val="BodyText"/>
+      </w:pPr>
+      <w:r>
+        <w:rPr>
+          <w:rFonts w:ascii="Times New Roman" w:hAnsi="Times New Roman" w:eastAsia="Times New Roman" w:cs="Times New Roman"/>
+          <w:b/>
+          <w:bCs/>
+        </w:rPr>
+        <w:t xml:space="preserve">9-1</w:t>
+      </w:r>
+      <w:r>
+        <w:rPr>
+          <w:rFonts w:ascii="Times New Roman" w:hAnsi="Times New Roman" w:eastAsia="Times New Roman" w:cs="Times New Roman"/>
+        </w:rPr>
+        <w:t xml:space="preserve"> </w:t>
+      </w:r>
+      <w:r>
+        <w:rPr>
+          <w:rFonts w:ascii="Times New Roman" w:hAnsi="Times New Roman" w:eastAsia="Times New Roman" w:cs="Times New Roman"/>
+        </w:rPr>
+        <w:t xml:space="preserve">B、C、D </w:t>
+      </w:r>
+      <w:r>
+        <w:rPr>
+          <w:rFonts w:hint="eastAsia" w:ascii="Times New Roman" w:hAnsi="Times New Roman" w:eastAsia="FangSong" w:cs="Times New Roman"/>
+        </w:rPr>
+        <w:t xml:space="preserve">为</w:t>
+      </w:r>
+      <w:r>
+        <w:rPr>
+          <w:rFonts w:ascii="Times New Roman" w:hAnsi="Times New Roman" w:eastAsia="Times New Roman" w:cs="Times New Roman"/>
+        </w:rPr>
+        <w:t xml:space="preserve"> Willstätter </w:t>
+      </w:r>
+      <w:r>
+        <w:rPr>
+          <w:rFonts w:hint="eastAsia" w:ascii="Times New Roman" w:hAnsi="Times New Roman" w:eastAsia="FangSong" w:cs="Times New Roman"/>
+        </w:rPr>
+        <w:t>环辛四烯合成中间体</w:t>
+      </w:r>
+      <w:r>
+        <w:rPr>
+          <w:rFonts w:hint="eastAsia" w:ascii="Times New Roman" w:hAnsi="Times New Roman" w:eastAsia="Times New Roman" w:cs="Times New Roman"/>
+        </w:rPr>
+        <w:t>（</w:t>
+      </w:r>
+      <w:r>
+        <w:rPr>
+          <w:rFonts w:hint="eastAsia" w:ascii="Times New Roman" w:hAnsi="Times New Roman" w:eastAsia="FangSong" w:cs="Times New Roman"/>
+        </w:rPr>
+        <w:t>假石榴碱</w:t>
+      </w:r>
+      <w:r>
+        <w:rPr>
+          <w:rFonts w:ascii="Times New Roman" w:hAnsi="Times New Roman" w:eastAsia="Times New Roman" w:cs="Times New Roman"/>
+        </w:rPr>
+        <w:t xml:space="preserve"> A → </w:t>
+      </w:r>
+      <w:r>
+        <w:rPr>
+          <w:rFonts w:hint="eastAsia" w:ascii="Times New Roman" w:hAnsi="Times New Roman" w:eastAsia="FangSong" w:cs="Times New Roman"/>
+        </w:rPr>
+        <w:t>开环</w:t>
+      </w:r>
+      <w:r>
+        <w:rPr>
+          <w:rFonts w:hint="eastAsia" w:ascii="Times New Roman" w:hAnsi="Times New Roman" w:eastAsia="Times New Roman" w:cs="Times New Roman"/>
+        </w:rPr>
+        <w:t>/</w:t>
+      </w:r>
+      <w:r>
+        <w:rPr>
+          <w:rFonts w:hint="eastAsia" w:ascii="Times New Roman" w:hAnsi="Times New Roman" w:eastAsia="FangSong" w:cs="Times New Roman"/>
+        </w:rPr>
+        <w:t>消除系列</w:t>
+      </w:r>
+      <w:r>
+        <w:rPr>
+          <w:rFonts w:ascii="Times New Roman" w:hAnsi="Times New Roman" w:eastAsia="Times New Roman" w:cs="Times New Roman"/>
+        </w:rPr>
+        <w:t xml:space="preserve"> → </w:t>
+      </w:r>
+      <w:r>
+        <w:rPr>
+          <w:rFonts w:hint="eastAsia" w:ascii="Times New Roman" w:hAnsi="Times New Roman" w:eastAsia="FangSong" w:cs="Times New Roman"/>
+        </w:rPr>
+        <w:t xml:space="preserve">环辛四烯</w:t>
+      </w:r>
+      <w:r>
+        <w:rPr>
+          <w:rFonts w:ascii="Times New Roman" w:hAnsi="Times New Roman" w:eastAsia="Times New Roman" w:cs="Times New Roman"/>
+        </w:rPr>
+        <w:t xml:space="preserve"> </w:t>
+      </w:r>
+      <w:r>
+        <w:rPr>
+          <w:rFonts w:hint="eastAsia" w:ascii="Times New Roman" w:hAnsi="Times New Roman" w:eastAsia="Times New Roman" w:cs="Times New Roman"/>
+        </w:rPr>
+        <w:t>H），</w:t>
+      </w:r>
+      <w:r>
+        <w:rPr>
+          <w:rFonts w:hint="eastAsia" w:ascii="Times New Roman" w:hAnsi="Times New Roman" w:eastAsia="FangSong" w:cs="Times New Roman"/>
+        </w:rPr>
+        <w:t>结构由源题图承载</w:t>
+      </w:r>
+      <w:r>
+        <w:rPr>
+          <w:rFonts w:hint="eastAsia" w:ascii="Times New Roman" w:hAnsi="Times New Roman" w:eastAsia="Times New Roman" w:cs="Times New Roman"/>
+        </w:rPr>
+        <w:t>（</w:t>
+      </w:r>
+      <w:r>
+        <w:rPr>
+          <w:rFonts w:hint="eastAsia" w:ascii="Times New Roman" w:hAnsi="Times New Roman" w:eastAsia="FangSong" w:cs="Times New Roman"/>
+        </w:rPr>
+        <w:t>源答案区</w:t>
+      </w:r>
+      <w:r>
+        <w:rPr>
+          <w:rFonts w:ascii="Times New Roman" w:hAnsi="Times New Roman" w:eastAsia="Times New Roman" w:cs="Times New Roman"/>
+        </w:rPr>
+        <w:t xml:space="preserve"> 9-1/9-2 </w:t>
+      </w:r>
+      <w:r>
+        <w:rPr>
+          <w:rFonts w:hint="eastAsia" w:ascii="Times New Roman" w:hAnsi="Times New Roman" w:eastAsia="FangSong" w:cs="Times New Roman"/>
+        </w:rPr>
+        <w:t>缺失</w:t>
+      </w:r>
+      <w:r>
+        <w:rPr>
+          <w:rFonts w:hint="eastAsia" w:ascii="Times New Roman" w:hAnsi="Times New Roman" w:eastAsia="Times New Roman" w:cs="Times New Roman"/>
+        </w:rPr>
+        <w:t>，</w:t>
+      </w:r>
+      <w:r>
+        <w:rPr>
+          <w:rFonts w:hint="eastAsia" w:ascii="Times New Roman" w:hAnsi="Times New Roman" w:eastAsia="FangSong" w:cs="Times New Roman"/>
+        </w:rPr>
+        <w:t>见校勘注</w:t>
+      </w:r>
+      <w:r>
+        <w:rPr>
+          <w:rFonts w:hint="eastAsia" w:ascii="Times New Roman" w:hAnsi="Times New Roman" w:eastAsia="Times New Roman" w:cs="Times New Roman"/>
+        </w:rPr>
+        <w:t>）：</w:t>
+      </w:r>
+    </w:p>
+    <w:p>
+      <w:pPr>
+        <w:pStyle w:val="BodyText"/>
+        <w:spacing w:before="160" w:after="80"/>
+        <w:jc w:val="center"/>
+      </w:pPr>
+      <w:r>
+        <w:rPr>
+          <w:rFonts w:ascii="Times New Roman" w:hAnsi="Times New Roman" w:eastAsia="Times New Roman" w:cs="Times New Roman"/>
+        </w:rPr>
+        <w:drawing>
+          <wp:inline>
+            <wp:extent cx="3600000" cy="1044897"/>
+            <wp:effectExtent b="0" l="0" r="0" t="0"/>
+            <wp:docPr descr="" title="" id="308" name="Picture"/>
+            <a:graphic>
+              <a:graphicData uri="http://schemas.openxmlformats.org/drawingml/2006/picture">
+                <pic:pic>
+                  <pic:nvPicPr>
+                    <pic:cNvPr descr="966f4bcba6de2c8fdf354870e156b76c35ffeaeaa6bbddd8172059ad4ebe7bca.jpg" id="309" name="Picture"/>
+                    <pic:cNvPicPr>
+                      <a:picLocks noChangeArrowheads="1" noChangeAspect="1"/>
+                    </pic:cNvPicPr>
+                  </pic:nvPicPr>
+                  <pic:blipFill>
+                    <a:blip r:embed="rId307"/>
+                    <a:stretch>
+                      <a:fillRect/>
+                    </a:stretch>
+                  </pic:blipFill>
+                  <pic:spPr bwMode="auto">
+                    <a:xfrm>
+                      <a:off x="0" y="0"/>
+                      <a:ext cx="3600000" cy="1044897"/>
+                    </a:xfrm>
+                    <a:prstGeom prst="rect">
+                      <a:avLst/>
+                    </a:prstGeom>
+                    <a:noFill/>
+                    <a:ln w="9525">
+                      <a:noFill/>
+                      <a:headEnd/>
+                      <a:tailEnd/>
+                    </a:ln>
+                  </pic:spPr>
+                </pic:pic>
+              </a:graphicData>
+            </a:graphic>
+          </wp:inline>
+        </w:drawing>
+      </w:r>
+    </w:p>
+    <w:p>
+      <w:pPr>
+        <w:pStyle w:val="BodyText"/>
+      </w:pPr>
+      <w:r>
+        <w:rPr>
+          <w:rFonts w:ascii="Times New Roman" w:hAnsi="Times New Roman" w:eastAsia="Times New Roman" w:cs="Times New Roman"/>
+          <w:b/>
+          <w:bCs/>
+        </w:rPr>
+        <w:t xml:space="preserve">9-2</w:t>
+      </w:r>
+      <w:r>
+        <w:rPr>
+          <w:rFonts w:ascii="Times New Roman" w:hAnsi="Times New Roman" w:eastAsia="Times New Roman" w:cs="Times New Roman"/>
+        </w:rPr>
+        <w:t xml:space="preserve"> </w:t>
+      </w:r>
+      <w:r>
+        <w:rPr>
+          <w:rFonts w:hint="eastAsia" w:ascii="Times New Roman" w:hAnsi="Times New Roman" w:eastAsia="Times New Roman" w:cs="Times New Roman"/>
+        </w:rPr>
+        <w:t>D→E→F→G→</w:t>
+      </w:r>
+      <w:r>
+        <w:rPr>
+          <w:rFonts w:hint="eastAsia" w:ascii="Times New Roman" w:hAnsi="Times New Roman" w:eastAsia="FangSong" w:cs="Times New Roman"/>
+        </w:rPr>
+        <w:t>环辛四烯各步试剂</w:t>
+      </w:r>
+      <w:r>
+        <w:rPr>
+          <w:rFonts w:hint="eastAsia" w:ascii="Times New Roman" w:hAnsi="Times New Roman" w:eastAsia="Times New Roman" w:cs="Times New Roman"/>
+        </w:rPr>
+        <w:t>：</w:t>
+      </w:r>
+      <w:r>
+        <w:rPr>
+          <w:rFonts w:hint="eastAsia" w:ascii="Times New Roman" w:hAnsi="Times New Roman" w:eastAsia="FangSong" w:cs="Times New Roman"/>
+        </w:rPr>
+        <w:t>涉及多步消除与氧化</w:t>
+      </w:r>
+      <w:r>
+        <w:rPr>
+          <w:rFonts w:hint="eastAsia" w:ascii="Times New Roman" w:hAnsi="Times New Roman" w:eastAsia="Times New Roman" w:cs="Times New Roman"/>
+        </w:rPr>
+        <w:t>（Hofmann</w:t>
+      </w:r>
+      <w:r>
+        <w:rPr>
+          <w:rFonts w:ascii="Times New Roman" w:hAnsi="Times New Roman" w:eastAsia="Times New Roman" w:cs="Times New Roman"/>
+        </w:rPr>
+        <w:t xml:space="preserve"> </w:t>
+      </w:r>
+      <w:r>
+        <w:rPr>
+          <w:rFonts w:hint="eastAsia" w:ascii="Times New Roman" w:hAnsi="Times New Roman" w:eastAsia="FangSong" w:cs="Times New Roman"/>
+        </w:rPr>
+        <w:t>消除型胺甲基化</w:t>
+      </w:r>
+      <w:r>
+        <w:rPr>
+          <w:rFonts w:hint="eastAsia" w:ascii="Times New Roman" w:hAnsi="Times New Roman" w:eastAsia="Times New Roman" w:cs="Times New Roman"/>
+        </w:rPr>
+        <w:t>-</w:t>
+      </w:r>
+      <w:r>
+        <w:rPr>
+          <w:rFonts w:hint="eastAsia" w:ascii="Times New Roman" w:hAnsi="Times New Roman" w:eastAsia="FangSong" w:cs="Times New Roman"/>
+        </w:rPr>
+        <w:t>消除</w:t>
+      </w:r>
+      <w:r>
+        <w:rPr>
+          <w:rFonts w:hint="eastAsia" w:ascii="Times New Roman" w:hAnsi="Times New Roman" w:eastAsia="Times New Roman" w:cs="Times New Roman"/>
+        </w:rPr>
+        <w:t>、</w:t>
+      </w:r>
+      <w:r>
+        <w:rPr>
+          <w:rFonts w:hint="eastAsia" w:ascii="Times New Roman" w:hAnsi="Times New Roman" w:eastAsia="FangSong" w:cs="Times New Roman"/>
+        </w:rPr>
+        <w:t>以及最终脱氢</w:t>
+      </w:r>
+      <w:r>
+        <w:rPr>
+          <w:rFonts w:hint="eastAsia" w:ascii="Times New Roman" w:hAnsi="Times New Roman" w:eastAsia="Times New Roman" w:cs="Times New Roman"/>
+        </w:rPr>
+        <w:t>/</w:t>
+      </w:r>
+      <w:r>
+        <w:rPr>
+          <w:rFonts w:hint="eastAsia" w:ascii="Times New Roman" w:hAnsi="Times New Roman" w:eastAsia="FangSong" w:cs="Times New Roman"/>
+        </w:rPr>
+        <w:t>消除成环辛四烯</w:t>
+      </w:r>
+      <w:r>
+        <w:rPr>
+          <w:rFonts w:hint="eastAsia" w:ascii="Times New Roman" w:hAnsi="Times New Roman" w:eastAsia="Times New Roman" w:cs="Times New Roman"/>
+        </w:rPr>
+        <w:t>），</w:t>
+      </w:r>
+      <w:r>
+        <w:rPr>
+          <w:rFonts w:hint="eastAsia" w:ascii="Times New Roman" w:hAnsi="Times New Roman" w:eastAsia="FangSong" w:cs="Times New Roman"/>
+        </w:rPr>
+        <w:t>原书以路线图给出各步条件</w:t>
+      </w:r>
+      <w:r>
+        <w:rPr>
+          <w:rFonts w:hint="eastAsia" w:ascii="Times New Roman" w:hAnsi="Times New Roman" w:eastAsia="Times New Roman" w:cs="Times New Roman"/>
+        </w:rPr>
+        <w:t>。</w:t>
+      </w:r>
+    </w:p>
+    <w:p>
+      <w:pPr>
+        <w:pStyle w:val="BodyText"/>
+      </w:pPr>
+      <w:r>
+        <w:rPr>
+          <w:rFonts w:ascii="Times New Roman" w:hAnsi="Times New Roman" w:eastAsia="Times New Roman" w:cs="Times New Roman"/>
+          <w:b/>
+          <w:bCs/>
+        </w:rPr>
+        <w:t xml:space="preserve">9-3~9-6</w:t>
+      </w:r>
+      <w:r>
+        <w:rPr>
+          <w:rFonts w:ascii="Times New Roman" w:hAnsi="Times New Roman" w:eastAsia="Times New Roman" w:cs="Times New Roman"/>
+        </w:rPr>
+        <w:t xml:space="preserve"> </w:t>
+      </w:r>
+      <w:r>
+        <w:rPr>
+          <w:rFonts w:ascii="Times New Roman" w:hAnsi="Times New Roman" w:eastAsia="Times New Roman" w:cs="Times New Roman"/>
+        </w:rPr>
+        <w:t>①</w:t>
+      </w:r>
+      <w:r>
+        <w:rPr>
+          <w:rFonts w:ascii="Times New Roman" w:hAnsi="Times New Roman" w:eastAsia="Times New Roman" w:cs="Times New Roman"/>
+          <w:vertAlign w:val="superscript"/>
+        </w:rPr>
+        <w:t>3</w:t>
+      </w:r>
+      <w:r>
+        <w:rPr>
+          <w:rFonts w:ascii="Times New Roman" w:hAnsi="Times New Roman" w:eastAsia="Times New Roman" w:cs="Times New Roman"/>
+        </w:rPr>
+        <w:t xml:space="preserve">C </w:t>
+      </w:r>
+      <w:r>
+        <w:rPr>
+          <w:rFonts w:hint="eastAsia" w:ascii="Times New Roman" w:hAnsi="Times New Roman" w:eastAsia="FangSong" w:cs="Times New Roman"/>
+        </w:rPr>
+        <w:t>标记实验</w:t>
+      </w:r>
+      <w:r>
+        <w:rPr>
+          <w:rFonts w:hint="eastAsia" w:ascii="Times New Roman" w:hAnsi="Times New Roman" w:eastAsia="Times New Roman" w:cs="Times New Roman"/>
+        </w:rPr>
+        <w:t>：</w:t>
+      </w:r>
+    </w:p>
+    <w:p>
+      <w:pPr>
+        <w:pStyle w:val="Compact"/>
+        <w:numPr>
+          <w:ilvl w:val="0"/>
+          <w:numId w:val="1017"/>
+        </w:numPr>
+      </w:pPr>
+      <w:r>
+        <w:rPr>
+          <w:rFonts w:hint="eastAsia" w:ascii="Times New Roman" w:hAnsi="Times New Roman" w:eastAsia="Times New Roman" w:cs="Times New Roman"/>
+        </w:rPr>
+        <w:t>9-3：</w:t>
+      </w:r>
+      <w:r>
+        <w:rPr>
+          <w:rFonts w:hint="eastAsia" w:ascii="Times New Roman" w:hAnsi="Times New Roman" w:eastAsia="FangSong" w:cs="Times New Roman"/>
+        </w:rPr>
+        <w:t>四条路线的标记位置</w:t>
+      </w:r>
+      <w:r>
+        <w:rPr>
+          <w:rFonts w:hint="eastAsia" w:ascii="Times New Roman" w:hAnsi="Times New Roman" w:eastAsia="Times New Roman" w:cs="Times New Roman"/>
+        </w:rPr>
+        <w:t>（</w:t>
+      </w:r>
+      <w:r>
+        <w:rPr>
+          <w:rFonts w:hint="eastAsia" w:ascii="Times New Roman" w:hAnsi="Times New Roman" w:eastAsia="FangSong" w:cs="Times New Roman"/>
+        </w:rPr>
+        <w:t>星号</w:t>
+      </w:r>
+      <w:r>
+        <w:rPr>
+          <w:rFonts w:hint="eastAsia" w:ascii="Times New Roman" w:hAnsi="Times New Roman" w:eastAsia="Times New Roman" w:cs="Times New Roman"/>
+        </w:rPr>
+        <w:t>＝</w:t>
+      </w:r>
+      <w:r>
+        <w:rPr>
+          <w:rFonts w:hint="eastAsia" w:ascii="Times New Roman" w:hAnsi="Times New Roman" w:eastAsia="Times New Roman" w:cs="Times New Roman"/>
+          <w:vertAlign w:val="superscript"/>
+        </w:rPr>
+        <w:t>13</w:t>
+      </w:r>
+      <w:r>
+        <w:rPr>
+          <w:rFonts w:hint="eastAsia" w:ascii="Times New Roman" w:hAnsi="Times New Roman" w:eastAsia="Times New Roman" w:cs="Times New Roman"/>
+        </w:rPr>
+        <w:t>C</w:t>
+      </w:r>
+      <w:r>
+        <w:rPr>
+          <w:rFonts w:ascii="Times New Roman" w:hAnsi="Times New Roman" w:eastAsia="Times New Roman" w:cs="Times New Roman"/>
+        </w:rPr>
+        <w:t xml:space="preserve"> </w:t>
+      </w:r>
+      <w:r>
+        <w:rPr>
+          <w:rFonts w:hint="eastAsia" w:ascii="Times New Roman" w:hAnsi="Times New Roman" w:eastAsia="FangSong" w:cs="Times New Roman"/>
+        </w:rPr>
+        <w:t>进入位点</w:t>
+      </w:r>
+      <w:r>
+        <w:rPr>
+          <w:rFonts w:hint="eastAsia" w:ascii="Times New Roman" w:hAnsi="Times New Roman" w:eastAsia="Times New Roman" w:cs="Times New Roman"/>
+        </w:rPr>
+        <w:t>）</w:t>
+      </w:r>
+      <w:r>
+        <w:rPr>
+          <w:rFonts w:hint="eastAsia" w:ascii="Times New Roman" w:hAnsi="Times New Roman" w:eastAsia="FangSong" w:cs="Times New Roman"/>
+        </w:rPr>
+        <w:t>见图</w:t>
+      </w:r>
+      <w:r>
+        <w:rPr>
+          <w:rFonts w:hint="eastAsia" w:ascii="Times New Roman" w:hAnsi="Times New Roman" w:eastAsia="Times New Roman" w:cs="Times New Roman"/>
+        </w:rPr>
+        <w:t>：</w:t>
+      </w:r>
+    </w:p>
+    <w:p>
+      <w:pPr>
+        <w:pStyle w:val="FirstParagraph"/>
+        <w:spacing w:before="160" w:after="80"/>
+        <w:jc w:val="center"/>
+      </w:pPr>
+      <w:r>
+        <w:rPr>
+          <w:rFonts w:ascii="Times New Roman" w:hAnsi="Times New Roman" w:eastAsia="Times New Roman" w:cs="Times New Roman"/>
+        </w:rPr>
+        <w:drawing>
+          <wp:inline>
+            <wp:extent cx="3600000" cy="1105801"/>
+            <wp:effectExtent b="0" l="0" r="0" t="0"/>
+            <wp:docPr descr="" title="" id="311" name="Picture"/>
+            <a:graphic>
+              <a:graphicData uri="http://schemas.openxmlformats.org/drawingml/2006/picture">
+                <pic:pic>
+                  <pic:nvPicPr>
+                    <pic:cNvPr descr="9bd8262363fbc4ff542fc9a58e00dd2430a71558a8580b944911218124b990f8.jpg" id="312" name="Picture"/>
+                    <pic:cNvPicPr>
+                      <a:picLocks noChangeArrowheads="1" noChangeAspect="1"/>
+                    </pic:cNvPicPr>
+                  </pic:nvPicPr>
+                  <pic:blipFill>
+                    <a:blip r:embed="rId310"/>
+                    <a:stretch>
+                      <a:fillRect/>
+                    </a:stretch>
+                  </pic:blipFill>
+                  <pic:spPr bwMode="auto">
+                    <a:xfrm>
+                      <a:off x="0" y="0"/>
+                      <a:ext cx="3600000" cy="1105801"/>
+                    </a:xfrm>
+                    <a:prstGeom prst="rect">
+                      <a:avLst/>
+                    </a:prstGeom>
+                    <a:noFill/>
+                    <a:ln w="9525">
+                      <a:noFill/>
+                      <a:headEnd/>
+                      <a:tailEnd/>
+                    </a:ln>
+                  </pic:spPr>
+                </pic:pic>
+              </a:graphicData>
+            </a:graphic>
+          </wp:inline>
+        </w:drawing>
+      </w:r>
+    </w:p>
+    <w:p>
+      <w:pPr>
+        <w:pStyle w:val="BodyText"/>
+        <w:spacing w:before="160" w:after="80"/>
+        <w:jc w:val="center"/>
+      </w:pPr>
+      <w:r>
+        <w:rPr>
+          <w:rFonts w:ascii="Times New Roman" w:hAnsi="Times New Roman" w:eastAsia="Times New Roman" w:cs="Times New Roman"/>
+        </w:rPr>
+        <w:drawing>
+          <wp:inline>
+            <wp:extent cx="3600000" cy="1422419"/>
+            <wp:effectExtent b="0" l="0" r="0" t="0"/>
+            <wp:docPr descr="" title="" id="314" name="Picture"/>
+            <a:graphic>
+              <a:graphicData uri="http://schemas.openxmlformats.org/drawingml/2006/picture">
+                <pic:pic>
+                  <pic:nvPicPr>
+                    <pic:cNvPr descr="7c7f63bb06d7659ca6edeed95bc764a061cfced0b21dc859c700dc8e762162e4.jpg" id="315" name="Picture"/>
+                    <pic:cNvPicPr>
+                      <a:picLocks noChangeArrowheads="1" noChangeAspect="1"/>
+                    </pic:cNvPicPr>
+                  </pic:nvPicPr>
+                  <pic:blipFill>
+                    <a:blip r:embed="rId313"/>
+                    <a:stretch>
+                      <a:fillRect/>
+                    </a:stretch>
+                  </pic:blipFill>
+                  <pic:spPr bwMode="auto">
+                    <a:xfrm>
+                      <a:off x="0" y="0"/>
+                      <a:ext cx="3600000" cy="1422419"/>
+                    </a:xfrm>
+                    <a:prstGeom prst="rect">
+                      <a:avLst/>
+                    </a:prstGeom>
+                    <a:noFill/>
+                    <a:ln w="9525">
+                      <a:noFill/>
+                      <a:headEnd/>
+                      <a:tailEnd/>
+                    </a:ln>
+                  </pic:spPr>
+                </pic:pic>
+              </a:graphicData>
+            </a:graphic>
+          </wp:inline>
+        </w:drawing>
+      </w:r>
+    </w:p>
+    <w:p>
+      <w:pPr>
+        <w:pStyle w:val="Compact"/>
+        <w:numPr>
+          <w:ilvl w:val="0"/>
+          <w:numId w:val="1018"/>
+        </w:numPr>
+      </w:pPr>
+      <w:r>
+        <w:rPr>
+          <w:rFonts w:hint="eastAsia" w:ascii="Times New Roman" w:hAnsi="Times New Roman" w:eastAsia="Times New Roman" w:cs="Times New Roman"/>
+        </w:rPr>
+        <w:t>9-4：</w:t>
+      </w:r>
+      <w:r>
+        <w:rPr>
+          <w:rFonts w:hint="eastAsia" w:ascii="Times New Roman" w:hAnsi="Times New Roman" w:eastAsia="FangSong" w:cs="Times New Roman"/>
+        </w:rPr>
+        <w:t>实验</w:t>
+      </w:r>
+      <w:r>
+        <w:rPr>
+          <w:rFonts w:ascii="Times New Roman" w:hAnsi="Times New Roman" w:eastAsia="Times New Roman" w:cs="Times New Roman"/>
+        </w:rPr>
+        <w:t xml:space="preserve"> 1 </w:t>
+      </w:r>
+      <w:r>
+        <w:rPr>
+          <w:rFonts w:hint="eastAsia" w:ascii="Times New Roman" w:hAnsi="Times New Roman" w:eastAsia="FangSong" w:cs="Times New Roman"/>
+        </w:rPr>
+        <w:t xml:space="preserve">可将路线</w:t>
+      </w:r>
+      <w:r>
+        <w:rPr>
+          <w:rFonts w:ascii="Times New Roman" w:hAnsi="Times New Roman" w:eastAsia="Times New Roman" w:cs="Times New Roman"/>
+        </w:rPr>
+        <w:t xml:space="preserve"> Ⅰ、Ⅲ </w:t>
+      </w:r>
+      <w:r>
+        <w:rPr>
+          <w:rFonts w:hint="eastAsia" w:ascii="Times New Roman" w:hAnsi="Times New Roman" w:eastAsia="FangSong" w:cs="Times New Roman"/>
+        </w:rPr>
+        <w:t xml:space="preserve">与路线</w:t>
+      </w:r>
+      <w:r>
+        <w:rPr>
+          <w:rFonts w:ascii="Times New Roman" w:hAnsi="Times New Roman" w:eastAsia="Times New Roman" w:cs="Times New Roman"/>
+        </w:rPr>
+        <w:t xml:space="preserve"> Ⅱ、Ⅳ </w:t>
+      </w:r>
+      <w:r>
+        <w:rPr>
+          <w:rFonts w:hint="eastAsia" w:ascii="Times New Roman" w:hAnsi="Times New Roman" w:eastAsia="FangSong" w:cs="Times New Roman"/>
+        </w:rPr>
+        <w:t>区别开</w:t>
+      </w:r>
+      <w:r>
+        <w:rPr>
+          <w:rFonts w:hint="eastAsia" w:ascii="Times New Roman" w:hAnsi="Times New Roman" w:eastAsia="Times New Roman" w:cs="Times New Roman"/>
+        </w:rPr>
+        <w:t>。</w:t>
+      </w:r>
+    </w:p>
+    <w:p>
+      <w:pPr>
+        <w:pStyle w:val="Compact"/>
+        <w:numPr>
+          <w:ilvl w:val="0"/>
+          <w:numId w:val="1018"/>
+        </w:numPr>
+      </w:pPr>
+      <w:r>
+        <w:rPr>
+          <w:rFonts w:hint="eastAsia" w:ascii="Times New Roman" w:hAnsi="Times New Roman" w:eastAsia="Times New Roman" w:cs="Times New Roman"/>
+        </w:rPr>
+        <w:t>9-5：</w:t>
+      </w:r>
+      <w:r>
+        <w:rPr>
+          <w:rFonts w:hint="eastAsia" w:ascii="Times New Roman" w:hAnsi="Times New Roman" w:eastAsia="FangSong" w:cs="Times New Roman"/>
+        </w:rPr>
+        <w:t>实验</w:t>
+      </w:r>
+      <w:r>
+        <w:rPr>
+          <w:rFonts w:ascii="Times New Roman" w:hAnsi="Times New Roman" w:eastAsia="Times New Roman" w:cs="Times New Roman"/>
+        </w:rPr>
+        <w:t xml:space="preserve"> 2 </w:t>
+      </w:r>
+      <w:r>
+        <w:rPr>
+          <w:rFonts w:hint="eastAsia" w:ascii="Times New Roman" w:hAnsi="Times New Roman" w:eastAsia="FangSong" w:cs="Times New Roman"/>
+        </w:rPr>
+        <w:t xml:space="preserve">可将路线</w:t>
+      </w:r>
+      <w:r>
+        <w:rPr>
+          <w:rFonts w:ascii="Times New Roman" w:hAnsi="Times New Roman" w:eastAsia="Times New Roman" w:cs="Times New Roman"/>
+        </w:rPr>
+        <w:t xml:space="preserve"> Ⅰ、Ⅱ </w:t>
+      </w:r>
+      <w:r>
+        <w:rPr>
+          <w:rFonts w:hint="eastAsia" w:ascii="Times New Roman" w:hAnsi="Times New Roman" w:eastAsia="FangSong" w:cs="Times New Roman"/>
+        </w:rPr>
+        <w:t xml:space="preserve">与路线</w:t>
+      </w:r>
+      <w:r>
+        <w:rPr>
+          <w:rFonts w:ascii="Times New Roman" w:hAnsi="Times New Roman" w:eastAsia="Times New Roman" w:cs="Times New Roman"/>
+        </w:rPr>
+        <w:t xml:space="preserve"> Ⅲ、Ⅳ </w:t>
+      </w:r>
+      <w:r>
+        <w:rPr>
+          <w:rFonts w:hint="eastAsia" w:ascii="Times New Roman" w:hAnsi="Times New Roman" w:eastAsia="FangSong" w:cs="Times New Roman"/>
+        </w:rPr>
+        <w:t>区分开</w:t>
+      </w:r>
+      <w:r>
+        <w:rPr>
+          <w:rFonts w:hint="eastAsia" w:ascii="Times New Roman" w:hAnsi="Times New Roman" w:eastAsia="Times New Roman" w:cs="Times New Roman"/>
+        </w:rPr>
+        <w:t>。</w:t>
+      </w:r>
+    </w:p>
+    <w:p>
+      <w:pPr>
+        <w:pStyle w:val="Compact"/>
+        <w:numPr>
+          <w:ilvl w:val="0"/>
+          <w:numId w:val="1018"/>
+        </w:numPr>
+        <w:spacing w:after="80"/>
+      </w:pPr>
+      <w:r>
+        <w:rPr>
+          <w:rFonts w:hint="eastAsia" w:ascii="Times New Roman" w:hAnsi="Times New Roman" w:eastAsia="Times New Roman" w:cs="Times New Roman"/>
+        </w:rPr>
+        <w:t>9-6：</w:t>
+      </w:r>
+      <w:r>
+        <w:rPr>
+          <w:rFonts w:hint="eastAsia" w:ascii="Times New Roman" w:hAnsi="Times New Roman" w:eastAsia="FangSong" w:cs="Times New Roman"/>
+        </w:rPr>
+        <w:t>实验</w:t>
+      </w:r>
+      <w:r>
+        <w:rPr>
+          <w:rFonts w:ascii="Times New Roman" w:hAnsi="Times New Roman" w:eastAsia="Times New Roman" w:cs="Times New Roman"/>
+        </w:rPr>
+        <w:t xml:space="preserve"> 1 </w:t>
+      </w:r>
+      <w:r>
+        <w:rPr>
+          <w:rFonts w:hint="eastAsia" w:ascii="Times New Roman" w:hAnsi="Times New Roman" w:eastAsia="FangSong" w:cs="Times New Roman"/>
+        </w:rPr>
+        <w:t xml:space="preserve">和</w:t>
+      </w:r>
+      <w:r>
+        <w:rPr>
+          <w:rFonts w:ascii="Times New Roman" w:hAnsi="Times New Roman" w:eastAsia="Times New Roman" w:cs="Times New Roman"/>
+        </w:rPr>
+        <w:t xml:space="preserve"> 2 </w:t>
+      </w:r>
+      <w:r>
+        <w:rPr>
+          <w:rFonts w:hint="eastAsia" w:ascii="Times New Roman" w:hAnsi="Times New Roman" w:eastAsia="FangSong" w:cs="Times New Roman"/>
+        </w:rPr>
+        <w:t xml:space="preserve">的</w:t>
+      </w:r>
+      <w:r>
+        <w:rPr>
+          <w:rFonts w:ascii="Times New Roman" w:hAnsi="Times New Roman" w:eastAsia="Times New Roman" w:cs="Times New Roman"/>
+        </w:rPr>
+        <w:t xml:space="preserve"> NMR </w:t>
+      </w:r>
+      <w:r>
+        <w:rPr>
+          <w:rFonts w:hint="eastAsia" w:ascii="Times New Roman" w:hAnsi="Times New Roman" w:eastAsia="FangSong" w:cs="Times New Roman"/>
+        </w:rPr>
+        <w:t xml:space="preserve">谱中的额外峰来自</w:t>
+      </w:r>
+      <w:r>
+        <w:rPr>
+          <w:rFonts w:ascii="Times New Roman" w:hAnsi="Times New Roman" w:eastAsia="Times New Roman" w:cs="Times New Roman"/>
+        </w:rPr>
+        <w:t xml:space="preserve"> </w:t>
+      </w:r>
+      <w:r>
+        <w:rPr>
+          <w:rFonts w:ascii="Times New Roman" w:hAnsi="Times New Roman" w:eastAsia="Times New Roman" w:cs="Times New Roman"/>
+          <w:vertAlign w:val="superscript"/>
+        </w:rPr>
+        <w:t>13</w:t>
+      </w:r>
+      <w:r>
+        <w:rPr>
+          <w:rFonts w:ascii="Times New Roman" w:hAnsi="Times New Roman" w:eastAsia="Times New Roman" w:cs="Times New Roman"/>
+        </w:rPr>
+        <w:t xml:space="preserve">C </w:t>
+      </w:r>
+      <w:r>
+        <w:rPr>
+          <w:rFonts w:hint="eastAsia" w:ascii="Times New Roman" w:hAnsi="Times New Roman" w:eastAsia="FangSong" w:cs="Times New Roman"/>
+        </w:rPr>
+        <w:t>核之间的偶合</w:t>
+      </w:r>
+      <w:r>
+        <w:rPr>
+          <w:rFonts w:hint="eastAsia" w:ascii="Times New Roman" w:hAnsi="Times New Roman" w:eastAsia="Times New Roman" w:cs="Times New Roman"/>
+        </w:rPr>
+        <w:t>。</w:t>
+      </w:r>
+      <w:r>
+        <w:rPr>
+          <w:rFonts w:hint="eastAsia" w:ascii="Times New Roman" w:hAnsi="Times New Roman" w:eastAsia="FangSong" w:cs="Times New Roman"/>
+        </w:rPr>
+        <w:t>实验</w:t>
+      </w:r>
+      <w:r>
+        <w:rPr>
+          <w:rFonts w:ascii="Times New Roman" w:hAnsi="Times New Roman" w:eastAsia="Times New Roman" w:cs="Times New Roman"/>
+        </w:rPr>
+        <w:t xml:space="preserve"> 1 </w:t>
+      </w:r>
+      <w:r>
+        <w:rPr>
+          <w:rFonts w:hint="eastAsia" w:ascii="Times New Roman" w:hAnsi="Times New Roman" w:eastAsia="FangSong" w:cs="Times New Roman"/>
+        </w:rPr>
+        <w:t xml:space="preserve">中碳</w:t>
+      </w:r>
+      <w:r>
+        <w:rPr>
+          <w:rFonts w:ascii="Times New Roman" w:hAnsi="Times New Roman" w:eastAsia="Times New Roman" w:cs="Times New Roman"/>
+        </w:rPr>
+        <w:t xml:space="preserve"> k </w:t>
+      </w:r>
+      <w:r>
+        <w:rPr>
+          <w:rFonts w:hint="eastAsia" w:ascii="Times New Roman" w:hAnsi="Times New Roman" w:eastAsia="FangSong" w:cs="Times New Roman"/>
+        </w:rPr>
+        <w:t xml:space="preserve">和</w:t>
+      </w:r>
+      <w:r>
+        <w:rPr>
+          <w:rFonts w:ascii="Times New Roman" w:hAnsi="Times New Roman" w:eastAsia="Times New Roman" w:cs="Times New Roman"/>
+        </w:rPr>
+        <w:t xml:space="preserve"> j </w:t>
+      </w:r>
+      <w:r>
+        <w:rPr>
+          <w:rFonts w:hint="eastAsia" w:ascii="Times New Roman" w:hAnsi="Times New Roman" w:eastAsia="FangSong" w:cs="Times New Roman"/>
+        </w:rPr>
+        <w:t xml:space="preserve">同时被</w:t>
+      </w:r>
+      <w:r>
+        <w:rPr>
+          <w:rFonts w:ascii="Times New Roman" w:hAnsi="Times New Roman" w:eastAsia="Times New Roman" w:cs="Times New Roman"/>
+        </w:rPr>
+        <w:t xml:space="preserve"> </w:t>
+      </w:r>
+      <w:r>
+        <w:rPr>
+          <w:rFonts w:ascii="Times New Roman" w:hAnsi="Times New Roman" w:eastAsia="Times New Roman" w:cs="Times New Roman"/>
+          <w:vertAlign w:val="superscript"/>
+        </w:rPr>
+        <w:t>13</w:t>
+      </w:r>
+      <w:r>
+        <w:rPr>
+          <w:rFonts w:ascii="Times New Roman" w:hAnsi="Times New Roman" w:eastAsia="Times New Roman" w:cs="Times New Roman"/>
+        </w:rPr>
+        <w:t xml:space="preserve">C </w:t>
+      </w:r>
+      <w:r>
+        <w:rPr>
+          <w:rFonts w:hint="eastAsia" w:ascii="Times New Roman" w:hAnsi="Times New Roman" w:eastAsia="FangSong" w:cs="Times New Roman"/>
+        </w:rPr>
+        <w:t>标记</w:t>
+      </w:r>
+      <w:r>
+        <w:rPr>
+          <w:rFonts w:hint="eastAsia" w:ascii="Times New Roman" w:hAnsi="Times New Roman" w:eastAsia="Times New Roman" w:cs="Times New Roman"/>
+        </w:rPr>
+        <w:t>（31.0</w:t>
+      </w:r>
+      <w:r>
+        <w:rPr>
+          <w:rFonts w:ascii="Times New Roman" w:hAnsi="Times New Roman" w:eastAsia="Times New Roman" w:cs="Times New Roman"/>
+        </w:rPr>
+        <w:t xml:space="preserve"> </w:t>
+      </w:r>
+      <w:r>
+        <w:rPr>
+          <w:rFonts w:hint="eastAsia" w:ascii="Times New Roman" w:hAnsi="Times New Roman" w:eastAsia="FangSong" w:cs="Times New Roman"/>
+        </w:rPr>
+        <w:t xml:space="preserve">与</w:t>
+      </w:r>
+      <w:r>
+        <w:rPr>
+          <w:rFonts w:ascii="Times New Roman" w:hAnsi="Times New Roman" w:eastAsia="Times New Roman" w:cs="Times New Roman"/>
+        </w:rPr>
+        <w:t xml:space="preserve"> 207.8 </w:t>
+      </w:r>
+      <w:r>
+        <w:rPr>
+          <w:rFonts w:hint="eastAsia" w:ascii="Times New Roman" w:hAnsi="Times New Roman" w:eastAsia="FangSong" w:cs="Times New Roman"/>
+        </w:rPr>
+        <w:t>各呈双重峰</w:t>
+      </w:r>
+      <w:r>
+        <w:rPr>
+          <w:rFonts w:hint="eastAsia" w:ascii="Times New Roman" w:hAnsi="Times New Roman" w:eastAsia="Times New Roman" w:cs="Times New Roman"/>
+        </w:rPr>
+        <w:t>、1J(</w:t>
+      </w:r>
+      <w:r>
+        <w:rPr>
+          <w:rFonts w:hint="eastAsia" w:ascii="Times New Roman" w:hAnsi="Times New Roman" w:eastAsia="Times New Roman" w:cs="Times New Roman"/>
+          <w:vertAlign w:val="superscript"/>
+        </w:rPr>
+        <w:t>13</w:t>
+      </w:r>
+      <w:r>
+        <w:rPr>
+          <w:rFonts w:hint="eastAsia" w:ascii="Times New Roman" w:hAnsi="Times New Roman" w:eastAsia="Times New Roman" w:cs="Times New Roman"/>
+        </w:rPr>
+        <w:t>C–</w:t>
+      </w:r>
+      <w:r>
+        <w:rPr>
+          <w:rFonts w:hint="eastAsia" w:ascii="Times New Roman" w:hAnsi="Times New Roman" w:eastAsia="Times New Roman" w:cs="Times New Roman"/>
+          <w:vertAlign w:val="superscript"/>
+        </w:rPr>
+        <w:t>13</w:t>
+      </w:r>
+      <w:r>
+        <w:rPr>
+          <w:rFonts w:hint="eastAsia" w:ascii="Times New Roman" w:hAnsi="Times New Roman" w:eastAsia="Times New Roman" w:cs="Times New Roman"/>
+        </w:rPr>
+        <w:t>C)≈40</w:t>
+      </w:r>
+      <w:r>
+        <w:rPr>
+          <w:rFonts w:ascii="Times New Roman" w:hAnsi="Times New Roman" w:eastAsia="Times New Roman" w:cs="Times New Roman"/>
+        </w:rPr>
+        <w:t xml:space="preserve"> </w:t>
+      </w:r>
+      <w:r>
+        <w:rPr>
+          <w:rFonts w:hint="eastAsia" w:ascii="Times New Roman" w:hAnsi="Times New Roman" w:eastAsia="Times New Roman" w:cs="Times New Roman"/>
+        </w:rPr>
+        <w:t xml:space="preserve">Hz）⇒</w:t>
+      </w:r>
+      <w:r>
+        <w:rPr>
+          <w:rFonts w:ascii="Times New Roman" w:hAnsi="Times New Roman" w:eastAsia="Times New Roman" w:cs="Times New Roman"/>
+        </w:rPr>
+        <w:t xml:space="preserve"> </w:t>
+      </w:r>
+      <w:r>
+        <w:rPr>
+          <w:rFonts w:hint="eastAsia" w:ascii="Times New Roman" w:hAnsi="Times New Roman" w:eastAsia="FangSong" w:cs="Times New Roman"/>
+        </w:rPr>
+        <w:t xml:space="preserve">走路线</w:t>
+      </w:r>
+      <w:r>
+        <w:rPr>
+          <w:rFonts w:ascii="Times New Roman" w:hAnsi="Times New Roman" w:eastAsia="Times New Roman" w:cs="Times New Roman"/>
+        </w:rPr>
+        <w:t xml:space="preserve"> Ⅰ </w:t>
+      </w:r>
+      <w:r>
+        <w:rPr>
+          <w:rFonts w:hint="eastAsia" w:ascii="Times New Roman" w:hAnsi="Times New Roman" w:eastAsia="FangSong" w:cs="Times New Roman"/>
+        </w:rPr>
+        <w:t xml:space="preserve">或</w:t>
+      </w:r>
+      <w:r>
+        <w:rPr>
+          <w:rFonts w:ascii="Times New Roman" w:hAnsi="Times New Roman" w:eastAsia="Times New Roman" w:cs="Times New Roman"/>
+        </w:rPr>
+        <w:t xml:space="preserve"> </w:t>
+      </w:r>
+      <w:r>
+        <w:rPr>
+          <w:rFonts w:hint="eastAsia" w:ascii="Times New Roman" w:hAnsi="Times New Roman" w:eastAsia="Times New Roman" w:cs="Times New Roman"/>
+        </w:rPr>
+        <w:t>Ⅲ；</w:t>
+      </w:r>
+      <w:r>
+        <w:rPr>
+          <w:rFonts w:hint="eastAsia" w:ascii="Times New Roman" w:hAnsi="Times New Roman" w:eastAsia="FangSong" w:cs="Times New Roman"/>
+        </w:rPr>
+        <w:t>实验</w:t>
+      </w:r>
+      <w:r>
+        <w:rPr>
+          <w:rFonts w:ascii="Times New Roman" w:hAnsi="Times New Roman" w:eastAsia="Times New Roman" w:cs="Times New Roman"/>
+        </w:rPr>
+        <w:t xml:space="preserve"> 2 </w:t>
+      </w:r>
+      <w:r>
+        <w:rPr>
+          <w:rFonts w:hint="eastAsia" w:ascii="Times New Roman" w:hAnsi="Times New Roman" w:eastAsia="FangSong" w:cs="Times New Roman"/>
+        </w:rPr>
+        <w:t xml:space="preserve">中在碳</w:t>
+      </w:r>
+      <w:r>
+        <w:rPr>
+          <w:rFonts w:ascii="Times New Roman" w:hAnsi="Times New Roman" w:eastAsia="Times New Roman" w:cs="Times New Roman"/>
+        </w:rPr>
+        <w:t xml:space="preserve"> j、k、l </w:t>
+      </w:r>
+      <w:r>
+        <w:rPr>
+          <w:rFonts w:hint="eastAsia" w:ascii="Times New Roman" w:hAnsi="Times New Roman" w:eastAsia="FangSong" w:cs="Times New Roman"/>
+        </w:rPr>
+        <w:t>处均见标记</w:t>
+      </w:r>
+      <w:r>
+        <w:rPr>
+          <w:rFonts w:hint="eastAsia" w:ascii="Times New Roman" w:hAnsi="Times New Roman" w:eastAsia="Times New Roman" w:cs="Times New Roman"/>
+        </w:rPr>
+        <w:t>（31.0/47.1/208.7</w:t>
+      </w:r>
+      <w:r>
+        <w:rPr>
+          <w:rFonts w:ascii="Times New Roman" w:hAnsi="Times New Roman" w:eastAsia="Times New Roman" w:cs="Times New Roman"/>
+        </w:rPr>
+        <w:t xml:space="preserve"> </w:t>
+      </w:r>
+      <w:r>
+        <w:rPr>
+          <w:rFonts w:hint="eastAsia" w:ascii="Times New Roman" w:hAnsi="Times New Roman" w:eastAsia="FangSong" w:cs="Times New Roman"/>
+        </w:rPr>
+        <w:t>各呈四重峰</w:t>
+      </w:r>
+      <w:r>
+        <w:rPr>
+          <w:rFonts w:hint="eastAsia" w:ascii="Times New Roman" w:hAnsi="Times New Roman" w:eastAsia="Times New Roman" w:cs="Times New Roman"/>
+        </w:rPr>
+        <w:t>＝</w:t>
+      </w:r>
+      <w:r>
+        <w:rPr>
+          <w:rFonts w:hint="eastAsia" w:ascii="Times New Roman" w:hAnsi="Times New Roman" w:eastAsia="FangSong" w:cs="Times New Roman"/>
+        </w:rPr>
+        <w:t>同时与两个相邻</w:t>
+      </w:r>
+      <w:r>
+        <w:rPr>
+          <w:rFonts w:ascii="Times New Roman" w:hAnsi="Times New Roman" w:eastAsia="Times New Roman" w:cs="Times New Roman"/>
+        </w:rPr>
+        <w:t xml:space="preserve"> </w:t>
+      </w:r>
+      <w:r>
+        <w:rPr>
+          <w:rFonts w:ascii="Times New Roman" w:hAnsi="Times New Roman" w:eastAsia="Times New Roman" w:cs="Times New Roman"/>
+          <w:vertAlign w:val="superscript"/>
+        </w:rPr>
+        <w:t>13</w:t>
+      </w:r>
+      <w:r>
+        <w:rPr>
+          <w:rFonts w:ascii="Times New Roman" w:hAnsi="Times New Roman" w:eastAsia="Times New Roman" w:cs="Times New Roman"/>
+        </w:rPr>
+        <w:t xml:space="preserve">C </w:t>
+      </w:r>
+      <w:r>
+        <w:rPr>
+          <w:rFonts w:hint="eastAsia" w:ascii="Times New Roman" w:hAnsi="Times New Roman" w:eastAsia="FangSong" w:cs="Times New Roman"/>
+        </w:rPr>
+        <w:t>偶合</w:t>
+      </w:r>
+      <w:r>
+        <w:rPr>
+          <w:rFonts w:hint="eastAsia" w:ascii="Times New Roman" w:hAnsi="Times New Roman" w:eastAsia="Times New Roman" w:cs="Times New Roman"/>
+        </w:rPr>
+        <w:t>）⇒</w:t>
+      </w:r>
+      <w:r>
+        <w:rPr>
+          <w:rFonts w:ascii="Times New Roman" w:hAnsi="Times New Roman" w:eastAsia="Times New Roman" w:cs="Times New Roman"/>
+        </w:rPr>
+        <w:t xml:space="preserve"> </w:t>
+      </w:r>
+      <w:r>
+        <w:rPr>
+          <w:rFonts w:hint="eastAsia" w:ascii="Times New Roman" w:hAnsi="Times New Roman" w:eastAsia="FangSong" w:cs="Times New Roman"/>
+        </w:rPr>
+        <w:t xml:space="preserve">生物合成通过</w:t>
+      </w:r>
+      <w:r>
+        <w:rPr>
+          <w:rFonts w:hint="eastAsia" w:ascii="Times New Roman" w:hAnsi="Times New Roman" w:eastAsia="FangSong" w:cs="Times New Roman"/>
+          <w:b/>
+          <w:bCs/>
+        </w:rPr>
+        <w:t xml:space="preserve">路线</w:t>
+      </w:r>
+      <w:r>
+        <w:rPr>
+          <w:rFonts w:ascii="Times New Roman" w:hAnsi="Times New Roman" w:eastAsia="Times New Roman" w:cs="Times New Roman"/>
+          <w:b/>
+          <w:bCs/>
+        </w:rPr>
+        <w:t xml:space="preserve"> Ⅰ</w:t>
+      </w:r>
+      <w:r>
+        <w:rPr>
+          <w:rFonts w:ascii="Times New Roman" w:hAnsi="Times New Roman" w:eastAsia="Times New Roman" w:cs="Times New Roman"/>
+        </w:rPr>
+        <w:t xml:space="preserve">。</w:t>
+      </w:r>
+    </w:p>
+    <w:tbl>
+      <w:tblPr>
+        <w:tblStyle w:val="Table"/>
+        <w:tblW w:type="auto" w:w="0"/>
+        <w:tblLook w:firstRow="1" w:lastRow="0" w:firstColumn="0" w:lastColumn="0" w:noHBand="0" w:noVBand="0" w:val="0020"/>
+      </w:tblPr>
+      <w:tblGrid>
+        <w:gridCol w:w="3960"/>
+        <w:gridCol w:w="3960"/>
+      </w:tblGrid>
+      <w:tr>
+        <w:trPr>
+          <w:tblHeader w:val="on"/>
+        </w:trPr>
+        <w:tc>
+          <w:tcPr/>
+          <w:p>
+            <w:pPr>
+              <w:pStyle w:val="Compact"/>
+              <w:jc w:val="center"/>
+            </w:pPr>
+            <w:r>
+              <w:rPr>
+                <w:rFonts w:hint="eastAsia" w:ascii="Times New Roman" w:hAnsi="Times New Roman" w:eastAsia="SimHei" w:cs="Times New Roman"/>
+                <w:b/>
+              </w:rPr>
+              <w:t xml:space="preserve">知识点</w:t>
+            </w:r>
+          </w:p>
+        </w:tc>
+        <w:tc>
+          <w:tcPr/>
+          <w:p>
+            <w:pPr>
+              <w:pStyle w:val="Compact"/>
+              <w:jc w:val="center"/>
+            </w:pPr>
+            <w:r>
+              <w:rPr>
+                <w:rFonts w:hint="eastAsia" w:ascii="Times New Roman" w:hAnsi="Times New Roman" w:eastAsia="SimHei" w:cs="Times New Roman"/>
+                <w:b/>
+              </w:rPr>
+              <w:t xml:space="preserve">关联内容</w:t>
+            </w:r>
+          </w:p>
+        </w:tc>
+      </w:tr>
+      <w:tr>
+        <w:tc>
+          <w:tcPr/>
+          <w:p>
+            <w:pPr>
+              <w:pStyle w:val="Compact"/>
+              <w:jc w:val="center"/>
+            </w:pPr>
+            <w:r>
+              <w:rPr>
+                <w:rFonts w:hint="eastAsia" w:ascii="Times New Roman" w:hAnsi="Times New Roman" w:eastAsia="FangSong" w:cs="Times New Roman"/>
+              </w:rPr>
+              <w:t xml:space="preserve">天然产物化学</w:t>
+            </w:r>
+          </w:p>
+        </w:tc>
+        <w:tc>
+          <w:tcPr/>
+          <w:p>
+            <w:pPr>
+              <w:pStyle w:val="Compact"/>
+              <w:jc w:val="center"/>
+            </w:pPr>
+            <w:r>
+              <w:rPr>
+                <w:rFonts w:hint="eastAsia" w:ascii="Times New Roman" w:hAnsi="Times New Roman" w:eastAsia="FangSong" w:cs="Times New Roman"/>
+              </w:rPr>
+              <w:t>假石榴碱</w:t>
+            </w:r>
+            <w:r>
+              <w:rPr>
+                <w:rFonts w:hint="eastAsia" w:ascii="Times New Roman" w:hAnsi="Times New Roman" w:eastAsia="Times New Roman" w:cs="Times New Roman"/>
+              </w:rPr>
+              <w:t>/</w:t>
+            </w:r>
+            <w:r>
+              <w:rPr>
+                <w:rFonts w:hint="eastAsia" w:ascii="Times New Roman" w:hAnsi="Times New Roman" w:eastAsia="FangSong" w:cs="Times New Roman"/>
+              </w:rPr>
+              <w:t>石榴碱生源</w:t>
+            </w:r>
+          </w:p>
+        </w:tc>
+      </w:tr>
+      <w:tr>
+        <w:tc>
+          <w:tcPr/>
+          <w:p>
+            <w:pPr>
+              <w:pStyle w:val="Compact"/>
+              <w:jc w:val="center"/>
+            </w:pPr>
+            <w:r>
+              <w:rPr>
+                <w:rFonts w:hint="eastAsia" w:ascii="Times New Roman" w:hAnsi="Times New Roman" w:eastAsia="FangSong" w:cs="Times New Roman"/>
+              </w:rPr>
+              <w:t xml:space="preserve">有机波谱分析</w:t>
+            </w:r>
+          </w:p>
+        </w:tc>
+        <w:tc>
+          <w:tcPr/>
+          <w:p>
+            <w:pPr>
+              <w:pStyle w:val="Compact"/>
+              <w:jc w:val="center"/>
+            </w:pPr>
+            <w:r>
+              <w:rPr>
+                <w:rFonts w:ascii="Times New Roman" w:hAnsi="Times New Roman" w:eastAsia="Times New Roman" w:cs="Times New Roman"/>
+                <w:vertAlign w:val="superscript"/>
+              </w:rPr>
+              <w:t>13</w:t>
+            </w:r>
+            <w:r>
+              <w:rPr>
+                <w:rFonts w:ascii="Times New Roman" w:hAnsi="Times New Roman" w:eastAsia="Times New Roman" w:cs="Times New Roman"/>
+              </w:rPr>
+              <w:t>C-</w:t>
+            </w:r>
+            <w:r>
+              <w:rPr>
+                <w:rFonts w:ascii="Times New Roman" w:hAnsi="Times New Roman" w:eastAsia="Times New Roman" w:cs="Times New Roman"/>
+                <w:vertAlign w:val="superscript"/>
+              </w:rPr>
+              <w:t>13</w:t>
+            </w:r>
+            <w:r>
+              <w:rPr>
+                <w:rFonts w:ascii="Times New Roman" w:hAnsi="Times New Roman" w:eastAsia="Times New Roman" w:cs="Times New Roman"/>
+              </w:rPr>
+              <w:t xml:space="preserve">C </w:t>
+            </w:r>
+            <w:r>
+              <w:rPr>
+                <w:rFonts w:hint="eastAsia" w:ascii="Times New Roman" w:hAnsi="Times New Roman" w:eastAsia="FangSong" w:cs="Times New Roman"/>
+              </w:rPr>
+              <w:t xml:space="preserve">偶合判定</w:t>
+            </w:r>
+          </w:p>
+        </w:tc>
+      </w:tr>
+      <w:tr>
+        <w:tc>
+          <w:tcPr/>
+          <w:p>
+            <w:pPr>
+              <w:pStyle w:val="Compact"/>
+              <w:jc w:val="center"/>
+            </w:pPr>
+            <w:r>
+              <w:rPr>
+                <w:rFonts w:hint="eastAsia" w:ascii="Times New Roman" w:hAnsi="Times New Roman" w:eastAsia="FangSong" w:cs="Times New Roman"/>
+              </w:rPr>
+              <w:t xml:space="preserve">中间体</w:t>
+            </w:r>
+          </w:p>
+        </w:tc>
+        <w:tc>
+          <w:tcPr/>
+          <w:p>
+            <w:pPr>
+              <w:pStyle w:val="Compact"/>
+              <w:jc w:val="center"/>
+            </w:pPr>
+            <w:r>
+              <w:rPr>
+                <w:rFonts w:ascii="Times New Roman" w:hAnsi="Times New Roman" w:eastAsia="Times New Roman" w:cs="Times New Roman"/>
+              </w:rPr>
+              <w:t xml:space="preserve">9-1 B/C/D</w:t>
+            </w:r>
+          </w:p>
+        </w:tc>
+      </w:tr>
+      <w:tr>
+        <w:tc>
+          <w:tcPr/>
+          <w:p>
+            <w:pPr>
+              <w:pStyle w:val="Compact"/>
+              <w:jc w:val="center"/>
+            </w:pPr>
+            <w:r>
+              <w:rPr>
+                <w:rFonts w:hint="eastAsia" w:ascii="Times New Roman" w:hAnsi="Times New Roman" w:eastAsia="FangSong" w:cs="Times New Roman"/>
+              </w:rPr>
+              <w:t xml:space="preserve">休克尔规则</w:t>
+            </w:r>
+          </w:p>
+        </w:tc>
+        <w:tc>
+          <w:tcPr/>
+          <w:p>
+            <w:pPr>
+              <w:pStyle w:val="Compact"/>
+              <w:jc w:val="center"/>
+            </w:pPr>
+            <w:r>
+              <w:rPr>
+                <w:rFonts w:hint="eastAsia" w:ascii="Times New Roman" w:hAnsi="Times New Roman" w:eastAsia="FangSong" w:cs="Times New Roman"/>
+              </w:rPr>
+              <w:t xml:space="preserve">环辛四烯非芳香性</w:t>
+            </w:r>
+          </w:p>
+        </w:tc>
+      </w:tr>
+    </w:tbl>
+    <w:p>
+      <w:pPr>
+        <w:spacing w:before="160" w:after="80"/>
+      </w:pPr>
+      <w:r>
+        <w:pict>
+          <v:rect style="width:0;height:1.5pt" o:hralign="center" o:hrstd="t" o:hr="t"/>
+        </w:pict>
+      </w:r>
+    </w:p>
+    <w:bookmarkEnd w:id="316"/>
+    <w:bookmarkStart w:id="344" w:name="有机合成与机理第35届初赛"/>
+    <w:p>
+      <w:pPr>
+        <w:pStyle w:val="Heading2"/>
+        <w:spacing w:before="280" w:after="120"/>
+      </w:pPr>
+      <w:r>
+        <w:rPr>
+          <w:rFonts w:ascii="Times New Roman" w:hAnsi="Times New Roman" w:eastAsia="Times New Roman" w:cs="Times New Roman"/>
+        </w:rPr>
+        <w:t xml:space="preserve">10.26 </w:t>
+      </w:r>
+      <w:r>
+        <w:rPr>
+          <w:rFonts w:hint="eastAsia" w:ascii="Times New Roman" w:hAnsi="Times New Roman" w:eastAsia="SimHei" w:cs="Times New Roman"/>
+        </w:rPr>
+        <w:t>有机合成与机理</w:t>
+      </w:r>
+      <w:r>
+        <w:rPr>
+          <w:rFonts w:hint="eastAsia" w:ascii="Times New Roman" w:hAnsi="Times New Roman" w:eastAsia="Times New Roman" w:cs="Times New Roman"/>
+        </w:rPr>
+        <w:t>（</w:t>
+      </w:r>
+      <w:r>
+        <w:rPr>
+          <w:rFonts w:hint="eastAsia" w:ascii="Times New Roman" w:hAnsi="Times New Roman" w:eastAsia="SimHei" w:cs="Times New Roman"/>
+        </w:rPr>
+        <w:t>第</w:t>
+      </w:r>
+      <w:r>
+        <w:rPr>
+          <w:rFonts w:hint="eastAsia" w:ascii="Times New Roman" w:hAnsi="Times New Roman" w:eastAsia="Times New Roman" w:cs="Times New Roman"/>
+        </w:rPr>
+        <w:t>35</w:t>
+      </w:r>
+      <w:r>
+        <w:rPr>
+          <w:rFonts w:hint="eastAsia" w:ascii="Times New Roman" w:hAnsi="Times New Roman" w:eastAsia="SimHei" w:cs="Times New Roman"/>
+        </w:rPr>
+        <w:t>届初赛</w:t>
+      </w:r>
+      <w:r>
+        <w:rPr>
+          <w:rFonts w:hint="eastAsia" w:ascii="Times New Roman" w:hAnsi="Times New Roman" w:eastAsia="Times New Roman" w:cs="Times New Roman"/>
+        </w:rPr>
+        <w:t>）</w:t>
+      </w:r>
+    </w:p>
+    <w:p>
+      <w:pPr>
+        <w:pStyle w:val="FirstParagraph"/>
+      </w:pPr>
+      <w:r>
+        <w:rPr>
+          <w:rFonts w:ascii="Times New Roman" w:hAnsi="Times New Roman" w:eastAsia="Times New Roman" w:cs="Times New Roman"/>
+          <w:b/>
+          <w:bCs/>
+        </w:rPr>
+        <w:t xml:space="preserve">10-1</w:t>
+      </w:r>
+      <w:r>
+        <w:rPr>
+          <w:rFonts w:ascii="Times New Roman" w:hAnsi="Times New Roman" w:eastAsia="Times New Roman" w:cs="Times New Roman"/>
+        </w:rPr>
+        <w:t xml:space="preserve"> </w:t>
+      </w:r>
+      <w:r>
+        <w:rPr>
+          <w:rFonts w:hint="eastAsia" w:ascii="Times New Roman" w:hAnsi="Times New Roman" w:eastAsia="FangSong" w:cs="Times New Roman"/>
+        </w:rPr>
+        <w:t xml:space="preserve">画出酰胺</w:t>
+      </w:r>
+      <w:r>
+        <w:rPr>
+          <w:rFonts w:ascii="Times New Roman" w:hAnsi="Times New Roman" w:eastAsia="Times New Roman" w:cs="Times New Roman"/>
+        </w:rPr>
+        <w:t xml:space="preserve"> A </w:t>
+      </w:r>
+      <w:r>
+        <w:rPr>
+          <w:rFonts w:hint="eastAsia" w:ascii="Times New Roman" w:hAnsi="Times New Roman" w:eastAsia="FangSong" w:cs="Times New Roman"/>
+        </w:rPr>
+        <w:t>的共振式</w:t>
+      </w:r>
+      <w:r>
+        <w:rPr>
+          <w:rFonts w:hint="eastAsia" w:ascii="Times New Roman" w:hAnsi="Times New Roman" w:eastAsia="Times New Roman" w:cs="Times New Roman"/>
+        </w:rPr>
+        <w:t>。</w:t>
+      </w:r>
+    </w:p>
+    <w:p>
+      <w:pPr>
+        <w:pStyle w:val="BodyText"/>
+        <w:spacing w:before="160" w:after="80"/>
+        <w:jc w:val="center"/>
+      </w:pPr>
+      <w:r>
+        <w:rPr>
+          <w:rFonts w:ascii="Times New Roman" w:hAnsi="Times New Roman" w:eastAsia="Times New Roman" w:cs="Times New Roman"/>
+        </w:rPr>
+        <w:drawing>
+          <wp:inline>
+            <wp:extent cx="1625600" cy="1587500"/>
+            <wp:effectExtent b="0" l="0" r="0" t="0"/>
+            <wp:docPr descr="" title="" id="318" name="Picture"/>
+            <a:graphic>
+              <a:graphicData uri="http://schemas.openxmlformats.org/drawingml/2006/picture">
+                <pic:pic>
+                  <pic:nvPicPr>
+                    <pic:cNvPr descr="15158d8abc69b1f8a0127c1ef9f5dfb10dd5382e7847974ac3d0054d968df841.jpg" id="319" name="Picture"/>
+                    <pic:cNvPicPr>
+                      <a:picLocks noChangeArrowheads="1" noChangeAspect="1"/>
+                    </pic:cNvPicPr>
+                  </pic:nvPicPr>
+                  <pic:blipFill>
+                    <a:blip r:embed="rId317"/>
                     <a:stretch>
                       <a:fillRect/>
                     </a:stretch>
@@ -32770,18 +36115,18 @@
           <wp:inline>
             <wp:extent cx="2743200" cy="1524000"/>
             <wp:effectExtent b="0" l="0" r="0" t="0"/>
-            <wp:docPr descr="" title="" id="299" name="Picture"/>
+            <wp:docPr descr="" title="" id="321" name="Picture"/>
             <a:graphic>
               <a:graphicData uri="http://schemas.openxmlformats.org/drawingml/2006/picture">
                 <pic:pic>
                   <pic:nvPicPr>
-                    <pic:cNvPr descr="fac9394e59d0eb13a9f8a6596532895b17de29e07eb7a81caabccd8965f36417.jpg" id="300" name="Picture"/>
+                    <pic:cNvPr descr="fac9394e59d0eb13a9f8a6596532895b17de29e07eb7a81caabccd8965f36417.jpg" id="322" name="Picture"/>
                     <pic:cNvPicPr>
                       <a:picLocks noChangeArrowheads="1" noChangeAspect="1"/>
                     </pic:cNvPicPr>
                   </pic:nvPicPr>
                   <pic:blipFill>
-                    <a:blip r:embed="rId298"/>
+                    <a:blip r:embed="rId320"/>
                     <a:stretch>
                       <a:fillRect/>
                     </a:stretch>
@@ -32822,18 +36167,18 @@
           <wp:inline>
             <wp:extent cx="1727200" cy="1524000"/>
             <wp:effectExtent b="0" l="0" r="0" t="0"/>
-            <wp:docPr descr="" title="" id="302" name="Picture"/>
+            <wp:docPr descr="" title="" id="324" name="Picture"/>
             <a:graphic>
               <a:graphicData uri="http://schemas.openxmlformats.org/drawingml/2006/picture">
                 <pic:pic>
                   <pic:nvPicPr>
-                    <pic:cNvPr descr="dccb82d937f7e363d1f1213d579d4863438b98edb1807dc7464c5b3a91ba7d69.jpg" id="303" name="Picture"/>
+                    <pic:cNvPr descr="dccb82d937f7e363d1f1213d579d4863438b98edb1807dc7464c5b3a91ba7d69.jpg" id="325" name="Picture"/>
                     <pic:cNvPicPr>
                       <a:picLocks noChangeArrowheads="1" noChangeAspect="1"/>
                     </pic:cNvPicPr>
                   </pic:nvPicPr>
                   <pic:blipFill>
-                    <a:blip r:embed="rId301"/>
+                    <a:blip r:embed="rId323"/>
                     <a:stretch>
                       <a:fillRect/>
                     </a:stretch>
@@ -33256,18 +36601,18 @@
           <wp:inline>
             <wp:extent cx="3600000" cy="570456"/>
             <wp:effectExtent b="0" l="0" r="0" t="0"/>
-            <wp:docPr descr="" title="" id="305" name="Picture"/>
+            <wp:docPr descr="" title="" id="327" name="Picture"/>
             <a:graphic>
               <a:graphicData uri="http://schemas.openxmlformats.org/drawingml/2006/picture">
                 <pic:pic>
                   <pic:nvPicPr>
-                    <pic:cNvPr descr="67b08cc52ed0e2c8583df64f64ffd900f6b8d75dfa5c608fcdc968316f9dc5d5.jpg" id="306" name="Picture"/>
+                    <pic:cNvPr descr="67b08cc52ed0e2c8583df64f64ffd900f6b8d75dfa5c608fcdc968316f9dc5d5.jpg" id="328" name="Picture"/>
                     <pic:cNvPicPr>
                       <a:picLocks noChangeArrowheads="1" noChangeAspect="1"/>
                     </pic:cNvPicPr>
                   </pic:nvPicPr>
                   <pic:blipFill>
-                    <a:blip r:embed="rId304"/>
+                    <a:blip r:embed="rId326"/>
                     <a:stretch>
                       <a:fillRect/>
                     </a:stretch>
@@ -33972,18 +37317,18 @@
           <wp:inline>
             <wp:extent cx="2146300" cy="2616200"/>
             <wp:effectExtent b="0" l="0" r="0" t="0"/>
-            <wp:docPr descr="" title="" id="308" name="Picture"/>
+            <wp:docPr descr="" title="" id="330" name="Picture"/>
             <a:graphic>
               <a:graphicData uri="http://schemas.openxmlformats.org/drawingml/2006/picture">
                 <pic:pic>
                   <pic:nvPicPr>
-                    <pic:cNvPr descr="8d0cd06f5052f583eda49bbfaa3691f948d163cacfff9c6765a162c387561221.jpg" id="309" name="Picture"/>
+                    <pic:cNvPr descr="8d0cd06f5052f583eda49bbfaa3691f948d163cacfff9c6765a162c387561221.jpg" id="331" name="Picture"/>
                     <pic:cNvPicPr>
                       <a:picLocks noChangeArrowheads="1" noChangeAspect="1"/>
                     </pic:cNvPicPr>
                   </pic:nvPicPr>
                   <pic:blipFill>
-                    <a:blip r:embed="rId307"/>
+                    <a:blip r:embed="rId329"/>
                     <a:stretch>
                       <a:fillRect/>
                     </a:stretch>
@@ -34036,18 +37381,18 @@
           <wp:inline>
             <wp:extent cx="3594100" cy="1968500"/>
             <wp:effectExtent b="0" l="0" r="0" t="0"/>
-            <wp:docPr descr="" title="" id="311" name="Picture"/>
+            <wp:docPr descr="" title="" id="333" name="Picture"/>
             <a:graphic>
               <a:graphicData uri="http://schemas.openxmlformats.org/drawingml/2006/picture">
                 <pic:pic>
                   <pic:nvPicPr>
-                    <pic:cNvPr descr="6021dc5ce22613d47c2a0abf558fa0117f010eaa13ac9f49606af9ffe8af0f02.jpg" id="312" name="Picture"/>
+                    <pic:cNvPr descr="6021dc5ce22613d47c2a0abf558fa0117f010eaa13ac9f49606af9ffe8af0f02.jpg" id="334" name="Picture"/>
                     <pic:cNvPicPr>
                       <a:picLocks noChangeArrowheads="1" noChangeAspect="1"/>
                     </pic:cNvPicPr>
                   </pic:nvPicPr>
                   <pic:blipFill>
-                    <a:blip r:embed="rId310"/>
+                    <a:blip r:embed="rId332"/>
                     <a:stretch>
                       <a:fillRect/>
                     </a:stretch>
@@ -34100,18 +37445,18 @@
           <wp:inline>
             <wp:extent cx="3600000" cy="1815835"/>
             <wp:effectExtent b="0" l="0" r="0" t="0"/>
-            <wp:docPr descr="" title="" id="314" name="Picture"/>
+            <wp:docPr descr="" title="" id="336" name="Picture"/>
             <a:graphic>
               <a:graphicData uri="http://schemas.openxmlformats.org/drawingml/2006/picture">
                 <pic:pic>
                   <pic:nvPicPr>
-                    <pic:cNvPr descr="8795674213c15fc3a037fa4078d0c29ff9455373239c327fa23bba2935e2269c.jpg" id="315" name="Picture"/>
+                    <pic:cNvPr descr="8795674213c15fc3a037fa4078d0c29ff9455373239c327fa23bba2935e2269c.jpg" id="337" name="Picture"/>
                     <pic:cNvPicPr>
                       <a:picLocks noChangeArrowheads="1" noChangeAspect="1"/>
                     </pic:cNvPicPr>
                   </pic:nvPicPr>
                   <pic:blipFill>
-                    <a:blip r:embed="rId313"/>
+                    <a:blip r:embed="rId335"/>
                     <a:stretch>
                       <a:fillRect/>
                     </a:stretch>
@@ -34207,18 +37552,18 @@
           <wp:inline>
             <wp:extent cx="3600000" cy="489680"/>
             <wp:effectExtent b="0" l="0" r="0" t="0"/>
-            <wp:docPr descr="" title="" id="317" name="Picture"/>
+            <wp:docPr descr="" title="" id="339" name="Picture"/>
             <a:graphic>
               <a:graphicData uri="http://schemas.openxmlformats.org/drawingml/2006/picture">
                 <pic:pic>
                   <pic:nvPicPr>
-                    <pic:cNvPr descr="fee6b6a4f9c6741194d172504b7230c270b297a8643c4b5c2bd1e8251d701834.jpg" id="318" name="Picture"/>
+                    <pic:cNvPr descr="fee6b6a4f9c6741194d172504b7230c270b297a8643c4b5c2bd1e8251d701834.jpg" id="340" name="Picture"/>
                     <pic:cNvPicPr>
                       <a:picLocks noChangeArrowheads="1" noChangeAspect="1"/>
                     </pic:cNvPicPr>
                   </pic:nvPicPr>
                   <pic:blipFill>
-                    <a:blip r:embed="rId316"/>
+                    <a:blip r:embed="rId338"/>
                     <a:stretch>
                       <a:fillRect/>
                     </a:stretch>
@@ -35122,7 +38467,7 @@
         <w:t>。</w:t>
       </w:r>
     </w:p>
-    <w:bookmarkStart w:id="319" w:name="dyotropic-重排"/>
+    <w:bookmarkStart w:id="341" w:name="dyotropic-重排"/>
     <w:p>
       <w:pPr>
         <w:pStyle w:val="Heading3"/>
@@ -36245,8 +39590,8 @@
         <w:t xml:space="preserve">：</w:t>
       </w:r>
     </w:p>
-    <w:bookmarkEnd w:id="319"/>
-    <w:bookmarkStart w:id="320" w:name="酰胺的共振式"/>
+    <w:bookmarkEnd w:id="341"/>
+    <w:bookmarkStart w:id="342" w:name="酰胺的共振式"/>
     <w:p>
       <w:pPr>
         <w:pStyle w:val="Heading3"/>
@@ -36926,8 +40271,8 @@
         <w:t>）</w:t>
       </w:r>
     </w:p>
-    <w:bookmarkEnd w:id="320"/>
-    <w:bookmarkStart w:id="321" w:name="端基效应anomeric-effect"/>
+    <w:bookmarkEnd w:id="342"/>
+    <w:bookmarkStart w:id="343" w:name="端基效应anomeric-effect"/>
     <w:p>
       <w:pPr>
         <w:pStyle w:val="Heading3"/>
@@ -37608,9 +40953,9 @@
         </w:pict>
       </w:r>
     </w:p>
-    <w:bookmarkEnd w:id="321"/>
-    <w:bookmarkEnd w:id="322"/>
-    <w:bookmarkStart w:id="347" w:name="氧化反应选择性第37届初赛"/>
+    <w:bookmarkEnd w:id="343"/>
+    <w:bookmarkEnd w:id="344"/>
+    <w:bookmarkStart w:id="369" w:name="氧化反应选择性第37届初赛"/>
     <w:p>
       <w:pPr>
         <w:pStyle w:val="Heading2"/>
@@ -37620,7 +40965,7 @@
         <w:rPr>
           <w:rFonts w:ascii="Times New Roman" w:hAnsi="Times New Roman" w:eastAsia="Times New Roman" w:cs="Times New Roman"/>
         </w:rPr>
-        <w:t xml:space="preserve">10.26 </w:t>
+        <w:t xml:space="preserve">10.27 </w:t>
       </w:r>
       <w:r>
         <w:rPr>
@@ -37714,18 +41059,18 @@
           <wp:inline>
             <wp:extent cx="3600000" cy="2082743"/>
             <wp:effectExtent b="0" l="0" r="0" t="0"/>
-            <wp:docPr descr="" title="" id="324" name="Picture"/>
+            <wp:docPr descr="" title="" id="346" name="Picture"/>
             <a:graphic>
               <a:graphicData uri="http://schemas.openxmlformats.org/drawingml/2006/picture">
                 <pic:pic>
                   <pic:nvPicPr>
-                    <pic:cNvPr descr="4034dd8322aa7eb20fe8d9fa718ec2d6d30e533cdab63b2baafb38738c63f2c2.jpg" id="325" name="Picture"/>
+                    <pic:cNvPr descr="4034dd8322aa7eb20fe8d9fa718ec2d6d30e533cdab63b2baafb38738c63f2c2.jpg" id="347" name="Picture"/>
                     <pic:cNvPicPr>
                       <a:picLocks noChangeArrowheads="1" noChangeAspect="1"/>
                     </pic:cNvPicPr>
                   </pic:nvPicPr>
                   <pic:blipFill>
-                    <a:blip r:embed="rId323"/>
+                    <a:blip r:embed="rId345"/>
                     <a:stretch>
                       <a:fillRect/>
                     </a:stretch>
@@ -38557,18 +41902,18 @@
           <wp:inline>
             <wp:extent cx="3600000" cy="923529"/>
             <wp:effectExtent b="0" l="0" r="0" t="0"/>
-            <wp:docPr descr="" title="" id="327" name="Picture"/>
+            <wp:docPr descr="" title="" id="349" name="Picture"/>
             <a:graphic>
               <a:graphicData uri="http://schemas.openxmlformats.org/drawingml/2006/picture">
                 <pic:pic>
                   <pic:nvPicPr>
-                    <pic:cNvPr descr="6b355ffef7609b4b71e79326afc5c3da674344d095ec013e853b93cafa4613d8.jpg" id="328" name="Picture"/>
+                    <pic:cNvPr descr="6b355ffef7609b4b71e79326afc5c3da674344d095ec013e853b93cafa4613d8.jpg" id="350" name="Picture"/>
                     <pic:cNvPicPr>
                       <a:picLocks noChangeArrowheads="1" noChangeAspect="1"/>
                     </pic:cNvPicPr>
                   </pic:nvPicPr>
                   <pic:blipFill>
-                    <a:blip r:embed="rId326"/>
+                    <a:blip r:embed="rId348"/>
                     <a:stretch>
                       <a:fillRect/>
                     </a:stretch>
@@ -38741,18 +42086,18 @@
           <wp:inline>
             <wp:extent cx="3600000" cy="694736"/>
             <wp:effectExtent b="0" l="0" r="0" t="0"/>
-            <wp:docPr descr="" title="" id="330" name="Picture"/>
+            <wp:docPr descr="" title="" id="352" name="Picture"/>
             <a:graphic>
               <a:graphicData uri="http://schemas.openxmlformats.org/drawingml/2006/picture">
                 <pic:pic>
                   <pic:nvPicPr>
-                    <pic:cNvPr descr="1efc3a177d4dacba88d87a174ae91d9152de62542ed947e7030a4b2c4e627ceb.jpg" id="331" name="Picture"/>
+                    <pic:cNvPr descr="1efc3a177d4dacba88d87a174ae91d9152de62542ed947e7030a4b2c4e627ceb.jpg" id="353" name="Picture"/>
                     <pic:cNvPicPr>
                       <a:picLocks noChangeArrowheads="1" noChangeAspect="1"/>
                     </pic:cNvPicPr>
                   </pic:nvPicPr>
                   <pic:blipFill>
-                    <a:blip r:embed="rId329"/>
+                    <a:blip r:embed="rId351"/>
                     <a:stretch>
                       <a:fillRect/>
                     </a:stretch>
@@ -39850,7 +43195,7 @@
         <w:pStyle w:val="Compact"/>
         <w:numPr>
           <w:ilvl w:val="0"/>
-          <w:numId w:val="1017"/>
+          <w:numId w:val="1019"/>
         </w:numPr>
       </w:pPr>
       <w:r>
@@ -39913,7 +43258,7 @@
         <w:pStyle w:val="Compact"/>
         <w:numPr>
           <w:ilvl w:val="0"/>
-          <w:numId w:val="1017"/>
+          <w:numId w:val="1019"/>
         </w:numPr>
       </w:pPr>
       <w:r>
@@ -39946,7 +43291,7 @@
         <w:pStyle w:val="Compact"/>
         <w:numPr>
           <w:ilvl w:val="0"/>
-          <w:numId w:val="1017"/>
+          <w:numId w:val="1019"/>
         </w:numPr>
       </w:pPr>
       <w:r>
@@ -39988,18 +43333,18 @@
           <wp:inline>
             <wp:extent cx="3600000" cy="944325"/>
             <wp:effectExtent b="0" l="0" r="0" t="0"/>
-            <wp:docPr descr="" title="" id="333" name="Picture"/>
+            <wp:docPr descr="" title="" id="355" name="Picture"/>
             <a:graphic>
               <a:graphicData uri="http://schemas.openxmlformats.org/drawingml/2006/picture">
                 <pic:pic>
                   <pic:nvPicPr>
-                    <pic:cNvPr descr="2ee1ccc0daaacf422769acad0af3e780359f64a98ebece9a6ce53010d99c06dc.jpg" id="334" name="Picture"/>
+                    <pic:cNvPr descr="2ee1ccc0daaacf422769acad0af3e780359f64a98ebece9a6ce53010d99c06dc.jpg" id="356" name="Picture"/>
                     <pic:cNvPicPr>
                       <a:picLocks noChangeArrowheads="1" noChangeAspect="1"/>
                     </pic:cNvPicPr>
                   </pic:nvPicPr>
                   <pic:blipFill>
-                    <a:blip r:embed="rId332"/>
+                    <a:blip r:embed="rId354"/>
                     <a:stretch>
                       <a:fillRect/>
                     </a:stretch>
@@ -40040,18 +43385,18 @@
           <wp:inline>
             <wp:extent cx="2692400" cy="2552700"/>
             <wp:effectExtent b="0" l="0" r="0" t="0"/>
-            <wp:docPr descr="" title="" id="336" name="Picture"/>
+            <wp:docPr descr="" title="" id="358" name="Picture"/>
             <a:graphic>
               <a:graphicData uri="http://schemas.openxmlformats.org/drawingml/2006/picture">
                 <pic:pic>
                   <pic:nvPicPr>
-                    <pic:cNvPr descr="c8145c78297bc26a335f24c79843690f8a43149882e686f70455c8db638ce094.jpg" id="337" name="Picture"/>
+                    <pic:cNvPr descr="c8145c78297bc26a335f24c79843690f8a43149882e686f70455c8db638ce094.jpg" id="359" name="Picture"/>
                     <pic:cNvPicPr>
                       <a:picLocks noChangeArrowheads="1" noChangeAspect="1"/>
                     </pic:cNvPicPr>
                   </pic:nvPicPr>
                   <pic:blipFill>
-                    <a:blip r:embed="rId335"/>
+                    <a:blip r:embed="rId357"/>
                     <a:stretch>
                       <a:fillRect/>
                     </a:stretch>
@@ -40083,7 +43428,7 @@
         <w:pStyle w:val="Compact"/>
         <w:numPr>
           <w:ilvl w:val="0"/>
-          <w:numId w:val="1018"/>
+          <w:numId w:val="1020"/>
         </w:numPr>
       </w:pPr>
       <w:r>
@@ -40715,18 +44060,18 @@
           <wp:inline>
             <wp:extent cx="3600000" cy="2002742"/>
             <wp:effectExtent b="0" l="0" r="0" t="0"/>
-            <wp:docPr descr="" title="" id="339" name="Picture"/>
+            <wp:docPr descr="" title="" id="361" name="Picture"/>
             <a:graphic>
               <a:graphicData uri="http://schemas.openxmlformats.org/drawingml/2006/picture">
                 <pic:pic>
                   <pic:nvPicPr>
-                    <pic:cNvPr descr="7f077e185881f76b3390448710fee0a81ac12162e6d76668072f689dd8290354.jpg" id="340" name="Picture"/>
+                    <pic:cNvPr descr="7f077e185881f76b3390448710fee0a81ac12162e6d76668072f689dd8290354.jpg" id="362" name="Picture"/>
                     <pic:cNvPicPr>
                       <a:picLocks noChangeArrowheads="1" noChangeAspect="1"/>
                     </pic:cNvPicPr>
                   </pic:nvPicPr>
                   <pic:blipFill>
-                    <a:blip r:embed="rId338"/>
+                    <a:blip r:embed="rId360"/>
                     <a:stretch>
                       <a:fillRect/>
                     </a:stretch>
@@ -40957,18 +44302,18 @@
           <wp:inline>
             <wp:extent cx="2159000" cy="3505200"/>
             <wp:effectExtent b="0" l="0" r="0" t="0"/>
-            <wp:docPr descr="" title="" id="342" name="Picture"/>
+            <wp:docPr descr="" title="" id="364" name="Picture"/>
             <a:graphic>
               <a:graphicData uri="http://schemas.openxmlformats.org/drawingml/2006/picture">
                 <pic:pic>
                   <pic:nvPicPr>
-                    <pic:cNvPr descr="b142a024c5cdd03e0a50ad75488f978495e8f6345db445b7c525f459757fa9d1.jpg" id="343" name="Picture"/>
+                    <pic:cNvPr descr="b142a024c5cdd03e0a50ad75488f978495e8f6345db445b7c525f459757fa9d1.jpg" id="365" name="Picture"/>
                     <pic:cNvPicPr>
                       <a:picLocks noChangeArrowheads="1" noChangeAspect="1"/>
                     </pic:cNvPicPr>
                   </pic:nvPicPr>
                   <pic:blipFill>
-                    <a:blip r:embed="rId341"/>
+                    <a:blip r:embed="rId363"/>
                     <a:stretch>
                       <a:fillRect/>
                     </a:stretch>
@@ -41329,7 +44674,7 @@
         <w:pStyle w:val="Compact"/>
         <w:numPr>
           <w:ilvl w:val="0"/>
-          <w:numId w:val="1019"/>
+          <w:numId w:val="1021"/>
         </w:numPr>
       </w:pPr>
       <w:r>
@@ -41374,7 +44719,7 @@
         <w:pStyle w:val="Compact"/>
         <w:numPr>
           <w:ilvl w:val="0"/>
-          <w:numId w:val="1019"/>
+          <w:numId w:val="1021"/>
         </w:numPr>
       </w:pPr>
       <w:r>
@@ -41419,7 +44764,7 @@
         <w:pStyle w:val="Compact"/>
         <w:numPr>
           <w:ilvl w:val="0"/>
-          <w:numId w:val="1019"/>
+          <w:numId w:val="1021"/>
         </w:numPr>
       </w:pPr>
       <w:r>
@@ -41503,18 +44848,18 @@
           <wp:inline>
             <wp:extent cx="3600000" cy="2632330"/>
             <wp:effectExtent b="0" l="0" r="0" t="0"/>
-            <wp:docPr descr="" title="" id="345" name="Picture"/>
+            <wp:docPr descr="" title="" id="367" name="Picture"/>
             <a:graphic>
               <a:graphicData uri="http://schemas.openxmlformats.org/drawingml/2006/picture">
                 <pic:pic>
                   <pic:nvPicPr>
-                    <pic:cNvPr descr="61b000c3bc7024fe878ffdbb3bd03732a262146a7d1ea836435e287370d51607.jpg" id="346" name="Picture"/>
+                    <pic:cNvPr descr="61b000c3bc7024fe878ffdbb3bd03732a262146a7d1ea836435e287370d51607.jpg" id="368" name="Picture"/>
                     <pic:cNvPicPr>
                       <a:picLocks noChangeArrowheads="1" noChangeAspect="1"/>
                     </pic:cNvPicPr>
                   </pic:nvPicPr>
                   <pic:blipFill>
-                    <a:blip r:embed="rId344"/>
+                    <a:blip r:embed="rId366"/>
                     <a:stretch>
                       <a:fillRect/>
                     </a:stretch>
@@ -42973,8 +46318,8 @@
         </w:pict>
       </w:r>
     </w:p>
-    <w:bookmarkEnd w:id="347"/>
-    <w:bookmarkEnd w:id="348"/>
+    <w:bookmarkEnd w:id="369"/>
+    <w:bookmarkEnd w:id="370"/>
     <w:sectPr>
       <w:footerReference w:type="default" r:id="rId9"/>
       <w:footnotePr>
@@ -43973,6 +47318,12 @@
     <w:abstractNumId w:val="991"/>
   </w:num>
   <w:num w:numId="1017">
+    <w:abstractNumId w:val="991"/>
+  </w:num>
+  <w:num w:numId="1018">
+    <w:abstractNumId w:val="991"/>
+  </w:num>
+  <w:num w:numId="1019">
     <w:abstractNumId w:val="99411"/>
     <w:lvlOverride w:ilvl="0">
       <w:startOverride w:val="1"/>
@@ -44002,7 +47353,7 @@
       <w:startOverride w:val="1"/>
     </w:lvlOverride>
   </w:num>
-  <w:num w:numId="1018">
+  <w:num w:numId="1020">
     <w:abstractNumId w:val="99414"/>
     <w:lvlOverride w:ilvl="0">
       <w:startOverride w:val="4"/>
@@ -44032,7 +47383,7 @@
       <w:startOverride w:val="4"/>
     </w:lvlOverride>
   </w:num>
-  <w:num w:numId="1019">
+  <w:num w:numId="1021">
     <w:abstractNumId w:val="99411"/>
     <w:lvlOverride w:ilvl="0">
       <w:startOverride w:val="1"/>

--- a/00-首页/题组Word/习题书/第三篇-有机化学/10-有机合成设计-教师版.docx
+++ b/00-首页/题组Word/习题书/第三篇-有机化学/10-有机合成设计-教师版.docx
@@ -403,7 +403,7 @@
         </w:rPr>
         <w:drawing>
           <wp:inline>
-            <wp:extent cx="3600000" cy="1708296"/>
+            <wp:extent cx="3600000" cy="1587153"/>
             <wp:effectExtent b="0" l="0" r="0" t="0"/>
             <wp:docPr descr="" title="" id="13" name="Picture"/>
             <a:graphic>
@@ -424,7 +424,7 @@
                   <pic:spPr bwMode="auto">
                     <a:xfrm>
                       <a:off x="0" y="0"/>
-                      <a:ext cx="3600000" cy="1708296"/>
+                      <a:ext cx="3600000" cy="1587153"/>
                     </a:xfrm>
                     <a:prstGeom prst="rect">
                       <a:avLst/>
@@ -640,7 +640,7 @@
         </w:rPr>
         <w:drawing>
           <wp:inline>
-            <wp:extent cx="3600000" cy="607894"/>
+            <wp:extent cx="3596048" cy="607894"/>
             <wp:effectExtent b="0" l="0" r="0" t="0"/>
             <wp:docPr descr="" title="" id="19" name="Picture"/>
             <a:graphic>
@@ -661,7 +661,7 @@
                   <pic:spPr bwMode="auto">
                     <a:xfrm>
                       <a:off x="0" y="0"/>
-                      <a:ext cx="3600000" cy="607894"/>
+                      <a:ext cx="3596048" cy="607894"/>
                     </a:xfrm>
                     <a:prstGeom prst="rect">
                       <a:avLst/>
@@ -1788,7 +1788,7 @@
         </w:rPr>
         <w:drawing>
           <wp:inline>
-            <wp:extent cx="3600000" cy="665624"/>
+            <wp:extent cx="3600000" cy="618750"/>
             <wp:effectExtent b="0" l="0" r="0" t="0"/>
             <wp:docPr descr="" title="" id="32" name="Picture"/>
             <a:graphic>
@@ -1809,7 +1809,7 @@
                   <pic:spPr bwMode="auto">
                     <a:xfrm>
                       <a:off x="0" y="0"/>
-                      <a:ext cx="3600000" cy="665624"/>
+                      <a:ext cx="3600000" cy="618750"/>
                     </a:xfrm>
                     <a:prstGeom prst="rect">
                       <a:avLst/>
@@ -1962,7 +1962,7 @@
         </w:rPr>
         <w:drawing>
           <wp:inline>
-            <wp:extent cx="3600000" cy="531147"/>
+            <wp:extent cx="3600000" cy="526932"/>
             <wp:effectExtent b="0" l="0" r="0" t="0"/>
             <wp:docPr descr="" title="" id="35" name="Picture"/>
             <a:graphic>
@@ -1983,7 +1983,7 @@
                   <pic:spPr bwMode="auto">
                     <a:xfrm>
                       <a:off x="0" y="0"/>
-                      <a:ext cx="3600000" cy="531147"/>
+                      <a:ext cx="3600000" cy="526932"/>
                     </a:xfrm>
                     <a:prstGeom prst="rect">
                       <a:avLst/>
@@ -2025,7 +2025,7 @@
         </w:rPr>
         <w:drawing>
           <wp:inline>
-            <wp:extent cx="3600000" cy="420128"/>
+            <wp:extent cx="3584578" cy="420128"/>
             <wp:effectExtent b="0" l="0" r="0" t="0"/>
             <wp:docPr descr="" title="" id="38" name="Picture"/>
             <a:graphic>
@@ -2046,7 +2046,7 @@
                   <pic:spPr bwMode="auto">
                     <a:xfrm>
                       <a:off x="0" y="0"/>
-                      <a:ext cx="3600000" cy="420128"/>
+                      <a:ext cx="3584578" cy="420128"/>
                     </a:xfrm>
                     <a:prstGeom prst="rect">
                       <a:avLst/>
@@ -2904,7 +2904,7 @@
         </w:rPr>
         <w:drawing>
           <wp:inline>
-            <wp:extent cx="3600000" cy="1421758"/>
+            <wp:extent cx="3600000" cy="1411028"/>
             <wp:effectExtent b="0" l="0" r="0" t="0"/>
             <wp:docPr descr="" title="" id="48" name="Picture"/>
             <a:graphic>
@@ -2925,7 +2925,7 @@
                   <pic:spPr bwMode="auto">
                     <a:xfrm>
                       <a:off x="0" y="0"/>
-                      <a:ext cx="3600000" cy="1421758"/>
+                      <a:ext cx="3600000" cy="1411028"/>
                     </a:xfrm>
                     <a:prstGeom prst="rect">
                       <a:avLst/>
@@ -2992,7 +2992,7 @@
         </w:rPr>
         <w:drawing>
           <wp:inline>
-            <wp:extent cx="3600000" cy="1385864"/>
+            <wp:extent cx="3583758" cy="1385864"/>
             <wp:effectExtent b="0" l="0" r="0" t="0"/>
             <wp:docPr descr="" title="" id="51" name="Picture"/>
             <a:graphic>
@@ -3013,7 +3013,7 @@
                   <pic:spPr bwMode="auto">
                     <a:xfrm>
                       <a:off x="0" y="0"/>
-                      <a:ext cx="3600000" cy="1385864"/>
+                      <a:ext cx="3583758" cy="1385864"/>
                     </a:xfrm>
                     <a:prstGeom prst="rect">
                       <a:avLst/>
@@ -3562,7 +3562,7 @@
         </w:rPr>
         <w:drawing>
           <wp:inline>
-            <wp:extent cx="3600000" cy="1031249"/>
+            <wp:extent cx="3600000" cy="990941"/>
             <wp:effectExtent b="0" l="0" r="0" t="0"/>
             <wp:docPr descr="" title="" id="58" name="Picture"/>
             <a:graphic>
@@ -3583,7 +3583,7 @@
                   <pic:spPr bwMode="auto">
                     <a:xfrm>
                       <a:off x="0" y="0"/>
-                      <a:ext cx="3600000" cy="1031249"/>
+                      <a:ext cx="3600000" cy="990941"/>
                     </a:xfrm>
                     <a:prstGeom prst="rect">
                       <a:avLst/>
@@ -4130,7 +4130,7 @@
         </w:rPr>
         <w:drawing>
           <wp:inline>
-            <wp:extent cx="3600000" cy="1040487"/>
+            <wp:extent cx="3599997" cy="1040487"/>
             <wp:effectExtent b="0" l="0" r="0" t="0"/>
             <wp:docPr descr="" title="" id="62" name="Picture"/>
             <a:graphic>
@@ -4151,7 +4151,7 @@
                   <pic:spPr bwMode="auto">
                     <a:xfrm>
                       <a:off x="0" y="0"/>
-                      <a:ext cx="3600000" cy="1040487"/>
+                      <a:ext cx="3599997" cy="1040487"/>
                     </a:xfrm>
                     <a:prstGeom prst="rect">
                       <a:avLst/>
@@ -4556,7 +4556,7 @@
         </w:rPr>
         <w:drawing>
           <wp:inline>
-            <wp:extent cx="3600000" cy="370884"/>
+            <wp:extent cx="3599994" cy="370884"/>
             <wp:effectExtent b="0" l="0" r="0" t="0"/>
             <wp:docPr descr="" title="" id="69" name="Picture"/>
             <a:graphic>
@@ -4577,7 +4577,7 @@
                   <pic:spPr bwMode="auto">
                     <a:xfrm>
                       <a:off x="0" y="0"/>
-                      <a:ext cx="3600000" cy="370884"/>
+                      <a:ext cx="3599994" cy="370884"/>
                     </a:xfrm>
                     <a:prstGeom prst="rect">
                       <a:avLst/>
@@ -4681,7 +4681,7 @@
         </w:rPr>
         <w:drawing>
           <wp:inline>
-            <wp:extent cx="3600000" cy="928695"/>
+            <wp:extent cx="3600000" cy="914369"/>
             <wp:effectExtent b="0" l="0" r="0" t="0"/>
             <wp:docPr descr="" title="" id="72" name="Picture"/>
             <a:graphic>
@@ -4702,7 +4702,7 @@
                   <pic:spPr bwMode="auto">
                     <a:xfrm>
                       <a:off x="0" y="0"/>
-                      <a:ext cx="3600000" cy="928695"/>
+                      <a:ext cx="3600000" cy="914369"/>
                     </a:xfrm>
                     <a:prstGeom prst="rect">
                       <a:avLst/>
@@ -4744,7 +4744,7 @@
         </w:rPr>
         <w:drawing>
           <wp:inline>
-            <wp:extent cx="3600000" cy="788763"/>
+            <wp:extent cx="3600000" cy="783708"/>
             <wp:effectExtent b="0" l="0" r="0" t="0"/>
             <wp:docPr descr="" title="" id="75" name="Picture"/>
             <a:graphic>
@@ -4765,7 +4765,7 @@
                   <pic:spPr bwMode="auto">
                     <a:xfrm>
                       <a:off x="0" y="0"/>
-                      <a:ext cx="3600000" cy="788763"/>
+                      <a:ext cx="3600000" cy="783708"/>
                     </a:xfrm>
                     <a:prstGeom prst="rect">
                       <a:avLst/>
@@ -4807,7 +4807,7 @@
         </w:rPr>
         <w:drawing>
           <wp:inline>
-            <wp:extent cx="3600000" cy="473111"/>
+            <wp:extent cx="3600000" cy="468381"/>
             <wp:effectExtent b="0" l="0" r="0" t="0"/>
             <wp:docPr descr="" title="" id="78" name="Picture"/>
             <a:graphic>
@@ -4828,7 +4828,7 @@
                   <pic:spPr bwMode="auto">
                     <a:xfrm>
                       <a:off x="0" y="0"/>
-                      <a:ext cx="3600000" cy="473111"/>
+                      <a:ext cx="3600000" cy="468381"/>
                     </a:xfrm>
                     <a:prstGeom prst="rect">
                       <a:avLst/>
@@ -5346,7 +5346,7 @@
         </w:rPr>
         <w:drawing>
           <wp:inline>
-            <wp:extent cx="3600000" cy="1146020"/>
+            <wp:extent cx="3600000" cy="1135192"/>
             <wp:effectExtent b="0" l="0" r="0" t="0"/>
             <wp:docPr descr="" title="" id="82" name="Picture"/>
             <a:graphic>
@@ -5367,7 +5367,7 @@
                   <pic:spPr bwMode="auto">
                     <a:xfrm>
                       <a:off x="0" y="0"/>
-                      <a:ext cx="3600000" cy="1146020"/>
+                      <a:ext cx="3600000" cy="1135192"/>
                     </a:xfrm>
                     <a:prstGeom prst="rect">
                       <a:avLst/>
@@ -5488,7 +5488,7 @@
         </w:rPr>
         <w:drawing>
           <wp:inline>
-            <wp:extent cx="3600000" cy="1417924"/>
+            <wp:extent cx="3591508" cy="1417924"/>
             <wp:effectExtent b="0" l="0" r="0" t="0"/>
             <wp:docPr descr="" title="" id="85" name="Picture"/>
             <a:graphic>
@@ -5509,7 +5509,7 @@
                   <pic:spPr bwMode="auto">
                     <a:xfrm>
                       <a:off x="0" y="0"/>
-                      <a:ext cx="3600000" cy="1417924"/>
+                      <a:ext cx="3591508" cy="1417924"/>
                     </a:xfrm>
                     <a:prstGeom prst="rect">
                       <a:avLst/>
@@ -5611,7 +5611,7 @@
         </w:rPr>
         <w:drawing>
           <wp:inline>
-            <wp:extent cx="3600000" cy="626683"/>
+            <wp:extent cx="3600000" cy="608386"/>
             <wp:effectExtent b="0" l="0" r="0" t="0"/>
             <wp:docPr descr="" title="" id="91" name="Picture"/>
             <a:graphic>
@@ -5632,7 +5632,7 @@
                   <pic:spPr bwMode="auto">
                     <a:xfrm>
                       <a:off x="0" y="0"/>
-                      <a:ext cx="3600000" cy="626683"/>
+                      <a:ext cx="3600000" cy="608386"/>
                     </a:xfrm>
                     <a:prstGeom prst="rect">
                       <a:avLst/>
@@ -5663,7 +5663,7 @@
         </w:rPr>
         <w:drawing>
           <wp:inline>
-            <wp:extent cx="3600000" cy="695088"/>
+            <wp:extent cx="3591958" cy="695088"/>
             <wp:effectExtent b="0" l="0" r="0" t="0"/>
             <wp:docPr descr="" title="" id="94" name="Picture"/>
             <a:graphic>
@@ -5684,7 +5684,7 @@
                   <pic:spPr bwMode="auto">
                     <a:xfrm>
                       <a:off x="0" y="0"/>
-                      <a:ext cx="3600000" cy="695088"/>
+                      <a:ext cx="3591958" cy="695088"/>
                     </a:xfrm>
                     <a:prstGeom prst="rect">
                       <a:avLst/>
@@ -5726,7 +5726,7 @@
         </w:rPr>
         <w:drawing>
           <wp:inline>
-            <wp:extent cx="3600000" cy="1299162"/>
+            <wp:extent cx="3600000" cy="1287866"/>
             <wp:effectExtent b="0" l="0" r="0" t="0"/>
             <wp:docPr descr="" title="" id="97" name="Picture"/>
             <a:graphic>
@@ -5747,7 +5747,7 @@
                   <pic:spPr bwMode="auto">
                     <a:xfrm>
                       <a:off x="0" y="0"/>
-                      <a:ext cx="3600000" cy="1299162"/>
+                      <a:ext cx="3600000" cy="1287866"/>
                     </a:xfrm>
                     <a:prstGeom prst="rect">
                       <a:avLst/>
@@ -6664,7 +6664,7 @@
         </w:rPr>
         <w:drawing>
           <wp:inline>
-            <wp:extent cx="3600000" cy="1178300"/>
+            <wp:extent cx="3600000" cy="1154348"/>
             <wp:effectExtent b="0" l="0" r="0" t="0"/>
             <wp:docPr descr="" title="" id="110" name="Picture"/>
             <a:graphic>
@@ -6685,7 +6685,7 @@
                   <pic:spPr bwMode="auto">
                     <a:xfrm>
                       <a:off x="0" y="0"/>
-                      <a:ext cx="3600000" cy="1178300"/>
+                      <a:ext cx="3600000" cy="1154348"/>
                     </a:xfrm>
                     <a:prstGeom prst="rect">
                       <a:avLst/>
@@ -7676,7 +7676,7 @@
         </w:rPr>
         <w:drawing>
           <wp:inline>
-            <wp:extent cx="3600000" cy="627048"/>
+            <wp:extent cx="3600000" cy="585788"/>
             <wp:effectExtent b="0" l="0" r="0" t="0"/>
             <wp:docPr descr="" title="" id="129" name="Picture"/>
             <a:graphic>
@@ -7697,7 +7697,7 @@
                   <pic:spPr bwMode="auto">
                     <a:xfrm>
                       <a:off x="0" y="0"/>
-                      <a:ext cx="3600000" cy="627048"/>
+                      <a:ext cx="3600000" cy="585788"/>
                     </a:xfrm>
                     <a:prstGeom prst="rect">
                       <a:avLst/>
@@ -8127,7 +8127,7 @@
         </w:rPr>
         <w:drawing>
           <wp:inline>
-            <wp:extent cx="3600000" cy="796576"/>
+            <wp:extent cx="3595594" cy="796576"/>
             <wp:effectExtent b="0" l="0" r="0" t="0"/>
             <wp:docPr descr="" title="" id="144" name="Picture"/>
             <a:graphic>
@@ -8148,7 +8148,7 @@
                   <pic:spPr bwMode="auto">
                     <a:xfrm>
                       <a:off x="0" y="0"/>
-                      <a:ext cx="3600000" cy="796576"/>
+                      <a:ext cx="3595594" cy="796576"/>
                     </a:xfrm>
                     <a:prstGeom prst="rect">
                       <a:avLst/>
@@ -9729,7 +9729,7 @@
         </w:rPr>
         <w:drawing>
           <wp:inline>
-            <wp:extent cx="2832100" cy="863600"/>
+            <wp:extent cx="2832100" cy="809171"/>
             <wp:effectExtent b="0" l="0" r="0" t="0"/>
             <wp:docPr descr="" title="" id="153" name="Picture"/>
             <a:graphic>
@@ -9750,7 +9750,7 @@
                   <pic:spPr bwMode="auto">
                     <a:xfrm>
                       <a:off x="0" y="0"/>
-                      <a:ext cx="2832100" cy="863600"/>
+                      <a:ext cx="2832100" cy="809171"/>
                     </a:xfrm>
                     <a:prstGeom prst="rect">
                       <a:avLst/>
@@ -9781,7 +9781,7 @@
         </w:rPr>
         <w:drawing>
           <wp:inline>
-            <wp:extent cx="3600000" cy="1284146"/>
+            <wp:extent cx="3600000" cy="1255556"/>
             <wp:effectExtent b="0" l="0" r="0" t="0"/>
             <wp:docPr descr="" title="" id="156" name="Picture"/>
             <a:graphic>
@@ -9802,7 +9802,7 @@
                   <pic:spPr bwMode="auto">
                     <a:xfrm>
                       <a:off x="0" y="0"/>
-                      <a:ext cx="3600000" cy="1284146"/>
+                      <a:ext cx="3600000" cy="1255556"/>
                     </a:xfrm>
                     <a:prstGeom prst="rect">
                       <a:avLst/>
@@ -9833,7 +9833,7 @@
         </w:rPr>
         <w:drawing>
           <wp:inline>
-            <wp:extent cx="3600000" cy="724423"/>
+            <wp:extent cx="3600000" cy="718894"/>
             <wp:effectExtent b="0" l="0" r="0" t="0"/>
             <wp:docPr descr="" title="" id="159" name="Picture"/>
             <a:graphic>
@@ -9854,7 +9854,7 @@
                   <pic:spPr bwMode="auto">
                     <a:xfrm>
                       <a:off x="0" y="0"/>
-                      <a:ext cx="3600000" cy="724423"/>
+                      <a:ext cx="3600000" cy="718894"/>
                     </a:xfrm>
                     <a:prstGeom prst="rect">
                       <a:avLst/>
@@ -9885,7 +9885,7 @@
         </w:rPr>
         <w:drawing>
           <wp:inline>
-            <wp:extent cx="3505200" cy="1562100"/>
+            <wp:extent cx="3505200" cy="1505938"/>
             <wp:effectExtent b="0" l="0" r="0" t="0"/>
             <wp:docPr descr="" title="" id="162" name="Picture"/>
             <a:graphic>
@@ -9906,7 +9906,7 @@
                   <pic:spPr bwMode="auto">
                     <a:xfrm>
                       <a:off x="0" y="0"/>
-                      <a:ext cx="3505200" cy="1562100"/>
+                      <a:ext cx="3505200" cy="1505938"/>
                     </a:xfrm>
                     <a:prstGeom prst="rect">
                       <a:avLst/>
@@ -9937,7 +9937,7 @@
         </w:rPr>
         <w:drawing>
           <wp:inline>
-            <wp:extent cx="3600000" cy="1165410"/>
+            <wp:extent cx="3600000" cy="1143624"/>
             <wp:effectExtent b="0" l="0" r="0" t="0"/>
             <wp:docPr descr="" title="" id="165" name="Picture"/>
             <a:graphic>
@@ -9958,7 +9958,7 @@
                   <pic:spPr bwMode="auto">
                     <a:xfrm>
                       <a:off x="0" y="0"/>
-                      <a:ext cx="3600000" cy="1165410"/>
+                      <a:ext cx="3600000" cy="1143624"/>
                     </a:xfrm>
                     <a:prstGeom prst="rect">
                       <a:avLst/>
@@ -9989,7 +9989,7 @@
         </w:rPr>
         <w:drawing>
           <wp:inline>
-            <wp:extent cx="3600000" cy="1276967"/>
+            <wp:extent cx="3596499" cy="1276967"/>
             <wp:effectExtent b="0" l="0" r="0" t="0"/>
             <wp:docPr descr="" title="" id="168" name="Picture"/>
             <a:graphic>
@@ -10010,7 +10010,7 @@
                   <pic:spPr bwMode="auto">
                     <a:xfrm>
                       <a:off x="0" y="0"/>
-                      <a:ext cx="3600000" cy="1276967"/>
+                      <a:ext cx="3596499" cy="1276967"/>
                     </a:xfrm>
                     <a:prstGeom prst="rect">
                       <a:avLst/>
@@ -14551,7 +14551,7 @@
         </w:rPr>
         <w:drawing>
           <wp:inline>
-            <wp:extent cx="3600000" cy="589721"/>
+            <wp:extent cx="3600000" cy="589520"/>
             <wp:effectExtent b="0" l="0" r="0" t="0"/>
             <wp:docPr descr="" title="" id="175" name="Picture"/>
             <a:graphic>
@@ -14572,7 +14572,7 @@
                   <pic:spPr bwMode="auto">
                     <a:xfrm>
                       <a:off x="0" y="0"/>
-                      <a:ext cx="3600000" cy="589721"/>
+                      <a:ext cx="3600000" cy="589520"/>
                     </a:xfrm>
                     <a:prstGeom prst="rect">
                       <a:avLst/>
@@ -15302,7 +15302,7 @@
         </w:rPr>
         <w:drawing>
           <wp:inline>
-            <wp:extent cx="3600000" cy="599999"/>
+            <wp:extent cx="3599994" cy="599999"/>
             <wp:effectExtent b="0" l="0" r="0" t="0"/>
             <wp:docPr descr="" title="" id="185" name="Picture"/>
             <a:graphic>
@@ -15323,7 +15323,7 @@
                   <pic:spPr bwMode="auto">
                     <a:xfrm>
                       <a:off x="0" y="0"/>
-                      <a:ext cx="3600000" cy="599999"/>
+                      <a:ext cx="3599994" cy="599999"/>
                     </a:xfrm>
                     <a:prstGeom prst="rect">
                       <a:avLst/>
@@ -16051,7 +16051,7 @@
         </w:rPr>
         <w:drawing>
           <wp:inline>
-            <wp:extent cx="3600000" cy="584686"/>
+            <wp:extent cx="3600000" cy="580510"/>
             <wp:effectExtent b="0" l="0" r="0" t="0"/>
             <wp:docPr descr="" title="" id="195" name="Picture"/>
             <a:graphic>
@@ -16072,7 +16072,7 @@
                   <pic:spPr bwMode="auto">
                     <a:xfrm>
                       <a:off x="0" y="0"/>
-                      <a:ext cx="3600000" cy="584686"/>
+                      <a:ext cx="3600000" cy="580510"/>
                     </a:xfrm>
                     <a:prstGeom prst="rect">
                       <a:avLst/>
@@ -16103,7 +16103,7 @@
         </w:rPr>
         <w:drawing>
           <wp:inline>
-            <wp:extent cx="3600000" cy="1031249"/>
+            <wp:extent cx="3600000" cy="1030389"/>
             <wp:effectExtent b="0" l="0" r="0" t="0"/>
             <wp:docPr descr="" title="" id="198" name="Picture"/>
             <a:graphic>
@@ -16124,7 +16124,7 @@
                   <pic:spPr bwMode="auto">
                     <a:xfrm>
                       <a:off x="0" y="0"/>
-                      <a:ext cx="3600000" cy="1031249"/>
+                      <a:ext cx="3600000" cy="1030389"/>
                     </a:xfrm>
                     <a:prstGeom prst="rect">
                       <a:avLst/>
@@ -16155,7 +16155,7 @@
         </w:rPr>
         <w:drawing>
           <wp:inline>
-            <wp:extent cx="3600000" cy="1109387"/>
+            <wp:extent cx="3395624" cy="1109387"/>
             <wp:effectExtent b="0" l="0" r="0" t="0"/>
             <wp:docPr descr="" title="" id="201" name="Picture"/>
             <a:graphic>
@@ -16176,7 +16176,7 @@
                   <pic:spPr bwMode="auto">
                     <a:xfrm>
                       <a:off x="0" y="0"/>
-                      <a:ext cx="3600000" cy="1109387"/>
+                      <a:ext cx="3395624" cy="1109387"/>
                     </a:xfrm>
                     <a:prstGeom prst="rect">
                       <a:avLst/>
@@ -17305,7 +17305,7 @@
         </w:rPr>
         <w:drawing>
           <wp:inline>
-            <wp:extent cx="3600000" cy="1696240"/>
+            <wp:extent cx="3599999" cy="1696240"/>
             <wp:effectExtent b="0" l="0" r="0" t="0"/>
             <wp:docPr descr="" title="" id="217" name="Picture"/>
             <a:graphic>
@@ -17326,7 +17326,7 @@
                   <pic:spPr bwMode="auto">
                     <a:xfrm>
                       <a:off x="0" y="0"/>
-                      <a:ext cx="3600000" cy="1696240"/>
+                      <a:ext cx="3599999" cy="1696240"/>
                     </a:xfrm>
                     <a:prstGeom prst="rect">
                       <a:avLst/>
@@ -18275,7 +18275,7 @@
         </w:rPr>
         <w:drawing>
           <wp:inline>
-            <wp:extent cx="3600000" cy="849374"/>
+            <wp:extent cx="3600000" cy="826875"/>
             <wp:effectExtent b="0" l="0" r="0" t="0"/>
             <wp:docPr descr="" title="" id="236" name="Picture"/>
             <a:graphic>
@@ -18296,7 +18296,7 @@
                   <pic:spPr bwMode="auto">
                     <a:xfrm>
                       <a:off x="0" y="0"/>
-                      <a:ext cx="3600000" cy="849374"/>
+                      <a:ext cx="3600000" cy="826875"/>
                     </a:xfrm>
                     <a:prstGeom prst="rect">
                       <a:avLst/>
@@ -22202,7 +22202,7 @@
         </w:rPr>
         <w:drawing>
           <wp:inline>
-            <wp:extent cx="3327400" cy="1879600"/>
+            <wp:extent cx="3327400" cy="1877327"/>
             <wp:effectExtent b="0" l="0" r="0" t="0"/>
             <wp:docPr descr="" title="" id="246" name="Picture"/>
             <a:graphic>
@@ -22223,7 +22223,7 @@
                   <pic:spPr bwMode="auto">
                     <a:xfrm>
                       <a:off x="0" y="0"/>
-                      <a:ext cx="3327400" cy="1879600"/>
+                      <a:ext cx="3327400" cy="1877327"/>
                     </a:xfrm>
                     <a:prstGeom prst="rect">
                       <a:avLst/>
@@ -22535,7 +22535,7 @@
         </w:rPr>
         <w:drawing>
           <wp:inline>
-            <wp:extent cx="2413000" cy="1816100"/>
+            <wp:extent cx="2413000" cy="1796636"/>
             <wp:effectExtent b="0" l="0" r="0" t="0"/>
             <wp:docPr descr="" title="" id="252" name="Picture"/>
             <a:graphic>
@@ -22556,7 +22556,7 @@
                   <pic:spPr bwMode="auto">
                     <a:xfrm>
                       <a:off x="0" y="0"/>
-                      <a:ext cx="2413000" cy="1816100"/>
+                      <a:ext cx="2413000" cy="1796636"/>
                     </a:xfrm>
                     <a:prstGeom prst="rect">
                       <a:avLst/>
@@ -30003,7 +30003,7 @@
         </w:rPr>
         <w:drawing>
           <wp:inline>
-            <wp:extent cx="2298700" cy="1676400"/>
+            <wp:extent cx="2298700" cy="1625600"/>
             <wp:effectExtent b="0" l="0" r="0" t="0"/>
             <wp:docPr descr="" title="" id="261" name="Picture"/>
             <a:graphic>
@@ -30024,7 +30024,7 @@
                   <pic:spPr bwMode="auto">
                     <a:xfrm>
                       <a:off x="0" y="0"/>
-                      <a:ext cx="2298700" cy="1676400"/>
+                      <a:ext cx="2298700" cy="1625600"/>
                     </a:xfrm>
                     <a:prstGeom prst="rect">
                       <a:avLst/>
@@ -30159,7 +30159,7 @@
         </w:rPr>
         <w:drawing>
           <wp:inline>
-            <wp:extent cx="3600000" cy="1638538"/>
+            <wp:extent cx="3600000" cy="1554817"/>
             <wp:effectExtent b="0" l="0" r="0" t="0"/>
             <wp:docPr descr="" title="" id="270" name="Picture"/>
             <a:graphic>
@@ -30180,7 +30180,7 @@
                   <pic:spPr bwMode="auto">
                     <a:xfrm>
                       <a:off x="0" y="0"/>
-                      <a:ext cx="3600000" cy="1638538"/>
+                      <a:ext cx="3600000" cy="1554817"/>
                     </a:xfrm>
                     <a:prstGeom prst="rect">
                       <a:avLst/>
@@ -30211,7 +30211,7 @@
         </w:rPr>
         <w:drawing>
           <wp:inline>
-            <wp:extent cx="3600000" cy="1708474"/>
+            <wp:extent cx="3600000" cy="1647458"/>
             <wp:effectExtent b="0" l="0" r="0" t="0"/>
             <wp:docPr descr="" title="" id="273" name="Picture"/>
             <a:graphic>
@@ -30232,7 +30232,7 @@
                   <pic:spPr bwMode="auto">
                     <a:xfrm>
                       <a:off x="0" y="0"/>
-                      <a:ext cx="3600000" cy="1708474"/>
+                      <a:ext cx="3600000" cy="1647458"/>
                     </a:xfrm>
                     <a:prstGeom prst="rect">
                       <a:avLst/>
@@ -31391,7 +31391,7 @@
         </w:rPr>
         <w:drawing>
           <wp:inline>
-            <wp:extent cx="3600000" cy="1090812"/>
+            <wp:extent cx="3580916" cy="1090812"/>
             <wp:effectExtent b="0" l="0" r="0" t="0"/>
             <wp:docPr descr="" title="" id="283" name="Picture"/>
             <a:graphic>
@@ -31412,7 +31412,7 @@
                   <pic:spPr bwMode="auto">
                     <a:xfrm>
                       <a:off x="0" y="0"/>
-                      <a:ext cx="3600000" cy="1090812"/>
+                      <a:ext cx="3580916" cy="1090812"/>
                     </a:xfrm>
                     <a:prstGeom prst="rect">
                       <a:avLst/>
@@ -31745,7 +31745,7 @@
         </w:rPr>
         <w:drawing>
           <wp:inline>
-            <wp:extent cx="3111500" cy="1778000"/>
+            <wp:extent cx="2984500" cy="1778000"/>
             <wp:effectExtent b="0" l="0" r="0" t="0"/>
             <wp:docPr descr="" title="" id="286" name="Picture"/>
             <a:graphic>
@@ -31766,7 +31766,7 @@
                   <pic:spPr bwMode="auto">
                     <a:xfrm>
                       <a:off x="0" y="0"/>
-                      <a:ext cx="3111500" cy="1778000"/>
+                      <a:ext cx="2984500" cy="1778000"/>
                     </a:xfrm>
                     <a:prstGeom prst="rect">
                       <a:avLst/>
@@ -31797,7 +31797,7 @@
         </w:rPr>
         <w:drawing>
           <wp:inline>
-            <wp:extent cx="3600000" cy="1761971"/>
+            <wp:extent cx="3600000" cy="1734783"/>
             <wp:effectExtent b="0" l="0" r="0" t="0"/>
             <wp:docPr descr="" title="" id="289" name="Picture"/>
             <a:graphic>
@@ -31818,7 +31818,7 @@
                   <pic:spPr bwMode="auto">
                     <a:xfrm>
                       <a:off x="0" y="0"/>
-                      <a:ext cx="3600000" cy="1761971"/>
+                      <a:ext cx="3600000" cy="1734783"/>
                     </a:xfrm>
                     <a:prstGeom prst="rect">
                       <a:avLst/>
@@ -32202,7 +32202,7 @@
         </w:rPr>
         <w:drawing>
           <wp:inline>
-            <wp:extent cx="3600000" cy="930461"/>
+            <wp:extent cx="3600000" cy="908308"/>
             <wp:effectExtent b="0" l="0" r="0" t="0"/>
             <wp:docPr descr="" title="" id="292" name="Picture"/>
             <a:graphic>
@@ -32223,7 +32223,7 @@
                   <pic:spPr bwMode="auto">
                     <a:xfrm>
                       <a:off x="0" y="0"/>
-                      <a:ext cx="3600000" cy="930461"/>
+                      <a:ext cx="3600000" cy="908308"/>
                     </a:xfrm>
                     <a:prstGeom prst="rect">
                       <a:avLst/>
@@ -33931,7 +33931,7 @@
         </w:rPr>
         <w:drawing>
           <wp:inline>
-            <wp:extent cx="1955800" cy="1485900"/>
+            <wp:extent cx="1955800" cy="1363913"/>
             <wp:effectExtent b="0" l="0" r="0" t="0"/>
             <wp:docPr descr="" title="" id="305" name="Picture"/>
             <a:graphic>
@@ -33952,7 +33952,7 @@
                   <pic:spPr bwMode="auto">
                     <a:xfrm>
                       <a:off x="0" y="0"/>
-                      <a:ext cx="1955800" cy="1485900"/>
+                      <a:ext cx="1955800" cy="1363913"/>
                     </a:xfrm>
                     <a:prstGeom prst="rect">
                       <a:avLst/>
@@ -34824,7 +34824,7 @@
         </w:rPr>
         <w:drawing>
           <wp:inline>
-            <wp:extent cx="3600000" cy="1044897"/>
+            <wp:extent cx="3599997" cy="1044897"/>
             <wp:effectExtent b="0" l="0" r="0" t="0"/>
             <wp:docPr descr="" title="" id="308" name="Picture"/>
             <a:graphic>
@@ -34845,7 +34845,7 @@
                   <pic:spPr bwMode="auto">
                     <a:xfrm>
                       <a:off x="0" y="0"/>
-                      <a:ext cx="3600000" cy="1044897"/>
+                      <a:ext cx="3599997" cy="1044897"/>
                     </a:xfrm>
                     <a:prstGeom prst="rect">
                       <a:avLst/>
@@ -35123,7 +35123,7 @@
         </w:rPr>
         <w:drawing>
           <wp:inline>
-            <wp:extent cx="3600000" cy="1105801"/>
+            <wp:extent cx="3599997" cy="1105801"/>
             <wp:effectExtent b="0" l="0" r="0" t="0"/>
             <wp:docPr descr="" title="" id="311" name="Picture"/>
             <a:graphic>
@@ -35144,7 +35144,7 @@
                   <pic:spPr bwMode="auto">
                     <a:xfrm>
                       <a:off x="0" y="0"/>
-                      <a:ext cx="3600000" cy="1105801"/>
+                      <a:ext cx="3599997" cy="1105801"/>
                     </a:xfrm>
                     <a:prstGeom prst="rect">
                       <a:avLst/>
@@ -35175,7 +35175,7 @@
         </w:rPr>
         <w:drawing>
           <wp:inline>
-            <wp:extent cx="3600000" cy="1422419"/>
+            <wp:extent cx="3599999" cy="1422419"/>
             <wp:effectExtent b="0" l="0" r="0" t="0"/>
             <wp:docPr descr="" title="" id="314" name="Picture"/>
             <a:graphic>
@@ -35196,7 +35196,7 @@
                   <pic:spPr bwMode="auto">
                     <a:xfrm>
                       <a:off x="0" y="0"/>
-                      <a:ext cx="3600000" cy="1422419"/>
+                      <a:ext cx="3599999" cy="1422419"/>
                     </a:xfrm>
                     <a:prstGeom prst="rect">
                       <a:avLst/>
@@ -36061,7 +36061,7 @@
         </w:rPr>
         <w:drawing>
           <wp:inline>
-            <wp:extent cx="1625600" cy="1587500"/>
+            <wp:extent cx="1625600" cy="1585296"/>
             <wp:effectExtent b="0" l="0" r="0" t="0"/>
             <wp:docPr descr="" title="" id="318" name="Picture"/>
             <a:graphic>
@@ -36082,7 +36082,7 @@
                   <pic:spPr bwMode="auto">
                     <a:xfrm>
                       <a:off x="0" y="0"/>
-                      <a:ext cx="1625600" cy="1587500"/>
+                      <a:ext cx="1625600" cy="1585296"/>
                     </a:xfrm>
                     <a:prstGeom prst="rect">
                       <a:avLst/>
@@ -36113,7 +36113,7 @@
         </w:rPr>
         <w:drawing>
           <wp:inline>
-            <wp:extent cx="2743200" cy="1524000"/>
+            <wp:extent cx="2743200" cy="1495109"/>
             <wp:effectExtent b="0" l="0" r="0" t="0"/>
             <wp:docPr descr="" title="" id="321" name="Picture"/>
             <a:graphic>
@@ -36134,7 +36134,7 @@
                   <pic:spPr bwMode="auto">
                     <a:xfrm>
                       <a:off x="0" y="0"/>
-                      <a:ext cx="2743200" cy="1524000"/>
+                      <a:ext cx="2743200" cy="1495109"/>
                     </a:xfrm>
                     <a:prstGeom prst="rect">
                       <a:avLst/>
@@ -36165,7 +36165,7 @@
         </w:rPr>
         <w:drawing>
           <wp:inline>
-            <wp:extent cx="1727200" cy="1524000"/>
+            <wp:extent cx="1711158" cy="1524000"/>
             <wp:effectExtent b="0" l="0" r="0" t="0"/>
             <wp:docPr descr="" title="" id="324" name="Picture"/>
             <a:graphic>
@@ -36186,7 +36186,7 @@
                   <pic:spPr bwMode="auto">
                     <a:xfrm>
                       <a:off x="0" y="0"/>
-                      <a:ext cx="1727200" cy="1524000"/>
+                      <a:ext cx="1711158" cy="1524000"/>
                     </a:xfrm>
                     <a:prstGeom prst="rect">
                       <a:avLst/>
@@ -37315,7 +37315,7 @@
         </w:rPr>
         <w:drawing>
           <wp:inline>
-            <wp:extent cx="2146300" cy="2616200"/>
+            <wp:extent cx="2119122" cy="2616200"/>
             <wp:effectExtent b="0" l="0" r="0" t="0"/>
             <wp:docPr descr="" title="" id="330" name="Picture"/>
             <a:graphic>
@@ -37336,7 +37336,7 @@
                   <pic:spPr bwMode="auto">
                     <a:xfrm>
                       <a:off x="0" y="0"/>
-                      <a:ext cx="2146300" cy="2616200"/>
+                      <a:ext cx="2119122" cy="2616200"/>
                     </a:xfrm>
                     <a:prstGeom prst="rect">
                       <a:avLst/>
@@ -37379,7 +37379,7 @@
         </w:rPr>
         <w:drawing>
           <wp:inline>
-            <wp:extent cx="3594100" cy="1968500"/>
+            <wp:extent cx="3594100" cy="1809978"/>
             <wp:effectExtent b="0" l="0" r="0" t="0"/>
             <wp:docPr descr="" title="" id="333" name="Picture"/>
             <a:graphic>
@@ -37400,7 +37400,7 @@
                   <pic:spPr bwMode="auto">
                     <a:xfrm>
                       <a:off x="0" y="0"/>
-                      <a:ext cx="3594100" cy="1968500"/>
+                      <a:ext cx="3594100" cy="1809978"/>
                     </a:xfrm>
                     <a:prstGeom prst="rect">
                       <a:avLst/>
@@ -37443,7 +37443,7 @@
         </w:rPr>
         <w:drawing>
           <wp:inline>
-            <wp:extent cx="3600000" cy="1815835"/>
+            <wp:extent cx="3600000" cy="1789286"/>
             <wp:effectExtent b="0" l="0" r="0" t="0"/>
             <wp:docPr descr="" title="" id="336" name="Picture"/>
             <a:graphic>
@@ -37464,7 +37464,7 @@
                   <pic:spPr bwMode="auto">
                     <a:xfrm>
                       <a:off x="0" y="0"/>
-                      <a:ext cx="3600000" cy="1815835"/>
+                      <a:ext cx="3600000" cy="1789286"/>
                     </a:xfrm>
                     <a:prstGeom prst="rect">
                       <a:avLst/>
@@ -37550,7 +37550,7 @@
         </w:rPr>
         <w:drawing>
           <wp:inline>
-            <wp:extent cx="3600000" cy="489680"/>
+            <wp:extent cx="3600000" cy="486304"/>
             <wp:effectExtent b="0" l="0" r="0" t="0"/>
             <wp:docPr descr="" title="" id="339" name="Picture"/>
             <a:graphic>
@@ -37571,7 +37571,7 @@
                   <pic:spPr bwMode="auto">
                     <a:xfrm>
                       <a:off x="0" y="0"/>
-                      <a:ext cx="3600000" cy="489680"/>
+                      <a:ext cx="3600000" cy="486304"/>
                     </a:xfrm>
                     <a:prstGeom prst="rect">
                       <a:avLst/>
@@ -41057,7 +41057,7 @@
         </w:rPr>
         <w:drawing>
           <wp:inline>
-            <wp:extent cx="3600000" cy="2082743"/>
+            <wp:extent cx="3600000" cy="2078761"/>
             <wp:effectExtent b="0" l="0" r="0" t="0"/>
             <wp:docPr descr="" title="" id="346" name="Picture"/>
             <a:graphic>
@@ -41078,7 +41078,7 @@
                   <pic:spPr bwMode="auto">
                     <a:xfrm>
                       <a:off x="0" y="0"/>
-                      <a:ext cx="3600000" cy="2082743"/>
+                      <a:ext cx="3600000" cy="2078761"/>
                     </a:xfrm>
                     <a:prstGeom prst="rect">
                       <a:avLst/>
@@ -41900,7 +41900,7 @@
         </w:rPr>
         <w:drawing>
           <wp:inline>
-            <wp:extent cx="3600000" cy="923529"/>
+            <wp:extent cx="3600000" cy="919149"/>
             <wp:effectExtent b="0" l="0" r="0" t="0"/>
             <wp:docPr descr="" title="" id="349" name="Picture"/>
             <a:graphic>
@@ -41921,7 +41921,7 @@
                   <pic:spPr bwMode="auto">
                     <a:xfrm>
                       <a:off x="0" y="0"/>
-                      <a:ext cx="3600000" cy="923529"/>
+                      <a:ext cx="3600000" cy="919149"/>
                     </a:xfrm>
                     <a:prstGeom prst="rect">
                       <a:avLst/>
@@ -43383,7 +43383,7 @@
         </w:rPr>
         <w:drawing>
           <wp:inline>
-            <wp:extent cx="2692400" cy="2552700"/>
+            <wp:extent cx="2682279" cy="2552700"/>
             <wp:effectExtent b="0" l="0" r="0" t="0"/>
             <wp:docPr descr="" title="" id="358" name="Picture"/>
             <a:graphic>
@@ -43404,7 +43404,7 @@
                   <pic:spPr bwMode="auto">
                     <a:xfrm>
                       <a:off x="0" y="0"/>
-                      <a:ext cx="2692400" cy="2552700"/>
+                      <a:ext cx="2682279" cy="2552700"/>
                     </a:xfrm>
                     <a:prstGeom prst="rect">
                       <a:avLst/>
@@ -44300,7 +44300,7 @@
         </w:rPr>
         <w:drawing>
           <wp:inline>
-            <wp:extent cx="2159000" cy="3505200"/>
+            <wp:extent cx="2142067" cy="3505200"/>
             <wp:effectExtent b="0" l="0" r="0" t="0"/>
             <wp:docPr descr="" title="" id="364" name="Picture"/>
             <a:graphic>
@@ -44321,7 +44321,7 @@
                   <pic:spPr bwMode="auto">
                     <a:xfrm>
                       <a:off x="0" y="0"/>
-                      <a:ext cx="2159000" cy="3505200"/>
+                      <a:ext cx="2142067" cy="3505200"/>
                     </a:xfrm>
                     <a:prstGeom prst="rect">
                       <a:avLst/>

--- a/00-首页/题组Word/习题书/第三篇-有机化学/10-有机合成设计-教师版.docx
+++ b/00-首页/题组Word/习题书/第三篇-有机化学/10-有机合成设计-教师版.docx
@@ -2,7 +2,7 @@
 <file path=word/document.xml><?xml version="1.0" encoding="utf-8"?>
 <w:document xmlns:w="http://schemas.openxmlformats.org/wordprocessingml/2006/main" xmlns:m="http://schemas.openxmlformats.org/officeDocument/2006/math" xmlns:r="http://schemas.openxmlformats.org/officeDocument/2006/relationships" xmlns:o="urn:schemas-microsoft-com:office:office" xmlns:v="urn:schemas-microsoft-com:vml" xmlns:w10="urn:schemas-microsoft-com:office:word" xmlns:a="http://schemas.openxmlformats.org/drawingml/2006/main" xmlns:pic="http://schemas.openxmlformats.org/drawingml/2006/picture" xmlns:wp="http://schemas.openxmlformats.org/drawingml/2006/wordprocessingDrawing">
   <w:body>
-    <w:bookmarkStart w:id="370" w:name="第-10-章-有机合成设计"/>
+    <w:bookmarkStart w:id="371" w:name="第-10-章-有机合成设计"/>
     <w:p>
       <w:pPr>
         <w:pStyle w:val="Heading1"/>
@@ -35957,7 +35957,7 @@
       </w:r>
     </w:p>
     <w:bookmarkEnd w:id="316"/>
-    <w:bookmarkStart w:id="344" w:name="有机合成与机理第35届初赛"/>
+    <w:bookmarkStart w:id="345" w:name="有机合成与机理第35届初赛"/>
     <w:p>
       <w:pPr>
         <w:pStyle w:val="Heading2"/>
@@ -37610,21 +37610,22 @@
         </w:rPr>
         <w:t xml:space="preserve">磺酰胺的端基效应</w:t>
       </w:r>
-      <w:r>
-        <w:rPr>
-          <w:rFonts w:ascii="Times New Roman" w:hAnsi="Times New Roman" w:eastAsia="Times New Roman" w:cs="Times New Roman"/>
-        </w:rPr>
-        <w:t xml:space="preserve"> </w:t>
-      </w:r>
-      <w:r>
-        <w:rPr>
-          <w:rFonts w:ascii="Times New Roman" w:hAnsi="Times New Roman" w:eastAsia="Times New Roman" w:cs="Times New Roman"/>
-        </w:rPr>
-        <w:t xml:space="preserve">### 10-3 </w:t>
-      </w:r>
-      <w:r>
-        <w:rPr>
-          <w:rFonts w:hint="eastAsia" w:ascii="Times New Roman" w:hAnsi="Times New Roman" w:eastAsia="FangSong" w:cs="Times New Roman"/>
+    </w:p>
+    <w:bookmarkStart w:id="341" w:name="分子编辑氮原子删除"/>
+    <w:p>
+      <w:pPr>
+        <w:pStyle w:val="Heading3"/>
+        <w:spacing w:before="280" w:after="120"/>
+      </w:pPr>
+      <w:r>
+        <w:rPr>
+          <w:rFonts w:ascii="Times New Roman" w:hAnsi="Times New Roman" w:eastAsia="Times New Roman" w:cs="Times New Roman"/>
+        </w:rPr>
+        <w:t xml:space="preserve">10-3 </w:t>
+      </w:r>
+      <w:r>
+        <w:rPr>
+          <w:rFonts w:hint="eastAsia" w:ascii="Times New Roman" w:hAnsi="Times New Roman" w:eastAsia="SimHei" w:cs="Times New Roman"/>
         </w:rPr>
         <w:t>分子编辑</w:t>
       </w:r>
@@ -37636,14 +37637,14 @@
       </w:r>
       <w:r>
         <w:rPr>
-          <w:rFonts w:hint="eastAsia" w:ascii="Times New Roman" w:hAnsi="Times New Roman" w:eastAsia="FangSong" w:cs="Times New Roman"/>
+          <w:rFonts w:hint="eastAsia" w:ascii="Times New Roman" w:hAnsi="Times New Roman" w:eastAsia="SimHei" w:cs="Times New Roman"/>
         </w:rPr>
         <w:t>氮原子删除</w:t>
       </w:r>
     </w:p>
     <w:p>
       <w:pPr>
-        <w:pStyle w:val="BodyText"/>
+        <w:pStyle w:val="FirstParagraph"/>
       </w:pPr>
       <w:r>
         <w:rPr>
@@ -38467,7 +38468,8 @@
         <w:t>。</w:t>
       </w:r>
     </w:p>
-    <w:bookmarkStart w:id="341" w:name="dyotropic-重排"/>
+    <w:bookmarkEnd w:id="341"/>
+    <w:bookmarkStart w:id="342" w:name="dyotropic-重排"/>
     <w:p>
       <w:pPr>
         <w:pStyle w:val="Heading3"/>
@@ -39590,8 +39592,8 @@
         <w:t xml:space="preserve">：</w:t>
       </w:r>
     </w:p>
-    <w:bookmarkEnd w:id="341"/>
-    <w:bookmarkStart w:id="342" w:name="酰胺的共振式"/>
+    <w:bookmarkEnd w:id="342"/>
+    <w:bookmarkStart w:id="343" w:name="酰胺的共振式"/>
     <w:p>
       <w:pPr>
         <w:pStyle w:val="Heading3"/>
@@ -40271,8 +40273,8 @@
         <w:t>）</w:t>
       </w:r>
     </w:p>
-    <w:bookmarkEnd w:id="342"/>
-    <w:bookmarkStart w:id="343" w:name="端基效应anomeric-effect"/>
+    <w:bookmarkEnd w:id="343"/>
+    <w:bookmarkStart w:id="344" w:name="端基效应anomeric-effect"/>
     <w:p>
       <w:pPr>
         <w:pStyle w:val="Heading3"/>
@@ -40953,9 +40955,9 @@
         </w:pict>
       </w:r>
     </w:p>
-    <w:bookmarkEnd w:id="343"/>
     <w:bookmarkEnd w:id="344"/>
-    <w:bookmarkStart w:id="369" w:name="氧化反应选择性第37届初赛"/>
+    <w:bookmarkEnd w:id="345"/>
+    <w:bookmarkStart w:id="370" w:name="氧化反应选择性第37届初赛"/>
     <w:p>
       <w:pPr>
         <w:pStyle w:val="Heading2"/>
@@ -41059,18 +41061,18 @@
           <wp:inline>
             <wp:extent cx="3600000" cy="2078761"/>
             <wp:effectExtent b="0" l="0" r="0" t="0"/>
-            <wp:docPr descr="" title="" id="346" name="Picture"/>
+            <wp:docPr descr="" title="" id="347" name="Picture"/>
             <a:graphic>
               <a:graphicData uri="http://schemas.openxmlformats.org/drawingml/2006/picture">
                 <pic:pic>
                   <pic:nvPicPr>
-                    <pic:cNvPr descr="4034dd8322aa7eb20fe8d9fa718ec2d6d30e533cdab63b2baafb38738c63f2c2.jpg" id="347" name="Picture"/>
+                    <pic:cNvPr descr="4034dd8322aa7eb20fe8d9fa718ec2d6d30e533cdab63b2baafb38738c63f2c2.jpg" id="348" name="Picture"/>
                     <pic:cNvPicPr>
                       <a:picLocks noChangeArrowheads="1" noChangeAspect="1"/>
                     </pic:cNvPicPr>
                   </pic:nvPicPr>
                   <pic:blipFill>
-                    <a:blip r:embed="rId345"/>
+                    <a:blip r:embed="rId346"/>
                     <a:stretch>
                       <a:fillRect/>
                     </a:stretch>
@@ -41902,18 +41904,18 @@
           <wp:inline>
             <wp:extent cx="3600000" cy="919149"/>
             <wp:effectExtent b="0" l="0" r="0" t="0"/>
-            <wp:docPr descr="" title="" id="349" name="Picture"/>
+            <wp:docPr descr="" title="" id="350" name="Picture"/>
             <a:graphic>
               <a:graphicData uri="http://schemas.openxmlformats.org/drawingml/2006/picture">
                 <pic:pic>
                   <pic:nvPicPr>
-                    <pic:cNvPr descr="6b355ffef7609b4b71e79326afc5c3da674344d095ec013e853b93cafa4613d8.jpg" id="350" name="Picture"/>
+                    <pic:cNvPr descr="6b355ffef7609b4b71e79326afc5c3da674344d095ec013e853b93cafa4613d8.jpg" id="351" name="Picture"/>
                     <pic:cNvPicPr>
                       <a:picLocks noChangeArrowheads="1" noChangeAspect="1"/>
                     </pic:cNvPicPr>
                   </pic:nvPicPr>
                   <pic:blipFill>
-                    <a:blip r:embed="rId348"/>
+                    <a:blip r:embed="rId349"/>
                     <a:stretch>
                       <a:fillRect/>
                     </a:stretch>
@@ -42086,18 +42088,18 @@
           <wp:inline>
             <wp:extent cx="3600000" cy="694736"/>
             <wp:effectExtent b="0" l="0" r="0" t="0"/>
-            <wp:docPr descr="" title="" id="352" name="Picture"/>
+            <wp:docPr descr="" title="" id="353" name="Picture"/>
             <a:graphic>
               <a:graphicData uri="http://schemas.openxmlformats.org/drawingml/2006/picture">
                 <pic:pic>
                   <pic:nvPicPr>
-                    <pic:cNvPr descr="1efc3a177d4dacba88d87a174ae91d9152de62542ed947e7030a4b2c4e627ceb.jpg" id="353" name="Picture"/>
+                    <pic:cNvPr descr="1efc3a177d4dacba88d87a174ae91d9152de62542ed947e7030a4b2c4e627ceb.jpg" id="354" name="Picture"/>
                     <pic:cNvPicPr>
                       <a:picLocks noChangeArrowheads="1" noChangeAspect="1"/>
                     </pic:cNvPicPr>
                   </pic:nvPicPr>
                   <pic:blipFill>
-                    <a:blip r:embed="rId351"/>
+                    <a:blip r:embed="rId352"/>
                     <a:stretch>
                       <a:fillRect/>
                     </a:stretch>
@@ -43333,18 +43335,18 @@
           <wp:inline>
             <wp:extent cx="3600000" cy="944325"/>
             <wp:effectExtent b="0" l="0" r="0" t="0"/>
-            <wp:docPr descr="" title="" id="355" name="Picture"/>
+            <wp:docPr descr="" title="" id="356" name="Picture"/>
             <a:graphic>
               <a:graphicData uri="http://schemas.openxmlformats.org/drawingml/2006/picture">
                 <pic:pic>
                   <pic:nvPicPr>
-                    <pic:cNvPr descr="2ee1ccc0daaacf422769acad0af3e780359f64a98ebece9a6ce53010d99c06dc.jpg" id="356" name="Picture"/>
+                    <pic:cNvPr descr="2ee1ccc0daaacf422769acad0af3e780359f64a98ebece9a6ce53010d99c06dc.jpg" id="357" name="Picture"/>
                     <pic:cNvPicPr>
                       <a:picLocks noChangeArrowheads="1" noChangeAspect="1"/>
                     </pic:cNvPicPr>
                   </pic:nvPicPr>
                   <pic:blipFill>
-                    <a:blip r:embed="rId354"/>
+                    <a:blip r:embed="rId355"/>
                     <a:stretch>
                       <a:fillRect/>
                     </a:stretch>
@@ -43385,18 +43387,18 @@
           <wp:inline>
             <wp:extent cx="2682279" cy="2552700"/>
             <wp:effectExtent b="0" l="0" r="0" t="0"/>
-            <wp:docPr descr="" title="" id="358" name="Picture"/>
+            <wp:docPr descr="" title="" id="359" name="Picture"/>
             <a:graphic>
               <a:graphicData uri="http://schemas.openxmlformats.org/drawingml/2006/picture">
                 <pic:pic>
                   <pic:nvPicPr>
-                    <pic:cNvPr descr="c8145c78297bc26a335f24c79843690f8a43149882e686f70455c8db638ce094.jpg" id="359" name="Picture"/>
+                    <pic:cNvPr descr="c8145c78297bc26a335f24c79843690f8a43149882e686f70455c8db638ce094.jpg" id="360" name="Picture"/>
                     <pic:cNvPicPr>
                       <a:picLocks noChangeArrowheads="1" noChangeAspect="1"/>
                     </pic:cNvPicPr>
                   </pic:nvPicPr>
                   <pic:blipFill>
-                    <a:blip r:embed="rId357"/>
+                    <a:blip r:embed="rId358"/>
                     <a:stretch>
                       <a:fillRect/>
                     </a:stretch>
@@ -44060,18 +44062,18 @@
           <wp:inline>
             <wp:extent cx="3600000" cy="2002742"/>
             <wp:effectExtent b="0" l="0" r="0" t="0"/>
-            <wp:docPr descr="" title="" id="361" name="Picture"/>
+            <wp:docPr descr="" title="" id="362" name="Picture"/>
             <a:graphic>
               <a:graphicData uri="http://schemas.openxmlformats.org/drawingml/2006/picture">
                 <pic:pic>
                   <pic:nvPicPr>
-                    <pic:cNvPr descr="7f077e185881f76b3390448710fee0a81ac12162e6d76668072f689dd8290354.jpg" id="362" name="Picture"/>
+                    <pic:cNvPr descr="7f077e185881f76b3390448710fee0a81ac12162e6d76668072f689dd8290354.jpg" id="363" name="Picture"/>
                     <pic:cNvPicPr>
                       <a:picLocks noChangeArrowheads="1" noChangeAspect="1"/>
                     </pic:cNvPicPr>
                   </pic:nvPicPr>
                   <pic:blipFill>
-                    <a:blip r:embed="rId360"/>
+                    <a:blip r:embed="rId361"/>
                     <a:stretch>
                       <a:fillRect/>
                     </a:stretch>
@@ -44302,18 +44304,18 @@
           <wp:inline>
             <wp:extent cx="2142067" cy="3505200"/>
             <wp:effectExtent b="0" l="0" r="0" t="0"/>
-            <wp:docPr descr="" title="" id="364" name="Picture"/>
+            <wp:docPr descr="" title="" id="365" name="Picture"/>
             <a:graphic>
               <a:graphicData uri="http://schemas.openxmlformats.org/drawingml/2006/picture">
                 <pic:pic>
                   <pic:nvPicPr>
-                    <pic:cNvPr descr="b142a024c5cdd03e0a50ad75488f978495e8f6345db445b7c525f459757fa9d1.jpg" id="365" name="Picture"/>
+                    <pic:cNvPr descr="b142a024c5cdd03e0a50ad75488f978495e8f6345db445b7c525f459757fa9d1.jpg" id="366" name="Picture"/>
                     <pic:cNvPicPr>
                       <a:picLocks noChangeArrowheads="1" noChangeAspect="1"/>
                     </pic:cNvPicPr>
                   </pic:nvPicPr>
                   <pic:blipFill>
-                    <a:blip r:embed="rId363"/>
+                    <a:blip r:embed="rId364"/>
                     <a:stretch>
                       <a:fillRect/>
                     </a:stretch>
@@ -44848,18 +44850,18 @@
           <wp:inline>
             <wp:extent cx="3600000" cy="2632330"/>
             <wp:effectExtent b="0" l="0" r="0" t="0"/>
-            <wp:docPr descr="" title="" id="367" name="Picture"/>
+            <wp:docPr descr="" title="" id="368" name="Picture"/>
             <a:graphic>
               <a:graphicData uri="http://schemas.openxmlformats.org/drawingml/2006/picture">
                 <pic:pic>
                   <pic:nvPicPr>
-                    <pic:cNvPr descr="61b000c3bc7024fe878ffdbb3bd03732a262146a7d1ea836435e287370d51607.jpg" id="368" name="Picture"/>
+                    <pic:cNvPr descr="61b000c3bc7024fe878ffdbb3bd03732a262146a7d1ea836435e287370d51607.jpg" id="369" name="Picture"/>
                     <pic:cNvPicPr>
                       <a:picLocks noChangeArrowheads="1" noChangeAspect="1"/>
                     </pic:cNvPicPr>
                   </pic:nvPicPr>
                   <pic:blipFill>
-                    <a:blip r:embed="rId366"/>
+                    <a:blip r:embed="rId367"/>
                     <a:stretch>
                       <a:fillRect/>
                     </a:stretch>
@@ -46318,8 +46320,8 @@
         </w:pict>
       </w:r>
     </w:p>
-    <w:bookmarkEnd w:id="369"/>
     <w:bookmarkEnd w:id="370"/>
+    <w:bookmarkEnd w:id="371"/>
     <w:sectPr>
       <w:footerReference w:type="default" r:id="rId9"/>
       <w:footnotePr>

--- a/00-首页/题组Word/习题书/第三篇-有机化学/10-有机合成设计-教师版.docx
+++ b/00-首页/题组Word/习题书/第三篇-有机化学/10-有机合成设计-教师版.docx
@@ -8951,6 +8951,14 @@
       <w:tblPr>
         <w:tblStyle w:val="Table"/>
         <w:tblW w:type="auto" w:w="0"/>
+        <w:tblBorders>
+          <w:top w:val="single" w:sz="12" w:space="0" w:color="000000"/>
+          <w:left w:val="none" w:sz="0" w:space="0" w:color="auto"/>
+          <w:bottom w:val="single" w:sz="12" w:space="0" w:color="000000"/>
+          <w:right w:val="none" w:sz="0" w:space="0" w:color="auto"/>
+          <w:insideH w:val="none" w:sz="0" w:space="0" w:color="auto"/>
+          <w:insideV w:val="none" w:sz="0" w:space="0" w:color="auto"/>
+        </w:tblBorders>
         <w:tblLook w:firstRow="1" w:lastRow="0" w:firstColumn="0" w:lastColumn="0" w:noHBand="0" w:noVBand="0" w:val="0020"/>
       </w:tblPr>
       <w:tblGrid>
@@ -8964,7 +8972,11 @@
           <w:tblHeader w:val="on"/>
         </w:trPr>
         <w:tc>
-          <w:tcPr/>
+          <w:tcPr>
+            <w:tcBorders>
+              <w:bottom w:val="single" w:sz="8" w:space="0" w:color="000000"/>
+            </w:tcBorders>
+          </w:tcPr>
           <w:p>
             <w:pPr>
               <w:pStyle w:val="Compact"/>
@@ -8980,7 +8992,11 @@
           </w:p>
         </w:tc>
         <w:tc>
-          <w:tcPr/>
+          <w:tcPr>
+            <w:tcBorders>
+              <w:bottom w:val="single" w:sz="8" w:space="0" w:color="000000"/>
+            </w:tcBorders>
+          </w:tcPr>
           <w:p>
             <w:pPr>
               <w:pStyle w:val="Compact"/>
@@ -8996,7 +9012,11 @@
           </w:p>
         </w:tc>
         <w:tc>
-          <w:tcPr/>
+          <w:tcPr>
+            <w:tcBorders>
+              <w:bottom w:val="single" w:sz="8" w:space="0" w:color="000000"/>
+            </w:tcBorders>
+          </w:tcPr>
           <w:p>
             <w:pPr>
               <w:pStyle w:val="Compact"/>
@@ -9012,7 +9032,11 @@
           </w:p>
         </w:tc>
         <w:tc>
-          <w:tcPr/>
+          <w:tcPr>
+            <w:tcBorders>
+              <w:bottom w:val="single" w:sz="8" w:space="0" w:color="000000"/>
+            </w:tcBorders>
+          </w:tcPr>
           <w:p>
             <w:pPr>
               <w:pStyle w:val="Compact"/>
@@ -11984,6 +12008,14 @@
         <w:tblStyle w:val="Table"/>
         <w:tblW w:type="pct" w:w="5000"/>
         <w:tblLayout w:type="fixed"/>
+        <w:tblBorders>
+          <w:top w:val="single" w:sz="12" w:space="0" w:color="000000"/>
+          <w:left w:val="none" w:sz="0" w:space="0" w:color="auto"/>
+          <w:bottom w:val="single" w:sz="12" w:space="0" w:color="000000"/>
+          <w:right w:val="none" w:sz="0" w:space="0" w:color="auto"/>
+          <w:insideH w:val="none" w:sz="0" w:space="0" w:color="auto"/>
+          <w:insideV w:val="none" w:sz="0" w:space="0" w:color="auto"/>
+        </w:tblBorders>
         <w:tblLook w:firstRow="1" w:lastRow="0" w:firstColumn="0" w:lastColumn="0" w:noHBand="0" w:noVBand="0" w:val="0020"/>
       </w:tblPr>
       <w:tblGrid>
@@ -11995,7 +12027,11 @@
           <w:tblHeader w:val="on"/>
         </w:trPr>
         <w:tc>
-          <w:tcPr/>
+          <w:tcPr>
+            <w:tcBorders>
+              <w:bottom w:val="single" w:sz="8" w:space="0" w:color="000000"/>
+            </w:tcBorders>
+          </w:tcPr>
           <w:p>
             <w:pPr>
               <w:pStyle w:val="Compact"/>
@@ -12011,7 +12047,11 @@
           </w:p>
         </w:tc>
         <w:tc>
-          <w:tcPr/>
+          <w:tcPr>
+            <w:tcBorders>
+              <w:bottom w:val="single" w:sz="8" w:space="0" w:color="000000"/>
+            </w:tcBorders>
+          </w:tcPr>
           <w:p>
             <w:pPr>
               <w:pStyle w:val="Compact"/>
@@ -12295,6 +12335,14 @@
       <w:tblPr>
         <w:tblStyle w:val="Table"/>
         <w:tblW w:type="auto" w:w="0"/>
+        <w:tblBorders>
+          <w:top w:val="single" w:sz="12" w:space="0" w:color="000000"/>
+          <w:left w:val="none" w:sz="0" w:space="0" w:color="auto"/>
+          <w:bottom w:val="single" w:sz="12" w:space="0" w:color="000000"/>
+          <w:right w:val="none" w:sz="0" w:space="0" w:color="auto"/>
+          <w:insideH w:val="none" w:sz="0" w:space="0" w:color="auto"/>
+          <w:insideV w:val="none" w:sz="0" w:space="0" w:color="auto"/>
+        </w:tblBorders>
         <w:tblLook w:firstRow="1" w:lastRow="0" w:firstColumn="0" w:lastColumn="0" w:noHBand="0" w:noVBand="0" w:val="0020"/>
       </w:tblPr>
       <w:tblGrid>
@@ -12306,7 +12354,11 @@
           <w:tblHeader w:val="on"/>
         </w:trPr>
         <w:tc>
-          <w:tcPr/>
+          <w:tcPr>
+            <w:tcBorders>
+              <w:bottom w:val="single" w:sz="8" w:space="0" w:color="000000"/>
+            </w:tcBorders>
+          </w:tcPr>
           <w:p>
             <w:pPr>
               <w:pStyle w:val="Compact"/>
@@ -12322,7 +12374,11 @@
           </w:p>
         </w:tc>
         <w:tc>
-          <w:tcPr/>
+          <w:tcPr>
+            <w:tcBorders>
+              <w:bottom w:val="single" w:sz="8" w:space="0" w:color="000000"/>
+            </w:tcBorders>
+          </w:tcPr>
           <w:p>
             <w:pPr>
               <w:pStyle w:val="Compact"/>
@@ -12543,6 +12599,14 @@
         <w:tblStyle w:val="Table"/>
         <w:tblW w:type="pct" w:w="5000"/>
         <w:tblLayout w:type="fixed"/>
+        <w:tblBorders>
+          <w:top w:val="single" w:sz="12" w:space="0" w:color="000000"/>
+          <w:left w:val="none" w:sz="0" w:space="0" w:color="auto"/>
+          <w:bottom w:val="single" w:sz="12" w:space="0" w:color="000000"/>
+          <w:right w:val="none" w:sz="0" w:space="0" w:color="auto"/>
+          <w:insideH w:val="none" w:sz="0" w:space="0" w:color="auto"/>
+          <w:insideV w:val="none" w:sz="0" w:space="0" w:color="auto"/>
+        </w:tblBorders>
         <w:tblLook w:firstRow="1" w:lastRow="0" w:firstColumn="0" w:lastColumn="0" w:noHBand="0" w:noVBand="0" w:val="0020"/>
       </w:tblPr>
       <w:tblGrid>
@@ -12554,7 +12618,11 @@
           <w:tblHeader w:val="on"/>
         </w:trPr>
         <w:tc>
-          <w:tcPr/>
+          <w:tcPr>
+            <w:tcBorders>
+              <w:bottom w:val="single" w:sz="8" w:space="0" w:color="000000"/>
+            </w:tcBorders>
+          </w:tcPr>
           <w:p>
             <w:pPr>
               <w:pStyle w:val="Compact"/>
@@ -12570,7 +12638,11 @@
           </w:p>
         </w:tc>
         <w:tc>
-          <w:tcPr/>
+          <w:tcPr>
+            <w:tcBorders>
+              <w:bottom w:val="single" w:sz="8" w:space="0" w:color="000000"/>
+            </w:tcBorders>
+          </w:tcPr>
           <w:p>
             <w:pPr>
               <w:pStyle w:val="Compact"/>
@@ -13092,6 +13164,14 @@
       <w:tblPr>
         <w:tblStyle w:val="Table"/>
         <w:tblW w:type="auto" w:w="0"/>
+        <w:tblBorders>
+          <w:top w:val="single" w:sz="12" w:space="0" w:color="000000"/>
+          <w:left w:val="none" w:sz="0" w:space="0" w:color="auto"/>
+          <w:bottom w:val="single" w:sz="12" w:space="0" w:color="000000"/>
+          <w:right w:val="none" w:sz="0" w:space="0" w:color="auto"/>
+          <w:insideH w:val="none" w:sz="0" w:space="0" w:color="auto"/>
+          <w:insideV w:val="none" w:sz="0" w:space="0" w:color="auto"/>
+        </w:tblBorders>
         <w:tblLook w:firstRow="1" w:lastRow="0" w:firstColumn="0" w:lastColumn="0" w:noHBand="0" w:noVBand="0" w:val="0020"/>
       </w:tblPr>
       <w:tblGrid>
@@ -13103,7 +13183,11 @@
           <w:tblHeader w:val="on"/>
         </w:trPr>
         <w:tc>
-          <w:tcPr/>
+          <w:tcPr>
+            <w:tcBorders>
+              <w:bottom w:val="single" w:sz="8" w:space="0" w:color="000000"/>
+            </w:tcBorders>
+          </w:tcPr>
           <w:p>
             <w:pPr>
               <w:pStyle w:val="Compact"/>
@@ -13119,7 +13203,11 @@
           </w:p>
         </w:tc>
         <w:tc>
-          <w:tcPr/>
+          <w:tcPr>
+            <w:tcBorders>
+              <w:bottom w:val="single" w:sz="8" w:space="0" w:color="000000"/>
+            </w:tcBorders>
+          </w:tcPr>
           <w:p>
             <w:pPr>
               <w:pStyle w:val="Compact"/>
@@ -13976,6 +14064,14 @@
       <w:tblPr>
         <w:tblStyle w:val="Table"/>
         <w:tblW w:type="auto" w:w="0"/>
+        <w:tblBorders>
+          <w:top w:val="single" w:sz="12" w:space="0" w:color="000000"/>
+          <w:left w:val="none" w:sz="0" w:space="0" w:color="auto"/>
+          <w:bottom w:val="single" w:sz="12" w:space="0" w:color="000000"/>
+          <w:right w:val="none" w:sz="0" w:space="0" w:color="auto"/>
+          <w:insideH w:val="none" w:sz="0" w:space="0" w:color="auto"/>
+          <w:insideV w:val="none" w:sz="0" w:space="0" w:color="auto"/>
+        </w:tblBorders>
         <w:tblLook w:firstRow="1" w:lastRow="0" w:firstColumn="0" w:lastColumn="0" w:noHBand="0" w:noVBand="0" w:val="0020"/>
       </w:tblPr>
       <w:tblGrid>
@@ -13987,7 +14083,11 @@
           <w:tblHeader w:val="on"/>
         </w:trPr>
         <w:tc>
-          <w:tcPr/>
+          <w:tcPr>
+            <w:tcBorders>
+              <w:bottom w:val="single" w:sz="8" w:space="0" w:color="000000"/>
+            </w:tcBorders>
+          </w:tcPr>
           <w:p>
             <w:pPr>
               <w:pStyle w:val="Compact"/>
@@ -14003,7 +14103,11 @@
           </w:p>
         </w:tc>
         <w:tc>
-          <w:tcPr/>
+          <w:tcPr>
+            <w:tcBorders>
+              <w:bottom w:val="single" w:sz="8" w:space="0" w:color="000000"/>
+            </w:tcBorders>
+          </w:tcPr>
           <w:p>
             <w:pPr>
               <w:pStyle w:val="Compact"/>
@@ -30791,6 +30895,14 @@
       <w:tblPr>
         <w:tblStyle w:val="Table"/>
         <w:tblW w:type="auto" w:w="0"/>
+        <w:tblBorders>
+          <w:top w:val="single" w:sz="12" w:space="0" w:color="000000"/>
+          <w:left w:val="none" w:sz="0" w:space="0" w:color="auto"/>
+          <w:bottom w:val="single" w:sz="12" w:space="0" w:color="000000"/>
+          <w:right w:val="none" w:sz="0" w:space="0" w:color="auto"/>
+          <w:insideH w:val="none" w:sz="0" w:space="0" w:color="auto"/>
+          <w:insideV w:val="none" w:sz="0" w:space="0" w:color="auto"/>
+        </w:tblBorders>
         <w:tblLook w:firstRow="1" w:lastRow="0" w:firstColumn="0" w:lastColumn="0" w:noHBand="0" w:noVBand="0" w:val="0020"/>
       </w:tblPr>
       <w:tblGrid>
@@ -30802,7 +30914,11 @@
           <w:tblHeader w:val="on"/>
         </w:trPr>
         <w:tc>
-          <w:tcPr/>
+          <w:tcPr>
+            <w:tcBorders>
+              <w:bottom w:val="single" w:sz="8" w:space="0" w:color="000000"/>
+            </w:tcBorders>
+          </w:tcPr>
           <w:p>
             <w:pPr>
               <w:pStyle w:val="Compact"/>
@@ -30818,7 +30934,11 @@
           </w:p>
         </w:tc>
         <w:tc>
-          <w:tcPr/>
+          <w:tcPr>
+            <w:tcBorders>
+              <w:bottom w:val="single" w:sz="8" w:space="0" w:color="000000"/>
+            </w:tcBorders>
+          </w:tcPr>
           <w:p>
             <w:pPr>
               <w:pStyle w:val="Compact"/>
@@ -32405,6 +32525,14 @@
       <w:tblPr>
         <w:tblStyle w:val="Table"/>
         <w:tblW w:type="auto" w:w="0"/>
+        <w:tblBorders>
+          <w:top w:val="single" w:sz="12" w:space="0" w:color="000000"/>
+          <w:left w:val="none" w:sz="0" w:space="0" w:color="auto"/>
+          <w:bottom w:val="single" w:sz="12" w:space="0" w:color="000000"/>
+          <w:right w:val="none" w:sz="0" w:space="0" w:color="auto"/>
+          <w:insideH w:val="none" w:sz="0" w:space="0" w:color="auto"/>
+          <w:insideV w:val="none" w:sz="0" w:space="0" w:color="auto"/>
+        </w:tblBorders>
         <w:tblLook w:firstRow="1" w:lastRow="0" w:firstColumn="0" w:lastColumn="0" w:noHBand="0" w:noVBand="0" w:val="0020"/>
       </w:tblPr>
       <w:tblGrid>
@@ -32416,7 +32544,11 @@
           <w:tblHeader w:val="on"/>
         </w:trPr>
         <w:tc>
-          <w:tcPr/>
+          <w:tcPr>
+            <w:tcBorders>
+              <w:bottom w:val="single" w:sz="8" w:space="0" w:color="000000"/>
+            </w:tcBorders>
+          </w:tcPr>
           <w:p>
             <w:pPr>
               <w:pStyle w:val="Compact"/>
@@ -32432,7 +32564,11 @@
           </w:p>
         </w:tc>
         <w:tc>
-          <w:tcPr/>
+          <w:tcPr>
+            <w:tcBorders>
+              <w:bottom w:val="single" w:sz="8" w:space="0" w:color="000000"/>
+            </w:tcBorders>
+          </w:tcPr>
           <w:p>
             <w:pPr>
               <w:pStyle w:val="Compact"/>
@@ -34048,6 +34184,14 @@
         <w:tblStyle w:val="Table"/>
         <w:tblW w:type="pct" w:w="5000"/>
         <w:tblLayout w:type="fixed"/>
+        <w:tblBorders>
+          <w:top w:val="single" w:sz="12" w:space="0" w:color="000000"/>
+          <w:left w:val="none" w:sz="0" w:space="0" w:color="auto"/>
+          <w:bottom w:val="single" w:sz="12" w:space="0" w:color="000000"/>
+          <w:right w:val="none" w:sz="0" w:space="0" w:color="auto"/>
+          <w:insideH w:val="none" w:sz="0" w:space="0" w:color="auto"/>
+          <w:insideV w:val="none" w:sz="0" w:space="0" w:color="auto"/>
+        </w:tblBorders>
         <w:tblLook w:firstRow="1" w:lastRow="0" w:firstColumn="0" w:lastColumn="0" w:noHBand="0" w:noVBand="0" w:val="0020"/>
       </w:tblPr>
       <w:tblGrid>
@@ -34063,7 +34207,11 @@
           <w:tblHeader w:val="on"/>
         </w:trPr>
         <w:tc>
-          <w:tcPr/>
+          <w:tcPr>
+            <w:tcBorders>
+              <w:bottom w:val="single" w:sz="8" w:space="0" w:color="000000"/>
+            </w:tcBorders>
+          </w:tcPr>
           <w:p>
             <w:pPr>
               <w:pStyle w:val="Compact"/>
@@ -34086,7 +34234,11 @@
           </w:p>
         </w:tc>
         <w:tc>
-          <w:tcPr/>
+          <w:tcPr>
+            <w:tcBorders>
+              <w:bottom w:val="single" w:sz="8" w:space="0" w:color="000000"/>
+            </w:tcBorders>
+          </w:tcPr>
           <w:p>
             <w:pPr>
               <w:pStyle w:val="Compact"/>
@@ -34109,7 +34261,11 @@
           </w:p>
         </w:tc>
         <w:tc>
-          <w:tcPr/>
+          <w:tcPr>
+            <w:tcBorders>
+              <w:bottom w:val="single" w:sz="8" w:space="0" w:color="000000"/>
+            </w:tcBorders>
+          </w:tcPr>
           <w:p>
             <w:pPr>
               <w:pStyle w:val="Compact"/>
@@ -34132,7 +34288,11 @@
           </w:p>
         </w:tc>
         <w:tc>
-          <w:tcPr/>
+          <w:tcPr>
+            <w:tcBorders>
+              <w:bottom w:val="single" w:sz="8" w:space="0" w:color="000000"/>
+            </w:tcBorders>
+          </w:tcPr>
           <w:p>
             <w:pPr>
               <w:pStyle w:val="Compact"/>
@@ -34155,7 +34315,11 @@
           </w:p>
         </w:tc>
         <w:tc>
-          <w:tcPr/>
+          <w:tcPr>
+            <w:tcBorders>
+              <w:bottom w:val="single" w:sz="8" w:space="0" w:color="000000"/>
+            </w:tcBorders>
+          </w:tcPr>
           <w:p>
             <w:pPr>
               <w:pStyle w:val="Compact"/>
@@ -34178,7 +34342,11 @@
           </w:p>
         </w:tc>
         <w:tc>
-          <w:tcPr/>
+          <w:tcPr>
+            <w:tcBorders>
+              <w:bottom w:val="single" w:sz="8" w:space="0" w:color="000000"/>
+            </w:tcBorders>
+          </w:tcPr>
           <w:p>
             <w:pPr>
               <w:pStyle w:val="Compact"/>
@@ -35736,6 +35904,14 @@
       <w:tblPr>
         <w:tblStyle w:val="Table"/>
         <w:tblW w:type="auto" w:w="0"/>
+        <w:tblBorders>
+          <w:top w:val="single" w:sz="12" w:space="0" w:color="000000"/>
+          <w:left w:val="none" w:sz="0" w:space="0" w:color="auto"/>
+          <w:bottom w:val="single" w:sz="12" w:space="0" w:color="000000"/>
+          <w:right w:val="none" w:sz="0" w:space="0" w:color="auto"/>
+          <w:insideH w:val="none" w:sz="0" w:space="0" w:color="auto"/>
+          <w:insideV w:val="none" w:sz="0" w:space="0" w:color="auto"/>
+        </w:tblBorders>
         <w:tblLook w:firstRow="1" w:lastRow="0" w:firstColumn="0" w:lastColumn="0" w:noHBand="0" w:noVBand="0" w:val="0020"/>
       </w:tblPr>
       <w:tblGrid>
@@ -35747,7 +35923,11 @@
           <w:tblHeader w:val="on"/>
         </w:trPr>
         <w:tc>
-          <w:tcPr/>
+          <w:tcPr>
+            <w:tcBorders>
+              <w:bottom w:val="single" w:sz="8" w:space="0" w:color="000000"/>
+            </w:tcBorders>
+          </w:tcPr>
           <w:p>
             <w:pPr>
               <w:pStyle w:val="Compact"/>
@@ -35763,7 +35943,11 @@
           </w:p>
         </w:tc>
         <w:tc>
-          <w:tcPr/>
+          <w:tcPr>
+            <w:tcBorders>
+              <w:bottom w:val="single" w:sz="8" w:space="0" w:color="000000"/>
+            </w:tcBorders>
+          </w:tcPr>
           <w:p>
             <w:pPr>
               <w:pStyle w:val="Compact"/>
@@ -42240,6 +42424,14 @@
         <w:tblStyle w:val="Table"/>
         <w:tblW w:type="pct" w:w="5000"/>
         <w:tblLayout w:type="fixed"/>
+        <w:tblBorders>
+          <w:top w:val="single" w:sz="12" w:space="0" w:color="000000"/>
+          <w:left w:val="none" w:sz="0" w:space="0" w:color="auto"/>
+          <w:bottom w:val="single" w:sz="12" w:space="0" w:color="000000"/>
+          <w:right w:val="none" w:sz="0" w:space="0" w:color="auto"/>
+          <w:insideH w:val="none" w:sz="0" w:space="0" w:color="auto"/>
+          <w:insideV w:val="none" w:sz="0" w:space="0" w:color="auto"/>
+        </w:tblBorders>
         <w:tblLook w:firstRow="1" w:lastRow="0" w:firstColumn="0" w:lastColumn="0" w:noHBand="0" w:noVBand="0" w:val="0020"/>
       </w:tblPr>
       <w:tblGrid>
@@ -42252,7 +42444,11 @@
           <w:tblHeader w:val="on"/>
         </w:trPr>
         <w:tc>
-          <w:tcPr/>
+          <w:tcPr>
+            <w:tcBorders>
+              <w:bottom w:val="single" w:sz="8" w:space="0" w:color="000000"/>
+            </w:tcBorders>
+          </w:tcPr>
           <w:p>
             <w:pPr>
               <w:pStyle w:val="Compact"/>
@@ -42268,7 +42464,11 @@
           </w:p>
         </w:tc>
         <w:tc>
-          <w:tcPr/>
+          <w:tcPr>
+            <w:tcBorders>
+              <w:bottom w:val="single" w:sz="8" w:space="0" w:color="000000"/>
+            </w:tcBorders>
+          </w:tcPr>
           <w:p>
             <w:pPr>
               <w:pStyle w:val="Compact"/>
@@ -42284,7 +42484,11 @@
           </w:p>
         </w:tc>
         <w:tc>
-          <w:tcPr/>
+          <w:tcPr>
+            <w:tcBorders>
+              <w:bottom w:val="single" w:sz="8" w:space="0" w:color="000000"/>
+            </w:tcBorders>
+          </w:tcPr>
           <w:p>
             <w:pPr>
               <w:pStyle w:val="Compact"/>
@@ -42497,6 +42701,14 @@
       <w:tblPr>
         <w:tblStyle w:val="Table"/>
         <w:tblW w:type="auto" w:w="0"/>
+        <w:tblBorders>
+          <w:top w:val="single" w:sz="12" w:space="0" w:color="000000"/>
+          <w:left w:val="none" w:sz="0" w:space="0" w:color="auto"/>
+          <w:bottom w:val="single" w:sz="12" w:space="0" w:color="000000"/>
+          <w:right w:val="none" w:sz="0" w:space="0" w:color="auto"/>
+          <w:insideH w:val="none" w:sz="0" w:space="0" w:color="auto"/>
+          <w:insideV w:val="none" w:sz="0" w:space="0" w:color="auto"/>
+        </w:tblBorders>
         <w:tblLook w:firstRow="1" w:lastRow="0" w:firstColumn="0" w:lastColumn="0" w:noHBand="0" w:noVBand="0" w:val="0020"/>
       </w:tblPr>
       <w:tblGrid>
@@ -42509,7 +42721,11 @@
           <w:tblHeader w:val="on"/>
         </w:trPr>
         <w:tc>
-          <w:tcPr/>
+          <w:tcPr>
+            <w:tcBorders>
+              <w:bottom w:val="single" w:sz="8" w:space="0" w:color="000000"/>
+            </w:tcBorders>
+          </w:tcPr>
           <w:p>
             <w:pPr>
               <w:pStyle w:val="Compact"/>
@@ -42525,7 +42741,11 @@
           </w:p>
         </w:tc>
         <w:tc>
-          <w:tcPr/>
+          <w:tcPr>
+            <w:tcBorders>
+              <w:bottom w:val="single" w:sz="8" w:space="0" w:color="000000"/>
+            </w:tcBorders>
+          </w:tcPr>
           <w:p>
             <w:pPr>
               <w:pStyle w:val="Compact"/>
@@ -42541,7 +42761,11 @@
           </w:p>
         </w:tc>
         <w:tc>
-          <w:tcPr/>
+          <w:tcPr>
+            <w:tcBorders>
+              <w:bottom w:val="single" w:sz="8" w:space="0" w:color="000000"/>
+            </w:tcBorders>
+          </w:tcPr>
           <w:p>
             <w:pPr>
               <w:pStyle w:val="Compact"/>
@@ -42828,6 +43052,14 @@
       <w:tblPr>
         <w:tblStyle w:val="Table"/>
         <w:tblW w:type="auto" w:w="0"/>
+        <w:tblBorders>
+          <w:top w:val="single" w:sz="12" w:space="0" w:color="000000"/>
+          <w:left w:val="none" w:sz="0" w:space="0" w:color="auto"/>
+          <w:bottom w:val="single" w:sz="12" w:space="0" w:color="000000"/>
+          <w:right w:val="none" w:sz="0" w:space="0" w:color="auto"/>
+          <w:insideH w:val="none" w:sz="0" w:space="0" w:color="auto"/>
+          <w:insideV w:val="none" w:sz="0" w:space="0" w:color="auto"/>
+        </w:tblBorders>
         <w:tblLook w:firstRow="1" w:lastRow="0" w:firstColumn="0" w:lastColumn="0" w:noHBand="0" w:noVBand="0" w:val="0020"/>
       </w:tblPr>
       <w:tblGrid>
@@ -42840,7 +43072,11 @@
           <w:tblHeader w:val="on"/>
         </w:trPr>
         <w:tc>
-          <w:tcPr/>
+          <w:tcPr>
+            <w:tcBorders>
+              <w:bottom w:val="single" w:sz="8" w:space="0" w:color="000000"/>
+            </w:tcBorders>
+          </w:tcPr>
           <w:p>
             <w:pPr>
               <w:pStyle w:val="Compact"/>
@@ -42856,7 +43092,11 @@
           </w:p>
         </w:tc>
         <w:tc>
-          <w:tcPr/>
+          <w:tcPr>
+            <w:tcBorders>
+              <w:bottom w:val="single" w:sz="8" w:space="0" w:color="000000"/>
+            </w:tcBorders>
+          </w:tcPr>
           <w:p>
             <w:pPr>
               <w:pStyle w:val="Compact"/>
@@ -42872,7 +43112,11 @@
           </w:p>
         </w:tc>
         <w:tc>
-          <w:tcPr/>
+          <w:tcPr>
+            <w:tcBorders>
+              <w:bottom w:val="single" w:sz="8" w:space="0" w:color="000000"/>
+            </w:tcBorders>
+          </w:tcPr>
           <w:p>
             <w:pPr>
               <w:pStyle w:val="Compact"/>
@@ -43595,6 +43839,14 @@
       <w:tblPr>
         <w:tblStyle w:val="Table"/>
         <w:tblW w:type="auto" w:w="0"/>
+        <w:tblBorders>
+          <w:top w:val="single" w:sz="12" w:space="0" w:color="000000"/>
+          <w:left w:val="none" w:sz="0" w:space="0" w:color="auto"/>
+          <w:bottom w:val="single" w:sz="12" w:space="0" w:color="000000"/>
+          <w:right w:val="none" w:sz="0" w:space="0" w:color="auto"/>
+          <w:insideH w:val="none" w:sz="0" w:space="0" w:color="auto"/>
+          <w:insideV w:val="none" w:sz="0" w:space="0" w:color="auto"/>
+        </w:tblBorders>
         <w:tblLook w:firstRow="1" w:lastRow="0" w:firstColumn="0" w:lastColumn="0" w:noHBand="0" w:noVBand="0" w:val="0020"/>
       </w:tblPr>
       <w:tblGrid>
@@ -43607,7 +43859,11 @@
           <w:tblHeader w:val="on"/>
         </w:trPr>
         <w:tc>
-          <w:tcPr/>
+          <w:tcPr>
+            <w:tcBorders>
+              <w:bottom w:val="single" w:sz="8" w:space="0" w:color="000000"/>
+            </w:tcBorders>
+          </w:tcPr>
           <w:p>
             <w:pPr>
               <w:pStyle w:val="Compact"/>
@@ -43623,7 +43879,11 @@
           </w:p>
         </w:tc>
         <w:tc>
-          <w:tcPr/>
+          <w:tcPr>
+            <w:tcBorders>
+              <w:bottom w:val="single" w:sz="8" w:space="0" w:color="000000"/>
+            </w:tcBorders>
+          </w:tcPr>
           <w:p>
             <w:pPr>
               <w:pStyle w:val="Compact"/>
@@ -43639,7 +43899,11 @@
           </w:p>
         </w:tc>
         <w:tc>
-          <w:tcPr/>
+          <w:tcPr>
+            <w:tcBorders>
+              <w:bottom w:val="single" w:sz="8" w:space="0" w:color="000000"/>
+            </w:tcBorders>
+          </w:tcPr>
           <w:p>
             <w:pPr>
               <w:pStyle w:val="Compact"/>
@@ -44346,6 +44610,14 @@
       <w:tblPr>
         <w:tblStyle w:val="Table"/>
         <w:tblW w:type="auto" w:w="0"/>
+        <w:tblBorders>
+          <w:top w:val="single" w:sz="12" w:space="0" w:color="000000"/>
+          <w:left w:val="none" w:sz="0" w:space="0" w:color="auto"/>
+          <w:bottom w:val="single" w:sz="12" w:space="0" w:color="000000"/>
+          <w:right w:val="none" w:sz="0" w:space="0" w:color="auto"/>
+          <w:insideH w:val="none" w:sz="0" w:space="0" w:color="auto"/>
+          <w:insideV w:val="none" w:sz="0" w:space="0" w:color="auto"/>
+        </w:tblBorders>
         <w:tblLook w:firstRow="1" w:lastRow="0" w:firstColumn="0" w:lastColumn="0" w:noHBand="0" w:noVBand="0" w:val="0020"/>
       </w:tblPr>
       <w:tblGrid>
@@ -44358,7 +44630,11 @@
           <w:tblHeader w:val="on"/>
         </w:trPr>
         <w:tc>
-          <w:tcPr/>
+          <w:tcPr>
+            <w:tcBorders>
+              <w:bottom w:val="single" w:sz="8" w:space="0" w:color="000000"/>
+            </w:tcBorders>
+          </w:tcPr>
           <w:p>
             <w:pPr>
               <w:pStyle w:val="Compact"/>
@@ -44374,7 +44650,11 @@
           </w:p>
         </w:tc>
         <w:tc>
-          <w:tcPr/>
+          <w:tcPr>
+            <w:tcBorders>
+              <w:bottom w:val="single" w:sz="8" w:space="0" w:color="000000"/>
+            </w:tcBorders>
+          </w:tcPr>
           <w:p>
             <w:pPr>
               <w:pStyle w:val="Compact"/>
@@ -44390,7 +44670,11 @@
           </w:p>
         </w:tc>
         <w:tc>
-          <w:tcPr/>
+          <w:tcPr>
+            <w:tcBorders>
+              <w:bottom w:val="single" w:sz="8" w:space="0" w:color="000000"/>
+            </w:tcBorders>
+          </w:tcPr>
           <w:p>
             <w:pPr>
               <w:pStyle w:val="Compact"/>
@@ -45110,6 +45394,14 @@
       <w:tblPr>
         <w:tblStyle w:val="Table"/>
         <w:tblW w:type="auto" w:w="0"/>
+        <w:tblBorders>
+          <w:top w:val="single" w:sz="12" w:space="0" w:color="000000"/>
+          <w:left w:val="none" w:sz="0" w:space="0" w:color="auto"/>
+          <w:bottom w:val="single" w:sz="12" w:space="0" w:color="000000"/>
+          <w:right w:val="none" w:sz="0" w:space="0" w:color="auto"/>
+          <w:insideH w:val="none" w:sz="0" w:space="0" w:color="auto"/>
+          <w:insideV w:val="none" w:sz="0" w:space="0" w:color="auto"/>
+        </w:tblBorders>
         <w:tblLook w:firstRow="1" w:lastRow="0" w:firstColumn="0" w:lastColumn="0" w:noHBand="0" w:noVBand="0" w:val="0020"/>
       </w:tblPr>
       <w:tblGrid>
@@ -45122,7 +45414,11 @@
           <w:tblHeader w:val="on"/>
         </w:trPr>
         <w:tc>
-          <w:tcPr/>
+          <w:tcPr>
+            <w:tcBorders>
+              <w:bottom w:val="single" w:sz="8" w:space="0" w:color="000000"/>
+            </w:tcBorders>
+          </w:tcPr>
           <w:p>
             <w:pPr>
               <w:pStyle w:val="Compact"/>
@@ -45138,7 +45434,11 @@
           </w:p>
         </w:tc>
         <w:tc>
-          <w:tcPr/>
+          <w:tcPr>
+            <w:tcBorders>
+              <w:bottom w:val="single" w:sz="8" w:space="0" w:color="000000"/>
+            </w:tcBorders>
+          </w:tcPr>
           <w:p>
             <w:pPr>
               <w:pStyle w:val="Compact"/>
@@ -45154,7 +45454,11 @@
           </w:p>
         </w:tc>
         <w:tc>
-          <w:tcPr/>
+          <w:tcPr>
+            <w:tcBorders>
+              <w:bottom w:val="single" w:sz="8" w:space="0" w:color="000000"/>
+            </w:tcBorders>
+          </w:tcPr>
           <w:p>
             <w:pPr>
               <w:pStyle w:val="Compact"/>
@@ -45931,6 +46235,14 @@
       <w:tblPr>
         <w:tblStyle w:val="Table"/>
         <w:tblW w:type="auto" w:w="0"/>
+        <w:tblBorders>
+          <w:top w:val="single" w:sz="12" w:space="0" w:color="000000"/>
+          <w:left w:val="none" w:sz="0" w:space="0" w:color="auto"/>
+          <w:bottom w:val="single" w:sz="12" w:space="0" w:color="000000"/>
+          <w:right w:val="none" w:sz="0" w:space="0" w:color="auto"/>
+          <w:insideH w:val="none" w:sz="0" w:space="0" w:color="auto"/>
+          <w:insideV w:val="none" w:sz="0" w:space="0" w:color="auto"/>
+        </w:tblBorders>
         <w:tblLook w:firstRow="1" w:lastRow="0" w:firstColumn="0" w:lastColumn="0" w:noHBand="0" w:noVBand="0" w:val="0020"/>
       </w:tblPr>
       <w:tblGrid>
@@ -45943,7 +46255,11 @@
           <w:tblHeader w:val="on"/>
         </w:trPr>
         <w:tc>
-          <w:tcPr/>
+          <w:tcPr>
+            <w:tcBorders>
+              <w:bottom w:val="single" w:sz="8" w:space="0" w:color="000000"/>
+            </w:tcBorders>
+          </w:tcPr>
           <w:p>
             <w:pPr>
               <w:pStyle w:val="Compact"/>
@@ -45959,7 +46275,11 @@
           </w:p>
         </w:tc>
         <w:tc>
-          <w:tcPr/>
+          <w:tcPr>
+            <w:tcBorders>
+              <w:bottom w:val="single" w:sz="8" w:space="0" w:color="000000"/>
+            </w:tcBorders>
+          </w:tcPr>
           <w:p>
             <w:pPr>
               <w:pStyle w:val="Compact"/>
@@ -45975,7 +46295,11 @@
           </w:p>
         </w:tc>
         <w:tc>
-          <w:tcPr/>
+          <w:tcPr>
+            <w:tcBorders>
+              <w:bottom w:val="single" w:sz="8" w:space="0" w:color="000000"/>
+            </w:tcBorders>
+          </w:tcPr>
           <w:p>
             <w:pPr>
               <w:pStyle w:val="Compact"/>
@@ -47493,7 +47817,7 @@
     <ns0:rPr>
       <ns0:rFonts ns0:ascii="Times New Roman" ns0:cs="Times New Roman" ns0:eastAsia="SimHei" ns0:hAnsi="Times New Roman"/>
       <ns0:b/>
-      <ns0:color ns0:val="17324D"/>
+      <ns0:color ns0:val="000000"/>
       <ns0:sz ns0:val="44"/>
       <ns0:szCs ns0:val="56"/>
     </ns0:rPr>
@@ -47635,7 +47959,7 @@
     <ns0:rPr>
       <ns0:rFonts ns0:ascii="Times New Roman" ns0:cs="Times New Roman" ns0:eastAsia="SimHei" ns0:hAnsi="Times New Roman"/>
       <ns0:b/>
-      <ns0:color ns0:val="17324D"/>
+      <ns0:color ns0:val="000000"/>
       <ns0:sz ns0:val="32"/>
       <ns0:szCs ns0:val="40"/>
     </ns0:rPr>
@@ -47659,7 +47983,7 @@
     <ns0:rPr>
       <ns0:rFonts ns0:ascii="Times New Roman" ns0:cs="Times New Roman" ns0:eastAsia="SimHei" ns0:hAnsi="Times New Roman"/>
       <ns0:b/>
-      <ns0:color ns0:val="17324D"/>
+      <ns0:color ns0:val="000000"/>
       <ns0:sz ns0:val="28"/>
       <ns0:szCs ns0:val="32"/>
     </ns0:rPr>
@@ -47683,7 +48007,7 @@
     <ns0:rPr>
       <ns0:rFonts ns0:ascii="Times New Roman" ns0:cs="Times New Roman" ns0:eastAsia="SimHei" ns0:hAnsi="Times New Roman"/>
       <ns0:b/>
-      <ns0:color ns0:val="17324D"/>
+      <ns0:color ns0:val="000000"/>
       <ns0:sz ns0:val="25"/>
       <ns0:szCs ns0:val="28"/>
     </ns0:rPr>

--- a/00-首页/题组Word/习题书/第三篇-有机化学/10-有机合成设计-教师版.docx
+++ b/00-首页/题组Word/习题书/第三篇-有机化学/10-有机合成设计-教师版.docx
@@ -86,6 +86,7 @@
     <w:p>
       <w:pPr>
         <w:pStyle w:val="FirstParagraph"/>
+        <w:ind w:firstLine="420"/>
       </w:pPr>
       <w:r>
         <w:rPr>
@@ -277,6 +278,7 @@
     <w:p>
       <w:pPr>
         <w:pStyle w:val="BodyText"/>
+        <w:ind w:firstLine="420"/>
       </w:pPr>
       <w:r>
         <w:rPr>
@@ -294,6 +296,7 @@
     <w:p>
       <w:pPr>
         <w:pStyle w:val="BodyText"/>
+        <w:ind w:firstLine="420"/>
       </w:pPr>
       <w:r>
         <w:rPr>
@@ -403,7 +406,7 @@
         </w:rPr>
         <w:drawing>
           <wp:inline>
-            <wp:extent cx="3600000" cy="1587153"/>
+            <wp:extent cx="2659235" cy="1149100"/>
             <wp:effectExtent b="0" l="0" r="0" t="0"/>
             <wp:docPr descr="" title="" id="13" name="Picture"/>
             <a:graphic>
@@ -424,7 +427,7 @@
                   <pic:spPr bwMode="auto">
                     <a:xfrm>
                       <a:off x="0" y="0"/>
-                      <a:ext cx="3600000" cy="1587153"/>
+                      <a:ext cx="2659235" cy="1149100"/>
                     </a:xfrm>
                     <a:prstGeom prst="rect">
                       <a:avLst/>
@@ -446,6 +449,7 @@
     <w:p>
       <w:pPr>
         <w:pStyle w:val="BodyText"/>
+        <w:ind w:firstLine="420"/>
       </w:pPr>
       <w:r>
         <w:rPr>
@@ -513,6 +517,7 @@
     <w:p>
       <w:pPr>
         <w:pStyle w:val="BodyText"/>
+        <w:ind w:firstLine="420"/>
       </w:pPr>
       <w:r>
         <w:rPr>
@@ -577,7 +582,7 @@
         </w:rPr>
         <w:drawing>
           <wp:inline>
-            <wp:extent cx="3600000" cy="1203785"/>
+            <wp:extent cx="2667000" cy="891804"/>
             <wp:effectExtent b="0" l="0" r="0" t="0"/>
             <wp:docPr descr="" title="" id="16" name="Picture"/>
             <a:graphic>
@@ -598,7 +603,7 @@
                   <pic:spPr bwMode="auto">
                     <a:xfrm>
                       <a:off x="0" y="0"/>
-                      <a:ext cx="3600000" cy="1203785"/>
+                      <a:ext cx="2667000" cy="891804"/>
                     </a:xfrm>
                     <a:prstGeom prst="rect">
                       <a:avLst/>
@@ -640,7 +645,7 @@
         </w:rPr>
         <w:drawing>
           <wp:inline>
-            <wp:extent cx="3596048" cy="607894"/>
+            <wp:extent cx="2664074" cy="421105"/>
             <wp:effectExtent b="0" l="0" r="0" t="0"/>
             <wp:docPr descr="" title="" id="19" name="Picture"/>
             <a:graphic>
@@ -661,7 +666,7 @@
                   <pic:spPr bwMode="auto">
                     <a:xfrm>
                       <a:off x="0" y="0"/>
-                      <a:ext cx="3596048" cy="607894"/>
+                      <a:ext cx="2664074" cy="421105"/>
                     </a:xfrm>
                     <a:prstGeom prst="rect">
                       <a:avLst/>
@@ -703,7 +708,7 @@
         </w:rPr>
         <w:drawing>
           <wp:inline>
-            <wp:extent cx="3600000" cy="567391"/>
+            <wp:extent cx="2667000" cy="420342"/>
             <wp:effectExtent b="0" l="0" r="0" t="0"/>
             <wp:docPr descr="" title="" id="22" name="Picture"/>
             <a:graphic>
@@ -724,7 +729,7 @@
                   <pic:spPr bwMode="auto">
                     <a:xfrm>
                       <a:off x="0" y="0"/>
-                      <a:ext cx="3600000" cy="567391"/>
+                      <a:ext cx="2667000" cy="420342"/>
                     </a:xfrm>
                     <a:prstGeom prst="rect">
                       <a:avLst/>
@@ -774,7 +779,7 @@
         </w:rPr>
         <w:drawing>
           <wp:inline>
-            <wp:extent cx="3600000" cy="661141"/>
+            <wp:extent cx="2667000" cy="489796"/>
             <wp:effectExtent b="0" l="0" r="0" t="0"/>
             <wp:docPr descr="" title="" id="25" name="Picture"/>
             <a:graphic>
@@ -795,7 +800,7 @@
                   <pic:spPr bwMode="auto">
                     <a:xfrm>
                       <a:off x="0" y="0"/>
-                      <a:ext cx="3600000" cy="661141"/>
+                      <a:ext cx="2667000" cy="489796"/>
                     </a:xfrm>
                     <a:prstGeom prst="rect">
                       <a:avLst/>
@@ -845,7 +850,7 @@
         </w:rPr>
         <w:drawing>
           <wp:inline>
-            <wp:extent cx="3600000" cy="593565"/>
+            <wp:extent cx="2667000" cy="439733"/>
             <wp:effectExtent b="0" l="0" r="0" t="0"/>
             <wp:docPr descr="" title="" id="28" name="Picture"/>
             <a:graphic>
@@ -866,7 +871,7 @@
                   <pic:spPr bwMode="auto">
                     <a:xfrm>
                       <a:off x="0" y="0"/>
-                      <a:ext cx="3600000" cy="593565"/>
+                      <a:ext cx="2667000" cy="439733"/>
                     </a:xfrm>
                     <a:prstGeom prst="rect">
                       <a:avLst/>
@@ -888,6 +893,7 @@
     <w:p>
       <w:pPr>
         <w:pStyle w:val="BodyText"/>
+        <w:ind w:firstLine="420"/>
       </w:pPr>
       <w:r>
         <w:rPr>
@@ -907,6 +913,7 @@
     <w:p>
       <w:pPr>
         <w:pStyle w:val="BodyText"/>
+        <w:ind w:firstLine="420"/>
       </w:pPr>
       <w:r>
         <w:rPr>
@@ -972,6 +979,7 @@
     <w:p>
       <w:pPr>
         <w:pStyle w:val="BodyText"/>
+        <w:ind w:firstLine="420"/>
       </w:pPr>
       <w:r>
         <w:rPr>
@@ -1207,6 +1215,7 @@
     <w:p>
       <w:pPr>
         <w:pStyle w:val="BodyText"/>
+        <w:ind w:firstLine="420"/>
       </w:pPr>
       <w:r>
         <w:rPr>
@@ -1388,6 +1397,7 @@
     <w:p>
       <w:pPr>
         <w:pStyle w:val="BodyText"/>
+        <w:ind w:firstLine="420"/>
       </w:pPr>
       <w:r>
         <w:rPr>
@@ -1569,6 +1579,7 @@
     <w:p>
       <w:pPr>
         <w:pStyle w:val="BodyText"/>
+        <w:ind w:firstLine="420"/>
       </w:pPr>
       <w:r>
         <w:rPr>
@@ -1788,7 +1799,7 @@
         </w:rPr>
         <w:drawing>
           <wp:inline>
-            <wp:extent cx="3600000" cy="618750"/>
+            <wp:extent cx="2667000" cy="441027"/>
             <wp:effectExtent b="0" l="0" r="0" t="0"/>
             <wp:docPr descr="" title="" id="32" name="Picture"/>
             <a:graphic>
@@ -1809,7 +1820,7 @@
                   <pic:spPr bwMode="auto">
                     <a:xfrm>
                       <a:off x="0" y="0"/>
-                      <a:ext cx="3600000" cy="618750"/>
+                      <a:ext cx="2667000" cy="441027"/>
                     </a:xfrm>
                     <a:prstGeom prst="rect">
                       <a:avLst/>
@@ -1831,6 +1842,7 @@
     <w:p>
       <w:pPr>
         <w:pStyle w:val="BodyText"/>
+        <w:ind w:firstLine="420"/>
       </w:pPr>
       <w:r>
         <w:rPr>
@@ -1898,6 +1910,7 @@
     <w:p>
       <w:pPr>
         <w:pStyle w:val="BodyText"/>
+        <w:ind w:firstLine="420"/>
       </w:pPr>
       <w:r>
         <w:rPr>
@@ -1962,7 +1975,7 @@
         </w:rPr>
         <w:drawing>
           <wp:inline>
-            <wp:extent cx="3600000" cy="526932"/>
+            <wp:extent cx="2667000" cy="390369"/>
             <wp:effectExtent b="0" l="0" r="0" t="0"/>
             <wp:docPr descr="" title="" id="35" name="Picture"/>
             <a:graphic>
@@ -1983,7 +1996,7 @@
                   <pic:spPr bwMode="auto">
                     <a:xfrm>
                       <a:off x="0" y="0"/>
-                      <a:ext cx="3600000" cy="526932"/>
+                      <a:ext cx="2667000" cy="390369"/>
                     </a:xfrm>
                     <a:prstGeom prst="rect">
                       <a:avLst/>
@@ -2025,7 +2038,7 @@
         </w:rPr>
         <w:drawing>
           <wp:inline>
-            <wp:extent cx="3584578" cy="420128"/>
+            <wp:extent cx="2667000" cy="298245"/>
             <wp:effectExtent b="0" l="0" r="0" t="0"/>
             <wp:docPr descr="" title="" id="38" name="Picture"/>
             <a:graphic>
@@ -2046,7 +2059,7 @@
                   <pic:spPr bwMode="auto">
                     <a:xfrm>
                       <a:off x="0" y="0"/>
-                      <a:ext cx="3584578" cy="420128"/>
+                      <a:ext cx="2667000" cy="298245"/>
                     </a:xfrm>
                     <a:prstGeom prst="rect">
                       <a:avLst/>
@@ -2107,7 +2120,7 @@
         </w:rPr>
         <w:drawing>
           <wp:inline>
-            <wp:extent cx="3600000" cy="566929"/>
+            <wp:extent cx="2667000" cy="420000"/>
             <wp:effectExtent b="0" l="0" r="0" t="0"/>
             <wp:docPr descr="" title="" id="41" name="Picture"/>
             <a:graphic>
@@ -2128,7 +2141,7 @@
                   <pic:spPr bwMode="auto">
                     <a:xfrm>
                       <a:off x="0" y="0"/>
-                      <a:ext cx="3600000" cy="566929"/>
+                      <a:ext cx="2667000" cy="420000"/>
                     </a:xfrm>
                     <a:prstGeom prst="rect">
                       <a:avLst/>
@@ -2170,7 +2183,7 @@
         </w:rPr>
         <w:drawing>
           <wp:inline>
-            <wp:extent cx="3600000" cy="630369"/>
+            <wp:extent cx="2667000" cy="466998"/>
             <wp:effectExtent b="0" l="0" r="0" t="0"/>
             <wp:docPr descr="" title="" id="44" name="Picture"/>
             <a:graphic>
@@ -2191,7 +2204,7 @@
                   <pic:spPr bwMode="auto">
                     <a:xfrm>
                       <a:off x="0" y="0"/>
-                      <a:ext cx="3600000" cy="630369"/>
+                      <a:ext cx="2667000" cy="466998"/>
                     </a:xfrm>
                     <a:prstGeom prst="rect">
                       <a:avLst/>
@@ -2213,6 +2226,7 @@
     <w:p>
       <w:pPr>
         <w:pStyle w:val="BodyText"/>
+        <w:ind w:firstLine="420"/>
       </w:pPr>
       <w:r>
         <w:rPr>
@@ -2232,6 +2246,7 @@
     <w:p>
       <w:pPr>
         <w:pStyle w:val="BodyText"/>
+        <w:ind w:firstLine="420"/>
       </w:pPr>
       <w:r>
         <w:rPr>
@@ -2438,6 +2453,7 @@
     <w:p>
       <w:pPr>
         <w:pStyle w:val="BodyText"/>
+        <w:ind w:firstLine="420"/>
       </w:pPr>
       <w:r>
         <w:rPr>
@@ -2751,6 +2767,7 @@
     <w:p>
       <w:pPr>
         <w:pStyle w:val="BodyText"/>
+        <w:ind w:firstLine="420"/>
       </w:pPr>
       <w:r>
         <w:rPr>
@@ -2904,7 +2921,7 @@
         </w:rPr>
         <w:drawing>
           <wp:inline>
-            <wp:extent cx="3600000" cy="1411028"/>
+            <wp:extent cx="2667000" cy="1049311"/>
             <wp:effectExtent b="0" l="0" r="0" t="0"/>
             <wp:docPr descr="" title="" id="48" name="Picture"/>
             <a:graphic>
@@ -2925,7 +2942,7 @@
                   <pic:spPr bwMode="auto">
                     <a:xfrm>
                       <a:off x="0" y="0"/>
-                      <a:ext cx="3600000" cy="1411028"/>
+                      <a:ext cx="2667000" cy="1049311"/>
                     </a:xfrm>
                     <a:prstGeom prst="rect">
                       <a:avLst/>
@@ -2947,6 +2964,7 @@
     <w:p>
       <w:pPr>
         <w:pStyle w:val="BodyText"/>
+        <w:ind w:firstLine="420"/>
       </w:pPr>
       <w:r>
         <w:rPr>
@@ -2992,7 +3010,7 @@
         </w:rPr>
         <w:drawing>
           <wp:inline>
-            <wp:extent cx="3583758" cy="1385864"/>
+            <wp:extent cx="2654967" cy="1026694"/>
             <wp:effectExtent b="0" l="0" r="0" t="0"/>
             <wp:docPr descr="" title="" id="51" name="Picture"/>
             <a:graphic>
@@ -3013,7 +3031,7 @@
                   <pic:spPr bwMode="auto">
                     <a:xfrm>
                       <a:off x="0" y="0"/>
-                      <a:ext cx="3583758" cy="1385864"/>
+                      <a:ext cx="2654967" cy="1026694"/>
                     </a:xfrm>
                     <a:prstGeom prst="rect">
                       <a:avLst/>
@@ -3044,7 +3062,7 @@
         </w:rPr>
         <w:drawing>
           <wp:inline>
-            <wp:extent cx="3600000" cy="1268093"/>
+            <wp:extent cx="2667000" cy="939446"/>
             <wp:effectExtent b="0" l="0" r="0" t="0"/>
             <wp:docPr descr="" title="" id="54" name="Picture"/>
             <a:graphic>
@@ -3065,7 +3083,7 @@
                   <pic:spPr bwMode="auto">
                     <a:xfrm>
                       <a:off x="0" y="0"/>
-                      <a:ext cx="3600000" cy="1268093"/>
+                      <a:ext cx="2667000" cy="939446"/>
                     </a:xfrm>
                     <a:prstGeom prst="rect">
                       <a:avLst/>
@@ -3087,6 +3105,7 @@
     <w:p>
       <w:pPr>
         <w:pStyle w:val="BodyText"/>
+        <w:ind w:firstLine="420"/>
       </w:pPr>
       <w:r>
         <w:rPr>
@@ -3106,6 +3125,7 @@
     <w:p>
       <w:pPr>
         <w:pStyle w:val="BodyText"/>
+        <w:ind w:firstLine="420"/>
       </w:pPr>
       <w:r>
         <w:rPr>
@@ -3562,7 +3582,7 @@
         </w:rPr>
         <w:drawing>
           <wp:inline>
-            <wp:extent cx="3600000" cy="990941"/>
+            <wp:extent cx="2667000" cy="734122"/>
             <wp:effectExtent b="0" l="0" r="0" t="0"/>
             <wp:docPr descr="" title="" id="58" name="Picture"/>
             <a:graphic>
@@ -3583,7 +3603,7 @@
                   <pic:spPr bwMode="auto">
                     <a:xfrm>
                       <a:off x="0" y="0"/>
-                      <a:ext cx="3600000" cy="990941"/>
+                      <a:ext cx="2667000" cy="734122"/>
                     </a:xfrm>
                     <a:prstGeom prst="rect">
                       <a:avLst/>
@@ -3605,6 +3625,7 @@
     <w:p>
       <w:pPr>
         <w:pStyle w:val="BodyText"/>
+        <w:ind w:firstLine="420"/>
       </w:pPr>
       <w:r>
         <w:rPr>
@@ -3641,6 +3662,7 @@
     <w:p>
       <w:pPr>
         <w:pStyle w:val="BodyText"/>
+        <w:ind w:firstLine="420"/>
       </w:pPr>
       <w:r>
         <w:rPr>
@@ -3660,6 +3682,7 @@
     <w:p>
       <w:pPr>
         <w:pStyle w:val="BodyText"/>
+        <w:ind w:firstLine="420"/>
       </w:pPr>
       <w:r>
         <w:rPr>
@@ -4130,7 +4153,7 @@
         </w:rPr>
         <w:drawing>
           <wp:inline>
-            <wp:extent cx="3599997" cy="1040487"/>
+            <wp:extent cx="2667000" cy="770828"/>
             <wp:effectExtent b="0" l="0" r="0" t="0"/>
             <wp:docPr descr="" title="" id="62" name="Picture"/>
             <a:graphic>
@@ -4151,7 +4174,7 @@
                   <pic:spPr bwMode="auto">
                     <a:xfrm>
                       <a:off x="0" y="0"/>
-                      <a:ext cx="3599997" cy="1040487"/>
+                      <a:ext cx="2667000" cy="770828"/>
                     </a:xfrm>
                     <a:prstGeom prst="rect">
                       <a:avLst/>
@@ -4173,6 +4196,7 @@
     <w:p>
       <w:pPr>
         <w:pStyle w:val="BodyText"/>
+        <w:ind w:firstLine="420"/>
       </w:pPr>
       <w:r>
         <w:rPr>
@@ -4218,7 +4242,7 @@
         </w:rPr>
         <w:drawing>
           <wp:inline>
-            <wp:extent cx="3600000" cy="626431"/>
+            <wp:extent cx="2667000" cy="464081"/>
             <wp:effectExtent b="0" l="0" r="0" t="0"/>
             <wp:docPr descr="" title="" id="65" name="Picture"/>
             <a:graphic>
@@ -4239,7 +4263,7 @@
                   <pic:spPr bwMode="auto">
                     <a:xfrm>
                       <a:off x="0" y="0"/>
-                      <a:ext cx="3600000" cy="626431"/>
+                      <a:ext cx="2667000" cy="464081"/>
                     </a:xfrm>
                     <a:prstGeom prst="rect">
                       <a:avLst/>
@@ -4272,6 +4296,7 @@
     <w:p>
       <w:pPr>
         <w:pStyle w:val="BodyText"/>
+        <w:ind w:firstLine="420"/>
       </w:pPr>
       <w:r>
         <w:rPr>
@@ -4291,6 +4316,7 @@
     <w:p>
       <w:pPr>
         <w:pStyle w:val="BodyText"/>
+        <w:ind w:firstLine="420"/>
       </w:pPr>
       <w:r>
         <w:rPr>
@@ -4556,7 +4582,7 @@
         </w:rPr>
         <w:drawing>
           <wp:inline>
-            <wp:extent cx="3599994" cy="370884"/>
+            <wp:extent cx="2667000" cy="262817"/>
             <wp:effectExtent b="0" l="0" r="0" t="0"/>
             <wp:docPr descr="" title="" id="69" name="Picture"/>
             <a:graphic>
@@ -4577,7 +4603,7 @@
                   <pic:spPr bwMode="auto">
                     <a:xfrm>
                       <a:off x="0" y="0"/>
-                      <a:ext cx="3599994" cy="370884"/>
+                      <a:ext cx="2667000" cy="262817"/>
                     </a:xfrm>
                     <a:prstGeom prst="rect">
                       <a:avLst/>
@@ -4599,6 +4625,7 @@
     <w:p>
       <w:pPr>
         <w:pStyle w:val="BodyText"/>
+        <w:ind w:firstLine="420"/>
       </w:pPr>
       <w:r>
         <w:rPr>
@@ -4681,7 +4708,7 @@
         </w:rPr>
         <w:drawing>
           <wp:inline>
-            <wp:extent cx="3600000" cy="914369"/>
+            <wp:extent cx="2667000" cy="677395"/>
             <wp:effectExtent b="0" l="0" r="0" t="0"/>
             <wp:docPr descr="" title="" id="72" name="Picture"/>
             <a:graphic>
@@ -4702,7 +4729,7 @@
                   <pic:spPr bwMode="auto">
                     <a:xfrm>
                       <a:off x="0" y="0"/>
-                      <a:ext cx="3600000" cy="914369"/>
+                      <a:ext cx="2667000" cy="677395"/>
                     </a:xfrm>
                     <a:prstGeom prst="rect">
                       <a:avLst/>
@@ -4744,7 +4771,7 @@
         </w:rPr>
         <w:drawing>
           <wp:inline>
-            <wp:extent cx="3600000" cy="783708"/>
+            <wp:extent cx="2667000" cy="580597"/>
             <wp:effectExtent b="0" l="0" r="0" t="0"/>
             <wp:docPr descr="" title="" id="75" name="Picture"/>
             <a:graphic>
@@ -4765,7 +4792,7 @@
                   <pic:spPr bwMode="auto">
                     <a:xfrm>
                       <a:off x="0" y="0"/>
-                      <a:ext cx="3600000" cy="783708"/>
+                      <a:ext cx="2667000" cy="580597"/>
                     </a:xfrm>
                     <a:prstGeom prst="rect">
                       <a:avLst/>
@@ -4807,7 +4834,7 @@
         </w:rPr>
         <w:drawing>
           <wp:inline>
-            <wp:extent cx="3600000" cy="468381"/>
+            <wp:extent cx="2667000" cy="346992"/>
             <wp:effectExtent b="0" l="0" r="0" t="0"/>
             <wp:docPr descr="" title="" id="78" name="Picture"/>
             <a:graphic>
@@ -4828,7 +4855,7 @@
                   <pic:spPr bwMode="auto">
                     <a:xfrm>
                       <a:off x="0" y="0"/>
-                      <a:ext cx="3600000" cy="468381"/>
+                      <a:ext cx="2667000" cy="346992"/>
                     </a:xfrm>
                     <a:prstGeom prst="rect">
                       <a:avLst/>
@@ -4850,6 +4877,7 @@
     <w:p>
       <w:pPr>
         <w:pStyle w:val="BodyText"/>
+        <w:ind w:firstLine="420"/>
       </w:pPr>
       <w:r>
         <w:rPr>
@@ -4869,6 +4897,7 @@
     <w:p>
       <w:pPr>
         <w:pStyle w:val="BodyText"/>
+        <w:ind w:firstLine="420"/>
       </w:pPr>
       <w:r>
         <w:rPr>
@@ -5346,7 +5375,7 @@
         </w:rPr>
         <w:drawing>
           <wp:inline>
-            <wp:extent cx="3600000" cy="1135192"/>
+            <wp:extent cx="2667000" cy="838068"/>
             <wp:effectExtent b="0" l="0" r="0" t="0"/>
             <wp:docPr descr="" title="" id="82" name="Picture"/>
             <a:graphic>
@@ -5367,7 +5396,7 @@
                   <pic:spPr bwMode="auto">
                     <a:xfrm>
                       <a:off x="0" y="0"/>
-                      <a:ext cx="3600000" cy="1135192"/>
+                      <a:ext cx="2667000" cy="838068"/>
                     </a:xfrm>
                     <a:prstGeom prst="rect">
                       <a:avLst/>
@@ -5389,6 +5418,7 @@
     <w:p>
       <w:pPr>
         <w:pStyle w:val="BodyText"/>
+        <w:ind w:firstLine="420"/>
       </w:pPr>
       <w:r>
         <w:rPr>
@@ -5432,6 +5462,7 @@
     <w:p>
       <w:pPr>
         <w:pStyle w:val="BodyText"/>
+        <w:ind w:firstLine="420"/>
       </w:pPr>
       <w:r>
         <w:rPr>
@@ -5488,7 +5519,7 @@
         </w:rPr>
         <w:drawing>
           <wp:inline>
-            <wp:extent cx="3591508" cy="1417924"/>
+            <wp:extent cx="2660708" cy="1050445"/>
             <wp:effectExtent b="0" l="0" r="0" t="0"/>
             <wp:docPr descr="" title="" id="85" name="Picture"/>
             <a:graphic>
@@ -5509,7 +5540,7 @@
                   <pic:spPr bwMode="auto">
                     <a:xfrm>
                       <a:off x="0" y="0"/>
-                      <a:ext cx="3591508" cy="1417924"/>
+                      <a:ext cx="2660708" cy="1050445"/>
                     </a:xfrm>
                     <a:prstGeom prst="rect">
                       <a:avLst/>
@@ -5559,7 +5590,7 @@
         </w:rPr>
         <w:drawing>
           <wp:inline>
-            <wp:extent cx="3600000" cy="589577"/>
+            <wp:extent cx="2667000" cy="436779"/>
             <wp:effectExtent b="0" l="0" r="0" t="0"/>
             <wp:docPr descr="" title="" id="88" name="Picture"/>
             <a:graphic>
@@ -5580,7 +5611,7 @@
                   <pic:spPr bwMode="auto">
                     <a:xfrm>
                       <a:off x="0" y="0"/>
-                      <a:ext cx="3600000" cy="589577"/>
+                      <a:ext cx="2667000" cy="436779"/>
                     </a:xfrm>
                     <a:prstGeom prst="rect">
                       <a:avLst/>
@@ -5611,7 +5642,7 @@
         </w:rPr>
         <w:drawing>
           <wp:inline>
-            <wp:extent cx="3600000" cy="608386"/>
+            <wp:extent cx="2667000" cy="450713"/>
             <wp:effectExtent b="0" l="0" r="0" t="0"/>
             <wp:docPr descr="" title="" id="91" name="Picture"/>
             <a:graphic>
@@ -5632,7 +5663,7 @@
                   <pic:spPr bwMode="auto">
                     <a:xfrm>
                       <a:off x="0" y="0"/>
-                      <a:ext cx="3600000" cy="608386"/>
+                      <a:ext cx="2667000" cy="450713"/>
                     </a:xfrm>
                     <a:prstGeom prst="rect">
                       <a:avLst/>
@@ -5663,7 +5694,7 @@
         </w:rPr>
         <w:drawing>
           <wp:inline>
-            <wp:extent cx="3591958" cy="695088"/>
+            <wp:extent cx="2661045" cy="514945"/>
             <wp:effectExtent b="0" l="0" r="0" t="0"/>
             <wp:docPr descr="" title="" id="94" name="Picture"/>
             <a:graphic>
@@ -5684,7 +5715,7 @@
                   <pic:spPr bwMode="auto">
                     <a:xfrm>
                       <a:off x="0" y="0"/>
-                      <a:ext cx="3591958" cy="695088"/>
+                      <a:ext cx="2661045" cy="514945"/>
                     </a:xfrm>
                     <a:prstGeom prst="rect">
                       <a:avLst/>
@@ -5726,7 +5757,7 @@
         </w:rPr>
         <w:drawing>
           <wp:inline>
-            <wp:extent cx="3600000" cy="1287866"/>
+            <wp:extent cx="2667000" cy="954094"/>
             <wp:effectExtent b="0" l="0" r="0" t="0"/>
             <wp:docPr descr="" title="" id="97" name="Picture"/>
             <a:graphic>
@@ -5747,7 +5778,7 @@
                   <pic:spPr bwMode="auto">
                     <a:xfrm>
                       <a:off x="0" y="0"/>
-                      <a:ext cx="3600000" cy="1287866"/>
+                      <a:ext cx="2667000" cy="954094"/>
                     </a:xfrm>
                     <a:prstGeom prst="rect">
                       <a:avLst/>
@@ -5778,7 +5809,7 @@
         </w:rPr>
         <w:drawing>
           <wp:inline>
-            <wp:extent cx="3600000" cy="467425"/>
+            <wp:extent cx="2667000" cy="346284"/>
             <wp:effectExtent b="0" l="0" r="0" t="0"/>
             <wp:docPr descr="" title="" id="100" name="Picture"/>
             <a:graphic>
@@ -5799,7 +5830,7 @@
                   <pic:spPr bwMode="auto">
                     <a:xfrm>
                       <a:off x="0" y="0"/>
-                      <a:ext cx="3600000" cy="467425"/>
+                      <a:ext cx="2667000" cy="346284"/>
                     </a:xfrm>
                     <a:prstGeom prst="rect">
                       <a:avLst/>
@@ -5849,7 +5880,7 @@
         </w:rPr>
         <w:drawing>
           <wp:inline>
-            <wp:extent cx="3600000" cy="579916"/>
+            <wp:extent cx="2667000" cy="429621"/>
             <wp:effectExtent b="0" l="0" r="0" t="0"/>
             <wp:docPr descr="" title="" id="103" name="Picture"/>
             <a:graphic>
@@ -5870,7 +5901,7 @@
                   <pic:spPr bwMode="auto">
                     <a:xfrm>
                       <a:off x="0" y="0"/>
-                      <a:ext cx="3600000" cy="579916"/>
+                      <a:ext cx="2667000" cy="429621"/>
                     </a:xfrm>
                     <a:prstGeom prst="rect">
                       <a:avLst/>
@@ -5912,7 +5943,7 @@
         </w:rPr>
         <w:drawing>
           <wp:inline>
-            <wp:extent cx="3600000" cy="544316"/>
+            <wp:extent cx="2667000" cy="403248"/>
             <wp:effectExtent b="0" l="0" r="0" t="0"/>
             <wp:docPr descr="" title="" id="106" name="Picture"/>
             <a:graphic>
@@ -5933,7 +5964,7 @@
                   <pic:spPr bwMode="auto">
                     <a:xfrm>
                       <a:off x="0" y="0"/>
-                      <a:ext cx="3600000" cy="544316"/>
+                      <a:ext cx="2667000" cy="403248"/>
                     </a:xfrm>
                     <a:prstGeom prst="rect">
                       <a:avLst/>
@@ -5955,6 +5986,7 @@
     <w:p>
       <w:pPr>
         <w:pStyle w:val="BodyText"/>
+        <w:ind w:firstLine="420"/>
       </w:pPr>
       <w:r>
         <w:rPr>
@@ -5974,6 +6006,7 @@
     <w:p>
       <w:pPr>
         <w:pStyle w:val="BodyText"/>
+        <w:ind w:firstLine="420"/>
       </w:pPr>
       <w:r>
         <w:rPr>
@@ -6003,6 +6036,7 @@
     <w:p>
       <w:pPr>
         <w:pStyle w:val="BodyText"/>
+        <w:ind w:firstLine="420"/>
       </w:pPr>
       <w:r>
         <w:rPr>
@@ -6290,6 +6324,7 @@
     <w:p>
       <w:pPr>
         <w:pStyle w:val="BodyText"/>
+        <w:ind w:firstLine="420"/>
       </w:pPr>
       <w:r>
         <w:rPr>
@@ -6523,6 +6558,7 @@
     <w:p>
       <w:pPr>
         <w:pStyle w:val="BodyText"/>
+        <w:ind w:firstLine="420"/>
       </w:pPr>
       <w:r>
         <w:rPr>
@@ -6664,7 +6700,7 @@
         </w:rPr>
         <w:drawing>
           <wp:inline>
-            <wp:extent cx="3600000" cy="1154348"/>
+            <wp:extent cx="2667000" cy="855179"/>
             <wp:effectExtent b="0" l="0" r="0" t="0"/>
             <wp:docPr descr="" title="" id="110" name="Picture"/>
             <a:graphic>
@@ -6685,7 +6721,7 @@
                   <pic:spPr bwMode="auto">
                     <a:xfrm>
                       <a:off x="0" y="0"/>
-                      <a:ext cx="3600000" cy="1154348"/>
+                      <a:ext cx="2667000" cy="855179"/>
                     </a:xfrm>
                     <a:prstGeom prst="rect">
                       <a:avLst/>
@@ -6707,6 +6743,7 @@
     <w:p>
       <w:pPr>
         <w:pStyle w:val="BodyText"/>
+        <w:ind w:firstLine="420"/>
       </w:pPr>
       <w:r>
         <w:rPr>
@@ -6750,6 +6787,7 @@
     <w:p>
       <w:pPr>
         <w:pStyle w:val="BodyText"/>
+        <w:ind w:firstLine="420"/>
       </w:pPr>
       <w:r>
         <w:rPr>
@@ -6814,7 +6852,7 @@
         </w:rPr>
         <w:drawing>
           <wp:inline>
-            <wp:extent cx="3600000" cy="443564"/>
+            <wp:extent cx="2667000" cy="328607"/>
             <wp:effectExtent b="0" l="0" r="0" t="0"/>
             <wp:docPr descr="" title="" id="113" name="Picture"/>
             <a:graphic>
@@ -6835,7 +6873,7 @@
                   <pic:spPr bwMode="auto">
                     <a:xfrm>
                       <a:off x="0" y="0"/>
-                      <a:ext cx="3600000" cy="443564"/>
+                      <a:ext cx="2667000" cy="328607"/>
                     </a:xfrm>
                     <a:prstGeom prst="rect">
                       <a:avLst/>
@@ -6866,7 +6904,7 @@
         </w:rPr>
         <w:drawing>
           <wp:inline>
-            <wp:extent cx="3600000" cy="655229"/>
+            <wp:extent cx="2667000" cy="485416"/>
             <wp:effectExtent b="0" l="0" r="0" t="0"/>
             <wp:docPr descr="" title="" id="116" name="Picture"/>
             <a:graphic>
@@ -6887,7 +6925,7 @@
                   <pic:spPr bwMode="auto">
                     <a:xfrm>
                       <a:off x="0" y="0"/>
-                      <a:ext cx="3600000" cy="655229"/>
+                      <a:ext cx="2667000" cy="485416"/>
                     </a:xfrm>
                     <a:prstGeom prst="rect">
                       <a:avLst/>
@@ -6937,7 +6975,7 @@
         </w:rPr>
         <w:drawing>
           <wp:inline>
-            <wp:extent cx="3600000" cy="713166"/>
+            <wp:extent cx="2667000" cy="528338"/>
             <wp:effectExtent b="0" l="0" r="0" t="0"/>
             <wp:docPr descr="" title="" id="119" name="Picture"/>
             <a:graphic>
@@ -6958,7 +6996,7 @@
                   <pic:spPr bwMode="auto">
                     <a:xfrm>
                       <a:off x="0" y="0"/>
-                      <a:ext cx="3600000" cy="713166"/>
+                      <a:ext cx="2667000" cy="528338"/>
                     </a:xfrm>
                     <a:prstGeom prst="rect">
                       <a:avLst/>
@@ -6989,7 +7027,7 @@
         </w:rPr>
         <w:drawing>
           <wp:inline>
-            <wp:extent cx="3600000" cy="404964"/>
+            <wp:extent cx="2667000" cy="300011"/>
             <wp:effectExtent b="0" l="0" r="0" t="0"/>
             <wp:docPr descr="" title="" id="122" name="Picture"/>
             <a:graphic>
@@ -7010,7 +7048,7 @@
                   <pic:spPr bwMode="auto">
                     <a:xfrm>
                       <a:off x="0" y="0"/>
-                      <a:ext cx="3600000" cy="404964"/>
+                      <a:ext cx="2667000" cy="300011"/>
                     </a:xfrm>
                     <a:prstGeom prst="rect">
                       <a:avLst/>
@@ -7052,7 +7090,7 @@
         </w:rPr>
         <w:drawing>
           <wp:inline>
-            <wp:extent cx="3600000" cy="717732"/>
+            <wp:extent cx="2667000" cy="531720"/>
             <wp:effectExtent b="0" l="0" r="0" t="0"/>
             <wp:docPr descr="" title="" id="125" name="Picture"/>
             <a:graphic>
@@ -7073,7 +7111,7 @@
                   <pic:spPr bwMode="auto">
                     <a:xfrm>
                       <a:off x="0" y="0"/>
-                      <a:ext cx="3600000" cy="717732"/>
+                      <a:ext cx="2667000" cy="531720"/>
                     </a:xfrm>
                     <a:prstGeom prst="rect">
                       <a:avLst/>
@@ -7095,6 +7133,7 @@
     <w:p>
       <w:pPr>
         <w:pStyle w:val="BodyText"/>
+        <w:ind w:firstLine="420"/>
       </w:pPr>
       <w:r>
         <w:rPr>
@@ -7114,6 +7153,7 @@
     <w:p>
       <w:pPr>
         <w:pStyle w:val="BodyText"/>
+        <w:ind w:firstLine="420"/>
       </w:pPr>
       <w:r>
         <w:rPr>
@@ -7349,6 +7389,7 @@
     <w:p>
       <w:pPr>
         <w:pStyle w:val="BodyText"/>
+        <w:ind w:firstLine="420"/>
       </w:pPr>
       <w:r>
         <w:rPr>
@@ -7676,7 +7717,7 @@
         </w:rPr>
         <w:drawing>
           <wp:inline>
-            <wp:extent cx="3600000" cy="585788"/>
+            <wp:extent cx="2667000" cy="395518"/>
             <wp:effectExtent b="0" l="0" r="0" t="0"/>
             <wp:docPr descr="" title="" id="129" name="Picture"/>
             <a:graphic>
@@ -7697,7 +7738,7 @@
                   <pic:spPr bwMode="auto">
                     <a:xfrm>
                       <a:off x="0" y="0"/>
-                      <a:ext cx="3600000" cy="585788"/>
+                      <a:ext cx="2667000" cy="395518"/>
                     </a:xfrm>
                     <a:prstGeom prst="rect">
                       <a:avLst/>
@@ -7719,6 +7760,7 @@
     <w:p>
       <w:pPr>
         <w:pStyle w:val="BodyText"/>
+        <w:ind w:firstLine="420"/>
       </w:pPr>
       <w:r>
         <w:rPr>
@@ -7750,6 +7792,7 @@
     <w:p>
       <w:pPr>
         <w:pStyle w:val="BodyText"/>
+        <w:ind w:firstLine="420"/>
       </w:pPr>
       <w:r>
         <w:rPr>
@@ -7826,7 +7869,7 @@
         </w:rPr>
         <w:drawing>
           <wp:inline>
-            <wp:extent cx="3600000" cy="1206322"/>
+            <wp:extent cx="2667000" cy="893683"/>
             <wp:effectExtent b="0" l="0" r="0" t="0"/>
             <wp:docPr descr="" title="" id="132" name="Picture"/>
             <a:graphic>
@@ -7847,7 +7890,7 @@
                   <pic:spPr bwMode="auto">
                     <a:xfrm>
                       <a:off x="0" y="0"/>
-                      <a:ext cx="3600000" cy="1206322"/>
+                      <a:ext cx="2667000" cy="893683"/>
                     </a:xfrm>
                     <a:prstGeom prst="rect">
                       <a:avLst/>
@@ -7909,7 +7952,7 @@
         </w:rPr>
         <w:drawing>
           <wp:inline>
-            <wp:extent cx="3600000" cy="528301"/>
+            <wp:extent cx="2667000" cy="391383"/>
             <wp:effectExtent b="0" l="0" r="0" t="0"/>
             <wp:docPr descr="" title="" id="135" name="Picture"/>
             <a:graphic>
@@ -7930,7 +7973,7 @@
                   <pic:spPr bwMode="auto">
                     <a:xfrm>
                       <a:off x="0" y="0"/>
-                      <a:ext cx="3600000" cy="528301"/>
+                      <a:ext cx="2667000" cy="391383"/>
                     </a:xfrm>
                     <a:prstGeom prst="rect">
                       <a:avLst/>
@@ -7973,7 +8016,7 @@
         </w:rPr>
         <w:drawing>
           <wp:inline>
-            <wp:extent cx="3600000" cy="413924"/>
+            <wp:extent cx="2667000" cy="306648"/>
             <wp:effectExtent b="0" l="0" r="0" t="0"/>
             <wp:docPr descr="" title="" id="138" name="Picture"/>
             <a:graphic>
@@ -7994,7 +8037,7 @@
                   <pic:spPr bwMode="auto">
                     <a:xfrm>
                       <a:off x="0" y="0"/>
-                      <a:ext cx="3600000" cy="413924"/>
+                      <a:ext cx="2667000" cy="306648"/>
                     </a:xfrm>
                     <a:prstGeom prst="rect">
                       <a:avLst/>
@@ -8056,7 +8099,7 @@
         </w:rPr>
         <w:drawing>
           <wp:inline>
-            <wp:extent cx="3600000" cy="1366173"/>
+            <wp:extent cx="2667000" cy="1012106"/>
             <wp:effectExtent b="0" l="0" r="0" t="0"/>
             <wp:docPr descr="" title="" id="141" name="Picture"/>
             <a:graphic>
@@ -8077,7 +8120,7 @@
                   <pic:spPr bwMode="auto">
                     <a:xfrm>
                       <a:off x="0" y="0"/>
-                      <a:ext cx="3600000" cy="1366173"/>
+                      <a:ext cx="2667000" cy="1012106"/>
                     </a:xfrm>
                     <a:prstGeom prst="rect">
                       <a:avLst/>
@@ -8127,7 +8170,7 @@
         </w:rPr>
         <w:drawing>
           <wp:inline>
-            <wp:extent cx="3595594" cy="796576"/>
+            <wp:extent cx="2663736" cy="590130"/>
             <wp:effectExtent b="0" l="0" r="0" t="0"/>
             <wp:docPr descr="" title="" id="144" name="Picture"/>
             <a:graphic>
@@ -8148,7 +8191,7 @@
                   <pic:spPr bwMode="auto">
                     <a:xfrm>
                       <a:off x="0" y="0"/>
-                      <a:ext cx="3595594" cy="796576"/>
+                      <a:ext cx="2663736" cy="590130"/>
                     </a:xfrm>
                     <a:prstGeom prst="rect">
                       <a:avLst/>
@@ -8170,6 +8213,7 @@
     <w:p>
       <w:pPr>
         <w:pStyle w:val="BodyText"/>
+        <w:ind w:firstLine="420"/>
       </w:pPr>
       <w:r>
         <w:rPr>
@@ -8189,6 +8233,7 @@
     <w:p>
       <w:pPr>
         <w:pStyle w:val="BodyText"/>
+        <w:ind w:firstLine="420"/>
       </w:pPr>
       <w:r>
         <w:rPr>
@@ -8218,6 +8263,7 @@
     <w:p>
       <w:pPr>
         <w:pStyle w:val="BodyText"/>
+        <w:ind w:firstLine="420"/>
       </w:pPr>
       <w:r>
         <w:rPr>
@@ -8351,6 +8397,7 @@
     <w:p>
       <w:pPr>
         <w:pStyle w:val="BodyText"/>
+        <w:ind w:firstLine="420"/>
       </w:pPr>
       <w:r>
         <w:rPr>
@@ -8508,6 +8555,7 @@
     <w:p>
       <w:pPr>
         <w:pStyle w:val="BodyText"/>
+        <w:ind w:firstLine="420"/>
       </w:pPr>
       <w:r>
         <w:rPr>
@@ -8587,6 +8635,7 @@
     <w:p>
       <w:pPr>
         <w:pStyle w:val="BodyText"/>
+        <w:ind w:firstLine="420"/>
       </w:pPr>
       <w:r>
         <w:rPr>
@@ -8798,6 +8847,7 @@
     <w:p>
       <w:pPr>
         <w:pStyle w:val="FirstParagraph"/>
+        <w:ind w:firstLine="420"/>
       </w:pPr>
       <w:r>
         <w:rPr>
@@ -8848,7 +8898,7 @@
         </w:rPr>
         <w:drawing>
           <wp:inline>
-            <wp:extent cx="3600000" cy="1212885"/>
+            <wp:extent cx="2667000" cy="898546"/>
             <wp:effectExtent b="0" l="0" r="0" t="0"/>
             <wp:docPr descr="" title="" id="148" name="Picture"/>
             <a:graphic>
@@ -8869,7 +8919,7 @@
                   <pic:spPr bwMode="auto">
                     <a:xfrm>
                       <a:off x="0" y="0"/>
-                      <a:ext cx="3600000" cy="1212885"/>
+                      <a:ext cx="2667000" cy="898546"/>
                     </a:xfrm>
                     <a:prstGeom prst="rect">
                       <a:avLst/>
@@ -8891,6 +8941,7 @@
     <w:p>
       <w:pPr>
         <w:pStyle w:val="BodyText"/>
+        <w:ind w:firstLine="420"/>
       </w:pPr>
       <w:r>
         <w:rPr>
@@ -8933,6 +8984,7 @@
       <w:pPr>
         <w:pStyle w:val="BodyText"/>
         <w:spacing w:after="80"/>
+        <w:ind w:firstLine="420"/>
       </w:pPr>
       <w:r>
         <w:rPr>
@@ -8951,15 +9003,16 @@
       <w:tblPr>
         <w:tblStyle w:val="Table"/>
         <w:tblW w:type="auto" w:w="0"/>
+        <w:tblLook w:firstRow="1" w:lastRow="0" w:firstColumn="0" w:lastColumn="0" w:noHBand="0" w:noVBand="0" w:val="0020"/>
+        <w:jc w:val="center"/>
         <w:tblBorders>
-          <w:top w:val="single" w:sz="12" w:space="0" w:color="000000"/>
-          <w:left w:val="none" w:sz="0" w:space="0" w:color="auto"/>
-          <w:bottom w:val="single" w:sz="12" w:space="0" w:color="000000"/>
-          <w:right w:val="none" w:sz="0" w:space="0" w:color="auto"/>
-          <w:insideH w:val="none" w:sz="0" w:space="0" w:color="auto"/>
-          <w:insideV w:val="none" w:sz="0" w:space="0" w:color="auto"/>
+          <w:top w:val="single" w:sz="12" w:space="0" w:color="333333"/>
+          <w:bottom w:val="single" w:sz="12" w:space="0" w:color="333333"/>
+          <w:left w:val="none"/>
+          <w:right w:val="none"/>
+          <w:insideH w:val="none"/>
+          <w:insideV w:val="none"/>
         </w:tblBorders>
-        <w:tblLook w:firstRow="1" w:lastRow="0" w:firstColumn="0" w:lastColumn="0" w:noHBand="0" w:noVBand="0" w:val="0020"/>
       </w:tblPr>
       <w:tblGrid>
         <w:gridCol w:w="1980"/>
@@ -8974,7 +9027,7 @@
         <w:tc>
           <w:tcPr>
             <w:tcBorders>
-              <w:bottom w:val="single" w:sz="8" w:space="0" w:color="000000"/>
+              <w:bottom w:val="single" w:sz="6" w:space="0" w:color="333333"/>
             </w:tcBorders>
           </w:tcPr>
           <w:p>
@@ -8994,7 +9047,7 @@
         <w:tc>
           <w:tcPr>
             <w:tcBorders>
-              <w:bottom w:val="single" w:sz="8" w:space="0" w:color="000000"/>
+              <w:bottom w:val="single" w:sz="6" w:space="0" w:color="333333"/>
             </w:tcBorders>
           </w:tcPr>
           <w:p>
@@ -9014,7 +9067,7 @@
         <w:tc>
           <w:tcPr>
             <w:tcBorders>
-              <w:bottom w:val="single" w:sz="8" w:space="0" w:color="000000"/>
+              <w:bottom w:val="single" w:sz="6" w:space="0" w:color="333333"/>
             </w:tcBorders>
           </w:tcPr>
           <w:p>
@@ -9034,7 +9087,7 @@
         <w:tc>
           <w:tcPr>
             <w:tcBorders>
-              <w:bottom w:val="single" w:sz="8" w:space="0" w:color="000000"/>
+              <w:bottom w:val="single" w:sz="6" w:space="0" w:color="333333"/>
             </w:tcBorders>
           </w:tcPr>
           <w:p>
@@ -9601,6 +9654,7 @@
       <w:pPr>
         <w:pStyle w:val="BodyText"/>
         <w:spacing w:before="120"/>
+        <w:ind w:firstLine="420"/>
       </w:pPr>
       <w:r>
         <w:rPr>
@@ -9681,6 +9735,7 @@
     <w:p>
       <w:pPr>
         <w:pStyle w:val="FirstParagraph"/>
+        <w:ind w:firstLine="420"/>
       </w:pPr>
       <w:r>
         <w:rPr>
@@ -9701,7 +9756,7 @@
         </w:rPr>
         <w:drawing>
           <wp:inline>
-            <wp:extent cx="3600000" cy="1212885"/>
+            <wp:extent cx="2667000" cy="898546"/>
             <wp:effectExtent b="0" l="0" r="0" t="0"/>
             <wp:docPr descr="" title="" id="150" name="Picture"/>
             <a:graphic>
@@ -9722,7 +9777,7 @@
                   <pic:spPr bwMode="auto">
                     <a:xfrm>
                       <a:off x="0" y="0"/>
-                      <a:ext cx="3600000" cy="1212885"/>
+                      <a:ext cx="2667000" cy="898546"/>
                     </a:xfrm>
                     <a:prstGeom prst="rect">
                       <a:avLst/>
@@ -9753,7 +9808,7 @@
         </w:rPr>
         <w:drawing>
           <wp:inline>
-            <wp:extent cx="2832100" cy="809171"/>
+            <wp:extent cx="2667000" cy="762000"/>
             <wp:effectExtent b="0" l="0" r="0" t="0"/>
             <wp:docPr descr="" title="" id="153" name="Picture"/>
             <a:graphic>
@@ -9774,7 +9829,7 @@
                   <pic:spPr bwMode="auto">
                     <a:xfrm>
                       <a:off x="0" y="0"/>
-                      <a:ext cx="2832100" cy="809171"/>
+                      <a:ext cx="2667000" cy="762000"/>
                     </a:xfrm>
                     <a:prstGeom prst="rect">
                       <a:avLst/>
@@ -9805,7 +9860,7 @@
         </w:rPr>
         <w:drawing>
           <wp:inline>
-            <wp:extent cx="3600000" cy="1255556"/>
+            <wp:extent cx="2667000" cy="930157"/>
             <wp:effectExtent b="0" l="0" r="0" t="0"/>
             <wp:docPr descr="" title="" id="156" name="Picture"/>
             <a:graphic>
@@ -9826,7 +9881,7 @@
                   <pic:spPr bwMode="auto">
                     <a:xfrm>
                       <a:off x="0" y="0"/>
-                      <a:ext cx="3600000" cy="1255556"/>
+                      <a:ext cx="2667000" cy="930157"/>
                     </a:xfrm>
                     <a:prstGeom prst="rect">
                       <a:avLst/>
@@ -9857,7 +9912,7 @@
         </w:rPr>
         <w:drawing>
           <wp:inline>
-            <wp:extent cx="3600000" cy="718894"/>
+            <wp:extent cx="2667000" cy="532581"/>
             <wp:effectExtent b="0" l="0" r="0" t="0"/>
             <wp:docPr descr="" title="" id="159" name="Picture"/>
             <a:graphic>
@@ -9878,7 +9933,7 @@
                   <pic:spPr bwMode="auto">
                     <a:xfrm>
                       <a:off x="0" y="0"/>
-                      <a:ext cx="3600000" cy="718894"/>
+                      <a:ext cx="2667000" cy="532581"/>
                     </a:xfrm>
                     <a:prstGeom prst="rect">
                       <a:avLst/>
@@ -9909,7 +9964,7 @@
         </w:rPr>
         <w:drawing>
           <wp:inline>
-            <wp:extent cx="3505200" cy="1505938"/>
+            <wp:extent cx="2667000" cy="1145822"/>
             <wp:effectExtent b="0" l="0" r="0" t="0"/>
             <wp:docPr descr="" title="" id="162" name="Picture"/>
             <a:graphic>
@@ -9930,7 +9985,7 @@
                   <pic:spPr bwMode="auto">
                     <a:xfrm>
                       <a:off x="0" y="0"/>
-                      <a:ext cx="3505200" cy="1505938"/>
+                      <a:ext cx="2667000" cy="1145822"/>
                     </a:xfrm>
                     <a:prstGeom prst="rect">
                       <a:avLst/>
@@ -9961,7 +10016,7 @@
         </w:rPr>
         <w:drawing>
           <wp:inline>
-            <wp:extent cx="3600000" cy="1143624"/>
+            <wp:extent cx="2667000" cy="847235"/>
             <wp:effectExtent b="0" l="0" r="0" t="0"/>
             <wp:docPr descr="" title="" id="165" name="Picture"/>
             <a:graphic>
@@ -9982,7 +10037,7 @@
                   <pic:spPr bwMode="auto">
                     <a:xfrm>
                       <a:off x="0" y="0"/>
-                      <a:ext cx="3600000" cy="1143624"/>
+                      <a:ext cx="2667000" cy="847235"/>
                     </a:xfrm>
                     <a:prstGeom prst="rect">
                       <a:avLst/>
@@ -10013,7 +10068,7 @@
         </w:rPr>
         <w:drawing>
           <wp:inline>
-            <wp:extent cx="3596499" cy="1276967"/>
+            <wp:extent cx="2664407" cy="946020"/>
             <wp:effectExtent b="0" l="0" r="0" t="0"/>
             <wp:docPr descr="" title="" id="168" name="Picture"/>
             <a:graphic>
@@ -10034,7 +10089,7 @@
                   <pic:spPr bwMode="auto">
                     <a:xfrm>
                       <a:off x="0" y="0"/>
-                      <a:ext cx="3596499" cy="1276967"/>
+                      <a:ext cx="2664407" cy="946020"/>
                     </a:xfrm>
                     <a:prstGeom prst="rect">
                       <a:avLst/>
@@ -10129,6 +10184,7 @@
     <w:p>
       <w:pPr>
         <w:pStyle w:val="FirstParagraph"/>
+        <w:ind w:firstLine="420"/>
       </w:pPr>
       <w:r>
         <w:rPr>
@@ -10241,6 +10297,7 @@
     <w:p>
       <w:pPr>
         <w:pStyle w:val="BodyText"/>
+        <w:ind w:firstLine="420"/>
       </w:pPr>
       <w:r>
         <w:rPr>
@@ -10315,6 +10372,7 @@
           <w:ilvl w:val="0"/>
           <w:numId w:val="1001"/>
         </w:numPr>
+        <w:ind w:firstLine="420"/>
       </w:pPr>
       <w:r>
         <w:rPr>
@@ -10341,6 +10399,7 @@
           <w:ilvl w:val="0"/>
           <w:numId w:val="1001"/>
         </w:numPr>
+        <w:ind w:firstLine="420"/>
       </w:pPr>
       <w:r>
         <w:rPr>
@@ -10355,6 +10414,7 @@
           <w:ilvl w:val="0"/>
           <w:numId w:val="1001"/>
         </w:numPr>
+        <w:ind w:firstLine="420"/>
       </w:pPr>
       <w:r>
         <w:rPr>
@@ -10369,6 +10429,7 @@
           <w:ilvl w:val="0"/>
           <w:numId w:val="1001"/>
         </w:numPr>
+        <w:ind w:firstLine="420"/>
       </w:pPr>
       <w:r>
         <w:rPr>
@@ -10380,6 +10441,7 @@
     <w:p>
       <w:pPr>
         <w:pStyle w:val="FirstParagraph"/>
+        <w:ind w:firstLine="420"/>
       </w:pPr>
       <w:r>
         <w:rPr>
@@ -10645,6 +10707,7 @@
     <w:p>
       <w:pPr>
         <w:pStyle w:val="BodyText"/>
+        <w:ind w:firstLine="420"/>
       </w:pPr>
       <w:r>
         <w:rPr>
@@ -10853,6 +10916,7 @@
     <w:p>
       <w:pPr>
         <w:pStyle w:val="BodyText"/>
+        <w:ind w:firstLine="420"/>
       </w:pPr>
       <w:r>
         <w:rPr>
@@ -10882,6 +10946,7 @@
     <w:p>
       <w:pPr>
         <w:pStyle w:val="BodyText"/>
+        <w:ind w:firstLine="420"/>
       </w:pPr>
       <w:r>
         <w:rPr>
@@ -10911,6 +10976,7 @@
     <w:p>
       <w:pPr>
         <w:pStyle w:val="BodyText"/>
+        <w:ind w:firstLine="420"/>
       </w:pPr>
       <w:r>
         <w:rPr>
@@ -11027,6 +11093,7 @@
       <w:pPr>
         <w:pStyle w:val="BodyText"/>
         <w:spacing w:after="80"/>
+        <w:ind w:firstLine="420"/>
       </w:pPr>
       <w:r>
         <w:rPr>
@@ -12008,15 +12075,16 @@
         <w:tblStyle w:val="Table"/>
         <w:tblW w:type="pct" w:w="5000"/>
         <w:tblLayout w:type="fixed"/>
+        <w:tblLook w:firstRow="1" w:lastRow="0" w:firstColumn="0" w:lastColumn="0" w:noHBand="0" w:noVBand="0" w:val="0020"/>
+        <w:jc w:val="center"/>
         <w:tblBorders>
-          <w:top w:val="single" w:sz="12" w:space="0" w:color="000000"/>
-          <w:left w:val="none" w:sz="0" w:space="0" w:color="auto"/>
-          <w:bottom w:val="single" w:sz="12" w:space="0" w:color="000000"/>
-          <w:right w:val="none" w:sz="0" w:space="0" w:color="auto"/>
-          <w:insideH w:val="none" w:sz="0" w:space="0" w:color="auto"/>
-          <w:insideV w:val="none" w:sz="0" w:space="0" w:color="auto"/>
+          <w:top w:val="single" w:sz="12" w:space="0" w:color="333333"/>
+          <w:bottom w:val="single" w:sz="12" w:space="0" w:color="333333"/>
+          <w:left w:val="none"/>
+          <w:right w:val="none"/>
+          <w:insideH w:val="none"/>
+          <w:insideV w:val="none"/>
         </w:tblBorders>
-        <w:tblLook w:firstRow="1" w:lastRow="0" w:firstColumn="0" w:lastColumn="0" w:noHBand="0" w:noVBand="0" w:val="0020"/>
       </w:tblPr>
       <w:tblGrid>
         <w:gridCol w:w="3960"/>
@@ -12029,7 +12097,7 @@
         <w:tc>
           <w:tcPr>
             <w:tcBorders>
-              <w:bottom w:val="single" w:sz="8" w:space="0" w:color="000000"/>
+              <w:bottom w:val="single" w:sz="6" w:space="0" w:color="333333"/>
             </w:tcBorders>
           </w:tcPr>
           <w:p>
@@ -12049,7 +12117,7 @@
         <w:tc>
           <w:tcPr>
             <w:tcBorders>
-              <w:bottom w:val="single" w:sz="8" w:space="0" w:color="000000"/>
+              <w:bottom w:val="single" w:sz="6" w:space="0" w:color="333333"/>
             </w:tcBorders>
           </w:tcPr>
           <w:p>
@@ -12335,15 +12403,16 @@
       <w:tblPr>
         <w:tblStyle w:val="Table"/>
         <w:tblW w:type="auto" w:w="0"/>
+        <w:tblLook w:firstRow="1" w:lastRow="0" w:firstColumn="0" w:lastColumn="0" w:noHBand="0" w:noVBand="0" w:val="0020"/>
+        <w:jc w:val="center"/>
         <w:tblBorders>
-          <w:top w:val="single" w:sz="12" w:space="0" w:color="000000"/>
-          <w:left w:val="none" w:sz="0" w:space="0" w:color="auto"/>
-          <w:bottom w:val="single" w:sz="12" w:space="0" w:color="000000"/>
-          <w:right w:val="none" w:sz="0" w:space="0" w:color="auto"/>
-          <w:insideH w:val="none" w:sz="0" w:space="0" w:color="auto"/>
-          <w:insideV w:val="none" w:sz="0" w:space="0" w:color="auto"/>
+          <w:top w:val="single" w:sz="12" w:space="0" w:color="333333"/>
+          <w:bottom w:val="single" w:sz="12" w:space="0" w:color="333333"/>
+          <w:left w:val="none"/>
+          <w:right w:val="none"/>
+          <w:insideH w:val="none"/>
+          <w:insideV w:val="none"/>
         </w:tblBorders>
-        <w:tblLook w:firstRow="1" w:lastRow="0" w:firstColumn="0" w:lastColumn="0" w:noHBand="0" w:noVBand="0" w:val="0020"/>
       </w:tblPr>
       <w:tblGrid>
         <w:gridCol w:w="3960"/>
@@ -12356,7 +12425,7 @@
         <w:tc>
           <w:tcPr>
             <w:tcBorders>
-              <w:bottom w:val="single" w:sz="8" w:space="0" w:color="000000"/>
+              <w:bottom w:val="single" w:sz="6" w:space="0" w:color="333333"/>
             </w:tcBorders>
           </w:tcPr>
           <w:p>
@@ -12376,7 +12445,7 @@
         <w:tc>
           <w:tcPr>
             <w:tcBorders>
-              <w:bottom w:val="single" w:sz="8" w:space="0" w:color="000000"/>
+              <w:bottom w:val="single" w:sz="6" w:space="0" w:color="333333"/>
             </w:tcBorders>
           </w:tcPr>
           <w:p>
@@ -12599,15 +12668,16 @@
         <w:tblStyle w:val="Table"/>
         <w:tblW w:type="pct" w:w="5000"/>
         <w:tblLayout w:type="fixed"/>
+        <w:tblLook w:firstRow="1" w:lastRow="0" w:firstColumn="0" w:lastColumn="0" w:noHBand="0" w:noVBand="0" w:val="0020"/>
+        <w:jc w:val="center"/>
         <w:tblBorders>
-          <w:top w:val="single" w:sz="12" w:space="0" w:color="000000"/>
-          <w:left w:val="none" w:sz="0" w:space="0" w:color="auto"/>
-          <w:bottom w:val="single" w:sz="12" w:space="0" w:color="000000"/>
-          <w:right w:val="none" w:sz="0" w:space="0" w:color="auto"/>
-          <w:insideH w:val="none" w:sz="0" w:space="0" w:color="auto"/>
-          <w:insideV w:val="none" w:sz="0" w:space="0" w:color="auto"/>
+          <w:top w:val="single" w:sz="12" w:space="0" w:color="333333"/>
+          <w:bottom w:val="single" w:sz="12" w:space="0" w:color="333333"/>
+          <w:left w:val="none"/>
+          <w:right w:val="none"/>
+          <w:insideH w:val="none"/>
+          <w:insideV w:val="none"/>
         </w:tblBorders>
-        <w:tblLook w:firstRow="1" w:lastRow="0" w:firstColumn="0" w:lastColumn="0" w:noHBand="0" w:noVBand="0" w:val="0020"/>
       </w:tblPr>
       <w:tblGrid>
         <w:gridCol w:w="3960"/>
@@ -12620,7 +12690,7 @@
         <w:tc>
           <w:tcPr>
             <w:tcBorders>
-              <w:bottom w:val="single" w:sz="8" w:space="0" w:color="000000"/>
+              <w:bottom w:val="single" w:sz="6" w:space="0" w:color="333333"/>
             </w:tcBorders>
           </w:tcPr>
           <w:p>
@@ -12640,7 +12710,7 @@
         <w:tc>
           <w:tcPr>
             <w:tcBorders>
-              <w:bottom w:val="single" w:sz="8" w:space="0" w:color="000000"/>
+              <w:bottom w:val="single" w:sz="6" w:space="0" w:color="333333"/>
             </w:tcBorders>
           </w:tcPr>
           <w:p>
@@ -13164,15 +13234,16 @@
       <w:tblPr>
         <w:tblStyle w:val="Table"/>
         <w:tblW w:type="auto" w:w="0"/>
+        <w:tblLook w:firstRow="1" w:lastRow="0" w:firstColumn="0" w:lastColumn="0" w:noHBand="0" w:noVBand="0" w:val="0020"/>
+        <w:jc w:val="center"/>
         <w:tblBorders>
-          <w:top w:val="single" w:sz="12" w:space="0" w:color="000000"/>
-          <w:left w:val="none" w:sz="0" w:space="0" w:color="auto"/>
-          <w:bottom w:val="single" w:sz="12" w:space="0" w:color="000000"/>
-          <w:right w:val="none" w:sz="0" w:space="0" w:color="auto"/>
-          <w:insideH w:val="none" w:sz="0" w:space="0" w:color="auto"/>
-          <w:insideV w:val="none" w:sz="0" w:space="0" w:color="auto"/>
+          <w:top w:val="single" w:sz="12" w:space="0" w:color="333333"/>
+          <w:bottom w:val="single" w:sz="12" w:space="0" w:color="333333"/>
+          <w:left w:val="none"/>
+          <w:right w:val="none"/>
+          <w:insideH w:val="none"/>
+          <w:insideV w:val="none"/>
         </w:tblBorders>
-        <w:tblLook w:firstRow="1" w:lastRow="0" w:firstColumn="0" w:lastColumn="0" w:noHBand="0" w:noVBand="0" w:val="0020"/>
       </w:tblPr>
       <w:tblGrid>
         <w:gridCol w:w="3960"/>
@@ -13185,7 +13256,7 @@
         <w:tc>
           <w:tcPr>
             <w:tcBorders>
-              <w:bottom w:val="single" w:sz="8" w:space="0" w:color="000000"/>
+              <w:bottom w:val="single" w:sz="6" w:space="0" w:color="333333"/>
             </w:tcBorders>
           </w:tcPr>
           <w:p>
@@ -13205,7 +13276,7 @@
         <w:tc>
           <w:tcPr>
             <w:tcBorders>
-              <w:bottom w:val="single" w:sz="8" w:space="0" w:color="000000"/>
+              <w:bottom w:val="single" w:sz="6" w:space="0" w:color="333333"/>
             </w:tcBorders>
           </w:tcPr>
           <w:p>
@@ -13654,6 +13725,7 @@
     <w:p>
       <w:pPr>
         <w:pStyle w:val="FirstParagraph"/>
+        <w:ind w:firstLine="420"/>
       </w:pPr>
       <w:r>
         <w:rPr>
@@ -14064,15 +14136,16 @@
       <w:tblPr>
         <w:tblStyle w:val="Table"/>
         <w:tblW w:type="auto" w:w="0"/>
+        <w:tblLook w:firstRow="1" w:lastRow="0" w:firstColumn="0" w:lastColumn="0" w:noHBand="0" w:noVBand="0" w:val="0020"/>
+        <w:jc w:val="center"/>
         <w:tblBorders>
-          <w:top w:val="single" w:sz="12" w:space="0" w:color="000000"/>
-          <w:left w:val="none" w:sz="0" w:space="0" w:color="auto"/>
-          <w:bottom w:val="single" w:sz="12" w:space="0" w:color="000000"/>
-          <w:right w:val="none" w:sz="0" w:space="0" w:color="auto"/>
-          <w:insideH w:val="none" w:sz="0" w:space="0" w:color="auto"/>
-          <w:insideV w:val="none" w:sz="0" w:space="0" w:color="auto"/>
+          <w:top w:val="single" w:sz="12" w:space="0" w:color="333333"/>
+          <w:bottom w:val="single" w:sz="12" w:space="0" w:color="333333"/>
+          <w:left w:val="none"/>
+          <w:right w:val="none"/>
+          <w:insideH w:val="none"/>
+          <w:insideV w:val="none"/>
         </w:tblBorders>
-        <w:tblLook w:firstRow="1" w:lastRow="0" w:firstColumn="0" w:lastColumn="0" w:noHBand="0" w:noVBand="0" w:val="0020"/>
       </w:tblPr>
       <w:tblGrid>
         <w:gridCol w:w="3960"/>
@@ -14085,7 +14158,7 @@
         <w:tc>
           <w:tcPr>
             <w:tcBorders>
-              <w:bottom w:val="single" w:sz="8" w:space="0" w:color="000000"/>
+              <w:bottom w:val="single" w:sz="6" w:space="0" w:color="333333"/>
             </w:tcBorders>
           </w:tcPr>
           <w:p>
@@ -14105,7 +14178,7 @@
         <w:tc>
           <w:tcPr>
             <w:tcBorders>
-              <w:bottom w:val="single" w:sz="8" w:space="0" w:color="000000"/>
+              <w:bottom w:val="single" w:sz="6" w:space="0" w:color="333333"/>
             </w:tcBorders>
           </w:tcPr>
           <w:p>
@@ -14546,6 +14619,7 @@
     <w:p>
       <w:pPr>
         <w:pStyle w:val="FirstParagraph"/>
+        <w:ind w:firstLine="420"/>
       </w:pPr>
       <w:r>
         <w:rPr>
@@ -14611,6 +14685,7 @@
     <w:p>
       <w:pPr>
         <w:pStyle w:val="BodyText"/>
+        <w:ind w:firstLine="420"/>
       </w:pPr>
       <w:r>
         <w:rPr>
@@ -14655,7 +14730,7 @@
         </w:rPr>
         <w:drawing>
           <wp:inline>
-            <wp:extent cx="3600000" cy="589520"/>
+            <wp:extent cx="2667000" cy="435784"/>
             <wp:effectExtent b="0" l="0" r="0" t="0"/>
             <wp:docPr descr="" title="" id="175" name="Picture"/>
             <a:graphic>
@@ -14676,7 +14751,7 @@
                   <pic:spPr bwMode="auto">
                     <a:xfrm>
                       <a:off x="0" y="0"/>
-                      <a:ext cx="3600000" cy="589520"/>
+                      <a:ext cx="2667000" cy="435784"/>
                     </a:xfrm>
                     <a:prstGeom prst="rect">
                       <a:avLst/>
@@ -14698,6 +14773,7 @@
     <w:p>
       <w:pPr>
         <w:pStyle w:val="BodyText"/>
+        <w:ind w:firstLine="420"/>
       </w:pPr>
       <w:r>
         <w:rPr>
@@ -14743,7 +14819,7 @@
         </w:rPr>
         <w:drawing>
           <wp:inline>
-            <wp:extent cx="3600000" cy="343112"/>
+            <wp:extent cx="2667000" cy="254189"/>
             <wp:effectExtent b="0" l="0" r="0" t="0"/>
             <wp:docPr descr="" title="" id="178" name="Picture"/>
             <a:graphic>
@@ -14764,7 +14840,7 @@
                   <pic:spPr bwMode="auto">
                     <a:xfrm>
                       <a:off x="0" y="0"/>
-                      <a:ext cx="3600000" cy="343112"/>
+                      <a:ext cx="2667000" cy="254189"/>
                     </a:xfrm>
                     <a:prstGeom prst="rect">
                       <a:avLst/>
@@ -14819,7 +14895,7 @@
         </w:rPr>
         <w:drawing>
           <wp:inline>
-            <wp:extent cx="3600000" cy="1287066"/>
+            <wp:extent cx="2667000" cy="953501"/>
             <wp:effectExtent b="0" l="0" r="0" t="0"/>
             <wp:docPr descr="" title="" id="181" name="Picture"/>
             <a:graphic>
@@ -14840,7 +14916,7 @@
                   <pic:spPr bwMode="auto">
                     <a:xfrm>
                       <a:off x="0" y="0"/>
-                      <a:ext cx="3600000" cy="1287066"/>
+                      <a:ext cx="2667000" cy="953501"/>
                     </a:xfrm>
                     <a:prstGeom prst="rect">
                       <a:avLst/>
@@ -14862,6 +14938,7 @@
     <w:p>
       <w:pPr>
         <w:pStyle w:val="BodyText"/>
+        <w:ind w:firstLine="420"/>
       </w:pPr>
       <w:r>
         <w:rPr>
@@ -14881,6 +14958,7 @@
     <w:p>
       <w:pPr>
         <w:pStyle w:val="BodyText"/>
+        <w:ind w:firstLine="420"/>
       </w:pPr>
       <w:r>
         <w:rPr>
@@ -15309,6 +15387,7 @@
     <w:p>
       <w:pPr>
         <w:pStyle w:val="FirstParagraph"/>
+        <w:ind w:firstLine="420"/>
       </w:pPr>
       <w:r>
         <w:rPr>
@@ -15362,6 +15441,7 @@
     <w:p>
       <w:pPr>
         <w:pStyle w:val="BodyText"/>
+        <w:ind w:firstLine="420"/>
       </w:pPr>
       <w:r>
         <w:rPr>
@@ -15406,7 +15486,7 @@
         </w:rPr>
         <w:drawing>
           <wp:inline>
-            <wp:extent cx="3599994" cy="599999"/>
+            <wp:extent cx="2667000" cy="444500"/>
             <wp:effectExtent b="0" l="0" r="0" t="0"/>
             <wp:docPr descr="" title="" id="185" name="Picture"/>
             <a:graphic>
@@ -15427,7 +15507,7 @@
                   <pic:spPr bwMode="auto">
                     <a:xfrm>
                       <a:off x="0" y="0"/>
-                      <a:ext cx="3599994" cy="599999"/>
+                      <a:ext cx="2667000" cy="444500"/>
                     </a:xfrm>
                     <a:prstGeom prst="rect">
                       <a:avLst/>
@@ -15449,6 +15529,7 @@
     <w:p>
       <w:pPr>
         <w:pStyle w:val="BodyText"/>
+        <w:ind w:firstLine="420"/>
       </w:pPr>
       <w:r>
         <w:rPr>
@@ -15494,7 +15575,7 @@
         </w:rPr>
         <w:drawing>
           <wp:inline>
-            <wp:extent cx="3600000" cy="536170"/>
+            <wp:extent cx="2667000" cy="397212"/>
             <wp:effectExtent b="0" l="0" r="0" t="0"/>
             <wp:docPr descr="" title="" id="188" name="Picture"/>
             <a:graphic>
@@ -15515,7 +15596,7 @@
                   <pic:spPr bwMode="auto">
                     <a:xfrm>
                       <a:off x="0" y="0"/>
-                      <a:ext cx="3600000" cy="536170"/>
+                      <a:ext cx="2667000" cy="397212"/>
                     </a:xfrm>
                     <a:prstGeom prst="rect">
                       <a:avLst/>
@@ -15557,7 +15638,7 @@
         </w:rPr>
         <w:drawing>
           <wp:inline>
-            <wp:extent cx="3600000" cy="358661"/>
+            <wp:extent cx="2667000" cy="265708"/>
             <wp:effectExtent b="0" l="0" r="0" t="0"/>
             <wp:docPr descr="" title="" id="191" name="Picture"/>
             <a:graphic>
@@ -15578,7 +15659,7 @@
                   <pic:spPr bwMode="auto">
                     <a:xfrm>
                       <a:off x="0" y="0"/>
-                      <a:ext cx="3600000" cy="358661"/>
+                      <a:ext cx="2667000" cy="265708"/>
                     </a:xfrm>
                     <a:prstGeom prst="rect">
                       <a:avLst/>
@@ -15611,6 +15692,7 @@
     <w:p>
       <w:pPr>
         <w:pStyle w:val="BodyText"/>
+        <w:ind w:firstLine="420"/>
       </w:pPr>
       <w:r>
         <w:rPr>
@@ -15630,6 +15712,7 @@
     <w:p>
       <w:pPr>
         <w:pStyle w:val="BodyText"/>
+        <w:ind w:firstLine="420"/>
       </w:pPr>
       <w:r>
         <w:rPr>
@@ -16028,6 +16111,7 @@
     <w:p>
       <w:pPr>
         <w:pStyle w:val="FirstParagraph"/>
+        <w:ind w:firstLine="420"/>
       </w:pPr>
       <w:r>
         <w:rPr>
@@ -16105,6 +16189,7 @@
     <w:p>
       <w:pPr>
         <w:pStyle w:val="BodyText"/>
+        <w:ind w:firstLine="420"/>
       </w:pPr>
       <w:r>
         <w:rPr>
@@ -16155,7 +16240,7 @@
         </w:rPr>
         <w:drawing>
           <wp:inline>
-            <wp:extent cx="3600000" cy="580510"/>
+            <wp:extent cx="2667000" cy="430061"/>
             <wp:effectExtent b="0" l="0" r="0" t="0"/>
             <wp:docPr descr="" title="" id="195" name="Picture"/>
             <a:graphic>
@@ -16176,7 +16261,7 @@
                   <pic:spPr bwMode="auto">
                     <a:xfrm>
                       <a:off x="0" y="0"/>
-                      <a:ext cx="3600000" cy="580510"/>
+                      <a:ext cx="2667000" cy="430061"/>
                     </a:xfrm>
                     <a:prstGeom prst="rect">
                       <a:avLst/>
@@ -16207,7 +16292,7 @@
         </w:rPr>
         <w:drawing>
           <wp:inline>
-            <wp:extent cx="3600000" cy="1030389"/>
+            <wp:extent cx="2667000" cy="763346"/>
             <wp:effectExtent b="0" l="0" r="0" t="0"/>
             <wp:docPr descr="" title="" id="198" name="Picture"/>
             <a:graphic>
@@ -16228,7 +16313,7 @@
                   <pic:spPr bwMode="auto">
                     <a:xfrm>
                       <a:off x="0" y="0"/>
-                      <a:ext cx="3600000" cy="1030389"/>
+                      <a:ext cx="2667000" cy="763346"/>
                     </a:xfrm>
                     <a:prstGeom prst="rect">
                       <a:avLst/>
@@ -16259,7 +16344,7 @@
         </w:rPr>
         <w:drawing>
           <wp:inline>
-            <wp:extent cx="3395624" cy="1109387"/>
+            <wp:extent cx="2643552" cy="844061"/>
             <wp:effectExtent b="0" l="0" r="0" t="0"/>
             <wp:docPr descr="" title="" id="201" name="Picture"/>
             <a:graphic>
@@ -16280,7 +16365,7 @@
                   <pic:spPr bwMode="auto">
                     <a:xfrm>
                       <a:off x="0" y="0"/>
-                      <a:ext cx="3395624" cy="1109387"/>
+                      <a:ext cx="2643552" cy="844061"/>
                     </a:xfrm>
                     <a:prstGeom prst="rect">
                       <a:avLst/>
@@ -16302,6 +16387,7 @@
     <w:p>
       <w:pPr>
         <w:pStyle w:val="BodyText"/>
+        <w:ind w:firstLine="420"/>
       </w:pPr>
       <w:r>
         <w:rPr>
@@ -16366,7 +16452,7 @@
         </w:rPr>
         <w:drawing>
           <wp:inline>
-            <wp:extent cx="3600000" cy="587525"/>
+            <wp:extent cx="2667000" cy="435258"/>
             <wp:effectExtent b="0" l="0" r="0" t="0"/>
             <wp:docPr descr="" title="" id="204" name="Picture"/>
             <a:graphic>
@@ -16387,7 +16473,7 @@
                   <pic:spPr bwMode="auto">
                     <a:xfrm>
                       <a:off x="0" y="0"/>
-                      <a:ext cx="3600000" cy="587525"/>
+                      <a:ext cx="2667000" cy="435258"/>
                     </a:xfrm>
                     <a:prstGeom prst="rect">
                       <a:avLst/>
@@ -16437,7 +16523,7 @@
         </w:rPr>
         <w:drawing>
           <wp:inline>
-            <wp:extent cx="3600000" cy="960891"/>
+            <wp:extent cx="2667000" cy="711860"/>
             <wp:effectExtent b="0" l="0" r="0" t="0"/>
             <wp:docPr descr="" title="" id="207" name="Picture"/>
             <a:graphic>
@@ -16458,7 +16544,7 @@
                   <pic:spPr bwMode="auto">
                     <a:xfrm>
                       <a:off x="0" y="0"/>
-                      <a:ext cx="3600000" cy="960891"/>
+                      <a:ext cx="2667000" cy="711860"/>
                     </a:xfrm>
                     <a:prstGeom prst="rect">
                       <a:avLst/>
@@ -16508,7 +16594,7 @@
         </w:rPr>
         <w:drawing>
           <wp:inline>
-            <wp:extent cx="3600000" cy="610041"/>
+            <wp:extent cx="2667000" cy="451939"/>
             <wp:effectExtent b="0" l="0" r="0" t="0"/>
             <wp:docPr descr="" title="" id="210" name="Picture"/>
             <a:graphic>
@@ -16529,7 +16615,7 @@
                   <pic:spPr bwMode="auto">
                     <a:xfrm>
                       <a:off x="0" y="0"/>
-                      <a:ext cx="3600000" cy="610041"/>
+                      <a:ext cx="2667000" cy="451939"/>
                     </a:xfrm>
                     <a:prstGeom prst="rect">
                       <a:avLst/>
@@ -16560,7 +16646,7 @@
         </w:rPr>
         <w:drawing>
           <wp:inline>
-            <wp:extent cx="3600000" cy="624109"/>
+            <wp:extent cx="2667000" cy="462361"/>
             <wp:effectExtent b="0" l="0" r="0" t="0"/>
             <wp:docPr descr="" title="" id="213" name="Picture"/>
             <a:graphic>
@@ -16581,7 +16667,7 @@
                   <pic:spPr bwMode="auto">
                     <a:xfrm>
                       <a:off x="0" y="0"/>
-                      <a:ext cx="3600000" cy="624109"/>
+                      <a:ext cx="2667000" cy="462361"/>
                     </a:xfrm>
                     <a:prstGeom prst="rect">
                       <a:avLst/>
@@ -16603,6 +16689,7 @@
     <w:p>
       <w:pPr>
         <w:pStyle w:val="BodyText"/>
+        <w:ind w:firstLine="420"/>
       </w:pPr>
       <w:r>
         <w:rPr>
@@ -16622,6 +16709,7 @@
     <w:p>
       <w:pPr>
         <w:pStyle w:val="BodyText"/>
+        <w:ind w:firstLine="420"/>
       </w:pPr>
       <w:r>
         <w:rPr>
@@ -16761,6 +16849,7 @@
     <w:p>
       <w:pPr>
         <w:pStyle w:val="BodyText"/>
+        <w:ind w:firstLine="420"/>
       </w:pPr>
       <w:r>
         <w:rPr>
@@ -16936,6 +17025,7 @@
     <w:p>
       <w:pPr>
         <w:pStyle w:val="BodyText"/>
+        <w:ind w:firstLine="420"/>
       </w:pPr>
       <w:r>
         <w:rPr>
@@ -17127,6 +17217,7 @@
     <w:p>
       <w:pPr>
         <w:pStyle w:val="BodyText"/>
+        <w:ind w:firstLine="420"/>
       </w:pPr>
       <w:r>
         <w:rPr>
@@ -17204,6 +17295,7 @@
     <w:p>
       <w:pPr>
         <w:pStyle w:val="FirstParagraph"/>
+        <w:ind w:firstLine="420"/>
       </w:pPr>
       <w:r>
         <w:rPr>
@@ -17273,6 +17365,7 @@
           <w:ilvl w:val="0"/>
           <w:numId w:val="1002"/>
         </w:numPr>
+        <w:ind w:firstLine="420"/>
       </w:pPr>
       <w:r>
         <w:rPr>
@@ -17294,6 +17387,7 @@
           <w:ilvl w:val="0"/>
           <w:numId w:val="1002"/>
         </w:numPr>
+        <w:ind w:firstLine="420"/>
       </w:pPr>
       <w:r>
         <w:rPr>
@@ -17315,6 +17409,7 @@
           <w:ilvl w:val="0"/>
           <w:numId w:val="1002"/>
         </w:numPr>
+        <w:ind w:firstLine="420"/>
       </w:pPr>
       <w:r>
         <w:rPr>
@@ -17348,6 +17443,7 @@
           <w:ilvl w:val="0"/>
           <w:numId w:val="1002"/>
         </w:numPr>
+        <w:ind w:firstLine="420"/>
       </w:pPr>
       <w:r>
         <w:rPr>
@@ -17365,6 +17461,7 @@
     <w:p>
       <w:pPr>
         <w:pStyle w:val="FirstParagraph"/>
+        <w:ind w:firstLine="420"/>
       </w:pPr>
       <w:r>
         <w:rPr>
@@ -17409,7 +17506,7 @@
         </w:rPr>
         <w:drawing>
           <wp:inline>
-            <wp:extent cx="3599999" cy="1696240"/>
+            <wp:extent cx="2667000" cy="1256631"/>
             <wp:effectExtent b="0" l="0" r="0" t="0"/>
             <wp:docPr descr="" title="" id="217" name="Picture"/>
             <a:graphic>
@@ -17430,7 +17527,7 @@
                   <pic:spPr bwMode="auto">
                     <a:xfrm>
                       <a:off x="0" y="0"/>
-                      <a:ext cx="3599999" cy="1696240"/>
+                      <a:ext cx="2667000" cy="1256631"/>
                     </a:xfrm>
                     <a:prstGeom prst="rect">
                       <a:avLst/>
@@ -17512,6 +17609,7 @@
     <w:p>
       <w:pPr>
         <w:pStyle w:val="FirstParagraph"/>
+        <w:ind w:firstLine="420"/>
       </w:pPr>
       <w:r>
         <w:rPr>
@@ -17572,7 +17670,7 @@
         </w:rPr>
         <w:drawing>
           <wp:inline>
-            <wp:extent cx="3600000" cy="677378"/>
+            <wp:extent cx="2667000" cy="501824"/>
             <wp:effectExtent b="0" l="0" r="0" t="0"/>
             <wp:docPr descr="" title="" id="220" name="Picture"/>
             <a:graphic>
@@ -17593,7 +17691,7 @@
                   <pic:spPr bwMode="auto">
                     <a:xfrm>
                       <a:off x="0" y="0"/>
-                      <a:ext cx="3600000" cy="677378"/>
+                      <a:ext cx="2667000" cy="501824"/>
                     </a:xfrm>
                     <a:prstGeom prst="rect">
                       <a:avLst/>
@@ -17635,7 +17733,7 @@
         </w:rPr>
         <w:drawing>
           <wp:inline>
-            <wp:extent cx="3600000" cy="780074"/>
+            <wp:extent cx="2667000" cy="577905"/>
             <wp:effectExtent b="0" l="0" r="0" t="0"/>
             <wp:docPr descr="" title="" id="223" name="Picture"/>
             <a:graphic>
@@ -17656,7 +17754,7 @@
                   <pic:spPr bwMode="auto">
                     <a:xfrm>
                       <a:off x="0" y="0"/>
-                      <a:ext cx="3600000" cy="780074"/>
+                      <a:ext cx="2667000" cy="577905"/>
                     </a:xfrm>
                     <a:prstGeom prst="rect">
                       <a:avLst/>
@@ -17702,7 +17800,7 @@
         </w:rPr>
         <w:drawing>
           <wp:inline>
-            <wp:extent cx="3600000" cy="538952"/>
+            <wp:extent cx="2667000" cy="399274"/>
             <wp:effectExtent b="0" l="0" r="0" t="0"/>
             <wp:docPr descr="" title="" id="226" name="Picture"/>
             <a:graphic>
@@ -17723,7 +17821,7 @@
                   <pic:spPr bwMode="auto">
                     <a:xfrm>
                       <a:off x="0" y="0"/>
-                      <a:ext cx="3600000" cy="538952"/>
+                      <a:ext cx="2667000" cy="399274"/>
                     </a:xfrm>
                     <a:prstGeom prst="rect">
                       <a:avLst/>
@@ -17754,7 +17852,7 @@
         </w:rPr>
         <w:drawing>
           <wp:inline>
-            <wp:extent cx="3600000" cy="598744"/>
+            <wp:extent cx="2667000" cy="443570"/>
             <wp:effectExtent b="0" l="0" r="0" t="0"/>
             <wp:docPr descr="" title="" id="229" name="Picture"/>
             <a:graphic>
@@ -17775,7 +17873,7 @@
                   <pic:spPr bwMode="auto">
                     <a:xfrm>
                       <a:off x="0" y="0"/>
-                      <a:ext cx="3600000" cy="598744"/>
+                      <a:ext cx="2667000" cy="443570"/>
                     </a:xfrm>
                     <a:prstGeom prst="rect">
                       <a:avLst/>
@@ -17821,7 +17919,7 @@
         </w:rPr>
         <w:drawing>
           <wp:inline>
-            <wp:extent cx="3600000" cy="932642"/>
+            <wp:extent cx="2667000" cy="690932"/>
             <wp:effectExtent b="0" l="0" r="0" t="0"/>
             <wp:docPr descr="" title="" id="232" name="Picture"/>
             <a:graphic>
@@ -17842,7 +17940,7 @@
                   <pic:spPr bwMode="auto">
                     <a:xfrm>
                       <a:off x="0" y="0"/>
-                      <a:ext cx="3600000" cy="932642"/>
+                      <a:ext cx="2667000" cy="690932"/>
                     </a:xfrm>
                     <a:prstGeom prst="rect">
                       <a:avLst/>
@@ -17864,6 +17962,7 @@
     <w:p>
       <w:pPr>
         <w:pStyle w:val="BodyText"/>
+        <w:ind w:firstLine="420"/>
       </w:pPr>
       <w:r>
         <w:rPr>
@@ -17886,6 +17985,7 @@
           <w:ilvl w:val="0"/>
           <w:numId w:val="1007"/>
         </w:numPr>
+        <w:ind w:firstLine="420"/>
       </w:pPr>
       <w:r>
         <w:rPr>
@@ -17942,6 +18042,7 @@
           <w:ilvl w:val="0"/>
           <w:numId w:val="1007"/>
         </w:numPr>
+        <w:ind w:firstLine="420"/>
       </w:pPr>
       <w:r>
         <w:rPr>
@@ -17963,6 +18064,7 @@
           <w:ilvl w:val="0"/>
           <w:numId w:val="1008"/>
         </w:numPr>
+        <w:ind w:firstLine="420"/>
       </w:pPr>
       <w:r>
         <w:rPr>
@@ -17996,6 +18098,7 @@
           <w:ilvl w:val="0"/>
           <w:numId w:val="1008"/>
         </w:numPr>
+        <w:ind w:firstLine="420"/>
       </w:pPr>
       <w:r>
         <w:rPr>
@@ -18047,6 +18150,7 @@
           <w:ilvl w:val="0"/>
           <w:numId w:val="1008"/>
         </w:numPr>
+        <w:ind w:firstLine="420"/>
       </w:pPr>
       <w:r>
         <w:rPr>
@@ -18074,6 +18178,7 @@
           <w:ilvl w:val="0"/>
           <w:numId w:val="1008"/>
         </w:numPr>
+        <w:ind w:firstLine="420"/>
       </w:pPr>
       <w:r>
         <w:rPr>
@@ -18127,6 +18232,7 @@
     <w:p>
       <w:pPr>
         <w:pStyle w:val="FirstParagraph"/>
+        <w:ind w:firstLine="420"/>
       </w:pPr>
       <w:r>
         <w:rPr>
@@ -18264,6 +18370,7 @@
     <w:p>
       <w:pPr>
         <w:pStyle w:val="FirstParagraph"/>
+        <w:ind w:firstLine="420"/>
       </w:pPr>
       <w:r>
         <w:rPr>
@@ -18329,6 +18436,7 @@
     <w:p>
       <w:pPr>
         <w:pStyle w:val="BodyText"/>
+        <w:ind w:firstLine="420"/>
       </w:pPr>
       <w:r>
         <w:rPr>
@@ -18379,7 +18487,7 @@
         </w:rPr>
         <w:drawing>
           <wp:inline>
-            <wp:extent cx="3600000" cy="826875"/>
+            <wp:extent cx="2667000" cy="620911"/>
             <wp:effectExtent b="0" l="0" r="0" t="0"/>
             <wp:docPr descr="" title="" id="236" name="Picture"/>
             <a:graphic>
@@ -18400,7 +18508,7 @@
                   <pic:spPr bwMode="auto">
                     <a:xfrm>
                       <a:off x="0" y="0"/>
-                      <a:ext cx="3600000" cy="826875"/>
+                      <a:ext cx="2667000" cy="620911"/>
                     </a:xfrm>
                     <a:prstGeom prst="rect">
                       <a:avLst/>
@@ -18422,6 +18530,7 @@
     <w:p>
       <w:pPr>
         <w:pStyle w:val="BodyText"/>
+        <w:ind w:firstLine="420"/>
       </w:pPr>
       <w:r>
         <w:rPr>
@@ -18490,7 +18599,7 @@
         </w:rPr>
         <w:drawing>
           <wp:inline>
-            <wp:extent cx="3600000" cy="853965"/>
+            <wp:extent cx="2667000" cy="632646"/>
             <wp:effectExtent b="0" l="0" r="0" t="0"/>
             <wp:docPr descr="" title="" id="239" name="Picture"/>
             <a:graphic>
@@ -18511,7 +18620,7 @@
                   <pic:spPr bwMode="auto">
                     <a:xfrm>
                       <a:off x="0" y="0"/>
-                      <a:ext cx="3600000" cy="853965"/>
+                      <a:ext cx="2667000" cy="632646"/>
                     </a:xfrm>
                     <a:prstGeom prst="rect">
                       <a:avLst/>
@@ -18533,6 +18642,7 @@
     <w:p>
       <w:pPr>
         <w:pStyle w:val="BodyText"/>
+        <w:ind w:firstLine="420"/>
       </w:pPr>
       <w:r>
         <w:rPr>
@@ -18552,6 +18662,7 @@
     <w:p>
       <w:pPr>
         <w:pStyle w:val="BodyText"/>
+        <w:ind w:firstLine="420"/>
       </w:pPr>
       <w:r>
         <w:rPr>
@@ -18721,6 +18832,7 @@
     <w:p>
       <w:pPr>
         <w:pStyle w:val="BodyText"/>
+        <w:ind w:firstLine="420"/>
       </w:pPr>
       <w:r>
         <w:rPr>
@@ -19014,6 +19126,7 @@
     <w:p>
       <w:pPr>
         <w:pStyle w:val="BodyText"/>
+        <w:ind w:firstLine="420"/>
       </w:pPr>
       <w:r>
         <w:rPr>
@@ -19147,6 +19260,7 @@
     <w:p>
       <w:pPr>
         <w:pStyle w:val="BodyText"/>
+        <w:ind w:firstLine="420"/>
       </w:pPr>
       <w:r>
         <w:rPr>
@@ -19262,6 +19376,7 @@
     <w:p>
       <w:pPr>
         <w:pStyle w:val="FirstParagraph"/>
+        <w:ind w:firstLine="420"/>
       </w:pPr>
       <w:r>
         <w:rPr>
@@ -19783,6 +19898,7 @@
     <w:p>
       <w:pPr>
         <w:pStyle w:val="BodyText"/>
+        <w:ind w:firstLine="420"/>
       </w:pPr>
       <w:r>
         <w:rPr>
@@ -20048,6 +20164,7 @@
     <w:p>
       <w:pPr>
         <w:pStyle w:val="BodyText"/>
+        <w:ind w:firstLine="420"/>
       </w:pPr>
       <w:r>
         <w:rPr>
@@ -20089,6 +20206,7 @@
     <w:p>
       <w:pPr>
         <w:pStyle w:val="BodyText"/>
+        <w:ind w:firstLine="420"/>
       </w:pPr>
       <w:r>
         <w:rPr>
@@ -20221,6 +20339,7 @@
     <w:p>
       <w:pPr>
         <w:pStyle w:val="BodyText"/>
+        <w:ind w:firstLine="420"/>
       </w:pPr>
       <w:r>
         <w:rPr>
@@ -20268,6 +20387,7 @@
     <w:p>
       <w:pPr>
         <w:pStyle w:val="BodyText"/>
+        <w:ind w:firstLine="420"/>
       </w:pPr>
       <w:r>
         <w:rPr>
@@ -20325,6 +20445,7 @@
     <w:p>
       <w:pPr>
         <w:pStyle w:val="FirstParagraph"/>
+        <w:ind w:firstLine="420"/>
       </w:pPr>
       <w:r>
         <w:rPr>
@@ -20465,6 +20586,7 @@
     <w:p>
       <w:pPr>
         <w:pStyle w:val="FirstParagraph"/>
+        <w:ind w:firstLine="420"/>
       </w:pPr>
       <w:r>
         <w:rPr>
@@ -20504,6 +20626,7 @@
     <w:p>
       <w:pPr>
         <w:pStyle w:val="FirstParagraph"/>
+        <w:ind w:firstLine="420"/>
       </w:pPr>
       <w:r>
         <w:rPr>
@@ -20711,6 +20834,7 @@
     <w:p>
       <w:pPr>
         <w:pStyle w:val="FirstParagraph"/>
+        <w:ind w:firstLine="420"/>
       </w:pPr>
       <w:r>
         <w:rPr>
@@ -20975,6 +21099,7 @@
     <w:p>
       <w:pPr>
         <w:pStyle w:val="FirstParagraph"/>
+        <w:ind w:firstLine="420"/>
       </w:pPr>
       <w:r>
         <w:rPr>
@@ -21363,6 +21488,7 @@
     <w:p>
       <w:pPr>
         <w:pStyle w:val="FirstParagraph"/>
+        <w:ind w:firstLine="420"/>
       </w:pPr>
       <w:r>
         <w:rPr>
@@ -21486,6 +21612,7 @@
     <w:p>
       <w:pPr>
         <w:pStyle w:val="FirstParagraph"/>
+        <w:ind w:firstLine="420"/>
       </w:pPr>
       <w:r>
         <w:rPr>
@@ -21549,6 +21676,7 @@
     <w:p>
       <w:pPr>
         <w:pStyle w:val="FirstParagraph"/>
+        <w:ind w:firstLine="420"/>
       </w:pPr>
       <w:r>
         <w:rPr>
@@ -21631,6 +21759,7 @@
           <w:ilvl w:val="0"/>
           <w:numId w:val="1009"/>
         </w:numPr>
+        <w:ind w:firstLine="420"/>
       </w:pPr>
       <w:r>
         <w:rPr>
@@ -21645,6 +21774,7 @@
           <w:ilvl w:val="0"/>
           <w:numId w:val="1009"/>
         </w:numPr>
+        <w:ind w:firstLine="420"/>
       </w:pPr>
       <w:r>
         <w:rPr>
@@ -21659,6 +21789,7 @@
           <w:ilvl w:val="0"/>
           <w:numId w:val="1009"/>
         </w:numPr>
+        <w:ind w:firstLine="420"/>
       </w:pPr>
       <w:r>
         <w:rPr>
@@ -21670,6 +21801,7 @@
     <w:p>
       <w:pPr>
         <w:pStyle w:val="FirstParagraph"/>
+        <w:ind w:firstLine="420"/>
       </w:pPr>
       <w:r>
         <w:rPr>
@@ -21687,6 +21819,7 @@
     <w:p>
       <w:pPr>
         <w:pStyle w:val="BodyText"/>
+        <w:ind w:firstLine="420"/>
       </w:pPr>
       <w:r>
         <w:rPr>
@@ -21974,7 +22107,7 @@
         </w:rPr>
         <w:drawing>
           <wp:inline>
-            <wp:extent cx="3600000" cy="1548881"/>
+            <wp:extent cx="2667000" cy="1147463"/>
             <wp:effectExtent b="0" l="0" r="0" t="0"/>
             <wp:docPr descr="" title="" id="243" name="Picture"/>
             <a:graphic>
@@ -21995,7 +22128,7 @@
                   <pic:spPr bwMode="auto">
                     <a:xfrm>
                       <a:off x="0" y="0"/>
-                      <a:ext cx="3600000" cy="1548881"/>
+                      <a:ext cx="2667000" cy="1147463"/>
                     </a:xfrm>
                     <a:prstGeom prst="rect">
                       <a:avLst/>
@@ -22027,6 +22160,7 @@
     <w:p>
       <w:pPr>
         <w:pStyle w:val="FirstParagraph"/>
+        <w:ind w:firstLine="420"/>
       </w:pPr>
       <w:r>
         <w:rPr>
@@ -22088,6 +22222,7 @@
     <w:p>
       <w:pPr>
         <w:pStyle w:val="FirstParagraph"/>
+        <w:ind w:firstLine="420"/>
       </w:pPr>
       <w:r>
         <w:rPr>
@@ -22262,6 +22397,7 @@
     <w:p>
       <w:pPr>
         <w:pStyle w:val="FirstParagraph"/>
+        <w:ind w:firstLine="420"/>
       </w:pPr>
       <w:r>
         <w:rPr>
@@ -22306,7 +22442,7 @@
         </w:rPr>
         <w:drawing>
           <wp:inline>
-            <wp:extent cx="3327400" cy="1877327"/>
+            <wp:extent cx="2667000" cy="1504728"/>
             <wp:effectExtent b="0" l="0" r="0" t="0"/>
             <wp:docPr descr="" title="" id="246" name="Picture"/>
             <a:graphic>
@@ -22327,7 +22463,7 @@
                   <pic:spPr bwMode="auto">
                     <a:xfrm>
                       <a:off x="0" y="0"/>
-                      <a:ext cx="3327400" cy="1877327"/>
+                      <a:ext cx="2667000" cy="1504728"/>
                     </a:xfrm>
                     <a:prstGeom prst="rect">
                       <a:avLst/>
@@ -22349,6 +22485,7 @@
     <w:p>
       <w:pPr>
         <w:pStyle w:val="BodyText"/>
+        <w:ind w:firstLine="420"/>
       </w:pPr>
       <w:r>
         <w:rPr>
@@ -22378,6 +22515,7 @@
     <w:p>
       <w:pPr>
         <w:pStyle w:val="BodyText"/>
+        <w:ind w:firstLine="420"/>
       </w:pPr>
       <w:r>
         <w:rPr>
@@ -22408,7 +22546,7 @@
         </w:rPr>
         <w:drawing>
           <wp:inline>
-            <wp:extent cx="3600000" cy="1661538"/>
+            <wp:extent cx="2667000" cy="1230923"/>
             <wp:effectExtent b="0" l="0" r="0" t="0"/>
             <wp:docPr descr="" title="" id="249" name="Picture"/>
             <a:graphic>
@@ -22429,7 +22567,7 @@
                   <pic:spPr bwMode="auto">
                     <a:xfrm>
                       <a:off x="0" y="0"/>
-                      <a:ext cx="3600000" cy="1661538"/>
+                      <a:ext cx="2667000" cy="1230923"/>
                     </a:xfrm>
                     <a:prstGeom prst="rect">
                       <a:avLst/>
@@ -22461,6 +22599,7 @@
     <w:p>
       <w:pPr>
         <w:pStyle w:val="FirstParagraph"/>
+        <w:ind w:firstLine="420"/>
       </w:pPr>
       <w:r>
         <w:rPr>
@@ -22595,6 +22734,7 @@
     <w:p>
       <w:pPr>
         <w:pStyle w:val="FirstParagraph"/>
+        <w:ind w:firstLine="420"/>
       </w:pPr>
       <w:r>
         <w:rPr>
@@ -22639,7 +22779,7 @@
         </w:rPr>
         <w:drawing>
           <wp:inline>
-            <wp:extent cx="2413000" cy="1796636"/>
+            <wp:extent cx="2667000" cy="1985755"/>
             <wp:effectExtent b="0" l="0" r="0" t="0"/>
             <wp:docPr descr="" title="" id="252" name="Picture"/>
             <a:graphic>
@@ -22660,7 +22800,7 @@
                   <pic:spPr bwMode="auto">
                     <a:xfrm>
                       <a:off x="0" y="0"/>
-                      <a:ext cx="2413000" cy="1796636"/>
+                      <a:ext cx="2667000" cy="1985755"/>
                     </a:xfrm>
                     <a:prstGeom prst="rect">
                       <a:avLst/>
@@ -22692,6 +22832,7 @@
     <w:p>
       <w:pPr>
         <w:pStyle w:val="FirstParagraph"/>
+        <w:ind w:firstLine="420"/>
       </w:pPr>
       <w:r>
         <w:rPr>
@@ -22817,6 +22958,7 @@
     <w:p>
       <w:pPr>
         <w:pStyle w:val="FirstParagraph"/>
+        <w:ind w:firstLine="420"/>
       </w:pPr>
       <w:r>
         <w:rPr>
@@ -22918,6 +23060,7 @@
     <w:p>
       <w:pPr>
         <w:pStyle w:val="FirstParagraph"/>
+        <w:ind w:firstLine="420"/>
       </w:pPr>
       <w:r>
         <w:rPr>
@@ -22989,6 +23132,7 @@
     <w:p>
       <w:pPr>
         <w:pStyle w:val="FirstParagraph"/>
+        <w:ind w:firstLine="420"/>
       </w:pPr>
       <w:r>
         <w:rPr>
@@ -23078,6 +23222,7 @@
     <w:p>
       <w:pPr>
         <w:pStyle w:val="BodyText"/>
+        <w:ind w:firstLine="420"/>
       </w:pPr>
       <w:r>
         <w:rPr>
@@ -23167,6 +23312,7 @@
     <w:p>
       <w:pPr>
         <w:pStyle w:val="BodyText"/>
+        <w:ind w:firstLine="420"/>
       </w:pPr>
       <w:r>
         <w:rPr>
@@ -23319,6 +23465,7 @@
     <w:p>
       <w:pPr>
         <w:pStyle w:val="BodyText"/>
+        <w:ind w:firstLine="420"/>
       </w:pPr>
       <w:r>
         <w:rPr>
@@ -23476,6 +23623,7 @@
     <w:p>
       <w:pPr>
         <w:pStyle w:val="BodyText"/>
+        <w:ind w:firstLine="420"/>
       </w:pPr>
       <w:r>
         <w:rPr>
@@ -23663,6 +23811,7 @@
     <w:p>
       <w:pPr>
         <w:pStyle w:val="BodyText"/>
+        <w:ind w:firstLine="420"/>
       </w:pPr>
       <w:r>
         <w:rPr>
@@ -23808,6 +23957,7 @@
     <w:p>
       <w:pPr>
         <w:pStyle w:val="BodyText"/>
+        <w:ind w:firstLine="420"/>
       </w:pPr>
       <w:r>
         <w:rPr>
@@ -24061,6 +24211,7 @@
     <w:p>
       <w:pPr>
         <w:pStyle w:val="BodyText"/>
+        <w:ind w:firstLine="420"/>
       </w:pPr>
       <w:r>
         <w:rPr>
@@ -24164,6 +24315,7 @@
     <w:p>
       <w:pPr>
         <w:pStyle w:val="BodyText"/>
+        <w:ind w:firstLine="420"/>
       </w:pPr>
       <w:r>
         <w:rPr>
@@ -24339,6 +24491,7 @@
     <w:p>
       <w:pPr>
         <w:pStyle w:val="BodyText"/>
+        <w:ind w:firstLine="420"/>
       </w:pPr>
       <w:r>
         <w:rPr>
@@ -24430,6 +24583,7 @@
     <w:p>
       <w:pPr>
         <w:pStyle w:val="BodyText"/>
+        <w:ind w:firstLine="420"/>
       </w:pPr>
       <w:r>
         <w:rPr>
@@ -24473,6 +24627,7 @@
     <w:p>
       <w:pPr>
         <w:pStyle w:val="BodyText"/>
+        <w:ind w:firstLine="420"/>
       </w:pPr>
       <w:r>
         <w:rPr>
@@ -24490,6 +24645,7 @@
     <w:p>
       <w:pPr>
         <w:pStyle w:val="BlockText"/>
+        <w:ind w:firstLine="420"/>
       </w:pPr>
       <w:r>
         <w:rPr>
@@ -24617,6 +24773,7 @@
     <w:p>
       <w:pPr>
         <w:pStyle w:val="FirstParagraph"/>
+        <w:ind w:firstLine="420"/>
       </w:pPr>
       <w:r>
         <w:rPr>
@@ -24775,6 +24932,7 @@
     <w:p>
       <w:pPr>
         <w:pStyle w:val="BodyText"/>
+        <w:ind w:firstLine="420"/>
       </w:pPr>
       <w:r>
         <w:rPr>
@@ -24888,6 +25046,7 @@
     <w:p>
       <w:pPr>
         <w:pStyle w:val="BodyText"/>
+        <w:ind w:firstLine="420"/>
       </w:pPr>
       <w:r>
         <w:rPr>
@@ -24993,6 +25152,7 @@
     <w:p>
       <w:pPr>
         <w:pStyle w:val="BodyText"/>
+        <w:ind w:firstLine="420"/>
       </w:pPr>
       <w:r>
         <w:rPr>
@@ -25172,6 +25332,7 @@
     <w:p>
       <w:pPr>
         <w:pStyle w:val="BodyText"/>
+        <w:ind w:firstLine="420"/>
       </w:pPr>
       <w:r>
         <w:rPr>
@@ -25307,6 +25468,7 @@
     <w:p>
       <w:pPr>
         <w:pStyle w:val="BodyText"/>
+        <w:ind w:firstLine="420"/>
       </w:pPr>
       <w:r>
         <w:rPr>
@@ -25462,6 +25624,7 @@
     <w:p>
       <w:pPr>
         <w:pStyle w:val="BodyText"/>
+        <w:ind w:firstLine="420"/>
       </w:pPr>
       <w:r>
         <w:rPr>
@@ -25709,6 +25872,7 @@
     <w:p>
       <w:pPr>
         <w:pStyle w:val="BodyText"/>
+        <w:ind w:firstLine="420"/>
       </w:pPr>
       <w:r>
         <w:rPr>
@@ -25840,6 +26004,7 @@
     <w:p>
       <w:pPr>
         <w:pStyle w:val="BodyText"/>
+        <w:ind w:firstLine="420"/>
       </w:pPr>
       <w:r>
         <w:rPr>
@@ -25996,6 +26161,7 @@
           <w:ilvl w:val="0"/>
           <w:numId w:val="1010"/>
         </w:numPr>
+        <w:ind w:firstLine="420"/>
       </w:pPr>
       <w:r>
         <w:rPr>
@@ -26037,6 +26203,7 @@
           <w:ilvl w:val="0"/>
           <w:numId w:val="1010"/>
         </w:numPr>
+        <w:ind w:firstLine="420"/>
       </w:pPr>
       <w:r>
         <w:rPr>
@@ -26110,6 +26277,7 @@
           <w:ilvl w:val="0"/>
           <w:numId w:val="1010"/>
         </w:numPr>
+        <w:ind w:firstLine="420"/>
       </w:pPr>
       <w:r>
         <w:rPr>
@@ -26227,6 +26395,7 @@
     <w:p>
       <w:pPr>
         <w:pStyle w:val="BodyText"/>
+        <w:ind w:firstLine="420"/>
       </w:pPr>
       <w:r>
         <w:rPr>
@@ -26328,6 +26497,7 @@
     <w:p>
       <w:pPr>
         <w:pStyle w:val="BodyText"/>
+        <w:ind w:firstLine="420"/>
       </w:pPr>
       <w:r>
         <w:rPr>
@@ -26351,6 +26521,7 @@
     <w:p>
       <w:pPr>
         <w:pStyle w:val="BodyText"/>
+        <w:ind w:firstLine="420"/>
       </w:pPr>
       <w:r>
         <w:rPr>
@@ -26525,6 +26696,7 @@
     <w:p>
       <w:pPr>
         <w:pStyle w:val="BodyText"/>
+        <w:ind w:firstLine="420"/>
       </w:pPr>
       <w:r>
         <w:rPr>
@@ -26584,6 +26756,7 @@
     <w:p>
       <w:pPr>
         <w:pStyle w:val="BodyText"/>
+        <w:ind w:firstLine="420"/>
       </w:pPr>
       <w:r>
         <w:rPr>
@@ -26631,6 +26804,7 @@
     <w:p>
       <w:pPr>
         <w:pStyle w:val="BodyText"/>
+        <w:ind w:firstLine="420"/>
       </w:pPr>
       <w:r>
         <w:rPr>
@@ -26678,6 +26852,7 @@
     <w:p>
       <w:pPr>
         <w:pStyle w:val="BodyText"/>
+        <w:ind w:firstLine="420"/>
       </w:pPr>
       <w:r>
         <w:rPr>
@@ -26699,6 +26874,7 @@
           <w:ilvl w:val="0"/>
           <w:numId w:val="1011"/>
         </w:numPr>
+        <w:ind w:firstLine="420"/>
       </w:pPr>
       <w:r>
         <w:rPr>
@@ -26810,6 +26986,7 @@
           <w:ilvl w:val="0"/>
           <w:numId w:val="1011"/>
         </w:numPr>
+        <w:ind w:firstLine="420"/>
       </w:pPr>
       <w:r>
         <w:rPr>
@@ -26934,6 +27111,7 @@
           <w:ilvl w:val="0"/>
           <w:numId w:val="1011"/>
         </w:numPr>
+        <w:ind w:firstLine="420"/>
       </w:pPr>
       <w:r>
         <w:rPr>
@@ -26985,6 +27163,7 @@
           <w:ilvl w:val="0"/>
           <w:numId w:val="1011"/>
         </w:numPr>
+        <w:ind w:firstLine="420"/>
       </w:pPr>
       <w:r>
         <w:rPr>
@@ -27050,6 +27229,7 @@
     <w:p>
       <w:pPr>
         <w:pStyle w:val="FirstParagraph"/>
+        <w:ind w:firstLine="420"/>
       </w:pPr>
       <w:r>
         <w:rPr>
@@ -27156,6 +27336,7 @@
     <w:p>
       <w:pPr>
         <w:pStyle w:val="BodyText"/>
+        <w:ind w:firstLine="420"/>
       </w:pPr>
       <w:r>
         <w:rPr>
@@ -27227,6 +27408,7 @@
     <w:p>
       <w:pPr>
         <w:pStyle w:val="BodyText"/>
+        <w:ind w:firstLine="420"/>
       </w:pPr>
       <w:r>
         <w:rPr>
@@ -27359,6 +27541,7 @@
     <w:p>
       <w:pPr>
         <w:pStyle w:val="BodyText"/>
+        <w:ind w:firstLine="420"/>
       </w:pPr>
       <w:r>
         <w:rPr>
@@ -27418,6 +27601,7 @@
     <w:p>
       <w:pPr>
         <w:pStyle w:val="BodyText"/>
+        <w:ind w:firstLine="420"/>
       </w:pPr>
       <w:r>
         <w:rPr>
@@ -27573,6 +27757,7 @@
     <w:p>
       <w:pPr>
         <w:pStyle w:val="BodyText"/>
+        <w:ind w:firstLine="420"/>
       </w:pPr>
       <w:r>
         <w:rPr>
@@ -27722,6 +27907,7 @@
     <w:p>
       <w:pPr>
         <w:pStyle w:val="BodyText"/>
+        <w:ind w:firstLine="420"/>
       </w:pPr>
       <w:r>
         <w:rPr>
@@ -27743,6 +27929,7 @@
           <w:ilvl w:val="0"/>
           <w:numId w:val="1012"/>
         </w:numPr>
+        <w:ind w:firstLine="420"/>
       </w:pPr>
       <w:r>
         <w:rPr>
@@ -27916,6 +28103,7 @@
           <w:ilvl w:val="0"/>
           <w:numId w:val="1012"/>
         </w:numPr>
+        <w:ind w:firstLine="420"/>
       </w:pPr>
       <w:r>
         <w:rPr>
@@ -27985,6 +28173,7 @@
           <w:ilvl w:val="0"/>
           <w:numId w:val="1012"/>
         </w:numPr>
+        <w:ind w:firstLine="420"/>
       </w:pPr>
       <w:r>
         <w:rPr>
@@ -28108,6 +28297,7 @@
           <w:ilvl w:val="0"/>
           <w:numId w:val="1012"/>
         </w:numPr>
+        <w:ind w:firstLine="420"/>
       </w:pPr>
       <w:r>
         <w:rPr>
@@ -28239,6 +28429,7 @@
     <w:p>
       <w:pPr>
         <w:pStyle w:val="FirstParagraph"/>
+        <w:ind w:firstLine="420"/>
       </w:pPr>
       <w:r>
         <w:rPr>
@@ -28334,6 +28525,7 @@
     <w:p>
       <w:pPr>
         <w:pStyle w:val="FirstParagraph"/>
+        <w:ind w:firstLine="420"/>
       </w:pPr>
       <w:r>
         <w:rPr>
@@ -28372,6 +28564,7 @@
           <w:ilvl w:val="0"/>
           <w:numId w:val="1013"/>
         </w:numPr>
+        <w:ind w:firstLine="420"/>
       </w:pPr>
       <w:r>
         <w:rPr>
@@ -28440,6 +28633,7 @@
           <w:ilvl w:val="0"/>
           <w:numId w:val="1013"/>
         </w:numPr>
+        <w:ind w:firstLine="420"/>
       </w:pPr>
       <w:r>
         <w:rPr>
@@ -28508,6 +28702,7 @@
           <w:ilvl w:val="0"/>
           <w:numId w:val="1013"/>
         </w:numPr>
+        <w:ind w:firstLine="420"/>
       </w:pPr>
       <w:r>
         <w:rPr>
@@ -28540,6 +28735,7 @@
           <w:ilvl w:val="0"/>
           <w:numId w:val="1013"/>
         </w:numPr>
+        <w:ind w:firstLine="420"/>
       </w:pPr>
       <w:r>
         <w:rPr>
@@ -28662,6 +28858,7 @@
           <w:ilvl w:val="0"/>
           <w:numId w:val="1013"/>
         </w:numPr>
+        <w:ind w:firstLine="420"/>
       </w:pPr>
       <w:r>
         <w:rPr>
@@ -28719,6 +28916,7 @@
           <w:ilvl w:val="0"/>
           <w:numId w:val="1013"/>
         </w:numPr>
+        <w:ind w:firstLine="420"/>
       </w:pPr>
       <w:r>
         <w:rPr>
@@ -28802,6 +29000,7 @@
     <w:p>
       <w:pPr>
         <w:pStyle w:val="FirstParagraph"/>
+        <w:ind w:firstLine="420"/>
       </w:pPr>
       <w:r>
         <w:rPr>
@@ -28819,6 +29018,7 @@
     <w:p>
       <w:pPr>
         <w:pStyle w:val="BodyText"/>
+        <w:ind w:firstLine="420"/>
       </w:pPr>
       <w:r>
         <w:rPr>
@@ -29178,6 +29378,7 @@
     <w:p>
       <w:pPr>
         <w:pStyle w:val="FirstParagraph"/>
+        <w:ind w:firstLine="420"/>
       </w:pPr>
       <w:r>
         <w:rPr>
@@ -29385,6 +29586,7 @@
     <w:p>
       <w:pPr>
         <w:pStyle w:val="BodyText"/>
+        <w:ind w:firstLine="420"/>
       </w:pPr>
       <w:r>
         <w:rPr>
@@ -29790,6 +29992,7 @@
     <w:p>
       <w:pPr>
         <w:pStyle w:val="BodyText"/>
+        <w:ind w:firstLine="420"/>
       </w:pPr>
       <w:r>
         <w:rPr>
@@ -29933,6 +30136,7 @@
     <w:p>
       <w:pPr>
         <w:pStyle w:val="BodyText"/>
+        <w:ind w:firstLine="420"/>
       </w:pPr>
       <w:r>
         <w:rPr>
@@ -29950,6 +30154,7 @@
     <w:p>
       <w:pPr>
         <w:pStyle w:val="BodyText"/>
+        <w:ind w:firstLine="420"/>
       </w:pPr>
       <w:r>
         <w:rPr>
@@ -30107,7 +30312,7 @@
         </w:rPr>
         <w:drawing>
           <wp:inline>
-            <wp:extent cx="2298700" cy="1625600"/>
+            <wp:extent cx="2667000" cy="1886055"/>
             <wp:effectExtent b="0" l="0" r="0" t="0"/>
             <wp:docPr descr="" title="" id="261" name="Picture"/>
             <a:graphic>
@@ -30128,7 +30333,7 @@
                   <pic:spPr bwMode="auto">
                     <a:xfrm>
                       <a:off x="0" y="0"/>
-                      <a:ext cx="2298700" cy="1625600"/>
+                      <a:ext cx="2667000" cy="1886055"/>
                     </a:xfrm>
                     <a:prstGeom prst="rect">
                       <a:avLst/>
@@ -30159,7 +30364,7 @@
         </w:rPr>
         <w:drawing>
           <wp:inline>
-            <wp:extent cx="3600000" cy="2623728"/>
+            <wp:extent cx="2667000" cy="1943745"/>
             <wp:effectExtent b="0" l="0" r="0" t="0"/>
             <wp:docPr descr="" title="" id="264" name="Picture"/>
             <a:graphic>
@@ -30180,7 +30385,7 @@
                   <pic:spPr bwMode="auto">
                     <a:xfrm>
                       <a:off x="0" y="0"/>
-                      <a:ext cx="3600000" cy="2623728"/>
+                      <a:ext cx="2667000" cy="1943745"/>
                     </a:xfrm>
                     <a:prstGeom prst="rect">
                       <a:avLst/>
@@ -30211,7 +30416,7 @@
         </w:rPr>
         <w:drawing>
           <wp:inline>
-            <wp:extent cx="3600000" cy="2370996"/>
+            <wp:extent cx="2667000" cy="1756513"/>
             <wp:effectExtent b="0" l="0" r="0" t="0"/>
             <wp:docPr descr="" title="" id="267" name="Picture"/>
             <a:graphic>
@@ -30232,7 +30437,7 @@
                   <pic:spPr bwMode="auto">
                     <a:xfrm>
                       <a:off x="0" y="0"/>
-                      <a:ext cx="3600000" cy="2370996"/>
+                      <a:ext cx="2667000" cy="1756513"/>
                     </a:xfrm>
                     <a:prstGeom prst="rect">
                       <a:avLst/>
@@ -30263,7 +30468,7 @@
         </w:rPr>
         <w:drawing>
           <wp:inline>
-            <wp:extent cx="3600000" cy="1554817"/>
+            <wp:extent cx="2667000" cy="1151860"/>
             <wp:effectExtent b="0" l="0" r="0" t="0"/>
             <wp:docPr descr="" title="" id="270" name="Picture"/>
             <a:graphic>
@@ -30284,7 +30489,7 @@
                   <pic:spPr bwMode="auto">
                     <a:xfrm>
                       <a:off x="0" y="0"/>
-                      <a:ext cx="3600000" cy="1554817"/>
+                      <a:ext cx="2667000" cy="1151860"/>
                     </a:xfrm>
                     <a:prstGeom prst="rect">
                       <a:avLst/>
@@ -30315,7 +30520,7 @@
         </w:rPr>
         <w:drawing>
           <wp:inline>
-            <wp:extent cx="3600000" cy="1647458"/>
+            <wp:extent cx="2667000" cy="1220492"/>
             <wp:effectExtent b="0" l="0" r="0" t="0"/>
             <wp:docPr descr="" title="" id="273" name="Picture"/>
             <a:graphic>
@@ -30336,7 +30541,7 @@
                   <pic:spPr bwMode="auto">
                     <a:xfrm>
                       <a:off x="0" y="0"/>
-                      <a:ext cx="3600000" cy="1647458"/>
+                      <a:ext cx="2667000" cy="1220492"/>
                     </a:xfrm>
                     <a:prstGeom prst="rect">
                       <a:avLst/>
@@ -30358,6 +30563,7 @@
     <w:p>
       <w:pPr>
         <w:pStyle w:val="BodyText"/>
+        <w:ind w:firstLine="420"/>
       </w:pPr>
       <w:r>
         <w:rPr>
@@ -30554,6 +30760,7 @@
     <w:p>
       <w:pPr>
         <w:pStyle w:val="BodyText"/>
+        <w:ind w:firstLine="420"/>
       </w:pPr>
       <w:r>
         <w:rPr>
@@ -30770,6 +30977,7 @@
       <w:pPr>
         <w:pStyle w:val="BodyText"/>
         <w:spacing w:after="80"/>
+        <w:ind w:firstLine="420"/>
       </w:pPr>
       <w:r>
         <w:rPr>
@@ -30895,15 +31103,16 @@
       <w:tblPr>
         <w:tblStyle w:val="Table"/>
         <w:tblW w:type="auto" w:w="0"/>
+        <w:tblLook w:firstRow="1" w:lastRow="0" w:firstColumn="0" w:lastColumn="0" w:noHBand="0" w:noVBand="0" w:val="0020"/>
+        <w:jc w:val="center"/>
         <w:tblBorders>
-          <w:top w:val="single" w:sz="12" w:space="0" w:color="000000"/>
-          <w:left w:val="none" w:sz="0" w:space="0" w:color="auto"/>
-          <w:bottom w:val="single" w:sz="12" w:space="0" w:color="000000"/>
-          <w:right w:val="none" w:sz="0" w:space="0" w:color="auto"/>
-          <w:insideH w:val="none" w:sz="0" w:space="0" w:color="auto"/>
-          <w:insideV w:val="none" w:sz="0" w:space="0" w:color="auto"/>
+          <w:top w:val="single" w:sz="12" w:space="0" w:color="333333"/>
+          <w:bottom w:val="single" w:sz="12" w:space="0" w:color="333333"/>
+          <w:left w:val="none"/>
+          <w:right w:val="none"/>
+          <w:insideH w:val="none"/>
+          <w:insideV w:val="none"/>
         </w:tblBorders>
-        <w:tblLook w:firstRow="1" w:lastRow="0" w:firstColumn="0" w:lastColumn="0" w:noHBand="0" w:noVBand="0" w:val="0020"/>
       </w:tblPr>
       <w:tblGrid>
         <w:gridCol w:w="3960"/>
@@ -30916,7 +31125,7 @@
         <w:tc>
           <w:tcPr>
             <w:tcBorders>
-              <w:bottom w:val="single" w:sz="8" w:space="0" w:color="000000"/>
+              <w:bottom w:val="single" w:sz="6" w:space="0" w:color="333333"/>
             </w:tcBorders>
           </w:tcPr>
           <w:p>
@@ -30936,7 +31145,7 @@
         <w:tc>
           <w:tcPr>
             <w:tcBorders>
-              <w:bottom w:val="single" w:sz="8" w:space="0" w:color="000000"/>
+              <w:bottom w:val="single" w:sz="6" w:space="0" w:color="333333"/>
             </w:tcBorders>
           </w:tcPr>
           <w:p>
@@ -31196,6 +31405,7 @@
     <w:p>
       <w:pPr>
         <w:pStyle w:val="FirstParagraph"/>
+        <w:ind w:firstLine="420"/>
       </w:pPr>
       <w:r>
         <w:rPr>
@@ -31330,7 +31540,7 @@
         </w:rPr>
         <w:drawing>
           <wp:inline>
-            <wp:extent cx="3600000" cy="791316"/>
+            <wp:extent cx="2667000" cy="586233"/>
             <wp:effectExtent b="0" l="0" r="0" t="0"/>
             <wp:docPr descr="" title="" id="277" name="Picture"/>
             <a:graphic>
@@ -31351,7 +31561,7 @@
                   <pic:spPr bwMode="auto">
                     <a:xfrm>
                       <a:off x="0" y="0"/>
-                      <a:ext cx="3600000" cy="791316"/>
+                      <a:ext cx="2667000" cy="586233"/>
                     </a:xfrm>
                     <a:prstGeom prst="rect">
                       <a:avLst/>
@@ -31373,6 +31583,7 @@
     <w:p>
       <w:pPr>
         <w:pStyle w:val="BodyText"/>
+        <w:ind w:firstLine="420"/>
       </w:pPr>
       <w:r>
         <w:rPr>
@@ -31459,7 +31670,7 @@
         </w:rPr>
         <w:drawing>
           <wp:inline>
-            <wp:extent cx="3600000" cy="628462"/>
+            <wp:extent cx="2667000" cy="465586"/>
             <wp:effectExtent b="0" l="0" r="0" t="0"/>
             <wp:docPr descr="" title="" id="280" name="Picture"/>
             <a:graphic>
@@ -31480,7 +31691,7 @@
                   <pic:spPr bwMode="auto">
                     <a:xfrm>
                       <a:off x="0" y="0"/>
-                      <a:ext cx="3600000" cy="628462"/>
+                      <a:ext cx="2667000" cy="465586"/>
                     </a:xfrm>
                     <a:prstGeom prst="rect">
                       <a:avLst/>
@@ -31511,7 +31722,7 @@
         </w:rPr>
         <w:drawing>
           <wp:inline>
-            <wp:extent cx="3580916" cy="1090812"/>
+            <wp:extent cx="2652863" cy="808110"/>
             <wp:effectExtent b="0" l="0" r="0" t="0"/>
             <wp:docPr descr="" title="" id="283" name="Picture"/>
             <a:graphic>
@@ -31532,7 +31743,7 @@
                   <pic:spPr bwMode="auto">
                     <a:xfrm>
                       <a:off x="0" y="0"/>
-                      <a:ext cx="3580916" cy="1090812"/>
+                      <a:ext cx="2652863" cy="808110"/>
                     </a:xfrm>
                     <a:prstGeom prst="rect">
                       <a:avLst/>
@@ -31554,6 +31765,7 @@
     <w:p>
       <w:pPr>
         <w:pStyle w:val="BodyText"/>
+        <w:ind w:firstLine="420"/>
       </w:pPr>
       <w:r>
         <w:rPr>
@@ -31583,6 +31795,7 @@
     <w:p>
       <w:pPr>
         <w:pStyle w:val="BodyText"/>
+        <w:ind w:firstLine="420"/>
       </w:pPr>
       <w:r>
         <w:rPr>
@@ -31600,6 +31813,7 @@
     <w:p>
       <w:pPr>
         <w:pStyle w:val="BodyText"/>
+        <w:ind w:firstLine="420"/>
       </w:pPr>
       <w:r>
         <w:rPr>
@@ -31711,6 +31925,7 @@
           <w:ilvl w:val="0"/>
           <w:numId w:val="1014"/>
         </w:numPr>
+        <w:ind w:firstLine="420"/>
       </w:pPr>
       <w:r>
         <w:rPr>
@@ -31759,6 +31974,7 @@
           <w:ilvl w:val="0"/>
           <w:numId w:val="1014"/>
         </w:numPr>
+        <w:ind w:firstLine="420"/>
       </w:pPr>
       <w:r>
         <w:rPr>
@@ -31865,7 +32081,7 @@
         </w:rPr>
         <w:drawing>
           <wp:inline>
-            <wp:extent cx="2984500" cy="1778000"/>
+            <wp:extent cx="2558143" cy="1524000"/>
             <wp:effectExtent b="0" l="0" r="0" t="0"/>
             <wp:docPr descr="" title="" id="286" name="Picture"/>
             <a:graphic>
@@ -31886,7 +32102,7 @@
                   <pic:spPr bwMode="auto">
                     <a:xfrm>
                       <a:off x="0" y="0"/>
-                      <a:ext cx="2984500" cy="1778000"/>
+                      <a:ext cx="2558143" cy="1524000"/>
                     </a:xfrm>
                     <a:prstGeom prst="rect">
                       <a:avLst/>
@@ -31917,7 +32133,7 @@
         </w:rPr>
         <w:drawing>
           <wp:inline>
-            <wp:extent cx="3600000" cy="1734783"/>
+            <wp:extent cx="2667000" cy="1285185"/>
             <wp:effectExtent b="0" l="0" r="0" t="0"/>
             <wp:docPr descr="" title="" id="289" name="Picture"/>
             <a:graphic>
@@ -31938,7 +32154,7 @@
                   <pic:spPr bwMode="auto">
                     <a:xfrm>
                       <a:off x="0" y="0"/>
-                      <a:ext cx="3600000" cy="1734783"/>
+                      <a:ext cx="2667000" cy="1285185"/>
                     </a:xfrm>
                     <a:prstGeom prst="rect">
                       <a:avLst/>
@@ -31964,6 +32180,7 @@
           <w:ilvl w:val="0"/>
           <w:numId w:val="1015"/>
         </w:numPr>
+        <w:ind w:firstLine="420"/>
       </w:pPr>
       <w:r>
         <w:rPr>
@@ -32049,6 +32266,7 @@
           <w:ilvl w:val="0"/>
           <w:numId w:val="1015"/>
         </w:numPr>
+        <w:ind w:firstLine="420"/>
       </w:pPr>
       <w:r>
         <w:rPr>
@@ -32130,6 +32348,7 @@
           <w:ilvl w:val="0"/>
           <w:numId w:val="1015"/>
         </w:numPr>
+        <w:ind w:firstLine="420"/>
       </w:pPr>
       <w:r>
         <w:rPr>
@@ -32209,6 +32428,7 @@
           <w:ilvl w:val="0"/>
           <w:numId w:val="1015"/>
         </w:numPr>
+        <w:ind w:firstLine="420"/>
       </w:pPr>
       <w:r>
         <w:rPr>
@@ -32288,6 +32508,7 @@
           <w:ilvl w:val="0"/>
           <w:numId w:val="1015"/>
         </w:numPr>
+        <w:ind w:firstLine="420"/>
       </w:pPr>
       <w:r>
         <w:rPr>
@@ -32322,7 +32543,7 @@
         </w:rPr>
         <w:drawing>
           <wp:inline>
-            <wp:extent cx="3600000" cy="908308"/>
+            <wp:extent cx="2667000" cy="672905"/>
             <wp:effectExtent b="0" l="0" r="0" t="0"/>
             <wp:docPr descr="" title="" id="292" name="Picture"/>
             <a:graphic>
@@ -32343,7 +32564,7 @@
                   <pic:spPr bwMode="auto">
                     <a:xfrm>
                       <a:off x="0" y="0"/>
-                      <a:ext cx="3600000" cy="908308"/>
+                      <a:ext cx="2667000" cy="672905"/>
                     </a:xfrm>
                     <a:prstGeom prst="rect">
                       <a:avLst/>
@@ -32369,6 +32590,7 @@
           <w:ilvl w:val="0"/>
           <w:numId w:val="1016"/>
         </w:numPr>
+        <w:ind w:firstLine="420"/>
       </w:pPr>
       <w:r>
         <w:rPr>
@@ -32430,6 +32652,7 @@
           <w:numId w:val="1016"/>
         </w:numPr>
         <w:spacing w:after="80"/>
+        <w:ind w:firstLine="420"/>
       </w:pPr>
       <w:r>
         <w:rPr>
@@ -32525,15 +32748,16 @@
       <w:tblPr>
         <w:tblStyle w:val="Table"/>
         <w:tblW w:type="auto" w:w="0"/>
+        <w:tblLook w:firstRow="1" w:lastRow="0" w:firstColumn="0" w:lastColumn="0" w:noHBand="0" w:noVBand="0" w:val="0020"/>
+        <w:jc w:val="center"/>
         <w:tblBorders>
-          <w:top w:val="single" w:sz="12" w:space="0" w:color="000000"/>
-          <w:left w:val="none" w:sz="0" w:space="0" w:color="auto"/>
-          <w:bottom w:val="single" w:sz="12" w:space="0" w:color="000000"/>
-          <w:right w:val="none" w:sz="0" w:space="0" w:color="auto"/>
-          <w:insideH w:val="none" w:sz="0" w:space="0" w:color="auto"/>
-          <w:insideV w:val="none" w:sz="0" w:space="0" w:color="auto"/>
+          <w:top w:val="single" w:sz="12" w:space="0" w:color="333333"/>
+          <w:bottom w:val="single" w:sz="12" w:space="0" w:color="333333"/>
+          <w:left w:val="none"/>
+          <w:right w:val="none"/>
+          <w:insideH w:val="none"/>
+          <w:insideV w:val="none"/>
         </w:tblBorders>
-        <w:tblLook w:firstRow="1" w:lastRow="0" w:firstColumn="0" w:lastColumn="0" w:noHBand="0" w:noVBand="0" w:val="0020"/>
       </w:tblPr>
       <w:tblGrid>
         <w:gridCol w:w="3960"/>
@@ -32546,7 +32770,7 @@
         <w:tc>
           <w:tcPr>
             <w:tcBorders>
-              <w:bottom w:val="single" w:sz="8" w:space="0" w:color="000000"/>
+              <w:bottom w:val="single" w:sz="6" w:space="0" w:color="333333"/>
             </w:tcBorders>
           </w:tcPr>
           <w:p>
@@ -32566,7 +32790,7 @@
         <w:tc>
           <w:tcPr>
             <w:tcBorders>
-              <w:bottom w:val="single" w:sz="8" w:space="0" w:color="000000"/>
+              <w:bottom w:val="single" w:sz="6" w:space="0" w:color="333333"/>
             </w:tcBorders>
           </w:tcPr>
           <w:p>
@@ -32770,6 +32994,7 @@
     <w:p>
       <w:pPr>
         <w:pStyle w:val="FirstParagraph"/>
+        <w:ind w:firstLine="420"/>
       </w:pPr>
       <w:r>
         <w:rPr>
@@ -32940,7 +33165,7 @@
         </w:rPr>
         <w:drawing>
           <wp:inline>
-            <wp:extent cx="3600000" cy="1613043"/>
+            <wp:extent cx="2667000" cy="1194996"/>
             <wp:effectExtent b="0" l="0" r="0" t="0"/>
             <wp:docPr descr="" title="" id="296" name="Picture"/>
             <a:graphic>
@@ -32961,7 +33186,7 @@
                   <pic:spPr bwMode="auto">
                     <a:xfrm>
                       <a:off x="0" y="0"/>
-                      <a:ext cx="3600000" cy="1613043"/>
+                      <a:ext cx="2667000" cy="1194996"/>
                     </a:xfrm>
                     <a:prstGeom prst="rect">
                       <a:avLst/>
@@ -32983,6 +33208,7 @@
     <w:p>
       <w:pPr>
         <w:pStyle w:val="BodyText"/>
+        <w:ind w:firstLine="420"/>
       </w:pPr>
       <w:r>
         <w:rPr>
@@ -33102,6 +33328,7 @@
     <w:p>
       <w:pPr>
         <w:pStyle w:val="BodyText"/>
+        <w:ind w:firstLine="420"/>
       </w:pPr>
       <w:r>
         <w:rPr>
@@ -33256,7 +33483,7 @@
         </w:rPr>
         <w:drawing>
           <wp:inline>
-            <wp:extent cx="3600000" cy="628895"/>
+            <wp:extent cx="2667000" cy="465906"/>
             <wp:effectExtent b="0" l="0" r="0" t="0"/>
             <wp:docPr descr="" title="" id="299" name="Picture"/>
             <a:graphic>
@@ -33277,7 +33504,7 @@
                   <pic:spPr bwMode="auto">
                     <a:xfrm>
                       <a:off x="0" y="0"/>
-                      <a:ext cx="3600000" cy="628895"/>
+                      <a:ext cx="2667000" cy="465906"/>
                     </a:xfrm>
                     <a:prstGeom prst="rect">
                       <a:avLst/>
@@ -33299,6 +33526,7 @@
     <w:p>
       <w:pPr>
         <w:pStyle w:val="BodyText"/>
+        <w:ind w:firstLine="420"/>
       </w:pPr>
       <w:r>
         <w:rPr>
@@ -33393,7 +33621,7 @@
         </w:rPr>
         <w:drawing>
           <wp:inline>
-            <wp:extent cx="3600000" cy="1856742"/>
+            <wp:extent cx="2667000" cy="1375536"/>
             <wp:effectExtent b="0" l="0" r="0" t="0"/>
             <wp:docPr descr="" title="" id="302" name="Picture"/>
             <a:graphic>
@@ -33414,7 +33642,7 @@
                   <pic:spPr bwMode="auto">
                     <a:xfrm>
                       <a:off x="0" y="0"/>
-                      <a:ext cx="3600000" cy="1856742"/>
+                      <a:ext cx="2667000" cy="1375536"/>
                     </a:xfrm>
                     <a:prstGeom prst="rect">
                       <a:avLst/>
@@ -33436,6 +33664,7 @@
     <w:p>
       <w:pPr>
         <w:pStyle w:val="BodyText"/>
+        <w:ind w:firstLine="420"/>
       </w:pPr>
       <w:r>
         <w:rPr>
@@ -33576,6 +33805,7 @@
     <w:p>
       <w:pPr>
         <w:pStyle w:val="BodyText"/>
+        <w:ind w:firstLine="420"/>
       </w:pPr>
       <w:r>
         <w:rPr>
@@ -33660,6 +33890,7 @@
     <w:p>
       <w:pPr>
         <w:pStyle w:val="BodyText"/>
+        <w:ind w:firstLine="420"/>
       </w:pPr>
       <w:r>
         <w:rPr>
@@ -33775,6 +34006,7 @@
     <w:p>
       <w:pPr>
         <w:pStyle w:val="BodyText"/>
+        <w:ind w:firstLine="420"/>
       </w:pPr>
       <w:r>
         <w:rPr>
@@ -33798,6 +34030,7 @@
     <w:p>
       <w:pPr>
         <w:pStyle w:val="BodyText"/>
+        <w:ind w:firstLine="420"/>
       </w:pPr>
       <w:r>
         <w:rPr>
@@ -34067,7 +34300,7 @@
         </w:rPr>
         <w:drawing>
           <wp:inline>
-            <wp:extent cx="1955800" cy="1363913"/>
+            <wp:extent cx="2667000" cy="1807243"/>
             <wp:effectExtent b="0" l="0" r="0" t="0"/>
             <wp:docPr descr="" title="" id="305" name="Picture"/>
             <a:graphic>
@@ -34088,7 +34321,7 @@
                   <pic:spPr bwMode="auto">
                     <a:xfrm>
                       <a:off x="0" y="0"/>
-                      <a:ext cx="1955800" cy="1363913"/>
+                      <a:ext cx="2667000" cy="1807243"/>
                     </a:xfrm>
                     <a:prstGeom prst="rect">
                       <a:avLst/>
@@ -34111,6 +34344,7 @@
       <w:pPr>
         <w:pStyle w:val="BodyText"/>
         <w:spacing w:after="80"/>
+        <w:ind w:firstLine="420"/>
       </w:pPr>
       <w:r>
         <w:rPr>
@@ -34184,15 +34418,16 @@
         <w:tblStyle w:val="Table"/>
         <w:tblW w:type="pct" w:w="5000"/>
         <w:tblLayout w:type="fixed"/>
+        <w:tblLook w:firstRow="1" w:lastRow="0" w:firstColumn="0" w:lastColumn="0" w:noHBand="0" w:noVBand="0" w:val="0020"/>
+        <w:jc w:val="center"/>
         <w:tblBorders>
-          <w:top w:val="single" w:sz="12" w:space="0" w:color="000000"/>
-          <w:left w:val="none" w:sz="0" w:space="0" w:color="auto"/>
-          <w:bottom w:val="single" w:sz="12" w:space="0" w:color="000000"/>
-          <w:right w:val="none" w:sz="0" w:space="0" w:color="auto"/>
-          <w:insideH w:val="none" w:sz="0" w:space="0" w:color="auto"/>
-          <w:insideV w:val="none" w:sz="0" w:space="0" w:color="auto"/>
+          <w:top w:val="single" w:sz="12" w:space="0" w:color="333333"/>
+          <w:bottom w:val="single" w:sz="12" w:space="0" w:color="333333"/>
+          <w:left w:val="none"/>
+          <w:right w:val="none"/>
+          <w:insideH w:val="none"/>
+          <w:insideV w:val="none"/>
         </w:tblBorders>
-        <w:tblLook w:firstRow="1" w:lastRow="0" w:firstColumn="0" w:lastColumn="0" w:noHBand="0" w:noVBand="0" w:val="0020"/>
       </w:tblPr>
       <w:tblGrid>
         <w:gridCol w:w="1320"/>
@@ -34209,7 +34444,7 @@
         <w:tc>
           <w:tcPr>
             <w:tcBorders>
-              <w:bottom w:val="single" w:sz="8" w:space="0" w:color="000000"/>
+              <w:bottom w:val="single" w:sz="6" w:space="0" w:color="333333"/>
             </w:tcBorders>
           </w:tcPr>
           <w:p>
@@ -34236,7 +34471,7 @@
         <w:tc>
           <w:tcPr>
             <w:tcBorders>
-              <w:bottom w:val="single" w:sz="8" w:space="0" w:color="000000"/>
+              <w:bottom w:val="single" w:sz="6" w:space="0" w:color="333333"/>
             </w:tcBorders>
           </w:tcPr>
           <w:p>
@@ -34263,7 +34498,7 @@
         <w:tc>
           <w:tcPr>
             <w:tcBorders>
-              <w:bottom w:val="single" w:sz="8" w:space="0" w:color="000000"/>
+              <w:bottom w:val="single" w:sz="6" w:space="0" w:color="333333"/>
             </w:tcBorders>
           </w:tcPr>
           <w:p>
@@ -34290,7 +34525,7 @@
         <w:tc>
           <w:tcPr>
             <w:tcBorders>
-              <w:bottom w:val="single" w:sz="8" w:space="0" w:color="000000"/>
+              <w:bottom w:val="single" w:sz="6" w:space="0" w:color="333333"/>
             </w:tcBorders>
           </w:tcPr>
           <w:p>
@@ -34317,7 +34552,7 @@
         <w:tc>
           <w:tcPr>
             <w:tcBorders>
-              <w:bottom w:val="single" w:sz="8" w:space="0" w:color="000000"/>
+              <w:bottom w:val="single" w:sz="6" w:space="0" w:color="333333"/>
             </w:tcBorders>
           </w:tcPr>
           <w:p>
@@ -34344,7 +34579,7 @@
         <w:tc>
           <w:tcPr>
             <w:tcBorders>
-              <w:bottom w:val="single" w:sz="8" w:space="0" w:color="000000"/>
+              <w:bottom w:val="single" w:sz="6" w:space="0" w:color="333333"/>
             </w:tcBorders>
           </w:tcPr>
           <w:p>
@@ -34792,6 +35027,7 @@
       <w:pPr>
         <w:pStyle w:val="BodyText"/>
         <w:spacing w:before="120"/>
+        <w:ind w:firstLine="420"/>
       </w:pPr>
       <w:r>
         <w:rPr>
@@ -34815,6 +35051,7 @@
     <w:p>
       <w:pPr>
         <w:pStyle w:val="BodyText"/>
+        <w:ind w:firstLine="420"/>
       </w:pPr>
       <w:r>
         <w:rPr>
@@ -34832,6 +35069,7 @@
     <w:p>
       <w:pPr>
         <w:pStyle w:val="BodyText"/>
+        <w:ind w:firstLine="420"/>
       </w:pPr>
       <w:r>
         <w:rPr>
@@ -34992,7 +35230,7 @@
         </w:rPr>
         <w:drawing>
           <wp:inline>
-            <wp:extent cx="3599997" cy="1044897"/>
+            <wp:extent cx="2666999" cy="774095"/>
             <wp:effectExtent b="0" l="0" r="0" t="0"/>
             <wp:docPr descr="" title="" id="308" name="Picture"/>
             <a:graphic>
@@ -35013,7 +35251,7 @@
                   <pic:spPr bwMode="auto">
                     <a:xfrm>
                       <a:off x="0" y="0"/>
-                      <a:ext cx="3599997" cy="1044897"/>
+                      <a:ext cx="2666999" cy="774095"/>
                     </a:xfrm>
                     <a:prstGeom prst="rect">
                       <a:avLst/>
@@ -35035,6 +35273,7 @@
     <w:p>
       <w:pPr>
         <w:pStyle w:val="BodyText"/>
+        <w:ind w:firstLine="420"/>
       </w:pPr>
       <w:r>
         <w:rPr>
@@ -35150,6 +35389,7 @@
     <w:p>
       <w:pPr>
         <w:pStyle w:val="BodyText"/>
+        <w:ind w:firstLine="420"/>
       </w:pPr>
       <w:r>
         <w:rPr>
@@ -35204,6 +35444,7 @@
           <w:ilvl w:val="0"/>
           <w:numId w:val="1017"/>
         </w:numPr>
+        <w:ind w:firstLine="420"/>
       </w:pPr>
       <w:r>
         <w:rPr>
@@ -35291,7 +35532,7 @@
         </w:rPr>
         <w:drawing>
           <wp:inline>
-            <wp:extent cx="3599997" cy="1105801"/>
+            <wp:extent cx="2667000" cy="819215"/>
             <wp:effectExtent b="0" l="0" r="0" t="0"/>
             <wp:docPr descr="" title="" id="311" name="Picture"/>
             <a:graphic>
@@ -35312,7 +35553,7 @@
                   <pic:spPr bwMode="auto">
                     <a:xfrm>
                       <a:off x="0" y="0"/>
-                      <a:ext cx="3599997" cy="1105801"/>
+                      <a:ext cx="2667000" cy="819215"/>
                     </a:xfrm>
                     <a:prstGeom prst="rect">
                       <a:avLst/>
@@ -35343,7 +35584,7 @@
         </w:rPr>
         <w:drawing>
           <wp:inline>
-            <wp:extent cx="3599999" cy="1422419"/>
+            <wp:extent cx="2666998" cy="1053775"/>
             <wp:effectExtent b="0" l="0" r="0" t="0"/>
             <wp:docPr descr="" title="" id="314" name="Picture"/>
             <a:graphic>
@@ -35364,7 +35605,7 @@
                   <pic:spPr bwMode="auto">
                     <a:xfrm>
                       <a:off x="0" y="0"/>
-                      <a:ext cx="3599999" cy="1422419"/>
+                      <a:ext cx="2666998" cy="1053775"/>
                     </a:xfrm>
                     <a:prstGeom prst="rect">
                       <a:avLst/>
@@ -35390,6 +35631,7 @@
           <w:ilvl w:val="0"/>
           <w:numId w:val="1018"/>
         </w:numPr>
+        <w:ind w:firstLine="420"/>
       </w:pPr>
       <w:r>
         <w:rPr>
@@ -35453,6 +35695,7 @@
           <w:ilvl w:val="0"/>
           <w:numId w:val="1018"/>
         </w:numPr>
+        <w:ind w:firstLine="420"/>
       </w:pPr>
       <w:r>
         <w:rPr>
@@ -35517,6 +35760,7 @@
           <w:numId w:val="1018"/>
         </w:numPr>
         <w:spacing w:after="80"/>
+        <w:ind w:firstLine="420"/>
       </w:pPr>
       <w:r>
         <w:rPr>
@@ -35904,15 +36148,16 @@
       <w:tblPr>
         <w:tblStyle w:val="Table"/>
         <w:tblW w:type="auto" w:w="0"/>
+        <w:tblLook w:firstRow="1" w:lastRow="0" w:firstColumn="0" w:lastColumn="0" w:noHBand="0" w:noVBand="0" w:val="0020"/>
+        <w:jc w:val="center"/>
         <w:tblBorders>
-          <w:top w:val="single" w:sz="12" w:space="0" w:color="000000"/>
-          <w:left w:val="none" w:sz="0" w:space="0" w:color="auto"/>
-          <w:bottom w:val="single" w:sz="12" w:space="0" w:color="000000"/>
-          <w:right w:val="none" w:sz="0" w:space="0" w:color="auto"/>
-          <w:insideH w:val="none" w:sz="0" w:space="0" w:color="auto"/>
-          <w:insideV w:val="none" w:sz="0" w:space="0" w:color="auto"/>
+          <w:top w:val="single" w:sz="12" w:space="0" w:color="333333"/>
+          <w:bottom w:val="single" w:sz="12" w:space="0" w:color="333333"/>
+          <w:left w:val="none"/>
+          <w:right w:val="none"/>
+          <w:insideH w:val="none"/>
+          <w:insideV w:val="none"/>
         </w:tblBorders>
-        <w:tblLook w:firstRow="1" w:lastRow="0" w:firstColumn="0" w:lastColumn="0" w:noHBand="0" w:noVBand="0" w:val="0020"/>
       </w:tblPr>
       <w:tblGrid>
         <w:gridCol w:w="3960"/>
@@ -35925,7 +36170,7 @@
         <w:tc>
           <w:tcPr>
             <w:tcBorders>
-              <w:bottom w:val="single" w:sz="8" w:space="0" w:color="000000"/>
+              <w:bottom w:val="single" w:sz="6" w:space="0" w:color="333333"/>
             </w:tcBorders>
           </w:tcPr>
           <w:p>
@@ -35945,7 +36190,7 @@
         <w:tc>
           <w:tcPr>
             <w:tcBorders>
-              <w:bottom w:val="single" w:sz="8" w:space="0" w:color="000000"/>
+              <w:bottom w:val="single" w:sz="6" w:space="0" w:color="333333"/>
             </w:tcBorders>
           </w:tcPr>
           <w:p>
@@ -36193,6 +36438,7 @@
     <w:p>
       <w:pPr>
         <w:pStyle w:val="FirstParagraph"/>
+        <w:ind w:firstLine="420"/>
       </w:pPr>
       <w:r>
         <w:rPr>
@@ -36245,7 +36491,7 @@
         </w:rPr>
         <w:drawing>
           <wp:inline>
-            <wp:extent cx="1625600" cy="1585296"/>
+            <wp:extent cx="2667000" cy="2600876"/>
             <wp:effectExtent b="0" l="0" r="0" t="0"/>
             <wp:docPr descr="" title="" id="318" name="Picture"/>
             <a:graphic>
@@ -36266,7 +36512,7 @@
                   <pic:spPr bwMode="auto">
                     <a:xfrm>
                       <a:off x="0" y="0"/>
-                      <a:ext cx="1625600" cy="1585296"/>
+                      <a:ext cx="2667000" cy="2600876"/>
                     </a:xfrm>
                     <a:prstGeom prst="rect">
                       <a:avLst/>
@@ -36297,7 +36543,7 @@
         </w:rPr>
         <w:drawing>
           <wp:inline>
-            <wp:extent cx="2743200" cy="1495109"/>
+            <wp:extent cx="2667000" cy="1453578"/>
             <wp:effectExtent b="0" l="0" r="0" t="0"/>
             <wp:docPr descr="" title="" id="321" name="Picture"/>
             <a:graphic>
@@ -36318,7 +36564,7 @@
                   <pic:spPr bwMode="auto">
                     <a:xfrm>
                       <a:off x="0" y="0"/>
-                      <a:ext cx="2743200" cy="1495109"/>
+                      <a:ext cx="2667000" cy="1453578"/>
                     </a:xfrm>
                     <a:prstGeom prst="rect">
                       <a:avLst/>
@@ -36349,7 +36595,7 @@
         </w:rPr>
         <w:drawing>
           <wp:inline>
-            <wp:extent cx="1711158" cy="1524000"/>
+            <wp:extent cx="2631553" cy="2343727"/>
             <wp:effectExtent b="0" l="0" r="0" t="0"/>
             <wp:docPr descr="" title="" id="324" name="Picture"/>
             <a:graphic>
@@ -36370,7 +36616,7 @@
                   <pic:spPr bwMode="auto">
                     <a:xfrm>
                       <a:off x="0" y="0"/>
-                      <a:ext cx="1711158" cy="1524000"/>
+                      <a:ext cx="2631553" cy="2343727"/>
                     </a:xfrm>
                     <a:prstGeom prst="rect">
                       <a:avLst/>
@@ -36416,6 +36662,7 @@
     <w:p>
       <w:pPr>
         <w:pStyle w:val="BodyText"/>
+        <w:ind w:firstLine="420"/>
       </w:pPr>
       <w:r>
         <w:rPr>
@@ -36483,6 +36730,7 @@
     <w:p>
       <w:pPr>
         <w:pStyle w:val="BodyText"/>
+        <w:ind w:firstLine="420"/>
       </w:pPr>
       <w:r>
         <w:rPr>
@@ -36580,6 +36828,7 @@
     <w:p>
       <w:pPr>
         <w:pStyle w:val="BodyText"/>
+        <w:ind w:firstLine="420"/>
       </w:pPr>
       <w:r>
         <w:rPr>
@@ -36635,6 +36884,7 @@
     <w:p>
       <w:pPr>
         <w:pStyle w:val="BodyText"/>
+        <w:ind w:firstLine="420"/>
       </w:pPr>
       <w:r>
         <w:rPr>
@@ -36783,7 +37033,7 @@
         </w:rPr>
         <w:drawing>
           <wp:inline>
-            <wp:extent cx="3600000" cy="570456"/>
+            <wp:extent cx="2667000" cy="422613"/>
             <wp:effectExtent b="0" l="0" r="0" t="0"/>
             <wp:docPr descr="" title="" id="327" name="Picture"/>
             <a:graphic>
@@ -36804,7 +37054,7 @@
                   <pic:spPr bwMode="auto">
                     <a:xfrm>
                       <a:off x="0" y="0"/>
-                      <a:ext cx="3600000" cy="570456"/>
+                      <a:ext cx="2667000" cy="422613"/>
                     </a:xfrm>
                     <a:prstGeom prst="rect">
                       <a:avLst/>
@@ -36826,6 +37076,7 @@
     <w:p>
       <w:pPr>
         <w:pStyle w:val="BodyText"/>
+        <w:ind w:firstLine="420"/>
       </w:pPr>
       <w:r>
         <w:rPr>
@@ -36941,6 +37192,7 @@
     <w:p>
       <w:pPr>
         <w:pStyle w:val="BodyText"/>
+        <w:ind w:firstLine="420"/>
       </w:pPr>
       <w:r>
         <w:rPr>
@@ -37167,9 +37419,6 @@
                   </m:sup>
                 </m:sSup>
               </m:e>
-            </m:mr>
-            <m:mr>
-              <m:e/>
             </m:mr>
           </m:m>
           <m:r>
@@ -37295,9 +37544,6 @@
                         </m:sSup>
                       </m:e>
                     </m:mr>
-                    <m:mr>
-                      <m:e/>
-                    </m:mr>
                   </m:m>
                 </m:e>
               </m:d>
@@ -37413,6 +37659,7 @@
     <w:p>
       <w:pPr>
         <w:pStyle w:val="FirstParagraph"/>
+        <w:ind w:firstLine="420"/>
       </w:pPr>
       <w:r>
         <w:rPr>
@@ -37499,7 +37746,7 @@
         </w:rPr>
         <w:drawing>
           <wp:inline>
-            <wp:extent cx="2119122" cy="2616200"/>
+            <wp:extent cx="2633228" cy="3250899"/>
             <wp:effectExtent b="0" l="0" r="0" t="0"/>
             <wp:docPr descr="" title="" id="330" name="Picture"/>
             <a:graphic>
@@ -37520,7 +37767,7 @@
                   <pic:spPr bwMode="auto">
                     <a:xfrm>
                       <a:off x="0" y="0"/>
-                      <a:ext cx="2119122" cy="2616200"/>
+                      <a:ext cx="2633228" cy="3250899"/>
                     </a:xfrm>
                     <a:prstGeom prst="rect">
                       <a:avLst/>
@@ -37563,7 +37810,7 @@
         </w:rPr>
         <w:drawing>
           <wp:inline>
-            <wp:extent cx="3594100" cy="1809978"/>
+            <wp:extent cx="2653467" cy="744498"/>
             <wp:effectExtent b="0" l="0" r="0" t="0"/>
             <wp:docPr descr="" title="" id="333" name="Picture"/>
             <a:graphic>
@@ -37584,7 +37831,7 @@
                   <pic:spPr bwMode="auto">
                     <a:xfrm>
                       <a:off x="0" y="0"/>
-                      <a:ext cx="3594100" cy="1809978"/>
+                      <a:ext cx="2653467" cy="744498"/>
                     </a:xfrm>
                     <a:prstGeom prst="rect">
                       <a:avLst/>
@@ -37627,7 +37874,7 @@
         </w:rPr>
         <w:drawing>
           <wp:inline>
-            <wp:extent cx="3600000" cy="1789286"/>
+            <wp:extent cx="2667000" cy="1325562"/>
             <wp:effectExtent b="0" l="0" r="0" t="0"/>
             <wp:docPr descr="" title="" id="336" name="Picture"/>
             <a:graphic>
@@ -37648,7 +37895,7 @@
                   <pic:spPr bwMode="auto">
                     <a:xfrm>
                       <a:off x="0" y="0"/>
-                      <a:ext cx="3600000" cy="1789286"/>
+                      <a:ext cx="2667000" cy="1325562"/>
                     </a:xfrm>
                     <a:prstGeom prst="rect">
                       <a:avLst/>
@@ -37682,6 +37929,7 @@
     <w:p>
       <w:pPr>
         <w:pStyle w:val="BodyText"/>
+        <w:ind w:firstLine="420"/>
       </w:pPr>
       <w:r>
         <w:rPr>
@@ -37734,7 +37982,7 @@
         </w:rPr>
         <w:drawing>
           <wp:inline>
-            <wp:extent cx="3600000" cy="486304"/>
+            <wp:extent cx="2667000" cy="360270"/>
             <wp:effectExtent b="0" l="0" r="0" t="0"/>
             <wp:docPr descr="" title="" id="339" name="Picture"/>
             <a:graphic>
@@ -37755,7 +38003,7 @@
                   <pic:spPr bwMode="auto">
                     <a:xfrm>
                       <a:off x="0" y="0"/>
-                      <a:ext cx="3600000" cy="486304"/>
+                      <a:ext cx="2667000" cy="360270"/>
                     </a:xfrm>
                     <a:prstGeom prst="rect">
                       <a:avLst/>
@@ -37774,17 +38022,121 @@
         </w:drawing>
       </w:r>
     </w:p>
-    <w:p>
-      <w:pPr>
-        <w:pStyle w:val="BodyText"/>
-      </w:pPr>
+    <w:bookmarkStart w:id="341" w:name="分子编辑氮原子删除"/>
+    <w:p>
+      <w:pPr>
+        <w:pStyle w:val="Heading3"/>
+        <w:spacing w:before="280" w:after="120"/>
+      </w:pPr>
+      <w:r>
+        <w:rPr>
+          <w:rFonts w:ascii="Times New Roman" w:hAnsi="Times New Roman" w:eastAsia="Times New Roman" w:cs="Times New Roman"/>
+        </w:rPr>
+        <w:t xml:space="preserve">10-3 </w:t>
+      </w:r>
+      <w:r>
+        <w:rPr>
+          <w:rFonts w:hint="eastAsia" w:ascii="Times New Roman" w:hAnsi="Times New Roman" w:eastAsia="SimHei" w:cs="Times New Roman"/>
+        </w:rPr>
+        <w:t>分子编辑</w:t>
+      </w:r>
+      <w:r>
+        <w:rPr>
+          <w:rFonts w:hint="eastAsia" w:ascii="Times New Roman" w:hAnsi="Times New Roman" w:eastAsia="Times New Roman" w:cs="Times New Roman"/>
+        </w:rPr>
+        <w:t>：</w:t>
+      </w:r>
+      <w:r>
+        <w:rPr>
+          <w:rFonts w:hint="eastAsia" w:ascii="Times New Roman" w:hAnsi="Times New Roman" w:eastAsia="SimHei" w:cs="Times New Roman"/>
+        </w:rPr>
+        <w:t>氮原子删除</w:t>
+      </w:r>
+    </w:p>
+    <w:p>
+      <w:pPr>
+        <w:pStyle w:val="FirstParagraph"/>
+        <w:ind w:firstLine="420"/>
+      </w:pPr>
+      <w:r>
+        <w:rPr>
+          <w:rFonts w:hint="eastAsia" w:ascii="Times New Roman" w:hAnsi="Times New Roman" w:eastAsia="FangSong" w:cs="Times New Roman"/>
+        </w:rPr>
+        <w:t>根据题目提示</w:t>
+      </w:r>
+      <w:r>
+        <w:rPr>
+          <w:rFonts w:hint="eastAsia" w:ascii="Times New Roman" w:hAnsi="Times New Roman" w:eastAsia="Times New Roman" w:cs="Times New Roman"/>
+        </w:rPr>
+        <w:t>「</w:t>
+      </w:r>
+      <w:r>
+        <w:rPr>
+          <w:rFonts w:hint="eastAsia" w:ascii="Times New Roman" w:hAnsi="Times New Roman" w:eastAsia="FangSong" w:cs="Times New Roman"/>
+        </w:rPr>
+        <w:t>删除氮原子</w:t>
+      </w:r>
+      <w:r>
+        <w:rPr>
+          <w:rFonts w:hint="eastAsia" w:ascii="Times New Roman" w:hAnsi="Times New Roman" w:eastAsia="Times New Roman" w:cs="Times New Roman"/>
+        </w:rPr>
+        <w:t>，</w:t>
+      </w:r>
+      <w:r>
+        <w:rPr>
+          <w:rFonts w:hint="eastAsia" w:ascii="Times New Roman" w:hAnsi="Times New Roman" w:eastAsia="FangSong" w:cs="Times New Roman"/>
+        </w:rPr>
+        <w:t>放出氮气</w:t>
+      </w:r>
+      <w:r>
+        <w:rPr>
+          <w:rFonts w:hint="eastAsia" w:ascii="Times New Roman" w:hAnsi="Times New Roman" w:eastAsia="Times New Roman" w:cs="Times New Roman"/>
+        </w:rPr>
+        <w:t>，</w:t>
+      </w:r>
+      <w:r>
+        <w:rPr>
+          <w:rFonts w:hint="eastAsia" w:ascii="Times New Roman" w:hAnsi="Times New Roman" w:eastAsia="FangSong" w:cs="Times New Roman"/>
+        </w:rPr>
+        <w:t>形成</w:t>
+      </w:r>
+      <w:r>
+        <w:rPr>
+          <w:rFonts w:ascii="Times New Roman" w:hAnsi="Times New Roman" w:eastAsia="Times New Roman" w:cs="Times New Roman"/>
+        </w:rPr>
+        <w:t xml:space="preserve"> C-C </w:t>
+      </w:r>
+      <w:r>
+        <w:rPr>
+          <w:rFonts w:hint="eastAsia" w:ascii="Times New Roman" w:hAnsi="Times New Roman" w:eastAsia="FangSong" w:cs="Times New Roman"/>
+        </w:rPr>
+        <w:t>键</w:t>
+      </w:r>
+      <w:r>
+        <w:rPr>
+          <w:rFonts w:hint="eastAsia" w:ascii="Times New Roman" w:hAnsi="Times New Roman" w:eastAsia="Times New Roman" w:cs="Times New Roman"/>
+        </w:rPr>
+        <w:t>」，</w:t>
+      </w:r>
+      <w:r>
+        <w:rPr>
+          <w:rFonts w:hint="eastAsia" w:ascii="Times New Roman" w:hAnsi="Times New Roman" w:eastAsia="FangSong" w:cs="Times New Roman"/>
+        </w:rPr>
+        <w:t>可知反应的关键中间体必须含有</w:t>
+      </w:r>
+      <w:r>
+        <w:rPr>
+          <w:rFonts w:ascii="Times New Roman" w:hAnsi="Times New Roman" w:eastAsia="Times New Roman" w:cs="Times New Roman"/>
+        </w:rPr>
+        <w:t xml:space="preserve"> </w:t>
+      </w:r>
       <w:r>
         <w:rPr>
           <w:rFonts w:ascii="Times New Roman" w:hAnsi="Times New Roman" w:eastAsia="Times New Roman" w:cs="Times New Roman"/>
           <w:b/>
           <w:bCs/>
         </w:rPr>
-        <w:t xml:space="preserve">10-2-2 </w:t>
+        <w:t xml:space="preserve">N-N </w:t>
       </w:r>
       <w:r>
         <w:rPr>
@@ -37792,26 +38144,55 @@
           <w:b/>
           <w:bCs/>
         </w:rPr>
-        <w:t xml:space="preserve">磺酰胺的端基效应</w:t>
-      </w:r>
-    </w:p>
-    <w:bookmarkStart w:id="341" w:name="分子编辑氮原子删除"/>
-    <w:p>
-      <w:pPr>
-        <w:pStyle w:val="Heading3"/>
-        <w:spacing w:before="280" w:after="120"/>
-      </w:pPr>
-      <w:r>
-        <w:rPr>
-          <w:rFonts w:ascii="Times New Roman" w:hAnsi="Times New Roman" w:eastAsia="Times New Roman" w:cs="Times New Roman"/>
-        </w:rPr>
-        <w:t xml:space="preserve">10-3 </w:t>
-      </w:r>
-      <w:r>
-        <w:rPr>
-          <w:rFonts w:hint="eastAsia" w:ascii="Times New Roman" w:hAnsi="Times New Roman" w:eastAsia="SimHei" w:cs="Times New Roman"/>
-        </w:rPr>
-        <w:t>分子编辑</w:t>
+        <w:t xml:space="preserve">键</w:t>
+      </w:r>
+      <w:r>
+        <w:rPr>
+          <w:rFonts w:hint="eastAsia" w:ascii="Times New Roman" w:hAnsi="Times New Roman" w:eastAsia="Times New Roman" w:cs="Times New Roman"/>
+        </w:rPr>
+        <w:t>。</w:t>
+      </w:r>
+      <w:r>
+        <w:rPr>
+          <w:rFonts w:hint="eastAsia" w:ascii="Times New Roman" w:hAnsi="Times New Roman" w:eastAsia="FangSong" w:cs="Times New Roman"/>
+        </w:rPr>
+        <w:t>这个</w:t>
+      </w:r>
+      <w:r>
+        <w:rPr>
+          <w:rFonts w:ascii="Times New Roman" w:hAnsi="Times New Roman" w:eastAsia="Times New Roman" w:cs="Times New Roman"/>
+        </w:rPr>
+        <w:t xml:space="preserve"> N-N </w:t>
+      </w:r>
+      <w:r>
+        <w:rPr>
+          <w:rFonts w:hint="eastAsia" w:ascii="Times New Roman" w:hAnsi="Times New Roman" w:eastAsia="FangSong" w:cs="Times New Roman"/>
+        </w:rPr>
+        <w:t xml:space="preserve">键可由酰胺</w:t>
+      </w:r>
+      <w:r>
+        <w:rPr>
+          <w:rFonts w:ascii="Times New Roman" w:hAnsi="Times New Roman" w:eastAsia="Times New Roman" w:cs="Times New Roman"/>
+        </w:rPr>
+        <w:t xml:space="preserve"> N </w:t>
+      </w:r>
+      <w:r>
+        <w:rPr>
+          <w:rFonts w:hint="eastAsia" w:ascii="Times New Roman" w:hAnsi="Times New Roman" w:eastAsia="FangSong" w:cs="Times New Roman"/>
+        </w:rPr>
+        <w:t xml:space="preserve">原子和苄胺</w:t>
+      </w:r>
+      <w:r>
+        <w:rPr>
+          <w:rFonts w:ascii="Times New Roman" w:hAnsi="Times New Roman" w:eastAsia="Times New Roman" w:cs="Times New Roman"/>
+        </w:rPr>
+        <w:t xml:space="preserve"> N </w:t>
+      </w:r>
+      <w:r>
+        <w:rPr>
+          <w:rFonts w:hint="eastAsia" w:ascii="Times New Roman" w:hAnsi="Times New Roman" w:eastAsia="FangSong" w:cs="Times New Roman"/>
+        </w:rPr>
+        <w:t>原子构建</w:t>
       </w:r>
       <w:r>
         <w:rPr>
@@ -37819,163 +38200,11 @@
         </w:rPr>
         <w:t>：</w:t>
       </w:r>
-      <w:r>
-        <w:rPr>
-          <w:rFonts w:hint="eastAsia" w:ascii="Times New Roman" w:hAnsi="Times New Roman" w:eastAsia="SimHei" w:cs="Times New Roman"/>
-        </w:rPr>
-        <w:t>氮原子删除</w:t>
-      </w:r>
-    </w:p>
-    <w:p>
-      <w:pPr>
-        <w:pStyle w:val="FirstParagraph"/>
-      </w:pPr>
-      <w:r>
-        <w:rPr>
-          <w:rFonts w:hint="eastAsia" w:ascii="Times New Roman" w:hAnsi="Times New Roman" w:eastAsia="FangSong" w:cs="Times New Roman"/>
-        </w:rPr>
-        <w:t>根据题目提示</w:t>
-      </w:r>
-      <w:r>
-        <w:rPr>
-          <w:rFonts w:hint="eastAsia" w:ascii="Times New Roman" w:hAnsi="Times New Roman" w:eastAsia="Times New Roman" w:cs="Times New Roman"/>
-        </w:rPr>
-        <w:t>「</w:t>
-      </w:r>
-      <w:r>
-        <w:rPr>
-          <w:rFonts w:hint="eastAsia" w:ascii="Times New Roman" w:hAnsi="Times New Roman" w:eastAsia="FangSong" w:cs="Times New Roman"/>
-        </w:rPr>
-        <w:t>删除氮原子</w:t>
-      </w:r>
-      <w:r>
-        <w:rPr>
-          <w:rFonts w:hint="eastAsia" w:ascii="Times New Roman" w:hAnsi="Times New Roman" w:eastAsia="Times New Roman" w:cs="Times New Roman"/>
-        </w:rPr>
-        <w:t>，</w:t>
-      </w:r>
-      <w:r>
-        <w:rPr>
-          <w:rFonts w:hint="eastAsia" w:ascii="Times New Roman" w:hAnsi="Times New Roman" w:eastAsia="FangSong" w:cs="Times New Roman"/>
-        </w:rPr>
-        <w:t>放出氮气</w:t>
-      </w:r>
-      <w:r>
-        <w:rPr>
-          <w:rFonts w:hint="eastAsia" w:ascii="Times New Roman" w:hAnsi="Times New Roman" w:eastAsia="Times New Roman" w:cs="Times New Roman"/>
-        </w:rPr>
-        <w:t>，</w:t>
-      </w:r>
-      <w:r>
-        <w:rPr>
-          <w:rFonts w:hint="eastAsia" w:ascii="Times New Roman" w:hAnsi="Times New Roman" w:eastAsia="FangSong" w:cs="Times New Roman"/>
-        </w:rPr>
-        <w:t>形成</w:t>
-      </w:r>
-      <w:r>
-        <w:rPr>
-          <w:rFonts w:ascii="Times New Roman" w:hAnsi="Times New Roman" w:eastAsia="Times New Roman" w:cs="Times New Roman"/>
-        </w:rPr>
-        <w:t xml:space="preserve"> C-C </w:t>
-      </w:r>
-      <w:r>
-        <w:rPr>
-          <w:rFonts w:hint="eastAsia" w:ascii="Times New Roman" w:hAnsi="Times New Roman" w:eastAsia="FangSong" w:cs="Times New Roman"/>
-        </w:rPr>
-        <w:t>键</w:t>
-      </w:r>
-      <w:r>
-        <w:rPr>
-          <w:rFonts w:hint="eastAsia" w:ascii="Times New Roman" w:hAnsi="Times New Roman" w:eastAsia="Times New Roman" w:cs="Times New Roman"/>
-        </w:rPr>
-        <w:t>」，</w:t>
-      </w:r>
-      <w:r>
-        <w:rPr>
-          <w:rFonts w:hint="eastAsia" w:ascii="Times New Roman" w:hAnsi="Times New Roman" w:eastAsia="FangSong" w:cs="Times New Roman"/>
-        </w:rPr>
-        <w:t>可知反应的关键中间体必须含有</w:t>
-      </w:r>
-      <w:r>
-        <w:rPr>
-          <w:rFonts w:ascii="Times New Roman" w:hAnsi="Times New Roman" w:eastAsia="Times New Roman" w:cs="Times New Roman"/>
-        </w:rPr>
-        <w:t xml:space="preserve"> </w:t>
-      </w:r>
-      <w:r>
-        <w:rPr>
-          <w:rFonts w:ascii="Times New Roman" w:hAnsi="Times New Roman" w:eastAsia="Times New Roman" w:cs="Times New Roman"/>
-          <w:b/>
-          <w:bCs/>
-        </w:rPr>
-        <w:t xml:space="preserve">N-N </w:t>
-      </w:r>
-      <w:r>
-        <w:rPr>
-          <w:rFonts w:hint="eastAsia" w:ascii="Times New Roman" w:hAnsi="Times New Roman" w:eastAsia="FangSong" w:cs="Times New Roman"/>
-          <w:b/>
-          <w:bCs/>
-        </w:rPr>
-        <w:t xml:space="preserve">键</w:t>
-      </w:r>
-      <w:r>
-        <w:rPr>
-          <w:rFonts w:hint="eastAsia" w:ascii="Times New Roman" w:hAnsi="Times New Roman" w:eastAsia="Times New Roman" w:cs="Times New Roman"/>
-        </w:rPr>
-        <w:t>。</w:t>
-      </w:r>
-      <w:r>
-        <w:rPr>
-          <w:rFonts w:hint="eastAsia" w:ascii="Times New Roman" w:hAnsi="Times New Roman" w:eastAsia="FangSong" w:cs="Times New Roman"/>
-        </w:rPr>
-        <w:t>这个</w:t>
-      </w:r>
-      <w:r>
-        <w:rPr>
-          <w:rFonts w:ascii="Times New Roman" w:hAnsi="Times New Roman" w:eastAsia="Times New Roman" w:cs="Times New Roman"/>
-        </w:rPr>
-        <w:t xml:space="preserve"> N-N </w:t>
-      </w:r>
-      <w:r>
-        <w:rPr>
-          <w:rFonts w:hint="eastAsia" w:ascii="Times New Roman" w:hAnsi="Times New Roman" w:eastAsia="FangSong" w:cs="Times New Roman"/>
-        </w:rPr>
-        <w:t xml:space="preserve">键可由酰胺</w:t>
-      </w:r>
-      <w:r>
-        <w:rPr>
-          <w:rFonts w:ascii="Times New Roman" w:hAnsi="Times New Roman" w:eastAsia="Times New Roman" w:cs="Times New Roman"/>
-        </w:rPr>
-        <w:t xml:space="preserve"> N </w:t>
-      </w:r>
-      <w:r>
-        <w:rPr>
-          <w:rFonts w:hint="eastAsia" w:ascii="Times New Roman" w:hAnsi="Times New Roman" w:eastAsia="FangSong" w:cs="Times New Roman"/>
-        </w:rPr>
-        <w:t xml:space="preserve">原子和苄胺</w:t>
-      </w:r>
-      <w:r>
-        <w:rPr>
-          <w:rFonts w:ascii="Times New Roman" w:hAnsi="Times New Roman" w:eastAsia="Times New Roman" w:cs="Times New Roman"/>
-        </w:rPr>
-        <w:t xml:space="preserve"> N </w:t>
-      </w:r>
-      <w:r>
-        <w:rPr>
-          <w:rFonts w:hint="eastAsia" w:ascii="Times New Roman" w:hAnsi="Times New Roman" w:eastAsia="FangSong" w:cs="Times New Roman"/>
-        </w:rPr>
-        <w:t>原子构建</w:t>
-      </w:r>
-      <w:r>
-        <w:rPr>
-          <w:rFonts w:hint="eastAsia" w:ascii="Times New Roman" w:hAnsi="Times New Roman" w:eastAsia="Times New Roman" w:cs="Times New Roman"/>
-        </w:rPr>
-        <w:t>：</w:t>
-      </w:r>
     </w:p>
     <w:p>
       <w:pPr>
         <w:pStyle w:val="BodyText"/>
+        <w:ind w:firstLine="420"/>
       </w:pPr>
       <w:r>
         <w:rPr>
@@ -38201,6 +38430,7 @@
     <w:p>
       <w:pPr>
         <w:pStyle w:val="BodyText"/>
+        <w:ind w:firstLine="420"/>
       </w:pPr>
       <w:r>
         <w:rPr>
@@ -38588,6 +38818,7 @@
     <w:p>
       <w:pPr>
         <w:pStyle w:val="BodyText"/>
+        <w:ind w:firstLine="420"/>
       </w:pPr>
       <w:r>
         <w:rPr>
@@ -38675,6 +38906,7 @@
     <w:p>
       <w:pPr>
         <w:pStyle w:val="FirstParagraph"/>
+        <w:ind w:firstLine="420"/>
       </w:pPr>
       <w:r>
         <w:rPr>
@@ -38951,6 +39183,7 @@
     <w:p>
       <w:pPr>
         <w:pStyle w:val="BodyText"/>
+        <w:ind w:firstLine="420"/>
       </w:pPr>
       <w:r>
         <w:rPr>
@@ -39095,6 +39328,7 @@
     <w:p>
       <w:pPr>
         <w:pStyle w:val="BodyText"/>
+        <w:ind w:firstLine="420"/>
       </w:pPr>
       <w:r>
         <w:rPr>
@@ -39297,6 +39531,7 @@
     <w:p>
       <w:pPr>
         <w:pStyle w:val="BodyText"/>
+        <w:ind w:firstLine="420"/>
       </w:pPr>
       <w:r>
         <w:rPr>
@@ -39508,6 +39743,7 @@
     <w:p>
       <w:pPr>
         <w:pStyle w:val="BodyText"/>
+        <w:ind w:firstLine="420"/>
       </w:pPr>
       <w:r>
         <w:rPr>
@@ -39743,6 +39979,7 @@
     <w:p>
       <w:pPr>
         <w:pStyle w:val="BodyText"/>
+        <w:ind w:firstLine="420"/>
       </w:pPr>
       <w:r>
         <w:rPr>
@@ -39760,6 +39997,7 @@
     <w:p>
       <w:pPr>
         <w:pStyle w:val="BodyText"/>
+        <w:ind w:firstLine="420"/>
       </w:pPr>
       <w:r>
         <w:rPr>
@@ -39799,6 +40037,7 @@
     <w:p>
       <w:pPr>
         <w:pStyle w:val="FirstParagraph"/>
+        <w:ind w:firstLine="420"/>
       </w:pPr>
       <w:r>
         <w:rPr>
@@ -40151,6 +40390,7 @@
     <w:p>
       <w:pPr>
         <w:pStyle w:val="FirstParagraph"/>
+        <w:ind w:firstLine="420"/>
       </w:pPr>
       <w:r>
         <w:rPr>
@@ -40498,6 +40738,7 @@
     <w:p>
       <w:pPr>
         <w:pStyle w:val="FirstParagraph"/>
+        <w:ind w:firstLine="420"/>
       </w:pPr>
       <w:r>
         <w:rPr>
@@ -40519,6 +40760,7 @@
     <w:p>
       <w:pPr>
         <w:pStyle w:val="BodyText"/>
+        <w:ind w:firstLine="420"/>
       </w:pPr>
       <w:r>
         <w:rPr>
@@ -40602,6 +40844,7 @@
     <w:p>
       <w:pPr>
         <w:pStyle w:val="BodyText"/>
+        <w:ind w:firstLine="420"/>
       </w:pPr>
       <w:r>
         <w:rPr>
@@ -40881,6 +41124,7 @@
     <w:p>
       <w:pPr>
         <w:pStyle w:val="BodyText"/>
+        <w:ind w:firstLine="420"/>
       </w:pPr>
       <w:r>
         <w:rPr>
@@ -40926,6 +41170,7 @@
     <w:p>
       <w:pPr>
         <w:pStyle w:val="BodyText"/>
+        <w:ind w:firstLine="420"/>
       </w:pPr>
       <w:r>
         <w:rPr>
@@ -40963,6 +41208,7 @@
     <w:p>
       <w:pPr>
         <w:pStyle w:val="BodyText"/>
+        <w:ind w:firstLine="420"/>
       </w:pPr>
       <w:r>
         <w:rPr>
@@ -41193,6 +41439,7 @@
     <w:p>
       <w:pPr>
         <w:pStyle w:val="FirstParagraph"/>
+        <w:ind w:firstLine="420"/>
       </w:pPr>
       <w:r>
         <w:rPr>
@@ -41243,7 +41490,7 @@
         </w:rPr>
         <w:drawing>
           <wp:inline>
-            <wp:extent cx="3600000" cy="2078761"/>
+            <wp:extent cx="2667000" cy="1540015"/>
             <wp:effectExtent b="0" l="0" r="0" t="0"/>
             <wp:docPr descr="" title="" id="347" name="Picture"/>
             <a:graphic>
@@ -41264,7 +41511,7 @@
                   <pic:spPr bwMode="auto">
                     <a:xfrm>
                       <a:off x="0" y="0"/>
-                      <a:ext cx="3600000" cy="2078761"/>
+                      <a:ext cx="2667000" cy="1540015"/>
                     </a:xfrm>
                     <a:prstGeom prst="rect">
                       <a:avLst/>
@@ -41286,6 +41533,7 @@
     <w:p>
       <w:pPr>
         <w:pStyle w:val="BodyText"/>
+        <w:ind w:firstLine="420"/>
       </w:pPr>
       <w:r>
         <w:rPr>
@@ -41423,6 +41671,7 @@
     <w:p>
       <w:pPr>
         <w:pStyle w:val="BodyText"/>
+        <w:ind w:firstLine="420"/>
       </w:pPr>
       <w:r>
         <w:rPr>
@@ -41476,6 +41725,7 @@
     <w:p>
       <w:pPr>
         <w:pStyle w:val="BodyText"/>
+        <w:ind w:firstLine="420"/>
       </w:pPr>
       <w:r>
         <w:rPr>
@@ -41517,6 +41767,7 @@
     <w:p>
       <w:pPr>
         <w:pStyle w:val="BodyText"/>
+        <w:ind w:firstLine="420"/>
       </w:pPr>
       <w:r>
         <w:rPr>
@@ -41570,6 +41821,7 @@
     <w:p>
       <w:pPr>
         <w:pStyle w:val="BodyText"/>
+        <w:ind w:firstLine="420"/>
       </w:pPr>
       <w:r>
         <w:rPr>
@@ -41792,6 +42044,7 @@
     <w:p>
       <w:pPr>
         <w:pStyle w:val="BodyText"/>
+        <w:ind w:firstLine="420"/>
       </w:pPr>
       <w:r>
         <w:rPr>
@@ -41917,6 +42170,7 @@
     <w:p>
       <w:pPr>
         <w:pStyle w:val="BodyText"/>
+        <w:ind w:firstLine="420"/>
       </w:pPr>
       <w:r>
         <w:rPr>
@@ -42001,6 +42255,7 @@
     <w:p>
       <w:pPr>
         <w:pStyle w:val="BodyText"/>
+        <w:ind w:firstLine="420"/>
       </w:pPr>
       <w:r>
         <w:rPr>
@@ -42018,6 +42273,7 @@
     <w:p>
       <w:pPr>
         <w:pStyle w:val="BodyText"/>
+        <w:ind w:firstLine="420"/>
       </w:pPr>
       <w:r>
         <w:rPr>
@@ -42086,7 +42342,7 @@
         </w:rPr>
         <w:drawing>
           <wp:inline>
-            <wp:extent cx="3600000" cy="919149"/>
+            <wp:extent cx="2667000" cy="680936"/>
             <wp:effectExtent b="0" l="0" r="0" t="0"/>
             <wp:docPr descr="" title="" id="350" name="Picture"/>
             <a:graphic>
@@ -42107,7 +42363,7 @@
                   <pic:spPr bwMode="auto">
                     <a:xfrm>
                       <a:off x="0" y="0"/>
-                      <a:ext cx="3600000" cy="919149"/>
+                      <a:ext cx="2667000" cy="680936"/>
                     </a:xfrm>
                     <a:prstGeom prst="rect">
                       <a:avLst/>
@@ -42129,6 +42385,7 @@
     <w:p>
       <w:pPr>
         <w:pStyle w:val="BodyText"/>
+        <w:ind w:firstLine="420"/>
       </w:pPr>
       <w:r>
         <w:rPr>
@@ -42164,6 +42421,7 @@
     <w:p>
       <w:pPr>
         <w:pStyle w:val="BodyText"/>
+        <w:ind w:firstLine="420"/>
       </w:pPr>
       <w:r>
         <w:rPr>
@@ -42270,7 +42528,7 @@
         </w:rPr>
         <w:drawing>
           <wp:inline>
-            <wp:extent cx="3600000" cy="694736"/>
+            <wp:extent cx="2667000" cy="514684"/>
             <wp:effectExtent b="0" l="0" r="0" t="0"/>
             <wp:docPr descr="" title="" id="353" name="Picture"/>
             <a:graphic>
@@ -42291,7 +42549,7 @@
                   <pic:spPr bwMode="auto">
                     <a:xfrm>
                       <a:off x="0" y="0"/>
-                      <a:ext cx="3600000" cy="694736"/>
+                      <a:ext cx="2667000" cy="514684"/>
                     </a:xfrm>
                     <a:prstGeom prst="rect">
                       <a:avLst/>
@@ -42313,6 +42571,7 @@
     <w:p>
       <w:pPr>
         <w:pStyle w:val="BodyText"/>
+        <w:ind w:firstLine="420"/>
       </w:pPr>
       <m:oMath>
         <m:r>
@@ -42403,6 +42662,7 @@
       <w:pPr>
         <w:pStyle w:val="BodyText"/>
         <w:spacing w:after="80"/>
+        <w:ind w:firstLine="420"/>
       </w:pPr>
       <w:r>
         <w:rPr>
@@ -42424,15 +42684,16 @@
         <w:tblStyle w:val="Table"/>
         <w:tblW w:type="pct" w:w="5000"/>
         <w:tblLayout w:type="fixed"/>
+        <w:tblLook w:firstRow="1" w:lastRow="0" w:firstColumn="0" w:lastColumn="0" w:noHBand="0" w:noVBand="0" w:val="0020"/>
+        <w:jc w:val="center"/>
         <w:tblBorders>
-          <w:top w:val="single" w:sz="12" w:space="0" w:color="000000"/>
-          <w:left w:val="none" w:sz="0" w:space="0" w:color="auto"/>
-          <w:bottom w:val="single" w:sz="12" w:space="0" w:color="000000"/>
-          <w:right w:val="none" w:sz="0" w:space="0" w:color="auto"/>
-          <w:insideH w:val="none" w:sz="0" w:space="0" w:color="auto"/>
-          <w:insideV w:val="none" w:sz="0" w:space="0" w:color="auto"/>
+          <w:top w:val="single" w:sz="12" w:space="0" w:color="333333"/>
+          <w:bottom w:val="single" w:sz="12" w:space="0" w:color="333333"/>
+          <w:left w:val="none"/>
+          <w:right w:val="none"/>
+          <w:insideH w:val="none"/>
+          <w:insideV w:val="none"/>
         </w:tblBorders>
-        <w:tblLook w:firstRow="1" w:lastRow="0" w:firstColumn="0" w:lastColumn="0" w:noHBand="0" w:noVBand="0" w:val="0020"/>
       </w:tblPr>
       <w:tblGrid>
         <w:gridCol w:w="2640"/>
@@ -42446,7 +42707,7 @@
         <w:tc>
           <w:tcPr>
             <w:tcBorders>
-              <w:bottom w:val="single" w:sz="8" w:space="0" w:color="000000"/>
+              <w:bottom w:val="single" w:sz="6" w:space="0" w:color="333333"/>
             </w:tcBorders>
           </w:tcPr>
           <w:p>
@@ -42466,7 +42727,7 @@
         <w:tc>
           <w:tcPr>
             <w:tcBorders>
-              <w:bottom w:val="single" w:sz="8" w:space="0" w:color="000000"/>
+              <w:bottom w:val="single" w:sz="6" w:space="0" w:color="333333"/>
             </w:tcBorders>
           </w:tcPr>
           <w:p>
@@ -42486,7 +42747,7 @@
         <w:tc>
           <w:tcPr>
             <w:tcBorders>
-              <w:bottom w:val="single" w:sz="8" w:space="0" w:color="000000"/>
+              <w:bottom w:val="single" w:sz="6" w:space="0" w:color="333333"/>
             </w:tcBorders>
           </w:tcPr>
           <w:p>
@@ -42701,15 +42962,16 @@
       <w:tblPr>
         <w:tblStyle w:val="Table"/>
         <w:tblW w:type="auto" w:w="0"/>
+        <w:tblLook w:firstRow="1" w:lastRow="0" w:firstColumn="0" w:lastColumn="0" w:noHBand="0" w:noVBand="0" w:val="0020"/>
+        <w:jc w:val="center"/>
         <w:tblBorders>
-          <w:top w:val="single" w:sz="12" w:space="0" w:color="000000"/>
-          <w:left w:val="none" w:sz="0" w:space="0" w:color="auto"/>
-          <w:bottom w:val="single" w:sz="12" w:space="0" w:color="000000"/>
-          <w:right w:val="none" w:sz="0" w:space="0" w:color="auto"/>
-          <w:insideH w:val="none" w:sz="0" w:space="0" w:color="auto"/>
-          <w:insideV w:val="none" w:sz="0" w:space="0" w:color="auto"/>
+          <w:top w:val="single" w:sz="12" w:space="0" w:color="333333"/>
+          <w:bottom w:val="single" w:sz="12" w:space="0" w:color="333333"/>
+          <w:left w:val="none"/>
+          <w:right w:val="none"/>
+          <w:insideH w:val="none"/>
+          <w:insideV w:val="none"/>
         </w:tblBorders>
-        <w:tblLook w:firstRow="1" w:lastRow="0" w:firstColumn="0" w:lastColumn="0" w:noHBand="0" w:noVBand="0" w:val="0020"/>
       </w:tblPr>
       <w:tblGrid>
         <w:gridCol w:w="2640"/>
@@ -42723,7 +42985,7 @@
         <w:tc>
           <w:tcPr>
             <w:tcBorders>
-              <w:bottom w:val="single" w:sz="8" w:space="0" w:color="000000"/>
+              <w:bottom w:val="single" w:sz="6" w:space="0" w:color="333333"/>
             </w:tcBorders>
           </w:tcPr>
           <w:p>
@@ -42743,7 +43005,7 @@
         <w:tc>
           <w:tcPr>
             <w:tcBorders>
-              <w:bottom w:val="single" w:sz="8" w:space="0" w:color="000000"/>
+              <w:bottom w:val="single" w:sz="6" w:space="0" w:color="333333"/>
             </w:tcBorders>
           </w:tcPr>
           <w:p>
@@ -42763,7 +43025,7 @@
         <w:tc>
           <w:tcPr>
             <w:tcBorders>
-              <w:bottom w:val="single" w:sz="8" w:space="0" w:color="000000"/>
+              <w:bottom w:val="single" w:sz="6" w:space="0" w:color="333333"/>
             </w:tcBorders>
           </w:tcPr>
           <w:p>
@@ -43052,15 +43314,16 @@
       <w:tblPr>
         <w:tblStyle w:val="Table"/>
         <w:tblW w:type="auto" w:w="0"/>
+        <w:tblLook w:firstRow="1" w:lastRow="0" w:firstColumn="0" w:lastColumn="0" w:noHBand="0" w:noVBand="0" w:val="0020"/>
+        <w:jc w:val="center"/>
         <w:tblBorders>
-          <w:top w:val="single" w:sz="12" w:space="0" w:color="000000"/>
-          <w:left w:val="none" w:sz="0" w:space="0" w:color="auto"/>
-          <w:bottom w:val="single" w:sz="12" w:space="0" w:color="000000"/>
-          <w:right w:val="none" w:sz="0" w:space="0" w:color="auto"/>
-          <w:insideH w:val="none" w:sz="0" w:space="0" w:color="auto"/>
-          <w:insideV w:val="none" w:sz="0" w:space="0" w:color="auto"/>
+          <w:top w:val="single" w:sz="12" w:space="0" w:color="333333"/>
+          <w:bottom w:val="single" w:sz="12" w:space="0" w:color="333333"/>
+          <w:left w:val="none"/>
+          <w:right w:val="none"/>
+          <w:insideH w:val="none"/>
+          <w:insideV w:val="none"/>
         </w:tblBorders>
-        <w:tblLook w:firstRow="1" w:lastRow="0" w:firstColumn="0" w:lastColumn="0" w:noHBand="0" w:noVBand="0" w:val="0020"/>
       </w:tblPr>
       <w:tblGrid>
         <w:gridCol w:w="2640"/>
@@ -43074,7 +43337,7 @@
         <w:tc>
           <w:tcPr>
             <w:tcBorders>
-              <w:bottom w:val="single" w:sz="8" w:space="0" w:color="000000"/>
+              <w:bottom w:val="single" w:sz="6" w:space="0" w:color="333333"/>
             </w:tcBorders>
           </w:tcPr>
           <w:p>
@@ -43094,7 +43357,7 @@
         <w:tc>
           <w:tcPr>
             <w:tcBorders>
-              <w:bottom w:val="single" w:sz="8" w:space="0" w:color="000000"/>
+              <w:bottom w:val="single" w:sz="6" w:space="0" w:color="333333"/>
             </w:tcBorders>
           </w:tcPr>
           <w:p>
@@ -43114,7 +43377,7 @@
         <w:tc>
           <w:tcPr>
             <w:tcBorders>
-              <w:bottom w:val="single" w:sz="8" w:space="0" w:color="000000"/>
+              <w:bottom w:val="single" w:sz="6" w:space="0" w:color="333333"/>
             </w:tcBorders>
           </w:tcPr>
           <w:p>
@@ -43331,6 +43594,7 @@
       <w:pPr>
         <w:pStyle w:val="BodyText"/>
         <w:spacing w:before="120"/>
+        <w:ind w:firstLine="420"/>
       </w:pPr>
       <w:r>
         <w:rPr>
@@ -43420,6 +43684,7 @@
     <w:p>
       <w:pPr>
         <w:pStyle w:val="BodyText"/>
+        <w:ind w:firstLine="420"/>
       </w:pPr>
       <w:r>
         <w:rPr>
@@ -43443,6 +43708,7 @@
           <w:ilvl w:val="0"/>
           <w:numId w:val="1019"/>
         </w:numPr>
+        <w:ind w:firstLine="420"/>
       </w:pPr>
       <w:r>
         <w:rPr>
@@ -43506,6 +43772,7 @@
           <w:ilvl w:val="0"/>
           <w:numId w:val="1019"/>
         </w:numPr>
+        <w:ind w:firstLine="420"/>
       </w:pPr>
       <w:r>
         <w:rPr>
@@ -43539,6 +43806,7 @@
           <w:ilvl w:val="0"/>
           <w:numId w:val="1019"/>
         </w:numPr>
+        <w:ind w:firstLine="420"/>
       </w:pPr>
       <w:r>
         <w:rPr>
@@ -43577,7 +43845,7 @@
         </w:rPr>
         <w:drawing>
           <wp:inline>
-            <wp:extent cx="3600000" cy="944325"/>
+            <wp:extent cx="2667000" cy="699587"/>
             <wp:effectExtent b="0" l="0" r="0" t="0"/>
             <wp:docPr descr="" title="" id="356" name="Picture"/>
             <a:graphic>
@@ -43598,7 +43866,7 @@
                   <pic:spPr bwMode="auto">
                     <a:xfrm>
                       <a:off x="0" y="0"/>
-                      <a:ext cx="3600000" cy="944325"/>
+                      <a:ext cx="2667000" cy="699587"/>
                     </a:xfrm>
                     <a:prstGeom prst="rect">
                       <a:avLst/>
@@ -43629,7 +43897,7 @@
         </w:rPr>
         <w:drawing>
           <wp:inline>
-            <wp:extent cx="2682279" cy="2552700"/>
+            <wp:extent cx="2656973" cy="2528617"/>
             <wp:effectExtent b="0" l="0" r="0" t="0"/>
             <wp:docPr descr="" title="" id="359" name="Picture"/>
             <a:graphic>
@@ -43650,7 +43918,7 @@
                   <pic:spPr bwMode="auto">
                     <a:xfrm>
                       <a:off x="0" y="0"/>
-                      <a:ext cx="2682279" cy="2552700"/>
+                      <a:ext cx="2656973" cy="2528617"/>
                     </a:xfrm>
                     <a:prstGeom prst="rect">
                       <a:avLst/>
@@ -43676,6 +43944,7 @@
           <w:ilvl w:val="0"/>
           <w:numId w:val="1020"/>
         </w:numPr>
+        <w:ind w:firstLine="420"/>
       </w:pPr>
       <w:r>
         <w:rPr>
@@ -43765,6 +44034,7 @@
       <w:pPr>
         <w:pStyle w:val="FirstParagraph"/>
         <w:spacing w:after="80"/>
+        <w:ind w:firstLine="420"/>
       </w:pPr>
       <w:r>
         <w:rPr>
@@ -43839,15 +44109,16 @@
       <w:tblPr>
         <w:tblStyle w:val="Table"/>
         <w:tblW w:type="auto" w:w="0"/>
+        <w:tblLook w:firstRow="1" w:lastRow="0" w:firstColumn="0" w:lastColumn="0" w:noHBand="0" w:noVBand="0" w:val="0020"/>
+        <w:jc w:val="center"/>
         <w:tblBorders>
-          <w:top w:val="single" w:sz="12" w:space="0" w:color="000000"/>
-          <w:left w:val="none" w:sz="0" w:space="0" w:color="auto"/>
-          <w:bottom w:val="single" w:sz="12" w:space="0" w:color="000000"/>
-          <w:right w:val="none" w:sz="0" w:space="0" w:color="auto"/>
-          <w:insideH w:val="none" w:sz="0" w:space="0" w:color="auto"/>
-          <w:insideV w:val="none" w:sz="0" w:space="0" w:color="auto"/>
+          <w:top w:val="single" w:sz="12" w:space="0" w:color="333333"/>
+          <w:bottom w:val="single" w:sz="12" w:space="0" w:color="333333"/>
+          <w:left w:val="none"/>
+          <w:right w:val="none"/>
+          <w:insideH w:val="none"/>
+          <w:insideV w:val="none"/>
         </w:tblBorders>
-        <w:tblLook w:firstRow="1" w:lastRow="0" w:firstColumn="0" w:lastColumn="0" w:noHBand="0" w:noVBand="0" w:val="0020"/>
       </w:tblPr>
       <w:tblGrid>
         <w:gridCol w:w="2640"/>
@@ -43861,7 +44132,7 @@
         <w:tc>
           <w:tcPr>
             <w:tcBorders>
-              <w:bottom w:val="single" w:sz="8" w:space="0" w:color="000000"/>
+              <w:bottom w:val="single" w:sz="6" w:space="0" w:color="333333"/>
             </w:tcBorders>
           </w:tcPr>
           <w:p>
@@ -43881,7 +44152,7 @@
         <w:tc>
           <w:tcPr>
             <w:tcBorders>
-              <w:bottom w:val="single" w:sz="8" w:space="0" w:color="000000"/>
+              <w:bottom w:val="single" w:sz="6" w:space="0" w:color="333333"/>
             </w:tcBorders>
           </w:tcPr>
           <w:p>
@@ -43901,7 +44172,7 @@
         <w:tc>
           <w:tcPr>
             <w:tcBorders>
-              <w:bottom w:val="single" w:sz="8" w:space="0" w:color="000000"/>
+              <w:bottom w:val="single" w:sz="6" w:space="0" w:color="333333"/>
             </w:tcBorders>
           </w:tcPr>
           <w:p>
@@ -44136,6 +44407,7 @@
       <w:pPr>
         <w:pStyle w:val="BodyText"/>
         <w:spacing w:before="120"/>
+        <w:ind w:firstLine="420"/>
       </w:pPr>
       <w:r>
         <w:rPr>
@@ -44185,6 +44457,7 @@
     <w:p>
       <w:pPr>
         <w:pStyle w:val="BodyText"/>
+        <w:ind w:firstLine="420"/>
       </w:pPr>
       <w:r>
         <w:rPr>
@@ -44324,7 +44597,7 @@
         </w:rPr>
         <w:drawing>
           <wp:inline>
-            <wp:extent cx="3600000" cy="2002742"/>
+            <wp:extent cx="2667000" cy="1483698"/>
             <wp:effectExtent b="0" l="0" r="0" t="0"/>
             <wp:docPr descr="" title="" id="362" name="Picture"/>
             <a:graphic>
@@ -44345,7 +44618,7 @@
                   <pic:spPr bwMode="auto">
                     <a:xfrm>
                       <a:off x="0" y="0"/>
-                      <a:ext cx="3600000" cy="2002742"/>
+                      <a:ext cx="2667000" cy="1483698"/>
                     </a:xfrm>
                     <a:prstGeom prst="rect">
                       <a:avLst/>
@@ -44367,6 +44640,7 @@
     <w:p>
       <w:pPr>
         <w:pStyle w:val="BodyText"/>
+        <w:ind w:firstLine="420"/>
       </w:pPr>
       <w:r>
         <w:rPr>
@@ -44522,6 +44796,7 @@
     <w:p>
       <w:pPr>
         <w:pStyle w:val="BodyText"/>
+        <w:ind w:firstLine="420"/>
       </w:pPr>
       <w:r>
         <w:rPr>
@@ -44566,7 +44841,7 @@
         </w:rPr>
         <w:drawing>
           <wp:inline>
-            <wp:extent cx="2142067" cy="3505200"/>
+            <wp:extent cx="2500235" cy="4091293"/>
             <wp:effectExtent b="0" l="0" r="0" t="0"/>
             <wp:docPr descr="" title="" id="365" name="Picture"/>
             <a:graphic>
@@ -44587,7 +44862,7 @@
                   <pic:spPr bwMode="auto">
                     <a:xfrm>
                       <a:off x="0" y="0"/>
-                      <a:ext cx="2142067" cy="3505200"/>
+                      <a:ext cx="2500235" cy="4091293"/>
                     </a:xfrm>
                     <a:prstGeom prst="rect">
                       <a:avLst/>
@@ -44610,15 +44885,16 @@
       <w:tblPr>
         <w:tblStyle w:val="Table"/>
         <w:tblW w:type="auto" w:w="0"/>
+        <w:tblLook w:firstRow="1" w:lastRow="0" w:firstColumn="0" w:lastColumn="0" w:noHBand="0" w:noVBand="0" w:val="0020"/>
+        <w:jc w:val="center"/>
         <w:tblBorders>
-          <w:top w:val="single" w:sz="12" w:space="0" w:color="000000"/>
-          <w:left w:val="none" w:sz="0" w:space="0" w:color="auto"/>
-          <w:bottom w:val="single" w:sz="12" w:space="0" w:color="000000"/>
-          <w:right w:val="none" w:sz="0" w:space="0" w:color="auto"/>
-          <w:insideH w:val="none" w:sz="0" w:space="0" w:color="auto"/>
-          <w:insideV w:val="none" w:sz="0" w:space="0" w:color="auto"/>
+          <w:top w:val="single" w:sz="12" w:space="0" w:color="333333"/>
+          <w:bottom w:val="single" w:sz="12" w:space="0" w:color="333333"/>
+          <w:left w:val="none"/>
+          <w:right w:val="none"/>
+          <w:insideH w:val="none"/>
+          <w:insideV w:val="none"/>
         </w:tblBorders>
-        <w:tblLook w:firstRow="1" w:lastRow="0" w:firstColumn="0" w:lastColumn="0" w:noHBand="0" w:noVBand="0" w:val="0020"/>
       </w:tblPr>
       <w:tblGrid>
         <w:gridCol w:w="2640"/>
@@ -44632,7 +44908,7 @@
         <w:tc>
           <w:tcPr>
             <w:tcBorders>
-              <w:bottom w:val="single" w:sz="8" w:space="0" w:color="000000"/>
+              <w:bottom w:val="single" w:sz="6" w:space="0" w:color="333333"/>
             </w:tcBorders>
           </w:tcPr>
           <w:p>
@@ -44652,7 +44928,7 @@
         <w:tc>
           <w:tcPr>
             <w:tcBorders>
-              <w:bottom w:val="single" w:sz="8" w:space="0" w:color="000000"/>
+              <w:bottom w:val="single" w:sz="6" w:space="0" w:color="333333"/>
             </w:tcBorders>
           </w:tcPr>
           <w:p>
@@ -44672,7 +44948,7 @@
         <w:tc>
           <w:tcPr>
             <w:tcBorders>
-              <w:bottom w:val="single" w:sz="8" w:space="0" w:color="000000"/>
+              <w:bottom w:val="single" w:sz="6" w:space="0" w:color="333333"/>
             </w:tcBorders>
           </w:tcPr>
           <w:p>
@@ -44925,6 +45201,7 @@
       <w:pPr>
         <w:pStyle w:val="BodyText"/>
         <w:spacing w:before="120"/>
+        <w:ind w:firstLine="420"/>
       </w:pPr>
       <w:r>
         <w:rPr>
@@ -44962,6 +45239,7 @@
           <w:ilvl w:val="0"/>
           <w:numId w:val="1021"/>
         </w:numPr>
+        <w:ind w:firstLine="420"/>
       </w:pPr>
       <w:r>
         <w:rPr>
@@ -45007,6 +45285,7 @@
           <w:ilvl w:val="0"/>
           <w:numId w:val="1021"/>
         </w:numPr>
+        <w:ind w:firstLine="420"/>
       </w:pPr>
       <w:r>
         <w:rPr>
@@ -45052,6 +45331,7 @@
           <w:ilvl w:val="0"/>
           <w:numId w:val="1021"/>
         </w:numPr>
+        <w:ind w:firstLine="420"/>
       </w:pPr>
       <w:r>
         <w:rPr>
@@ -45104,6 +45384,7 @@
     <w:p>
       <w:pPr>
         <w:pStyle w:val="FirstParagraph"/>
+        <w:ind w:firstLine="420"/>
       </w:pPr>
       <w:r>
         <w:rPr>
@@ -45132,7 +45413,7 @@
         </w:rPr>
         <w:drawing>
           <wp:inline>
-            <wp:extent cx="3600000" cy="2632330"/>
+            <wp:extent cx="2667000" cy="1950118"/>
             <wp:effectExtent b="0" l="0" r="0" t="0"/>
             <wp:docPr descr="" title="" id="368" name="Picture"/>
             <a:graphic>
@@ -45153,7 +45434,7 @@
                   <pic:spPr bwMode="auto">
                     <a:xfrm>
                       <a:off x="0" y="0"/>
-                      <a:ext cx="3600000" cy="2632330"/>
+                      <a:ext cx="2667000" cy="1950118"/>
                     </a:xfrm>
                     <a:prstGeom prst="rect">
                       <a:avLst/>
@@ -45176,6 +45457,7 @@
       <w:pPr>
         <w:pStyle w:val="BodyText"/>
         <w:spacing w:after="80"/>
+        <w:ind w:firstLine="420"/>
       </w:pPr>
       <w:r>
         <w:rPr>
@@ -45394,15 +45676,16 @@
       <w:tblPr>
         <w:tblStyle w:val="Table"/>
         <w:tblW w:type="auto" w:w="0"/>
+        <w:tblLook w:firstRow="1" w:lastRow="0" w:firstColumn="0" w:lastColumn="0" w:noHBand="0" w:noVBand="0" w:val="0020"/>
+        <w:jc w:val="center"/>
         <w:tblBorders>
-          <w:top w:val="single" w:sz="12" w:space="0" w:color="000000"/>
-          <w:left w:val="none" w:sz="0" w:space="0" w:color="auto"/>
-          <w:bottom w:val="single" w:sz="12" w:space="0" w:color="000000"/>
-          <w:right w:val="none" w:sz="0" w:space="0" w:color="auto"/>
-          <w:insideH w:val="none" w:sz="0" w:space="0" w:color="auto"/>
-          <w:insideV w:val="none" w:sz="0" w:space="0" w:color="auto"/>
+          <w:top w:val="single" w:sz="12" w:space="0" w:color="333333"/>
+          <w:bottom w:val="single" w:sz="12" w:space="0" w:color="333333"/>
+          <w:left w:val="none"/>
+          <w:right w:val="none"/>
+          <w:insideH w:val="none"/>
+          <w:insideV w:val="none"/>
         </w:tblBorders>
-        <w:tblLook w:firstRow="1" w:lastRow="0" w:firstColumn="0" w:lastColumn="0" w:noHBand="0" w:noVBand="0" w:val="0020"/>
       </w:tblPr>
       <w:tblGrid>
         <w:gridCol w:w="2640"/>
@@ -45416,7 +45699,7 @@
         <w:tc>
           <w:tcPr>
             <w:tcBorders>
-              <w:bottom w:val="single" w:sz="8" w:space="0" w:color="000000"/>
+              <w:bottom w:val="single" w:sz="6" w:space="0" w:color="333333"/>
             </w:tcBorders>
           </w:tcPr>
           <w:p>
@@ -45436,7 +45719,7 @@
         <w:tc>
           <w:tcPr>
             <w:tcBorders>
-              <w:bottom w:val="single" w:sz="8" w:space="0" w:color="000000"/>
+              <w:bottom w:val="single" w:sz="6" w:space="0" w:color="333333"/>
             </w:tcBorders>
           </w:tcPr>
           <w:p>
@@ -45456,7 +45739,7 @@
         <w:tc>
           <w:tcPr>
             <w:tcBorders>
-              <w:bottom w:val="single" w:sz="8" w:space="0" w:color="000000"/>
+              <w:bottom w:val="single" w:sz="6" w:space="0" w:color="333333"/>
             </w:tcBorders>
           </w:tcPr>
           <w:p>
@@ -45697,6 +45980,7 @@
       <w:pPr>
         <w:pStyle w:val="BodyText"/>
         <w:spacing w:before="120"/>
+        <w:ind w:firstLine="420"/>
       </w:pPr>
       <w:r>
         <w:rPr>
@@ -45778,6 +46062,7 @@
     <w:p>
       <w:pPr>
         <w:pStyle w:val="BodyText"/>
+        <w:ind w:firstLine="420"/>
       </w:pPr>
       <w:r>
         <w:rPr>
@@ -45934,6 +46219,7 @@
       <w:pPr>
         <w:pStyle w:val="BodyText"/>
         <w:spacing w:after="80"/>
+        <w:ind w:firstLine="420"/>
       </w:pPr>
       <m:oMath>
         <m:oMathPr>
@@ -46235,15 +46521,16 @@
       <w:tblPr>
         <w:tblStyle w:val="Table"/>
         <w:tblW w:type="auto" w:w="0"/>
+        <w:tblLook w:firstRow="1" w:lastRow="0" w:firstColumn="0" w:lastColumn="0" w:noHBand="0" w:noVBand="0" w:val="0020"/>
+        <w:jc w:val="center"/>
         <w:tblBorders>
-          <w:top w:val="single" w:sz="12" w:space="0" w:color="000000"/>
-          <w:left w:val="none" w:sz="0" w:space="0" w:color="auto"/>
-          <w:bottom w:val="single" w:sz="12" w:space="0" w:color="000000"/>
-          <w:right w:val="none" w:sz="0" w:space="0" w:color="auto"/>
-          <w:insideH w:val="none" w:sz="0" w:space="0" w:color="auto"/>
-          <w:insideV w:val="none" w:sz="0" w:space="0" w:color="auto"/>
+          <w:top w:val="single" w:sz="12" w:space="0" w:color="333333"/>
+          <w:bottom w:val="single" w:sz="12" w:space="0" w:color="333333"/>
+          <w:left w:val="none"/>
+          <w:right w:val="none"/>
+          <w:insideH w:val="none"/>
+          <w:insideV w:val="none"/>
         </w:tblBorders>
-        <w:tblLook w:firstRow="1" w:lastRow="0" w:firstColumn="0" w:lastColumn="0" w:noHBand="0" w:noVBand="0" w:val="0020"/>
       </w:tblPr>
       <w:tblGrid>
         <w:gridCol w:w="2640"/>
@@ -46257,7 +46544,7 @@
         <w:tc>
           <w:tcPr>
             <w:tcBorders>
-              <w:bottom w:val="single" w:sz="8" w:space="0" w:color="000000"/>
+              <w:bottom w:val="single" w:sz="6" w:space="0" w:color="333333"/>
             </w:tcBorders>
           </w:tcPr>
           <w:p>
@@ -46277,7 +46564,7 @@
         <w:tc>
           <w:tcPr>
             <w:tcBorders>
-              <w:bottom w:val="single" w:sz="8" w:space="0" w:color="000000"/>
+              <w:bottom w:val="single" w:sz="6" w:space="0" w:color="333333"/>
             </w:tcBorders>
           </w:tcPr>
           <w:p>
@@ -46297,7 +46584,7 @@
         <w:tc>
           <w:tcPr>
             <w:tcBorders>
-              <w:bottom w:val="single" w:sz="8" w:space="0" w:color="000000"/>
+              <w:bottom w:val="single" w:sz="6" w:space="0" w:color="333333"/>
             </w:tcBorders>
           </w:tcPr>
           <w:p>
@@ -47817,7 +48104,7 @@
     <ns0:rPr>
       <ns0:rFonts ns0:ascii="Times New Roman" ns0:cs="Times New Roman" ns0:eastAsia="SimHei" ns0:hAnsi="Times New Roman"/>
       <ns0:b/>
-      <ns0:color ns0:val="000000"/>
+      <ns0:color ns0:val="17324D"/>
       <ns0:sz ns0:val="44"/>
       <ns0:szCs ns0:val="56"/>
     </ns0:rPr>
@@ -47959,7 +48246,7 @@
     <ns0:rPr>
       <ns0:rFonts ns0:ascii="Times New Roman" ns0:cs="Times New Roman" ns0:eastAsia="SimHei" ns0:hAnsi="Times New Roman"/>
       <ns0:b/>
-      <ns0:color ns0:val="000000"/>
+      <ns0:color ns0:val="17324D"/>
       <ns0:sz ns0:val="32"/>
       <ns0:szCs ns0:val="40"/>
     </ns0:rPr>
@@ -47983,7 +48270,7 @@
     <ns0:rPr>
       <ns0:rFonts ns0:ascii="Times New Roman" ns0:cs="Times New Roman" ns0:eastAsia="SimHei" ns0:hAnsi="Times New Roman"/>
       <ns0:b/>
-      <ns0:color ns0:val="000000"/>
+      <ns0:color ns0:val="17324D"/>
       <ns0:sz ns0:val="28"/>
       <ns0:szCs ns0:val="32"/>
     </ns0:rPr>
@@ -48007,7 +48294,7 @@
     <ns0:rPr>
       <ns0:rFonts ns0:ascii="Times New Roman" ns0:cs="Times New Roman" ns0:eastAsia="SimHei" ns0:hAnsi="Times New Roman"/>
       <ns0:b/>
-      <ns0:color ns0:val="000000"/>
+      <ns0:color ns0:val="17324D"/>
       <ns0:sz ns0:val="25"/>
       <ns0:szCs ns0:val="28"/>
     </ns0:rPr>
